--- a/SENA/Web/Talleres/2 Conocimientos HTMl5.docx
+++ b/SENA/Web/Talleres/2 Conocimientos HTMl5.docx
@@ -1,6 +1,6 @@
 
 <file path=word/document.xml><?xml version="1.0" encoding="utf-8"?>
-<w:document xmlns:wpc="http://schemas.microsoft.com/office/word/2010/wordprocessingCanvas" xmlns:cx="http://schemas.microsoft.com/office/drawing/2014/chartex" xmlns:cx1="http://schemas.microsoft.com/office/drawing/2015/9/8/chartex" xmlns:cx2="http://schemas.microsoft.com/office/drawing/2015/10/21/chartex" xmlns:cx3="http://schemas.microsoft.com/office/drawing/2016/5/9/chartex" xmlns:cx4="http://schemas.microsoft.com/office/drawing/2016/5/10/chartex" xmlns:cx5="http://schemas.microsoft.com/office/drawing/2016/5/11/chartex" xmlns:cx6="http://schemas.microsoft.com/office/drawing/2016/5/12/chartex" xmlns:cx7="http://schemas.microsoft.com/office/drawing/2016/5/13/chartex" xmlns:cx8="http://schemas.microsoft.com/office/drawing/2016/5/14/chartex" xmlns:mc="http://schemas.openxmlformats.org/markup-compatibility/2006" xmlns:aink="http://schemas.microsoft.com/office/drawing/2016/ink" xmlns:am3d="http://schemas.microsoft.com/office/drawing/2017/model3d" xmlns:o="urn:schemas-microsoft-com:office:office" xmlns:r="http://schemas.openxmlformats.org/officeDocument/2006/relationships" xmlns:m="http://schemas.openxmlformats.org/officeDocument/2006/math" xmlns:v="urn:schemas-microsoft-com:vml" xmlns:wp14="http://schemas.microsoft.com/office/word/2010/wordprocessingDrawing" xmlns:wp="http://schemas.openxmlformats.org/drawingml/2006/wordprocessingDrawing" xmlns:w10="urn:schemas-microsoft-com:office:word" xmlns:w="http://schemas.openxmlformats.org/wordprocessingml/2006/main" xmlns:w14="http://schemas.microsoft.com/office/word/2010/wordml" xmlns:w15="http://schemas.microsoft.com/office/word/2012/wordml" xmlns:w16cex="http://schemas.microsoft.com/office/word/2018/wordml/cex" xmlns:w16cid="http://schemas.microsoft.com/office/word/2016/wordml/cid" xmlns:w16="http://schemas.microsoft.com/office/word/2018/wordml" xmlns:w16sdtdh="http://schemas.microsoft.com/office/word/2020/wordml/sdtdatahash" xmlns:w16se="http://schemas.microsoft.com/office/word/2015/wordml/symex" xmlns:wpg="http://schemas.microsoft.com/office/word/2010/wordprocessingGroup" xmlns:wpi="http://schemas.microsoft.com/office/word/2010/wordprocessingInk" xmlns:wne="http://schemas.microsoft.com/office/word/2006/wordml" xmlns:wps="http://schemas.microsoft.com/office/word/2010/wordprocessingShape" mc:Ignorable="w14 w15 w16se w16cid w16 w16cex w16sdtdh wp14">
+<w:document xmlns:wpc="http://schemas.microsoft.com/office/word/2010/wordprocessingCanvas" xmlns:cx="http://schemas.microsoft.com/office/drawing/2014/chartex" xmlns:cx1="http://schemas.microsoft.com/office/drawing/2015/9/8/chartex" xmlns:cx2="http://schemas.microsoft.com/office/drawing/2015/10/21/chartex" xmlns:cx3="http://schemas.microsoft.com/office/drawing/2016/5/9/chartex" xmlns:cx4="http://schemas.microsoft.com/office/drawing/2016/5/10/chartex" xmlns:cx5="http://schemas.microsoft.com/office/drawing/2016/5/11/chartex" xmlns:cx6="http://schemas.microsoft.com/office/drawing/2016/5/12/chartex" xmlns:cx7="http://schemas.microsoft.com/office/drawing/2016/5/13/chartex" xmlns:cx8="http://schemas.microsoft.com/office/drawing/2016/5/14/chartex" xmlns:mc="http://schemas.openxmlformats.org/markup-compatibility/2006" xmlns:aink="http://schemas.microsoft.com/office/drawing/2016/ink" xmlns:am3d="http://schemas.microsoft.com/office/drawing/2017/model3d" xmlns:o="urn:schemas-microsoft-com:office:office" xmlns:oel="http://schemas.microsoft.com/office/2019/extlst" xmlns:r="http://schemas.openxmlformats.org/officeDocument/2006/relationships" xmlns:m="http://schemas.openxmlformats.org/officeDocument/2006/math" xmlns:v="urn:schemas-microsoft-com:vml" xmlns:wp14="http://schemas.microsoft.com/office/word/2010/wordprocessingDrawing" xmlns:wp="http://schemas.openxmlformats.org/drawingml/2006/wordprocessingDrawing" xmlns:w10="urn:schemas-microsoft-com:office:word" xmlns:w="http://schemas.openxmlformats.org/wordprocessingml/2006/main" xmlns:w14="http://schemas.microsoft.com/office/word/2010/wordml" xmlns:w15="http://schemas.microsoft.com/office/word/2012/wordml" xmlns:w16cex="http://schemas.microsoft.com/office/word/2018/wordml/cex" xmlns:w16cid="http://schemas.microsoft.com/office/word/2016/wordml/cid" xmlns:w16="http://schemas.microsoft.com/office/word/2018/wordml" xmlns:w16du="http://schemas.microsoft.com/office/word/2023/wordml/word16du" xmlns:w16sdtdh="http://schemas.microsoft.com/office/word/2020/wordml/sdtdatahash" xmlns:w16sdtfl="http://schemas.microsoft.com/office/word/2024/wordml/sdtformatlock" xmlns:w16se="http://schemas.microsoft.com/office/word/2015/wordml/symex" xmlns:wpg="http://schemas.microsoft.com/office/word/2010/wordprocessingGroup" xmlns:wpi="http://schemas.microsoft.com/office/word/2010/wordprocessingInk" xmlns:wne="http://schemas.microsoft.com/office/word/2006/wordml" xmlns:wps="http://schemas.microsoft.com/office/word/2010/wordprocessingShape" mc:Ignorable="w14 w15 w16se w16cid w16 w16cex w16sdtdh w16sdtfl w16du wp14">
   <w:body>
     <w:p>
       <w:pPr>
@@ -300,7 +300,7 @@
       </w:r>
       <w:r>
         <w:rPr>
-          <w:rStyle w:val="Textoennegrita"/>
+          <w:rStyle w:val="Fuerte"/>
           <w:rFonts w:eastAsiaTheme="majorEastAsia"/>
         </w:rPr>
         <w:t>etiquetas HTML5, atributos HTML, propiedades CSS3 y conceptos básicos de JavaScript</w:t>
@@ -1369,57 +1369,17 @@
                 <w:rFonts w:ascii="Times New Roman" w:eastAsia="Times New Roman" w:hAnsi="Times New Roman" w:cs="Times New Roman"/>
                 <w:sz w:val="24"/>
                 <w:szCs w:val="24"/>
-                <w:lang w:val="es-CO" w:eastAsia="es-CO"/>
-              </w:rPr>
-            </w:pPr>
-            <w:r>
-              <w:rPr>
-                <w:rFonts w:ascii="Courier New" w:eastAsia="Times New Roman" w:hAnsi="Courier New" w:cs="Courier New"/>
-                <w:sz w:val="20"/>
-                <w:szCs w:val="20"/>
-                <w:lang w:val="es-CO" w:eastAsia="es-CO"/>
-              </w:rPr>
-              <w:t>&lt;</w:t>
-            </w:r>
-            <w:proofErr w:type="spellStart"/>
-            <w:r>
-              <w:rPr>
-                <w:rFonts w:ascii="Courier New" w:eastAsia="Times New Roman" w:hAnsi="Courier New" w:cs="Courier New"/>
-                <w:sz w:val="20"/>
-                <w:szCs w:val="20"/>
-                <w:lang w:val="es-CO" w:eastAsia="es-CO"/>
-              </w:rPr>
-              <w:t>header</w:t>
-            </w:r>
-            <w:proofErr w:type="spellEnd"/>
-            <w:r>
-              <w:rPr>
-                <w:rFonts w:ascii="Courier New" w:eastAsia="Times New Roman" w:hAnsi="Courier New" w:cs="Courier New"/>
-                <w:sz w:val="20"/>
-                <w:szCs w:val="20"/>
-                <w:lang w:val="es-CO" w:eastAsia="es-CO"/>
-              </w:rPr>
-              <w:t>&gt;Mi sitio web&lt;/</w:t>
-            </w:r>
-            <w:proofErr w:type="spellStart"/>
-            <w:r>
-              <w:rPr>
-                <w:rFonts w:ascii="Courier New" w:eastAsia="Times New Roman" w:hAnsi="Courier New" w:cs="Courier New"/>
-                <w:sz w:val="20"/>
-                <w:szCs w:val="20"/>
-                <w:lang w:val="es-CO" w:eastAsia="es-CO"/>
-              </w:rPr>
-              <w:t>header</w:t>
-            </w:r>
-            <w:proofErr w:type="spellEnd"/>
-            <w:r>
-              <w:rPr>
-                <w:rFonts w:ascii="Courier New" w:eastAsia="Times New Roman" w:hAnsi="Courier New" w:cs="Courier New"/>
-                <w:sz w:val="20"/>
-                <w:szCs w:val="20"/>
-                <w:lang w:val="es-CO" w:eastAsia="es-CO"/>
-              </w:rPr>
-              <w:t>&gt;</w:t>
+                <w:lang w:val="en-US" w:eastAsia="es-CO"/>
+              </w:rPr>
+            </w:pPr>
+            <w:r>
+              <w:rPr>
+                <w:rFonts w:ascii="Courier New" w:eastAsia="Times New Roman" w:hAnsi="Courier New" w:cs="Courier New"/>
+                <w:sz w:val="20"/>
+                <w:szCs w:val="20"/>
+                <w:lang w:val="en-US" w:eastAsia="es-CO"/>
+              </w:rPr>
+              <w:t>&lt;header&gt;Mi sitio web&lt;/header&gt;</w:t>
             </w:r>
           </w:p>
         </w:tc>
@@ -2635,9 +2595,9 @@
         <w:tblLook w:val="04A0" w:firstRow="1" w:lastRow="0" w:firstColumn="1" w:lastColumn="0" w:noHBand="0" w:noVBand="1"/>
       </w:tblPr>
       <w:tblGrid>
-        <w:gridCol w:w="1883"/>
-        <w:gridCol w:w="3921"/>
-        <w:gridCol w:w="4266"/>
+        <w:gridCol w:w="2002"/>
+        <w:gridCol w:w="4206"/>
+        <w:gridCol w:w="4416"/>
       </w:tblGrid>
       <w:tr>
         <w:trPr>
@@ -2868,6 +2828,7 @@
                 <w:szCs w:val="20"/>
                 <w:lang w:val="es-CO" w:eastAsia="es-CO"/>
               </w:rPr>
+              <w:lastRenderedPageBreak/>
               <w:t>&lt;h2&gt;</w:t>
             </w:r>
           </w:p>
@@ -3928,7 +3889,6 @@
                 <w:szCs w:val="20"/>
                 <w:lang w:val="es-CO" w:eastAsia="es-CO"/>
               </w:rPr>
-              <w:lastRenderedPageBreak/>
               <w:t>&lt;b&gt;</w:t>
             </w:r>
           </w:p>
@@ -5221,15 +5181,15 @@
                 <w:rFonts w:ascii="Times New Roman" w:eastAsia="Times New Roman" w:hAnsi="Times New Roman" w:cs="Times New Roman"/>
                 <w:sz w:val="24"/>
                 <w:szCs w:val="24"/>
-                <w:lang w:val="es-CO" w:eastAsia="es-CO"/>
-              </w:rPr>
-            </w:pPr>
-            <w:r>
-              <w:rPr>
-                <w:rFonts w:ascii="Courier New" w:eastAsia="Times New Roman" w:hAnsi="Courier New" w:cs="Courier New"/>
-                <w:sz w:val="20"/>
-                <w:szCs w:val="20"/>
-                <w:lang w:val="es-CO" w:eastAsia="es-CO"/>
+                <w:lang w:val="en-US" w:eastAsia="es-CO"/>
+              </w:rPr>
+            </w:pPr>
+            <w:r>
+              <w:rPr>
+                <w:rFonts w:ascii="Courier New" w:eastAsia="Times New Roman" w:hAnsi="Courier New" w:cs="Courier New"/>
+                <w:sz w:val="20"/>
+                <w:szCs w:val="20"/>
+                <w:lang w:val="en-US" w:eastAsia="es-CO"/>
               </w:rPr>
               <w:t xml:space="preserve">&lt;a </w:t>
             </w:r>
@@ -5239,7 +5199,7 @@
                 <w:rFonts w:ascii="Courier New" w:eastAsia="Times New Roman" w:hAnsi="Courier New" w:cs="Courier New"/>
                 <w:sz w:val="20"/>
                 <w:szCs w:val="20"/>
-                <w:lang w:val="es-CO" w:eastAsia="es-CO"/>
+                <w:lang w:val="en-US" w:eastAsia="es-CO"/>
               </w:rPr>
               <w:t>href</w:t>
             </w:r>
@@ -5249,49 +5209,29 @@
                 <w:rFonts w:ascii="Courier New" w:eastAsia="Times New Roman" w:hAnsi="Courier New" w:cs="Courier New"/>
                 <w:sz w:val="20"/>
                 <w:szCs w:val="20"/>
-                <w:lang w:val="es-CO" w:eastAsia="es-CO"/>
-              </w:rPr>
-              <w:t xml:space="preserve">="pagina.html" </w:t>
-            </w:r>
-            <w:proofErr w:type="gramStart"/>
-            <w:r>
-              <w:rPr>
-                <w:rFonts w:ascii="Courier New" w:eastAsia="Times New Roman" w:hAnsi="Courier New" w:cs="Courier New"/>
-                <w:sz w:val="20"/>
-                <w:szCs w:val="20"/>
-                <w:lang w:val="es-CO" w:eastAsia="es-CO"/>
-              </w:rPr>
-              <w:t>target</w:t>
-            </w:r>
-            <w:proofErr w:type="gramEnd"/>
-            <w:r>
-              <w:rPr>
-                <w:rFonts w:ascii="Courier New" w:eastAsia="Times New Roman" w:hAnsi="Courier New" w:cs="Courier New"/>
-                <w:sz w:val="20"/>
-                <w:szCs w:val="20"/>
-                <w:lang w:val="es-CO" w:eastAsia="es-CO"/>
-              </w:rPr>
-              <w:t>="_</w:t>
-            </w:r>
-            <w:proofErr w:type="spellStart"/>
-            <w:r>
-              <w:rPr>
-                <w:rFonts w:ascii="Courier New" w:eastAsia="Times New Roman" w:hAnsi="Courier New" w:cs="Courier New"/>
-                <w:sz w:val="20"/>
-                <w:szCs w:val="20"/>
-                <w:lang w:val="es-CO" w:eastAsia="es-CO"/>
-              </w:rPr>
-              <w:t>blank</w:t>
-            </w:r>
-            <w:proofErr w:type="spellEnd"/>
-            <w:r>
-              <w:rPr>
-                <w:rFonts w:ascii="Courier New" w:eastAsia="Times New Roman" w:hAnsi="Courier New" w:cs="Courier New"/>
-                <w:sz w:val="20"/>
-                <w:szCs w:val="20"/>
-                <w:lang w:val="es-CO" w:eastAsia="es-CO"/>
-              </w:rPr>
-              <w:t>"&gt;Abrir&lt;/a&gt;</w:t>
+                <w:lang w:val="en-US" w:eastAsia="es-CO"/>
+              </w:rPr>
+              <w:t>="pagina.html" target="_blank"&gt;</w:t>
+            </w:r>
+            <w:proofErr w:type="spellStart"/>
+            <w:r>
+              <w:rPr>
+                <w:rFonts w:ascii="Courier New" w:eastAsia="Times New Roman" w:hAnsi="Courier New" w:cs="Courier New"/>
+                <w:sz w:val="20"/>
+                <w:szCs w:val="20"/>
+                <w:lang w:val="en-US" w:eastAsia="es-CO"/>
+              </w:rPr>
+              <w:t>Abrir</w:t>
+            </w:r>
+            <w:proofErr w:type="spellEnd"/>
+            <w:r>
+              <w:rPr>
+                <w:rFonts w:ascii="Courier New" w:eastAsia="Times New Roman" w:hAnsi="Courier New" w:cs="Courier New"/>
+                <w:sz w:val="20"/>
+                <w:szCs w:val="20"/>
+                <w:lang w:val="en-US" w:eastAsia="es-CO"/>
+              </w:rPr>
+              <w:t>&lt;/a&gt;</w:t>
             </w:r>
           </w:p>
         </w:tc>
@@ -5632,6 +5572,7 @@
                 <w:szCs w:val="20"/>
                 <w:lang w:val="es-CO" w:eastAsia="es-CO"/>
               </w:rPr>
+              <w:lastRenderedPageBreak/>
               <w:t>alt</w:t>
             </w:r>
             <w:proofErr w:type="spellEnd"/>
@@ -7486,7 +7427,6 @@
           <w:b/>
           <w:bCs/>
         </w:rPr>
-        <w:lastRenderedPageBreak/>
         <w:t>Formularios HTML5</w:t>
       </w:r>
     </w:p>
@@ -7510,9 +7450,9 @@
         <w:tblLook w:val="04A0" w:firstRow="1" w:lastRow="0" w:firstColumn="1" w:lastColumn="0" w:noHBand="0" w:noVBand="1"/>
       </w:tblPr>
       <w:tblGrid>
-        <w:gridCol w:w="1847"/>
-        <w:gridCol w:w="3885"/>
-        <w:gridCol w:w="4338"/>
+        <w:gridCol w:w="2002"/>
+        <w:gridCol w:w="4799"/>
+        <w:gridCol w:w="4656"/>
       </w:tblGrid>
       <w:tr>
         <w:trPr>
@@ -8202,6 +8142,7 @@
                 <w:szCs w:val="20"/>
                 <w:lang w:val="es-CO" w:eastAsia="es-CO"/>
               </w:rPr>
+              <w:lastRenderedPageBreak/>
               <w:t>name</w:t>
             </w:r>
             <w:proofErr w:type="spellEnd"/>
@@ -11269,6 +11210,7 @@
                 <w:szCs w:val="20"/>
                 <w:lang w:val="es-CO" w:eastAsia="es-CO"/>
               </w:rPr>
+              <w:lastRenderedPageBreak/>
               <w:t>&lt;</w:t>
             </w:r>
             <w:proofErr w:type="spellStart"/>
@@ -11538,7 +11480,6 @@
           <w:b/>
           <w:bCs/>
         </w:rPr>
-        <w:lastRenderedPageBreak/>
         <w:t>7. Multimedia</w:t>
       </w:r>
     </w:p>
@@ -11572,8 +11513,8 @@
       </w:tblPr>
       <w:tblGrid>
         <w:gridCol w:w="1416"/>
-        <w:gridCol w:w="4701"/>
-        <w:gridCol w:w="3953"/>
+        <w:gridCol w:w="5625"/>
+        <w:gridCol w:w="4056"/>
       </w:tblGrid>
       <w:tr>
         <w:trPr>
@@ -13735,6 +13676,7 @@
                 <w:szCs w:val="20"/>
                 <w:lang w:val="es-CO" w:eastAsia="es-CO"/>
               </w:rPr>
+              <w:lastRenderedPageBreak/>
               <w:t>background</w:t>
             </w:r>
             <w:proofErr w:type="spellEnd"/>
@@ -15513,8 +15455,8 @@
       </w:tblPr>
       <w:tblGrid>
         <w:gridCol w:w="2256"/>
-        <w:gridCol w:w="3773"/>
-        <w:gridCol w:w="4046"/>
+        <w:gridCol w:w="5265"/>
+        <w:gridCol w:w="5117"/>
       </w:tblGrid>
       <w:tr>
         <w:trPr>
@@ -16253,6 +16195,7 @@
                 <w:szCs w:val="20"/>
                 <w:lang w:val="es-CO" w:eastAsia="es-CO"/>
               </w:rPr>
+              <w:lastRenderedPageBreak/>
               <w:t>[</w:t>
             </w:r>
             <w:proofErr w:type="spellStart"/>
@@ -17237,7 +17180,7 @@
       </w:r>
       <w:r>
         <w:rPr>
-          <w:rStyle w:val="Textoennegrita"/>
+          <w:rStyle w:val="Fuerte"/>
         </w:rPr>
         <w:t>HTML5 y CSS3</w:t>
       </w:r>
@@ -17246,7 +17189,7 @@
       </w:r>
       <w:r>
         <w:rPr>
-          <w:rStyle w:val="Textoennegrita"/>
+          <w:rStyle w:val="Fuerte"/>
         </w:rPr>
         <w:t>ampliación didáctica</w:t>
       </w:r>
@@ -17469,15 +17412,15 @@
                 <w:rFonts w:ascii="Times New Roman" w:eastAsia="Times New Roman" w:hAnsi="Times New Roman" w:cs="Times New Roman"/>
                 <w:sz w:val="24"/>
                 <w:szCs w:val="24"/>
-                <w:lang w:val="es-CO" w:eastAsia="es-CO"/>
-              </w:rPr>
-            </w:pPr>
-            <w:r>
-              <w:rPr>
-                <w:rFonts w:ascii="Courier New" w:eastAsia="Times New Roman" w:hAnsi="Courier New" w:cs="Courier New"/>
-                <w:sz w:val="20"/>
-                <w:szCs w:val="20"/>
-                <w:lang w:val="es-CO" w:eastAsia="es-CO"/>
+                <w:lang w:val="en-US" w:eastAsia="es-CO"/>
+              </w:rPr>
+            </w:pPr>
+            <w:r>
+              <w:rPr>
+                <w:rFonts w:ascii="Courier New" w:eastAsia="Times New Roman" w:hAnsi="Courier New" w:cs="Courier New"/>
+                <w:sz w:val="20"/>
+                <w:szCs w:val="20"/>
+                <w:lang w:val="en-US" w:eastAsia="es-CO"/>
               </w:rPr>
               <w:t xml:space="preserve">&lt;script </w:t>
             </w:r>
@@ -17487,7 +17430,7 @@
                 <w:rFonts w:ascii="Courier New" w:eastAsia="Times New Roman" w:hAnsi="Courier New" w:cs="Courier New"/>
                 <w:sz w:val="20"/>
                 <w:szCs w:val="20"/>
-                <w:lang w:val="es-CO" w:eastAsia="es-CO"/>
+                <w:lang w:val="en-US" w:eastAsia="es-CO"/>
               </w:rPr>
               <w:t>src</w:t>
             </w:r>
@@ -17497,7 +17440,7 @@
                 <w:rFonts w:ascii="Courier New" w:eastAsia="Times New Roman" w:hAnsi="Courier New" w:cs="Courier New"/>
                 <w:sz w:val="20"/>
                 <w:szCs w:val="20"/>
-                <w:lang w:val="es-CO" w:eastAsia="es-CO"/>
+                <w:lang w:val="en-US" w:eastAsia="es-CO"/>
               </w:rPr>
               <w:t>="app.js"&gt;&lt;/script&gt;</w:t>
             </w:r>
@@ -17526,14 +17469,25 @@
                 <w:lang w:val="es-CO" w:eastAsia="es-CO"/>
               </w:rPr>
             </w:pPr>
-            <w:r>
-              <w:rPr>
-                <w:rFonts w:ascii="Courier New" w:eastAsia="Times New Roman" w:hAnsi="Courier New" w:cs="Courier New"/>
-                <w:sz w:val="20"/>
-                <w:szCs w:val="20"/>
-                <w:lang w:val="es-CO" w:eastAsia="es-CO"/>
-              </w:rPr>
-              <w:t>console.log()</w:t>
+            <w:proofErr w:type="gramStart"/>
+            <w:r>
+              <w:rPr>
+                <w:rFonts w:ascii="Courier New" w:eastAsia="Times New Roman" w:hAnsi="Courier New" w:cs="Courier New"/>
+                <w:sz w:val="20"/>
+                <w:szCs w:val="20"/>
+                <w:lang w:val="es-CO" w:eastAsia="es-CO"/>
+              </w:rPr>
+              <w:t>console.log(</w:t>
+            </w:r>
+            <w:proofErr w:type="gramEnd"/>
+            <w:r>
+              <w:rPr>
+                <w:rFonts w:ascii="Courier New" w:eastAsia="Times New Roman" w:hAnsi="Courier New" w:cs="Courier New"/>
+                <w:sz w:val="20"/>
+                <w:szCs w:val="20"/>
+                <w:lang w:val="es-CO" w:eastAsia="es-CO"/>
+              </w:rPr>
+              <w:t>)</w:t>
             </w:r>
           </w:p>
         </w:tc>
@@ -17968,7 +17922,6 @@
                 <w:szCs w:val="20"/>
                 <w:lang w:val="es-CO" w:eastAsia="es-CO"/>
               </w:rPr>
-              <w:lastRenderedPageBreak/>
               <w:t>addEventListener</w:t>
             </w:r>
             <w:proofErr w:type="spellEnd"/>
@@ -18031,6 +17984,7 @@
               </w:rPr>
             </w:pPr>
             <w:proofErr w:type="spellStart"/>
+            <w:proofErr w:type="gramStart"/>
             <w:r>
               <w:rPr>
                 <w:rFonts w:ascii="Courier New" w:eastAsia="Times New Roman" w:hAnsi="Courier New" w:cs="Courier New"/>
@@ -18041,6 +17995,7 @@
               <w:t>boton.addEventListener</w:t>
             </w:r>
             <w:proofErr w:type="spellEnd"/>
+            <w:proofErr w:type="gramEnd"/>
             <w:r>
               <w:rPr>
                 <w:rFonts w:ascii="Courier New" w:eastAsia="Times New Roman" w:hAnsi="Courier New" w:cs="Courier New"/>
@@ -18182,6 +18137,7 @@
       </w:tr>
       <w:tr>
         <w:trPr>
+          <w:trHeight w:val="50"/>
           <w:tblCellSpacing w:w="15" w:type="dxa"/>
         </w:trPr>
         <w:tc>
@@ -18588,9 +18544,9 @@
           <w:sz w:val="20"/>
         </w:rPr>
         <w:drawing>
-          <wp:inline distT="0" distB="0" distL="0" distR="0" wp14:anchorId="7967AD36" wp14:editId="196CE189">
-            <wp:extent cx="2004007" cy="1482185"/>
-            <wp:effectExtent l="0" t="0" r="0" b="0"/>
+          <wp:inline distT="0" distB="0" distL="0" distR="0" wp14:anchorId="7967AD36" wp14:editId="4C49EA62">
+            <wp:extent cx="3648075" cy="2390775"/>
+            <wp:effectExtent l="0" t="0" r="0" b="9525"/>
             <wp:docPr id="47" name="Image 47"/>
             <wp:cNvGraphicFramePr>
               <a:graphicFrameLocks xmlns:a="http://schemas.openxmlformats.org/drawingml/2006/main"/>
@@ -18611,7 +18567,7 @@
                   <pic:spPr>
                     <a:xfrm>
                       <a:off x="0" y="0"/>
-                      <a:ext cx="2004007" cy="1482185"/>
+                      <a:ext cx="3649138" cy="2391472"/>
                     </a:xfrm>
                     <a:prstGeom prst="rect">
                       <a:avLst/>
@@ -18636,9 +18592,9 @@
           <w:sz w:val="20"/>
         </w:rPr>
         <w:drawing>
-          <wp:inline distT="0" distB="0" distL="0" distR="0" wp14:anchorId="0115146C" wp14:editId="20BD29EF">
-            <wp:extent cx="2910196" cy="1410176"/>
-            <wp:effectExtent l="0" t="0" r="0" b="0"/>
+          <wp:inline distT="0" distB="0" distL="0" distR="0" wp14:anchorId="0115146C" wp14:editId="2B013354">
+            <wp:extent cx="3952875" cy="2381250"/>
+            <wp:effectExtent l="0" t="0" r="9525" b="0"/>
             <wp:docPr id="48" name="Image 48"/>
             <wp:cNvGraphicFramePr>
               <a:graphicFrameLocks xmlns:a="http://schemas.openxmlformats.org/drawingml/2006/main"/>
@@ -18659,7 +18615,7 @@
                   <pic:spPr>
                     <a:xfrm>
                       <a:off x="0" y="0"/>
-                      <a:ext cx="2910196" cy="1410176"/>
+                      <a:ext cx="3954215" cy="2382057"/>
                     </a:xfrm>
                     <a:prstGeom prst="rect">
                       <a:avLst/>
@@ -19169,13 +19125,14 @@
         <w:rPr>
           <w:sz w:val="24"/>
         </w:rPr>
-        <w:t xml:space="preserve"> elegimos, el navegador opta por mostrar la siguiente que debería ser una similar, si tampoco la tiene instalada, mostrará la tipografía </w:t>
+        <w:t xml:space="preserve"> elegimos, el navegador opta por mostrar la </w:t>
       </w:r>
       <w:r>
         <w:rPr>
           <w:sz w:val="24"/>
         </w:rPr>
-        <w:t>por defecto.</w:t>
+        <w:lastRenderedPageBreak/>
+        <w:t>siguiente que debería ser una similar, si tampoco la tiene instalada, mostrará la tipografía por defecto.</w:t>
       </w:r>
     </w:p>
     <w:p>
@@ -19523,14 +19480,21 @@
         <w:rPr>
           <w:sz w:val="24"/>
         </w:rPr>
-        <w:t xml:space="preserve">dos son valores relativos, el pixel es un valor relativo a la resolución de la pantalla, </w:t>
-      </w:r>
+        <w:t xml:space="preserve">dos son valores relativos, el </w:t>
+      </w:r>
+      <w:proofErr w:type="gramStart"/>
       <w:r>
         <w:rPr>
           <w:sz w:val="24"/>
         </w:rPr>
-        <w:lastRenderedPageBreak/>
-        <w:t xml:space="preserve">pero </w:t>
+        <w:t>pixel</w:t>
+      </w:r>
+      <w:proofErr w:type="gramEnd"/>
+      <w:r>
+        <w:rPr>
+          <w:sz w:val="24"/>
+        </w:rPr>
+        <w:t xml:space="preserve"> es un valor relativo a la resolución de la pantalla, pero </w:t>
       </w:r>
       <w:proofErr w:type="gramStart"/>
       <w:r>
@@ -19544,13 +19508,7 @@
         <w:rPr>
           <w:sz w:val="24"/>
         </w:rPr>
-        <w:t xml:space="preserve"> es relativo al tamaño de la fuente definida por el usuario. Si el usuario no cambió la configuración, el valor por defecto de los textos en todos los navega</w:t>
-      </w:r>
-      <w:r>
-        <w:rPr>
-          <w:sz w:val="24"/>
-        </w:rPr>
-        <w:t>dores es de 16px. Entonces 1em = 16px.</w:t>
+        <w:t xml:space="preserve"> es relativo al tamaño de la fuente definida por el usuario. Si el usuario no cambió la configuración, el valor por defecto de los textos en todos los navegadores es de 16px. Entonces 1em = 16px.</w:t>
       </w:r>
     </w:p>
     <w:p>
@@ -19641,13 +19599,7 @@
         <w:rPr>
           <w:sz w:val="24"/>
         </w:rPr>
-        <w:t>,</w:t>
-      </w:r>
-      <w:r>
-        <w:rPr>
-          <w:sz w:val="24"/>
-        </w:rPr>
-        <w:t xml:space="preserve"> red, </w:t>
+        <w:t xml:space="preserve">, red, </w:t>
       </w:r>
       <w:proofErr w:type="spellStart"/>
       <w:r>
@@ -19916,13 +19868,7 @@
         <w:rPr>
           <w:sz w:val="24"/>
         </w:rPr>
-        <w:t>Definen el ancho máximo o mínimo de un e</w:t>
-      </w:r>
-      <w:r>
-        <w:rPr>
-          <w:sz w:val="24"/>
-        </w:rPr>
-        <w:t>lemento. Muy importante en sitios adaptables</w:t>
+        <w:t>Definen el ancho máximo o mínimo de un elemento. Muy importante en sitios adaptables</w:t>
       </w:r>
     </w:p>
     <w:p>
@@ -19947,23 +19893,13 @@
           <w:sz w:val="24"/>
         </w:rPr>
       </w:pPr>
-      <w:proofErr w:type="spellStart"/>
       <w:r>
         <w:rPr>
           <w:rFonts w:ascii="Arial" w:hAnsi="Arial"/>
           <w:b/>
           <w:sz w:val="24"/>
         </w:rPr>
-        <w:t>Height</w:t>
-      </w:r>
-      <w:proofErr w:type="spellEnd"/>
-      <w:r>
-        <w:rPr>
-          <w:rFonts w:ascii="Arial" w:hAnsi="Arial"/>
-          <w:b/>
-          <w:sz w:val="24"/>
-        </w:rPr>
-        <w:t xml:space="preserve">: </w:t>
+        <w:t xml:space="preserve">Height: </w:t>
       </w:r>
       <w:r>
         <w:rPr>
@@ -20033,834 +19969,295 @@
         <w:rPr>
           <w:sz w:val="24"/>
         </w:rPr>
-        <w:sectPr>
-          <w:pgSz w:w="12240" w:h="15840"/>
-          <w:pgMar w:top="1340" w:right="1080" w:bottom="280" w:left="1080" w:header="720" w:footer="720" w:gutter="0"/>
-          <w:cols w:space="720"/>
-        </w:sectPr>
       </w:pPr>
     </w:p>
     <w:p>
       <w:pPr>
         <w:pStyle w:val="Prrafodelista"/>
-        <w:numPr>
-          <w:ilvl w:val="0"/>
-          <w:numId w:val="1"/>
-        </w:numPr>
-        <w:tabs>
-          <w:tab w:val="left" w:pos="1342"/>
-        </w:tabs>
-        <w:spacing w:before="74" w:line="278" w:lineRule="auto"/>
-        <w:ind w:right="625"/>
+        <w:spacing w:line="276" w:lineRule="auto"/>
         <w:rPr>
           <w:sz w:val="24"/>
         </w:rPr>
-      </w:pPr>
-      <w:r>
-        <w:rPr>
-          <w:rFonts w:ascii="Arial" w:hAnsi="Arial"/>
-          <w:b/>
-          <w:sz w:val="24"/>
-        </w:rPr>
-        <w:lastRenderedPageBreak/>
-        <w:t>Max-</w:t>
-      </w:r>
-      <w:proofErr w:type="spellStart"/>
-      <w:r>
-        <w:rPr>
-          <w:rFonts w:ascii="Arial" w:hAnsi="Arial"/>
-          <w:b/>
-          <w:sz w:val="24"/>
-        </w:rPr>
-        <w:t>height</w:t>
-      </w:r>
-      <w:proofErr w:type="spellEnd"/>
-      <w:r>
-        <w:rPr>
-          <w:rFonts w:ascii="Arial" w:hAnsi="Arial"/>
-          <w:b/>
-          <w:sz w:val="24"/>
-        </w:rPr>
-        <w:t xml:space="preserve"> o min-</w:t>
-      </w:r>
-      <w:proofErr w:type="spellStart"/>
-      <w:r>
-        <w:rPr>
-          <w:rFonts w:ascii="Arial" w:hAnsi="Arial"/>
-          <w:b/>
-          <w:sz w:val="24"/>
-        </w:rPr>
-        <w:t>height</w:t>
-      </w:r>
-      <w:proofErr w:type="spellEnd"/>
-      <w:r>
-        <w:rPr>
-          <w:rFonts w:ascii="Arial" w:hAnsi="Arial"/>
-          <w:b/>
-          <w:sz w:val="24"/>
-        </w:rPr>
-        <w:t xml:space="preserve">: </w:t>
-      </w:r>
-      <w:r>
-        <w:rPr>
-          <w:sz w:val="24"/>
-        </w:rPr>
-        <w:t>Definen el alto máximo o mínimo de un elemento. Muy importante en sitios adaptab</w:t>
-      </w:r>
-      <w:r>
-        <w:rPr>
-          <w:sz w:val="24"/>
-        </w:rPr>
-        <w:t>les</w:t>
-      </w:r>
-    </w:p>
-    <w:p>
-      <w:pPr>
-        <w:pStyle w:val="Textoindependiente"/>
-        <w:spacing w:before="37"/>
       </w:pPr>
     </w:p>
     <w:p>
       <w:pPr>
         <w:pStyle w:val="Prrafodelista"/>
-        <w:numPr>
-          <w:ilvl w:val="0"/>
-          <w:numId w:val="1"/>
-        </w:numPr>
+        <w:spacing w:line="276" w:lineRule="auto"/>
+        <w:jc w:val="left"/>
+        <w:rPr>
+          <w:sz w:val="24"/>
+        </w:rPr>
+      </w:pPr>
+    </w:p>
+    <w:p>
+      <w:pPr>
+        <w:rPr>
+          <w:sz w:val="24"/>
+        </w:rPr>
+      </w:pPr>
+      <w:r>
+        <w:rPr>
+          <w:sz w:val="24"/>
+        </w:rPr>
+        <w:br w:type="page"/>
+      </w:r>
+    </w:p>
+    <w:p>
+      <w:pPr>
+        <w:pStyle w:val="Prrafodelista"/>
+        <w:spacing w:line="276" w:lineRule="auto"/>
+        <w:jc w:val="left"/>
+        <w:rPr>
+          <w:b/>
+          <w:bCs/>
+          <w:sz w:val="24"/>
+        </w:rPr>
+      </w:pPr>
+      <w:r>
+        <w:rPr>
+          <w:b/>
+          <w:bCs/>
+          <w:sz w:val="24"/>
+        </w:rPr>
+        <w:lastRenderedPageBreak/>
+        <w:t xml:space="preserve">Ejercicio 1: </w:t>
+      </w:r>
+    </w:p>
+    <w:p>
+      <w:pPr>
+        <w:pStyle w:val="Prrafodelista"/>
+        <w:spacing w:line="276" w:lineRule="auto"/>
+        <w:jc w:val="left"/>
+        <w:rPr>
+          <w:sz w:val="24"/>
+        </w:rPr>
+        <w:sectPr>
+          <w:pgSz w:w="15840" w:h="12240" w:orient="landscape"/>
+          <w:pgMar w:top="1080" w:right="1340" w:bottom="1080" w:left="280" w:header="720" w:footer="720" w:gutter="0"/>
+          <w:cols w:space="720"/>
+          <w:docGrid w:linePitch="299"/>
+        </w:sectPr>
+      </w:pPr>
+      <w:r>
+        <w:rPr>
+          <w:sz w:val="24"/>
+        </w:rPr>
+        <w:drawing>
+          <wp:inline distT="0" distB="0" distL="0" distR="0" wp14:anchorId="0FB6EBB2" wp14:editId="505E8DC2">
+            <wp:extent cx="9029700" cy="5076825"/>
+            <wp:effectExtent l="0" t="0" r="0" b="9525"/>
+            <wp:docPr id="1126106617" name="Imagen 1"/>
+            <wp:cNvGraphicFramePr>
+              <a:graphicFrameLocks xmlns:a="http://schemas.openxmlformats.org/drawingml/2006/main" noChangeAspect="1"/>
+            </wp:cNvGraphicFramePr>
+            <a:graphic xmlns:a="http://schemas.openxmlformats.org/drawingml/2006/main">
+              <a:graphicData uri="http://schemas.openxmlformats.org/drawingml/2006/picture">
+                <pic:pic xmlns:pic="http://schemas.openxmlformats.org/drawingml/2006/picture">
+                  <pic:nvPicPr>
+                    <pic:cNvPr id="1126106617" name=""/>
+                    <pic:cNvPicPr/>
+                  </pic:nvPicPr>
+                  <pic:blipFill>
+                    <a:blip r:embed="rId10"/>
+                    <a:stretch>
+                      <a:fillRect/>
+                    </a:stretch>
+                  </pic:blipFill>
+                  <pic:spPr>
+                    <a:xfrm>
+                      <a:off x="0" y="0"/>
+                      <a:ext cx="9029700" cy="5076825"/>
+                    </a:xfrm>
+                    <a:prstGeom prst="rect">
+                      <a:avLst/>
+                    </a:prstGeom>
+                  </pic:spPr>
+                </pic:pic>
+              </a:graphicData>
+            </a:graphic>
+          </wp:inline>
+        </w:drawing>
+      </w:r>
+      <w:r>
+        <w:rPr>
+          <w:sz w:val="24"/>
+        </w:rPr>
+        <w:br/>
+      </w:r>
+    </w:p>
+    <w:p>
+      <w:pPr>
+        <w:pStyle w:val="Prrafodelista"/>
         <w:tabs>
           <w:tab w:val="left" w:pos="1342"/>
         </w:tabs>
         <w:spacing w:line="276" w:lineRule="auto"/>
-        <w:ind w:right="624"/>
-        <w:rPr>
-          <w:sz w:val="24"/>
-        </w:rPr>
-      </w:pPr>
-      <w:proofErr w:type="spellStart"/>
-      <w:r>
+        <w:ind w:right="621" w:firstLine="0"/>
         <w:rPr>
           <w:rFonts w:ascii="Arial" w:hAnsi="Arial"/>
           <w:b/>
           <w:sz w:val="24"/>
         </w:rPr>
-        <w:t>Padding</w:t>
-      </w:r>
-      <w:proofErr w:type="spellEnd"/>
+      </w:pPr>
+      <w:proofErr w:type="gramStart"/>
       <w:r>
         <w:rPr>
           <w:rFonts w:ascii="Arial" w:hAnsi="Arial"/>
           <w:b/>
           <w:sz w:val="24"/>
         </w:rPr>
-        <w:t xml:space="preserve">: </w:t>
-      </w:r>
-      <w:r>
-        <w:rPr>
+        <w:lastRenderedPageBreak/>
+        <w:t>HTML :</w:t>
+      </w:r>
+      <w:proofErr w:type="gramEnd"/>
+      <w:r>
+        <w:rPr>
+          <w:rFonts w:ascii="Arial" w:hAnsi="Arial"/>
+          <w:b/>
           <w:sz w:val="24"/>
         </w:rPr>
-        <w:t>Es la distancia desde el borde de un elemento hasta su</w:t>
-      </w:r>
-      <w:r>
-        <w:rPr>
-          <w:spacing w:val="40"/>
+        <w:t xml:space="preserve"> </w:t>
+      </w:r>
+      <w:r>
+        <w:rPr>
+          <w:rFonts w:ascii="Arial" w:hAnsi="Arial"/>
+          <w:b/>
           <w:sz w:val="24"/>
         </w:rPr>
-        <w:t xml:space="preserve"> </w:t>
-      </w:r>
-      <w:r>
-        <w:rPr>
-          <w:spacing w:val="-2"/>
-          <w:sz w:val="24"/>
-        </w:rPr>
-        <w:t>contenido.</w:t>
-      </w:r>
-    </w:p>
-    <w:p>
-      <w:pPr>
-        <w:pStyle w:val="Textoindependiente"/>
-        <w:spacing w:before="42"/>
-      </w:pPr>
+        <w:drawing>
+          <wp:inline distT="0" distB="0" distL="0" distR="0" wp14:anchorId="0A6F6F3F" wp14:editId="700B897E">
+            <wp:extent cx="5353797" cy="5801535"/>
+            <wp:effectExtent l="0" t="0" r="0" b="8890"/>
+            <wp:docPr id="1623745783" name="Imagen 1"/>
+            <wp:cNvGraphicFramePr>
+              <a:graphicFrameLocks xmlns:a="http://schemas.openxmlformats.org/drawingml/2006/main" noChangeAspect="1"/>
+            </wp:cNvGraphicFramePr>
+            <a:graphic xmlns:a="http://schemas.openxmlformats.org/drawingml/2006/main">
+              <a:graphicData uri="http://schemas.openxmlformats.org/drawingml/2006/picture">
+                <pic:pic xmlns:pic="http://schemas.openxmlformats.org/drawingml/2006/picture">
+                  <pic:nvPicPr>
+                    <pic:cNvPr id="1623745783" name=""/>
+                    <pic:cNvPicPr/>
+                  </pic:nvPicPr>
+                  <pic:blipFill>
+                    <a:blip r:embed="rId11"/>
+                    <a:stretch>
+                      <a:fillRect/>
+                    </a:stretch>
+                  </pic:blipFill>
+                  <pic:spPr>
+                    <a:xfrm>
+                      <a:off x="0" y="0"/>
+                      <a:ext cx="5353797" cy="5801535"/>
+                    </a:xfrm>
+                    <a:prstGeom prst="rect">
+                      <a:avLst/>
+                    </a:prstGeom>
+                  </pic:spPr>
+                </pic:pic>
+              </a:graphicData>
+            </a:graphic>
+          </wp:inline>
+        </w:drawing>
+      </w:r>
     </w:p>
     <w:p>
       <w:pPr>
         <w:pStyle w:val="Prrafodelista"/>
-        <w:numPr>
-          <w:ilvl w:val="0"/>
-          <w:numId w:val="1"/>
-        </w:numPr>
         <w:tabs>
           <w:tab w:val="left" w:pos="1342"/>
         </w:tabs>
         <w:spacing w:line="276" w:lineRule="auto"/>
-        <w:ind w:right="627"/>
-        <w:rPr>
-          <w:sz w:val="24"/>
+        <w:ind w:right="621" w:firstLine="0"/>
+        <w:rPr>
+          <w:noProof/>
         </w:rPr>
       </w:pPr>
-      <w:proofErr w:type="spellStart"/>
       <w:r>
         <w:rPr>
           <w:rFonts w:ascii="Arial" w:hAnsi="Arial"/>
           <w:b/>
           <w:sz w:val="24"/>
         </w:rPr>
-        <w:t>Margin</w:t>
-      </w:r>
-      <w:proofErr w:type="spellEnd"/>
+        <w:lastRenderedPageBreak/>
+        <w:t>CSS:</w:t>
+      </w:r>
+      <w:r>
+        <w:rPr>
+          <w:noProof/>
+        </w:rPr>
+        <w:t xml:space="preserve"> </w:t>
+      </w:r>
       <w:r>
         <w:rPr>
           <w:rFonts w:ascii="Arial" w:hAnsi="Arial"/>
           <w:b/>
           <w:sz w:val="24"/>
         </w:rPr>
-        <w:t xml:space="preserve">: </w:t>
-      </w:r>
-      <w:r>
-        <w:rPr>
-          <w:sz w:val="24"/>
-        </w:rPr>
-        <w:t>Es la distancia entre un elemento y otro (desde el borde de un elemento hacia afuera)</w:t>
-      </w:r>
-    </w:p>
-    <w:p>
-      <w:pPr>
-        <w:pStyle w:val="Textoindependiente"/>
-        <w:spacing w:before="42"/>
-      </w:pPr>
+        <w:drawing>
+          <wp:inline distT="0" distB="0" distL="0" distR="0" wp14:anchorId="652A26CC" wp14:editId="1D1F45F0">
+            <wp:extent cx="3232785" cy="6400800"/>
+            <wp:effectExtent l="0" t="0" r="5715" b="0"/>
+            <wp:docPr id="1879739389" name="Imagen 1"/>
+            <wp:cNvGraphicFramePr>
+              <a:graphicFrameLocks xmlns:a="http://schemas.openxmlformats.org/drawingml/2006/main" noChangeAspect="1"/>
+            </wp:cNvGraphicFramePr>
+            <a:graphic xmlns:a="http://schemas.openxmlformats.org/drawingml/2006/main">
+              <a:graphicData uri="http://schemas.openxmlformats.org/drawingml/2006/picture">
+                <pic:pic xmlns:pic="http://schemas.openxmlformats.org/drawingml/2006/picture">
+                  <pic:nvPicPr>
+                    <pic:cNvPr id="1879739389" name=""/>
+                    <pic:cNvPicPr/>
+                  </pic:nvPicPr>
+                  <pic:blipFill>
+                    <a:blip r:embed="rId12"/>
+                    <a:stretch>
+                      <a:fillRect/>
+                    </a:stretch>
+                  </pic:blipFill>
+                  <pic:spPr>
+                    <a:xfrm>
+                      <a:off x="0" y="0"/>
+                      <a:ext cx="3232785" cy="6400800"/>
+                    </a:xfrm>
+                    <a:prstGeom prst="rect">
+                      <a:avLst/>
+                    </a:prstGeom>
+                  </pic:spPr>
+                </pic:pic>
+              </a:graphicData>
+            </a:graphic>
+          </wp:inline>
+        </w:drawing>
+      </w:r>
     </w:p>
     <w:p>
       <w:pPr>
         <w:pStyle w:val="Prrafodelista"/>
-        <w:numPr>
-          <w:ilvl w:val="0"/>
-          <w:numId w:val="1"/>
-        </w:numPr>
-        <w:tabs>
-          <w:tab w:val="left" w:pos="1340"/>
-        </w:tabs>
-        <w:ind w:left="1340" w:hanging="359"/>
-        <w:jc w:val="left"/>
-        <w:rPr>
-          <w:sz w:val="24"/>
-        </w:rPr>
-      </w:pPr>
-      <w:proofErr w:type="spellStart"/>
-      <w:r>
-        <w:rPr>
-          <w:rFonts w:ascii="Arial" w:hAnsi="Arial"/>
-          <w:b/>
-          <w:sz w:val="24"/>
-        </w:rPr>
-        <w:t>Border</w:t>
-      </w:r>
-      <w:proofErr w:type="spellEnd"/>
-      <w:r>
-        <w:rPr>
-          <w:rFonts w:ascii="Arial" w:hAnsi="Arial"/>
-          <w:b/>
-          <w:sz w:val="24"/>
-        </w:rPr>
-        <w:t xml:space="preserve">: </w:t>
-      </w:r>
-      <w:r>
-        <w:rPr>
-          <w:sz w:val="24"/>
-        </w:rPr>
-        <w:t>Define</w:t>
-      </w:r>
-      <w:r>
-        <w:rPr>
-          <w:spacing w:val="-4"/>
-          <w:sz w:val="24"/>
-        </w:rPr>
-        <w:t xml:space="preserve"> </w:t>
-      </w:r>
-      <w:r>
-        <w:rPr>
-          <w:sz w:val="24"/>
-        </w:rPr>
-        <w:t>el</w:t>
-      </w:r>
-      <w:r>
-        <w:rPr>
-          <w:spacing w:val="-2"/>
-          <w:sz w:val="24"/>
-        </w:rPr>
-        <w:t xml:space="preserve"> </w:t>
-      </w:r>
-      <w:r>
-        <w:rPr>
-          <w:sz w:val="24"/>
-        </w:rPr>
-        <w:t>borde</w:t>
-      </w:r>
-      <w:r>
-        <w:rPr>
-          <w:spacing w:val="-1"/>
-          <w:sz w:val="24"/>
-        </w:rPr>
-        <w:t xml:space="preserve"> </w:t>
-      </w:r>
-      <w:r>
-        <w:rPr>
-          <w:sz w:val="24"/>
-        </w:rPr>
-        <w:t>de</w:t>
-      </w:r>
-      <w:r>
-        <w:rPr>
-          <w:spacing w:val="-4"/>
-          <w:sz w:val="24"/>
-        </w:rPr>
-        <w:t xml:space="preserve"> </w:t>
-      </w:r>
-      <w:r>
-        <w:rPr>
-          <w:sz w:val="24"/>
-        </w:rPr>
-        <w:t>un</w:t>
-      </w:r>
-      <w:r>
-        <w:rPr>
-          <w:spacing w:val="-3"/>
-          <w:sz w:val="24"/>
-        </w:rPr>
-        <w:t xml:space="preserve"> </w:t>
-      </w:r>
-      <w:r>
-        <w:rPr>
-          <w:sz w:val="24"/>
-        </w:rPr>
-        <w:t>elemento,</w:t>
-      </w:r>
-      <w:r>
-        <w:rPr>
-          <w:spacing w:val="-4"/>
-          <w:sz w:val="24"/>
-        </w:rPr>
-        <w:t xml:space="preserve"> </w:t>
-      </w:r>
-      <w:r>
-        <w:rPr>
-          <w:sz w:val="24"/>
-        </w:rPr>
-        <w:t>su</w:t>
-      </w:r>
-      <w:r>
-        <w:rPr>
-          <w:spacing w:val="-1"/>
-          <w:sz w:val="24"/>
-        </w:rPr>
-        <w:t xml:space="preserve"> </w:t>
-      </w:r>
-      <w:r>
-        <w:rPr>
-          <w:sz w:val="24"/>
-        </w:rPr>
-        <w:t>color,</w:t>
-      </w:r>
-      <w:r>
-        <w:rPr>
-          <w:spacing w:val="-1"/>
-          <w:sz w:val="24"/>
-        </w:rPr>
-        <w:t xml:space="preserve"> </w:t>
-      </w:r>
-      <w:r>
-        <w:rPr>
-          <w:sz w:val="24"/>
-        </w:rPr>
-        <w:t>su</w:t>
-      </w:r>
-      <w:r>
-        <w:rPr>
-          <w:spacing w:val="-4"/>
-          <w:sz w:val="24"/>
-        </w:rPr>
-        <w:t xml:space="preserve"> </w:t>
-      </w:r>
-      <w:r>
-        <w:rPr>
-          <w:sz w:val="24"/>
-        </w:rPr>
-        <w:t>estilo</w:t>
-      </w:r>
-      <w:r>
-        <w:rPr>
-          <w:spacing w:val="4"/>
-          <w:sz w:val="24"/>
-        </w:rPr>
-        <w:t xml:space="preserve"> </w:t>
-      </w:r>
-      <w:r>
-        <w:rPr>
-          <w:sz w:val="24"/>
-        </w:rPr>
-        <w:t>y</w:t>
-      </w:r>
-      <w:r>
-        <w:rPr>
-          <w:spacing w:val="-5"/>
-          <w:sz w:val="24"/>
-        </w:rPr>
-        <w:t xml:space="preserve"> </w:t>
-      </w:r>
-      <w:r>
-        <w:rPr>
-          <w:spacing w:val="-2"/>
-          <w:sz w:val="24"/>
-        </w:rPr>
-        <w:t>grosor.</w:t>
-      </w:r>
-    </w:p>
-    <w:p>
-      <w:pPr>
-        <w:pStyle w:val="Textoindependiente"/>
-        <w:spacing w:before="82"/>
-      </w:pPr>
-    </w:p>
-    <w:p>
-      <w:pPr>
-        <w:pStyle w:val="Prrafodelista"/>
-        <w:numPr>
-          <w:ilvl w:val="0"/>
-          <w:numId w:val="1"/>
-        </w:numPr>
         <w:tabs>
           <w:tab w:val="left" w:pos="1342"/>
         </w:tabs>
         <w:spacing w:line="276" w:lineRule="auto"/>
-        <w:ind w:right="621"/>
+        <w:ind w:right="621" w:firstLine="0"/>
         <w:rPr>
           <w:sz w:val="24"/>
+          <w:u w:val="single"/>
         </w:rPr>
       </w:pPr>
-      <w:proofErr w:type="spellStart"/>
-      <w:r>
-        <w:rPr>
-          <w:rFonts w:ascii="Arial" w:hAnsi="Arial"/>
-          <w:b/>
-          <w:sz w:val="24"/>
-        </w:rPr>
-        <w:t>Background</w:t>
-      </w:r>
-      <w:proofErr w:type="spellEnd"/>
-      <w:r>
-        <w:rPr>
-          <w:rFonts w:ascii="Arial" w:hAnsi="Arial"/>
-          <w:b/>
-          <w:sz w:val="24"/>
-        </w:rPr>
-        <w:t xml:space="preserve">: </w:t>
-      </w:r>
-      <w:r>
-        <w:rPr>
-          <w:sz w:val="24"/>
-        </w:rPr>
-        <w:t>Define</w:t>
-      </w:r>
-      <w:r>
-        <w:rPr>
-          <w:spacing w:val="80"/>
-          <w:sz w:val="24"/>
-        </w:rPr>
-        <w:t xml:space="preserve"> </w:t>
-      </w:r>
-      <w:r>
-        <w:rPr>
-          <w:sz w:val="24"/>
-        </w:rPr>
-        <w:t>los</w:t>
-      </w:r>
-      <w:r>
-        <w:rPr>
-          <w:spacing w:val="80"/>
-          <w:sz w:val="24"/>
-        </w:rPr>
-        <w:t xml:space="preserve"> </w:t>
-      </w:r>
-      <w:r>
-        <w:rPr>
-          <w:sz w:val="24"/>
-        </w:rPr>
-        <w:t>fondos</w:t>
-      </w:r>
-      <w:r>
-        <w:rPr>
-          <w:spacing w:val="80"/>
-          <w:sz w:val="24"/>
-        </w:rPr>
-        <w:t xml:space="preserve"> </w:t>
-      </w:r>
-      <w:r>
-        <w:rPr>
-          <w:sz w:val="24"/>
-        </w:rPr>
-        <w:t>de</w:t>
-      </w:r>
-      <w:r>
-        <w:rPr>
-          <w:spacing w:val="80"/>
-          <w:sz w:val="24"/>
-        </w:rPr>
-        <w:t xml:space="preserve"> </w:t>
-      </w:r>
-      <w:r>
-        <w:rPr>
-          <w:sz w:val="24"/>
-        </w:rPr>
-        <w:t>un</w:t>
-      </w:r>
-      <w:r>
-        <w:rPr>
-          <w:spacing w:val="80"/>
-          <w:sz w:val="24"/>
-        </w:rPr>
-        <w:t xml:space="preserve"> </w:t>
-      </w:r>
-      <w:r>
-        <w:rPr>
-          <w:sz w:val="24"/>
-        </w:rPr>
-        <w:t>objeto.</w:t>
-      </w:r>
-      <w:r>
-        <w:rPr>
-          <w:spacing w:val="80"/>
-          <w:sz w:val="24"/>
-        </w:rPr>
-        <w:t xml:space="preserve"> </w:t>
-      </w:r>
-      <w:r>
-        <w:rPr>
-          <w:sz w:val="24"/>
-        </w:rPr>
-        <w:t>El</w:t>
-      </w:r>
-      <w:r>
-        <w:rPr>
-          <w:spacing w:val="80"/>
-          <w:sz w:val="24"/>
-        </w:rPr>
-        <w:t xml:space="preserve"> </w:t>
-      </w:r>
-      <w:r>
-        <w:rPr>
-          <w:sz w:val="24"/>
-        </w:rPr>
-        <w:t>fondo</w:t>
-      </w:r>
-      <w:r>
-        <w:rPr>
-          <w:spacing w:val="80"/>
-          <w:sz w:val="24"/>
-        </w:rPr>
-        <w:t xml:space="preserve"> </w:t>
-      </w:r>
-      <w:r>
-        <w:rPr>
-          <w:sz w:val="24"/>
-        </w:rPr>
-        <w:t>puede</w:t>
-      </w:r>
-      <w:r>
-        <w:rPr>
-          <w:spacing w:val="80"/>
-          <w:sz w:val="24"/>
-        </w:rPr>
-        <w:t xml:space="preserve"> </w:t>
-      </w:r>
-      <w:r>
-        <w:rPr>
-          <w:sz w:val="24"/>
-        </w:rPr>
-        <w:t>ser</w:t>
-      </w:r>
-      <w:r>
-        <w:rPr>
-          <w:spacing w:val="40"/>
-          <w:sz w:val="24"/>
-        </w:rPr>
-        <w:t xml:space="preserve"> </w:t>
-      </w:r>
-      <w:r>
-        <w:rPr>
-          <w:sz w:val="24"/>
-        </w:rPr>
-        <w:t>una</w:t>
-      </w:r>
-      <w:r>
-        <w:rPr>
-          <w:spacing w:val="-2"/>
-          <w:sz w:val="24"/>
-        </w:rPr>
-        <w:t xml:space="preserve"> </w:t>
-      </w:r>
-      <w:r>
-        <w:rPr>
-          <w:sz w:val="24"/>
-        </w:rPr>
-        <w:t>imagen</w:t>
-      </w:r>
-      <w:r>
-        <w:rPr>
-          <w:spacing w:val="-4"/>
-          <w:sz w:val="24"/>
-        </w:rPr>
-        <w:t xml:space="preserve"> </w:t>
-      </w:r>
-      <w:r>
-        <w:rPr>
-          <w:sz w:val="24"/>
-        </w:rPr>
-        <w:t>o un</w:t>
-      </w:r>
-      <w:r>
-        <w:rPr>
-          <w:spacing w:val="-1"/>
-          <w:sz w:val="24"/>
-        </w:rPr>
-        <w:t xml:space="preserve"> </w:t>
-      </w:r>
-      <w:r>
-        <w:rPr>
-          <w:sz w:val="24"/>
-        </w:rPr>
-        <w:t>color.</w:t>
-      </w:r>
-      <w:r>
-        <w:rPr>
-          <w:spacing w:val="-3"/>
-          <w:sz w:val="24"/>
-        </w:rPr>
-        <w:t xml:space="preserve"> </w:t>
-      </w:r>
-      <w:r>
-        <w:rPr>
-          <w:sz w:val="24"/>
-        </w:rPr>
-        <w:t>El</w:t>
-      </w:r>
-      <w:r>
-        <w:rPr>
-          <w:spacing w:val="-1"/>
-          <w:sz w:val="24"/>
-        </w:rPr>
-        <w:t xml:space="preserve"> </w:t>
-      </w:r>
-      <w:r>
-        <w:rPr>
-          <w:sz w:val="24"/>
-        </w:rPr>
-        <w:t>color</w:t>
-      </w:r>
-      <w:r>
-        <w:rPr>
-          <w:spacing w:val="-1"/>
-          <w:sz w:val="24"/>
-        </w:rPr>
-        <w:t xml:space="preserve"> </w:t>
-      </w:r>
-      <w:r>
-        <w:rPr>
-          <w:sz w:val="24"/>
-        </w:rPr>
-        <w:t>puede ser</w:t>
-      </w:r>
-      <w:r>
-        <w:rPr>
-          <w:spacing w:val="-2"/>
-          <w:sz w:val="24"/>
-        </w:rPr>
-        <w:t xml:space="preserve"> </w:t>
-      </w:r>
-      <w:r>
-        <w:rPr>
-          <w:sz w:val="24"/>
-        </w:rPr>
-        <w:t>pleno o degradado. La imagen se puede</w:t>
-      </w:r>
-      <w:r>
-        <w:rPr>
-          <w:spacing w:val="-3"/>
-          <w:sz w:val="24"/>
-        </w:rPr>
-        <w:t xml:space="preserve"> </w:t>
-      </w:r>
-      <w:r>
-        <w:rPr>
-          <w:sz w:val="24"/>
-        </w:rPr>
-        <w:t>repetir</w:t>
-      </w:r>
-      <w:r>
-        <w:rPr>
-          <w:spacing w:val="-6"/>
-          <w:sz w:val="24"/>
-        </w:rPr>
-        <w:t xml:space="preserve"> </w:t>
-      </w:r>
-      <w:r>
-        <w:rPr>
-          <w:sz w:val="24"/>
-        </w:rPr>
-        <w:t>formando</w:t>
-      </w:r>
-      <w:r>
-        <w:rPr>
-          <w:spacing w:val="-3"/>
-          <w:sz w:val="24"/>
-        </w:rPr>
-        <w:t xml:space="preserve"> </w:t>
-      </w:r>
-      <w:r>
-        <w:rPr>
-          <w:sz w:val="24"/>
-        </w:rPr>
-        <w:t>una</w:t>
-      </w:r>
-      <w:r>
-        <w:rPr>
-          <w:spacing w:val="-3"/>
-          <w:sz w:val="24"/>
-        </w:rPr>
-        <w:t xml:space="preserve"> </w:t>
-      </w:r>
-      <w:r>
-        <w:rPr>
-          <w:sz w:val="24"/>
-        </w:rPr>
-        <w:t>trama</w:t>
-      </w:r>
-      <w:r>
-        <w:rPr>
-          <w:spacing w:val="-3"/>
-          <w:sz w:val="24"/>
-        </w:rPr>
-        <w:t xml:space="preserve"> </w:t>
-      </w:r>
-      <w:r>
-        <w:rPr>
-          <w:sz w:val="24"/>
-        </w:rPr>
-        <w:t>(es</w:t>
-      </w:r>
-      <w:r>
-        <w:rPr>
-          <w:spacing w:val="-3"/>
-          <w:sz w:val="24"/>
-        </w:rPr>
-        <w:t xml:space="preserve"> </w:t>
-      </w:r>
-      <w:r>
-        <w:rPr>
-          <w:sz w:val="24"/>
-        </w:rPr>
-        <w:t>lo</w:t>
-      </w:r>
-      <w:r>
-        <w:rPr>
-          <w:spacing w:val="-3"/>
-          <w:sz w:val="24"/>
-        </w:rPr>
-        <w:t xml:space="preserve"> </w:t>
-      </w:r>
-      <w:r>
-        <w:rPr>
-          <w:sz w:val="24"/>
-        </w:rPr>
-        <w:t>que</w:t>
-      </w:r>
-      <w:r>
-        <w:rPr>
-          <w:spacing w:val="-5"/>
-          <w:sz w:val="24"/>
-        </w:rPr>
-        <w:t xml:space="preserve"> </w:t>
-      </w:r>
-      <w:r>
-        <w:rPr>
-          <w:sz w:val="24"/>
-        </w:rPr>
-        <w:t>ocurre</w:t>
-      </w:r>
-      <w:r>
-        <w:rPr>
-          <w:spacing w:val="-3"/>
-          <w:sz w:val="24"/>
-        </w:rPr>
-        <w:t xml:space="preserve"> </w:t>
-      </w:r>
-      <w:r>
-        <w:rPr>
-          <w:sz w:val="24"/>
-        </w:rPr>
-        <w:t>por</w:t>
-      </w:r>
-      <w:r>
-        <w:rPr>
-          <w:spacing w:val="-3"/>
-          <w:sz w:val="24"/>
-        </w:rPr>
-        <w:t xml:space="preserve"> </w:t>
-      </w:r>
-      <w:r>
-        <w:rPr>
-          <w:sz w:val="24"/>
-        </w:rPr>
-        <w:t>defecto)</w:t>
-      </w:r>
-      <w:r>
-        <w:rPr>
-          <w:spacing w:val="-3"/>
-          <w:sz w:val="24"/>
-        </w:rPr>
-        <w:t xml:space="preserve"> </w:t>
-      </w:r>
-      <w:r>
-        <w:rPr>
-          <w:sz w:val="24"/>
-        </w:rPr>
-        <w:t>o</w:t>
-      </w:r>
-      <w:r>
-        <w:rPr>
-          <w:spacing w:val="-5"/>
-          <w:sz w:val="24"/>
-        </w:rPr>
-        <w:t xml:space="preserve"> </w:t>
-      </w:r>
-      <w:r>
-        <w:rPr>
-          <w:sz w:val="24"/>
-        </w:rPr>
-        <w:t>se</w:t>
-      </w:r>
-      <w:r>
-        <w:rPr>
-          <w:spacing w:val="-3"/>
-          <w:sz w:val="24"/>
-        </w:rPr>
-        <w:t xml:space="preserve"> </w:t>
-      </w:r>
-      <w:r>
-        <w:rPr>
-          <w:sz w:val="24"/>
-        </w:rPr>
-        <w:t>puede especificar que no repita y que se coloque en determinada posición.</w:t>
-      </w:r>
     </w:p>
     <w:sectPr>
-      <w:pgSz w:w="12240" w:h="15840"/>
-      <w:pgMar w:top="1340" w:right="1080" w:bottom="280" w:left="1080" w:header="720" w:footer="720" w:gutter="0"/>
+      <w:pgSz w:w="15840" w:h="12240" w:orient="landscape"/>
+      <w:pgMar w:top="1080" w:right="1340" w:bottom="1080" w:left="280" w:header="720" w:footer="720" w:gutter="0"/>
       <w:cols w:space="720"/>
+      <w:docGrid w:linePitch="299"/>
     </w:sectPr>
   </w:body>
 </w:document>
 </file>
 
 <file path=word/endnotes.xml><?xml version="1.0" encoding="utf-8"?>
-<w:endnotes xmlns:wpc="http://schemas.microsoft.com/office/word/2010/wordprocessingCanvas" xmlns:cx="http://schemas.microsoft.com/office/drawing/2014/chartex" xmlns:cx1="http://schemas.microsoft.com/office/drawing/2015/9/8/chartex" xmlns:cx2="http://schemas.microsoft.com/office/drawing/2015/10/21/chartex" xmlns:cx3="http://schemas.microsoft.com/office/drawing/2016/5/9/chartex" xmlns:cx4="http://schemas.microsoft.com/office/drawing/2016/5/10/chartex" xmlns:cx5="http://schemas.microsoft.com/office/drawing/2016/5/11/chartex" xmlns:cx6="http://schemas.microsoft.com/office/drawing/2016/5/12/chartex" xmlns:cx7="http://schemas.microsoft.com/office/drawing/2016/5/13/chartex" xmlns:cx8="http://schemas.microsoft.com/office/drawing/2016/5/14/chartex" xmlns:mc="http://schemas.openxmlformats.org/markup-compatibility/2006" xmlns:aink="http://schemas.microsoft.com/office/drawing/2016/ink" xmlns:am3d="http://schemas.microsoft.com/office/drawing/2017/model3d" xmlns:o="urn:schemas-microsoft-com:office:office" xmlns:r="http://schemas.openxmlformats.org/officeDocument/2006/relationships" xmlns:m="http://schemas.openxmlformats.org/officeDocument/2006/math" xmlns:v="urn:schemas-microsoft-com:vml" xmlns:wp14="http://schemas.microsoft.com/office/word/2010/wordprocessingDrawing" xmlns:wp="http://schemas.openxmlformats.org/drawingml/2006/wordprocessingDrawing" xmlns:w10="urn:schemas-microsoft-com:office:word" xmlns:w="http://schemas.openxmlformats.org/wordprocessingml/2006/main" xmlns:w14="http://schemas.microsoft.com/office/word/2010/wordml" xmlns:w15="http://schemas.microsoft.com/office/word/2012/wordml" xmlns:w16cex="http://schemas.microsoft.com/office/word/2018/wordml/cex" xmlns:w16cid="http://schemas.microsoft.com/office/word/2016/wordml/cid" xmlns:w16="http://schemas.microsoft.com/office/word/2018/wordml" xmlns:w16sdtdh="http://schemas.microsoft.com/office/word/2020/wordml/sdtdatahash" xmlns:w16se="http://schemas.microsoft.com/office/word/2015/wordml/symex" xmlns:wpg="http://schemas.microsoft.com/office/word/2010/wordprocessingGroup" xmlns:wpi="http://schemas.microsoft.com/office/word/2010/wordprocessingInk" xmlns:wne="http://schemas.microsoft.com/office/word/2006/wordml" xmlns:wps="http://schemas.microsoft.com/office/word/2010/wordprocessingShape" mc:Ignorable="w14 w15 w16se w16cid w16 w16cex w16sdtdh wp14">
+<w:endnotes xmlns:wpc="http://schemas.microsoft.com/office/word/2010/wordprocessingCanvas" xmlns:cx="http://schemas.microsoft.com/office/drawing/2014/chartex" xmlns:cx1="http://schemas.microsoft.com/office/drawing/2015/9/8/chartex" xmlns:cx2="http://schemas.microsoft.com/office/drawing/2015/10/21/chartex" xmlns:cx3="http://schemas.microsoft.com/office/drawing/2016/5/9/chartex" xmlns:cx4="http://schemas.microsoft.com/office/drawing/2016/5/10/chartex" xmlns:cx5="http://schemas.microsoft.com/office/drawing/2016/5/11/chartex" xmlns:cx6="http://schemas.microsoft.com/office/drawing/2016/5/12/chartex" xmlns:cx7="http://schemas.microsoft.com/office/drawing/2016/5/13/chartex" xmlns:cx8="http://schemas.microsoft.com/office/drawing/2016/5/14/chartex" xmlns:mc="http://schemas.openxmlformats.org/markup-compatibility/2006" xmlns:aink="http://schemas.microsoft.com/office/drawing/2016/ink" xmlns:am3d="http://schemas.microsoft.com/office/drawing/2017/model3d" xmlns:o="urn:schemas-microsoft-com:office:office" xmlns:oel="http://schemas.microsoft.com/office/2019/extlst" xmlns:r="http://schemas.openxmlformats.org/officeDocument/2006/relationships" xmlns:m="http://schemas.openxmlformats.org/officeDocument/2006/math" xmlns:v="urn:schemas-microsoft-com:vml" xmlns:wp14="http://schemas.microsoft.com/office/word/2010/wordprocessingDrawing" xmlns:wp="http://schemas.openxmlformats.org/drawingml/2006/wordprocessingDrawing" xmlns:w10="urn:schemas-microsoft-com:office:word" xmlns:w="http://schemas.openxmlformats.org/wordprocessingml/2006/main" xmlns:w14="http://schemas.microsoft.com/office/word/2010/wordml" xmlns:w15="http://schemas.microsoft.com/office/word/2012/wordml" xmlns:w16cex="http://schemas.microsoft.com/office/word/2018/wordml/cex" xmlns:w16cid="http://schemas.microsoft.com/office/word/2016/wordml/cid" xmlns:w16="http://schemas.microsoft.com/office/word/2018/wordml" xmlns:w16du="http://schemas.microsoft.com/office/word/2023/wordml/word16du" xmlns:w16sdtdh="http://schemas.microsoft.com/office/word/2020/wordml/sdtdatahash" xmlns:w16sdtfl="http://schemas.microsoft.com/office/word/2024/wordml/sdtformatlock" xmlns:w16se="http://schemas.microsoft.com/office/word/2015/wordml/symex" xmlns:wpg="http://schemas.microsoft.com/office/word/2010/wordprocessingGroup" xmlns:wpi="http://schemas.microsoft.com/office/word/2010/wordprocessingInk" xmlns:wne="http://schemas.microsoft.com/office/word/2006/wordml" xmlns:wps="http://schemas.microsoft.com/office/word/2010/wordprocessingShape" mc:Ignorable="w14 w15 w16se w16cid w16 w16cex w16sdtdh w16sdtfl w16du wp14">
   <w:endnote w:type="separator" w:id="-1">
     <w:p>
       <w:r>
@@ -20879,7 +20276,7 @@
 </file>
 
 <file path=word/footnotes.xml><?xml version="1.0" encoding="utf-8"?>
-<w:footnotes xmlns:wpc="http://schemas.microsoft.com/office/word/2010/wordprocessingCanvas" xmlns:cx="http://schemas.microsoft.com/office/drawing/2014/chartex" xmlns:cx1="http://schemas.microsoft.com/office/drawing/2015/9/8/chartex" xmlns:cx2="http://schemas.microsoft.com/office/drawing/2015/10/21/chartex" xmlns:cx3="http://schemas.microsoft.com/office/drawing/2016/5/9/chartex" xmlns:cx4="http://schemas.microsoft.com/office/drawing/2016/5/10/chartex" xmlns:cx5="http://schemas.microsoft.com/office/drawing/2016/5/11/chartex" xmlns:cx6="http://schemas.microsoft.com/office/drawing/2016/5/12/chartex" xmlns:cx7="http://schemas.microsoft.com/office/drawing/2016/5/13/chartex" xmlns:cx8="http://schemas.microsoft.com/office/drawing/2016/5/14/chartex" xmlns:mc="http://schemas.openxmlformats.org/markup-compatibility/2006" xmlns:aink="http://schemas.microsoft.com/office/drawing/2016/ink" xmlns:am3d="http://schemas.microsoft.com/office/drawing/2017/model3d" xmlns:o="urn:schemas-microsoft-com:office:office" xmlns:r="http://schemas.openxmlformats.org/officeDocument/2006/relationships" xmlns:m="http://schemas.openxmlformats.org/officeDocument/2006/math" xmlns:v="urn:schemas-microsoft-com:vml" xmlns:wp14="http://schemas.microsoft.com/office/word/2010/wordprocessingDrawing" xmlns:wp="http://schemas.openxmlformats.org/drawingml/2006/wordprocessingDrawing" xmlns:w10="urn:schemas-microsoft-com:office:word" xmlns:w="http://schemas.openxmlformats.org/wordprocessingml/2006/main" xmlns:w14="http://schemas.microsoft.com/office/word/2010/wordml" xmlns:w15="http://schemas.microsoft.com/office/word/2012/wordml" xmlns:w16cex="http://schemas.microsoft.com/office/word/2018/wordml/cex" xmlns:w16cid="http://schemas.microsoft.com/office/word/2016/wordml/cid" xmlns:w16="http://schemas.microsoft.com/office/word/2018/wordml" xmlns:w16sdtdh="http://schemas.microsoft.com/office/word/2020/wordml/sdtdatahash" xmlns:w16se="http://schemas.microsoft.com/office/word/2015/wordml/symex" xmlns:wpg="http://schemas.microsoft.com/office/word/2010/wordprocessingGroup" xmlns:wpi="http://schemas.microsoft.com/office/word/2010/wordprocessingInk" xmlns:wne="http://schemas.microsoft.com/office/word/2006/wordml" xmlns:wps="http://schemas.microsoft.com/office/word/2010/wordprocessingShape" mc:Ignorable="w14 w15 w16se w16cid w16 w16cex w16sdtdh wp14">
+<w:footnotes xmlns:wpc="http://schemas.microsoft.com/office/word/2010/wordprocessingCanvas" xmlns:cx="http://schemas.microsoft.com/office/drawing/2014/chartex" xmlns:cx1="http://schemas.microsoft.com/office/drawing/2015/9/8/chartex" xmlns:cx2="http://schemas.microsoft.com/office/drawing/2015/10/21/chartex" xmlns:cx3="http://schemas.microsoft.com/office/drawing/2016/5/9/chartex" xmlns:cx4="http://schemas.microsoft.com/office/drawing/2016/5/10/chartex" xmlns:cx5="http://schemas.microsoft.com/office/drawing/2016/5/11/chartex" xmlns:cx6="http://schemas.microsoft.com/office/drawing/2016/5/12/chartex" xmlns:cx7="http://schemas.microsoft.com/office/drawing/2016/5/13/chartex" xmlns:cx8="http://schemas.microsoft.com/office/drawing/2016/5/14/chartex" xmlns:mc="http://schemas.openxmlformats.org/markup-compatibility/2006" xmlns:aink="http://schemas.microsoft.com/office/drawing/2016/ink" xmlns:am3d="http://schemas.microsoft.com/office/drawing/2017/model3d" xmlns:o="urn:schemas-microsoft-com:office:office" xmlns:oel="http://schemas.microsoft.com/office/2019/extlst" xmlns:r="http://schemas.openxmlformats.org/officeDocument/2006/relationships" xmlns:m="http://schemas.openxmlformats.org/officeDocument/2006/math" xmlns:v="urn:schemas-microsoft-com:vml" xmlns:wp14="http://schemas.microsoft.com/office/word/2010/wordprocessingDrawing" xmlns:wp="http://schemas.openxmlformats.org/drawingml/2006/wordprocessingDrawing" xmlns:w10="urn:schemas-microsoft-com:office:word" xmlns:w="http://schemas.openxmlformats.org/wordprocessingml/2006/main" xmlns:w14="http://schemas.microsoft.com/office/word/2010/wordml" xmlns:w15="http://schemas.microsoft.com/office/word/2012/wordml" xmlns:w16cex="http://schemas.microsoft.com/office/word/2018/wordml/cex" xmlns:w16cid="http://schemas.microsoft.com/office/word/2016/wordml/cid" xmlns:w16="http://schemas.microsoft.com/office/word/2018/wordml" xmlns:w16du="http://schemas.microsoft.com/office/word/2023/wordml/word16du" xmlns:w16sdtdh="http://schemas.microsoft.com/office/word/2020/wordml/sdtdatahash" xmlns:w16sdtfl="http://schemas.microsoft.com/office/word/2024/wordml/sdtformatlock" xmlns:w16se="http://schemas.microsoft.com/office/word/2015/wordml/symex" xmlns:wpg="http://schemas.microsoft.com/office/word/2010/wordprocessingGroup" xmlns:wpi="http://schemas.microsoft.com/office/word/2010/wordprocessingInk" xmlns:wne="http://schemas.microsoft.com/office/word/2006/wordml" xmlns:wps="http://schemas.microsoft.com/office/word/2010/wordprocessingShape" mc:Ignorable="w14 w15 w16se w16cid w16 w16cex w16sdtdh w16sdtfl w16du wp14">
   <w:footnote w:type="separator" w:id="-1">
     <w:p>
       <w:r>
@@ -20898,7 +20295,7 @@
 </file>
 
 <file path=word/numbering.xml><?xml version="1.0" encoding="utf-8"?>
-<w:numbering xmlns:wpc="http://schemas.microsoft.com/office/word/2010/wordprocessingCanvas" xmlns:cx="http://schemas.microsoft.com/office/drawing/2014/chartex" xmlns:cx1="http://schemas.microsoft.com/office/drawing/2015/9/8/chartex" xmlns:cx2="http://schemas.microsoft.com/office/drawing/2015/10/21/chartex" xmlns:cx3="http://schemas.microsoft.com/office/drawing/2016/5/9/chartex" xmlns:cx4="http://schemas.microsoft.com/office/drawing/2016/5/10/chartex" xmlns:cx5="http://schemas.microsoft.com/office/drawing/2016/5/11/chartex" xmlns:cx6="http://schemas.microsoft.com/office/drawing/2016/5/12/chartex" xmlns:cx7="http://schemas.microsoft.com/office/drawing/2016/5/13/chartex" xmlns:cx8="http://schemas.microsoft.com/office/drawing/2016/5/14/chartex" xmlns:mc="http://schemas.openxmlformats.org/markup-compatibility/2006" xmlns:aink="http://schemas.microsoft.com/office/drawing/2016/ink" xmlns:am3d="http://schemas.microsoft.com/office/drawing/2017/model3d" xmlns:o="urn:schemas-microsoft-com:office:office" xmlns:r="http://schemas.openxmlformats.org/officeDocument/2006/relationships" xmlns:m="http://schemas.openxmlformats.org/officeDocument/2006/math" xmlns:v="urn:schemas-microsoft-com:vml" xmlns:wp14="http://schemas.microsoft.com/office/word/2010/wordprocessingDrawing" xmlns:wp="http://schemas.openxmlformats.org/drawingml/2006/wordprocessingDrawing" xmlns:w10="urn:schemas-microsoft-com:office:word" xmlns:w="http://schemas.openxmlformats.org/wordprocessingml/2006/main" xmlns:w14="http://schemas.microsoft.com/office/word/2010/wordml" xmlns:w15="http://schemas.microsoft.com/office/word/2012/wordml" xmlns:w16cex="http://schemas.microsoft.com/office/word/2018/wordml/cex" xmlns:w16cid="http://schemas.microsoft.com/office/word/2016/wordml/cid" xmlns:w16="http://schemas.microsoft.com/office/word/2018/wordml" xmlns:w16sdtdh="http://schemas.microsoft.com/office/word/2020/wordml/sdtdatahash" xmlns:w16se="http://schemas.microsoft.com/office/word/2015/wordml/symex" xmlns:wpg="http://schemas.microsoft.com/office/word/2010/wordprocessingGroup" xmlns:wpi="http://schemas.microsoft.com/office/word/2010/wordprocessingInk" xmlns:wne="http://schemas.microsoft.com/office/word/2006/wordml" xmlns:wps="http://schemas.microsoft.com/office/word/2010/wordprocessingShape" mc:Ignorable="w14 w15 w16se w16cid w16 w16cex w16sdtdh wp14">
+<w:numbering xmlns:wpc="http://schemas.microsoft.com/office/word/2010/wordprocessingCanvas" xmlns:cx="http://schemas.microsoft.com/office/drawing/2014/chartex" xmlns:cx1="http://schemas.microsoft.com/office/drawing/2015/9/8/chartex" xmlns:cx2="http://schemas.microsoft.com/office/drawing/2015/10/21/chartex" xmlns:cx3="http://schemas.microsoft.com/office/drawing/2016/5/9/chartex" xmlns:cx4="http://schemas.microsoft.com/office/drawing/2016/5/10/chartex" xmlns:cx5="http://schemas.microsoft.com/office/drawing/2016/5/11/chartex" xmlns:cx6="http://schemas.microsoft.com/office/drawing/2016/5/12/chartex" xmlns:cx7="http://schemas.microsoft.com/office/drawing/2016/5/13/chartex" xmlns:cx8="http://schemas.microsoft.com/office/drawing/2016/5/14/chartex" xmlns:mc="http://schemas.openxmlformats.org/markup-compatibility/2006" xmlns:aink="http://schemas.microsoft.com/office/drawing/2016/ink" xmlns:am3d="http://schemas.microsoft.com/office/drawing/2017/model3d" xmlns:o="urn:schemas-microsoft-com:office:office" xmlns:oel="http://schemas.microsoft.com/office/2019/extlst" xmlns:r="http://schemas.openxmlformats.org/officeDocument/2006/relationships" xmlns:m="http://schemas.openxmlformats.org/officeDocument/2006/math" xmlns:v="urn:schemas-microsoft-com:vml" xmlns:wp14="http://schemas.microsoft.com/office/word/2010/wordprocessingDrawing" xmlns:wp="http://schemas.openxmlformats.org/drawingml/2006/wordprocessingDrawing" xmlns:w10="urn:schemas-microsoft-com:office:word" xmlns:w="http://schemas.openxmlformats.org/wordprocessingml/2006/main" xmlns:w14="http://schemas.microsoft.com/office/word/2010/wordml" xmlns:w15="http://schemas.microsoft.com/office/word/2012/wordml" xmlns:w16cex="http://schemas.microsoft.com/office/word/2018/wordml/cex" xmlns:w16cid="http://schemas.microsoft.com/office/word/2016/wordml/cid" xmlns:w16="http://schemas.microsoft.com/office/word/2018/wordml" xmlns:w16du="http://schemas.microsoft.com/office/word/2023/wordml/word16du" xmlns:w16sdtdh="http://schemas.microsoft.com/office/word/2020/wordml/sdtdatahash" xmlns:w16sdtfl="http://schemas.microsoft.com/office/word/2024/wordml/sdtformatlock" xmlns:w16se="http://schemas.microsoft.com/office/word/2015/wordml/symex" xmlns:wpg="http://schemas.microsoft.com/office/word/2010/wordprocessingGroup" xmlns:wpi="http://schemas.microsoft.com/office/word/2010/wordprocessingInk" xmlns:wne="http://schemas.microsoft.com/office/word/2006/wordml" xmlns:wps="http://schemas.microsoft.com/office/word/2010/wordprocessingShape" mc:Ignorable="w14 w15 w16se w16cid w16 w16cex w16sdtdh w16sdtfl w16du wp14">
   <w:abstractNum w:abstractNumId="0" w15:restartNumberingAfterBreak="0">
     <w:nsid w:val="14634548"/>
     <w:multiLevelType w:val="hybridMultilevel"/>
@@ -21586,32 +20983,32 @@
       </w:rPr>
     </w:lvl>
   </w:abstractNum>
-  <w:num w:numId="1">
+  <w:num w:numId="1" w16cid:durableId="1190535689">
     <w:abstractNumId w:val="4"/>
   </w:num>
-  <w:num w:numId="2">
+  <w:num w:numId="2" w16cid:durableId="1395397582">
     <w:abstractNumId w:val="6"/>
   </w:num>
-  <w:num w:numId="3">
+  <w:num w:numId="3" w16cid:durableId="294987728">
     <w:abstractNumId w:val="0"/>
   </w:num>
-  <w:num w:numId="4">
+  <w:num w:numId="4" w16cid:durableId="572592098">
     <w:abstractNumId w:val="3"/>
   </w:num>
-  <w:num w:numId="5">
+  <w:num w:numId="5" w16cid:durableId="2022925578">
     <w:abstractNumId w:val="1"/>
   </w:num>
-  <w:num w:numId="6">
+  <w:num w:numId="6" w16cid:durableId="557860220">
     <w:abstractNumId w:val="2"/>
   </w:num>
-  <w:num w:numId="7">
+  <w:num w:numId="7" w16cid:durableId="2084208214">
     <w:abstractNumId w:val="5"/>
   </w:num>
 </w:numbering>
 </file>
 
 <file path=word/styles.xml><?xml version="1.0" encoding="utf-8"?>
-<w:styles xmlns:mc="http://schemas.openxmlformats.org/markup-compatibility/2006" xmlns:r="http://schemas.openxmlformats.org/officeDocument/2006/relationships" xmlns:w="http://schemas.openxmlformats.org/wordprocessingml/2006/main" xmlns:w14="http://schemas.microsoft.com/office/word/2010/wordml" xmlns:w15="http://schemas.microsoft.com/office/word/2012/wordml" xmlns:w16cex="http://schemas.microsoft.com/office/word/2018/wordml/cex" xmlns:w16cid="http://schemas.microsoft.com/office/word/2016/wordml/cid" xmlns:w16="http://schemas.microsoft.com/office/word/2018/wordml" xmlns:w16sdtdh="http://schemas.microsoft.com/office/word/2020/wordml/sdtdatahash" xmlns:w16se="http://schemas.microsoft.com/office/word/2015/wordml/symex" mc:Ignorable="w14 w15 w16se w16cid w16 w16cex w16sdtdh">
+<w:styles xmlns:mc="http://schemas.openxmlformats.org/markup-compatibility/2006" xmlns:r="http://schemas.openxmlformats.org/officeDocument/2006/relationships" xmlns:w="http://schemas.openxmlformats.org/wordprocessingml/2006/main" xmlns:w14="http://schemas.microsoft.com/office/word/2010/wordml" xmlns:w15="http://schemas.microsoft.com/office/word/2012/wordml" xmlns:w16cex="http://schemas.microsoft.com/office/word/2018/wordml/cex" xmlns:w16cid="http://schemas.microsoft.com/office/word/2016/wordml/cid" xmlns:w16="http://schemas.microsoft.com/office/word/2018/wordml" xmlns:w16du="http://schemas.microsoft.com/office/word/2023/wordml/word16du" xmlns:w16sdtdh="http://schemas.microsoft.com/office/word/2020/wordml/sdtdatahash" xmlns:w16sdtfl="http://schemas.microsoft.com/office/word/2024/wordml/sdtformatlock" xmlns:w16se="http://schemas.microsoft.com/office/word/2015/wordml/symex" mc:Ignorable="w14 w15 w16se w16cid w16 w16cex w16sdtdh w16sdtfl w16du">
   <w:docDefaults>
     <w:rPrDefault>
       <w:rPr>
@@ -22200,7 +21597,7 @@
       <w:lang w:val="es-CO" w:eastAsia="es-CO"/>
     </w:rPr>
   </w:style>
-  <w:style w:type="character" w:styleId="Textoennegrita">
+  <w:style w:type="character" w:styleId="Fuerte">
     <w:name w:val="Strong"/>
     <w:basedOn w:val="Fuentedeprrafopredeter"/>
     <w:uiPriority w:val="22"/>

--- a/SENA/Web/Talleres/2 Conocimientos HTMl5.docx
+++ b/SENA/Web/Talleres/2 Conocimientos HTMl5.docx
@@ -254,13 +254,8 @@
         <w:t xml:space="preserve"> </w:t>
       </w:r>
       <w:r>
-        <w:t xml:space="preserve">Análisis y Desarrollo de </w:t>
-      </w:r>
-      <w:proofErr w:type="spellStart"/>
-      <w:r>
-        <w:t>Softwar</w:t>
-      </w:r>
-      <w:proofErr w:type="spellEnd"/>
+        <w:t>Análisis y Desarrollo de Softwar</w:t>
+      </w:r>
     </w:p>
     <w:p>
       <w:pPr>
@@ -489,27 +484,7 @@
                 <w:szCs w:val="20"/>
                 <w:lang w:val="es-CO" w:eastAsia="es-CO"/>
               </w:rPr>
-              <w:t xml:space="preserve">&lt;!DOCTYPE </w:t>
-            </w:r>
-            <w:proofErr w:type="spellStart"/>
-            <w:r>
-              <w:rPr>
-                <w:rFonts w:ascii="Courier New" w:eastAsia="Times New Roman" w:hAnsi="Courier New" w:cs="Courier New"/>
-                <w:sz w:val="20"/>
-                <w:szCs w:val="20"/>
-                <w:lang w:val="es-CO" w:eastAsia="es-CO"/>
-              </w:rPr>
-              <w:t>html</w:t>
-            </w:r>
-            <w:proofErr w:type="spellEnd"/>
-            <w:r>
-              <w:rPr>
-                <w:rFonts w:ascii="Courier New" w:eastAsia="Times New Roman" w:hAnsi="Courier New" w:cs="Courier New"/>
-                <w:sz w:val="20"/>
-                <w:szCs w:val="20"/>
-                <w:lang w:val="es-CO" w:eastAsia="es-CO"/>
-              </w:rPr>
-              <w:t>&gt;</w:t>
+              <w:t>&lt;!DOCTYPE html&gt;</w:t>
             </w:r>
           </w:p>
         </w:tc>
@@ -567,27 +542,7 @@
                 <w:szCs w:val="20"/>
                 <w:lang w:val="es-CO" w:eastAsia="es-CO"/>
               </w:rPr>
-              <w:t xml:space="preserve">&lt;!DOCTYPE </w:t>
-            </w:r>
-            <w:proofErr w:type="spellStart"/>
-            <w:r>
-              <w:rPr>
-                <w:rFonts w:ascii="Courier New" w:eastAsia="Times New Roman" w:hAnsi="Courier New" w:cs="Courier New"/>
-                <w:sz w:val="20"/>
-                <w:szCs w:val="20"/>
-                <w:lang w:val="es-CO" w:eastAsia="es-CO"/>
-              </w:rPr>
-              <w:t>html</w:t>
-            </w:r>
-            <w:proofErr w:type="spellEnd"/>
-            <w:r>
-              <w:rPr>
-                <w:rFonts w:ascii="Courier New" w:eastAsia="Times New Roman" w:hAnsi="Courier New" w:cs="Courier New"/>
-                <w:sz w:val="20"/>
-                <w:szCs w:val="20"/>
-                <w:lang w:val="es-CO" w:eastAsia="es-CO"/>
-              </w:rPr>
-              <w:t>&gt;</w:t>
+              <w:t>&lt;!DOCTYPE html&gt;</w:t>
             </w:r>
           </w:p>
         </w:tc>
@@ -621,27 +576,7 @@
                 <w:szCs w:val="20"/>
                 <w:lang w:val="es-CO" w:eastAsia="es-CO"/>
               </w:rPr>
-              <w:t>&lt;</w:t>
-            </w:r>
-            <w:proofErr w:type="spellStart"/>
-            <w:r>
-              <w:rPr>
-                <w:rFonts w:ascii="Courier New" w:eastAsia="Times New Roman" w:hAnsi="Courier New" w:cs="Courier New"/>
-                <w:sz w:val="20"/>
-                <w:szCs w:val="20"/>
-                <w:lang w:val="es-CO" w:eastAsia="es-CO"/>
-              </w:rPr>
-              <w:t>html</w:t>
-            </w:r>
-            <w:proofErr w:type="spellEnd"/>
-            <w:r>
-              <w:rPr>
-                <w:rFonts w:ascii="Courier New" w:eastAsia="Times New Roman" w:hAnsi="Courier New" w:cs="Courier New"/>
-                <w:sz w:val="20"/>
-                <w:szCs w:val="20"/>
-                <w:lang w:val="es-CO" w:eastAsia="es-CO"/>
-              </w:rPr>
-              <w:t>&gt;</w:t>
+              <w:t>&lt;html&gt;</w:t>
             </w:r>
           </w:p>
         </w:tc>
@@ -699,67 +634,7 @@
                 <w:szCs w:val="20"/>
                 <w:lang w:val="es-CO" w:eastAsia="es-CO"/>
               </w:rPr>
-              <w:t>&lt;</w:t>
-            </w:r>
-            <w:proofErr w:type="spellStart"/>
-            <w:r>
-              <w:rPr>
-                <w:rFonts w:ascii="Courier New" w:eastAsia="Times New Roman" w:hAnsi="Courier New" w:cs="Courier New"/>
-                <w:sz w:val="20"/>
-                <w:szCs w:val="20"/>
-                <w:lang w:val="es-CO" w:eastAsia="es-CO"/>
-              </w:rPr>
-              <w:t>html</w:t>
-            </w:r>
-            <w:proofErr w:type="spellEnd"/>
-            <w:r>
-              <w:rPr>
-                <w:rFonts w:ascii="Courier New" w:eastAsia="Times New Roman" w:hAnsi="Courier New" w:cs="Courier New"/>
-                <w:sz w:val="20"/>
-                <w:szCs w:val="20"/>
-                <w:lang w:val="es-CO" w:eastAsia="es-CO"/>
-              </w:rPr>
-              <w:t xml:space="preserve"> </w:t>
-            </w:r>
-            <w:proofErr w:type="spellStart"/>
-            <w:r>
-              <w:rPr>
-                <w:rFonts w:ascii="Courier New" w:eastAsia="Times New Roman" w:hAnsi="Courier New" w:cs="Courier New"/>
-                <w:sz w:val="20"/>
-                <w:szCs w:val="20"/>
-                <w:lang w:val="es-CO" w:eastAsia="es-CO"/>
-              </w:rPr>
-              <w:t>lang</w:t>
-            </w:r>
-            <w:proofErr w:type="spellEnd"/>
-            <w:r>
-              <w:rPr>
-                <w:rFonts w:ascii="Courier New" w:eastAsia="Times New Roman" w:hAnsi="Courier New" w:cs="Courier New"/>
-                <w:sz w:val="20"/>
-                <w:szCs w:val="20"/>
-                <w:lang w:val="es-CO" w:eastAsia="es-CO"/>
-              </w:rPr>
-              <w:t>="es"&gt;...&lt;/</w:t>
-            </w:r>
-            <w:proofErr w:type="spellStart"/>
-            <w:r>
-              <w:rPr>
-                <w:rFonts w:ascii="Courier New" w:eastAsia="Times New Roman" w:hAnsi="Courier New" w:cs="Courier New"/>
-                <w:sz w:val="20"/>
-                <w:szCs w:val="20"/>
-                <w:lang w:val="es-CO" w:eastAsia="es-CO"/>
-              </w:rPr>
-              <w:t>html</w:t>
-            </w:r>
-            <w:proofErr w:type="spellEnd"/>
-            <w:r>
-              <w:rPr>
-                <w:rFonts w:ascii="Courier New" w:eastAsia="Times New Roman" w:hAnsi="Courier New" w:cs="Courier New"/>
-                <w:sz w:val="20"/>
-                <w:szCs w:val="20"/>
-                <w:lang w:val="es-CO" w:eastAsia="es-CO"/>
-              </w:rPr>
-              <w:t>&gt;</w:t>
+              <w:t>&lt;html lang="es"&gt;...&lt;/html&gt;</w:t>
             </w:r>
           </w:p>
         </w:tc>
@@ -885,27 +760,7 @@
                 <w:szCs w:val="20"/>
                 <w:lang w:val="es-CO" w:eastAsia="es-CO"/>
               </w:rPr>
-              <w:t>&lt;</w:t>
-            </w:r>
-            <w:proofErr w:type="spellStart"/>
-            <w:r>
-              <w:rPr>
-                <w:rFonts w:ascii="Courier New" w:eastAsia="Times New Roman" w:hAnsi="Courier New" w:cs="Courier New"/>
-                <w:sz w:val="20"/>
-                <w:szCs w:val="20"/>
-                <w:lang w:val="es-CO" w:eastAsia="es-CO"/>
-              </w:rPr>
-              <w:t>title</w:t>
-            </w:r>
-            <w:proofErr w:type="spellEnd"/>
-            <w:r>
-              <w:rPr>
-                <w:rFonts w:ascii="Courier New" w:eastAsia="Times New Roman" w:hAnsi="Courier New" w:cs="Courier New"/>
-                <w:sz w:val="20"/>
-                <w:szCs w:val="20"/>
-                <w:lang w:val="es-CO" w:eastAsia="es-CO"/>
-              </w:rPr>
-              <w:t>&gt;</w:t>
+              <w:t>&lt;title&gt;</w:t>
             </w:r>
           </w:p>
         </w:tc>
@@ -963,47 +818,7 @@
                 <w:szCs w:val="20"/>
                 <w:lang w:val="es-CO" w:eastAsia="es-CO"/>
               </w:rPr>
-              <w:t>&lt;</w:t>
-            </w:r>
-            <w:proofErr w:type="spellStart"/>
-            <w:r>
-              <w:rPr>
-                <w:rFonts w:ascii="Courier New" w:eastAsia="Times New Roman" w:hAnsi="Courier New" w:cs="Courier New"/>
-                <w:sz w:val="20"/>
-                <w:szCs w:val="20"/>
-                <w:lang w:val="es-CO" w:eastAsia="es-CO"/>
-              </w:rPr>
-              <w:t>title</w:t>
-            </w:r>
-            <w:proofErr w:type="spellEnd"/>
-            <w:r>
-              <w:rPr>
-                <w:rFonts w:ascii="Courier New" w:eastAsia="Times New Roman" w:hAnsi="Courier New" w:cs="Courier New"/>
-                <w:sz w:val="20"/>
-                <w:szCs w:val="20"/>
-                <w:lang w:val="es-CO" w:eastAsia="es-CO"/>
-              </w:rPr>
-              <w:t>&gt;Mi página&lt;/</w:t>
-            </w:r>
-            <w:proofErr w:type="spellStart"/>
-            <w:r>
-              <w:rPr>
-                <w:rFonts w:ascii="Courier New" w:eastAsia="Times New Roman" w:hAnsi="Courier New" w:cs="Courier New"/>
-                <w:sz w:val="20"/>
-                <w:szCs w:val="20"/>
-                <w:lang w:val="es-CO" w:eastAsia="es-CO"/>
-              </w:rPr>
-              <w:t>title</w:t>
-            </w:r>
-            <w:proofErr w:type="spellEnd"/>
-            <w:r>
-              <w:rPr>
-                <w:rFonts w:ascii="Courier New" w:eastAsia="Times New Roman" w:hAnsi="Courier New" w:cs="Courier New"/>
-                <w:sz w:val="20"/>
-                <w:szCs w:val="20"/>
-                <w:lang w:val="es-CO" w:eastAsia="es-CO"/>
-              </w:rPr>
-              <w:t>&gt;</w:t>
+              <w:t>&lt;title&gt;Mi página&lt;/title&gt;</w:t>
             </w:r>
           </w:p>
         </w:tc>
@@ -1095,27 +910,7 @@
                 <w:szCs w:val="20"/>
                 <w:lang w:val="es-CO" w:eastAsia="es-CO"/>
               </w:rPr>
-              <w:t xml:space="preserve">&lt;meta </w:t>
-            </w:r>
-            <w:proofErr w:type="spellStart"/>
-            <w:r>
-              <w:rPr>
-                <w:rFonts w:ascii="Courier New" w:eastAsia="Times New Roman" w:hAnsi="Courier New" w:cs="Courier New"/>
-                <w:sz w:val="20"/>
-                <w:szCs w:val="20"/>
-                <w:lang w:val="es-CO" w:eastAsia="es-CO"/>
-              </w:rPr>
-              <w:t>charset</w:t>
-            </w:r>
-            <w:proofErr w:type="spellEnd"/>
-            <w:r>
-              <w:rPr>
-                <w:rFonts w:ascii="Courier New" w:eastAsia="Times New Roman" w:hAnsi="Courier New" w:cs="Courier New"/>
-                <w:sz w:val="20"/>
-                <w:szCs w:val="20"/>
-                <w:lang w:val="es-CO" w:eastAsia="es-CO"/>
-              </w:rPr>
-              <w:t>="UTF-8"&gt;</w:t>
+              <w:t>&lt;meta charset="UTF-8"&gt;</w:t>
             </w:r>
           </w:p>
         </w:tc>
@@ -1149,27 +944,7 @@
                 <w:szCs w:val="20"/>
                 <w:lang w:val="es-CO" w:eastAsia="es-CO"/>
               </w:rPr>
-              <w:t>&lt;</w:t>
-            </w:r>
-            <w:proofErr w:type="spellStart"/>
-            <w:r>
-              <w:rPr>
-                <w:rFonts w:ascii="Courier New" w:eastAsia="Times New Roman" w:hAnsi="Courier New" w:cs="Courier New"/>
-                <w:sz w:val="20"/>
-                <w:szCs w:val="20"/>
-                <w:lang w:val="es-CO" w:eastAsia="es-CO"/>
-              </w:rPr>
-              <w:t>body</w:t>
-            </w:r>
-            <w:proofErr w:type="spellEnd"/>
-            <w:r>
-              <w:rPr>
-                <w:rFonts w:ascii="Courier New" w:eastAsia="Times New Roman" w:hAnsi="Courier New" w:cs="Courier New"/>
-                <w:sz w:val="20"/>
-                <w:szCs w:val="20"/>
-                <w:lang w:val="es-CO" w:eastAsia="es-CO"/>
-              </w:rPr>
-              <w:t>&gt;</w:t>
+              <w:t>&lt;body&gt;</w:t>
             </w:r>
           </w:p>
         </w:tc>
@@ -1227,47 +1002,7 @@
                 <w:szCs w:val="20"/>
                 <w:lang w:val="es-CO" w:eastAsia="es-CO"/>
               </w:rPr>
-              <w:t>&lt;</w:t>
-            </w:r>
-            <w:proofErr w:type="spellStart"/>
-            <w:r>
-              <w:rPr>
-                <w:rFonts w:ascii="Courier New" w:eastAsia="Times New Roman" w:hAnsi="Courier New" w:cs="Courier New"/>
-                <w:sz w:val="20"/>
-                <w:szCs w:val="20"/>
-                <w:lang w:val="es-CO" w:eastAsia="es-CO"/>
-              </w:rPr>
-              <w:t>body</w:t>
-            </w:r>
-            <w:proofErr w:type="spellEnd"/>
-            <w:r>
-              <w:rPr>
-                <w:rFonts w:ascii="Courier New" w:eastAsia="Times New Roman" w:hAnsi="Courier New" w:cs="Courier New"/>
-                <w:sz w:val="20"/>
-                <w:szCs w:val="20"/>
-                <w:lang w:val="es-CO" w:eastAsia="es-CO"/>
-              </w:rPr>
-              <w:t>&gt;Contenido&lt;/</w:t>
-            </w:r>
-            <w:proofErr w:type="spellStart"/>
-            <w:r>
-              <w:rPr>
-                <w:rFonts w:ascii="Courier New" w:eastAsia="Times New Roman" w:hAnsi="Courier New" w:cs="Courier New"/>
-                <w:sz w:val="20"/>
-                <w:szCs w:val="20"/>
-                <w:lang w:val="es-CO" w:eastAsia="es-CO"/>
-              </w:rPr>
-              <w:t>body</w:t>
-            </w:r>
-            <w:proofErr w:type="spellEnd"/>
-            <w:r>
-              <w:rPr>
-                <w:rFonts w:ascii="Courier New" w:eastAsia="Times New Roman" w:hAnsi="Courier New" w:cs="Courier New"/>
-                <w:sz w:val="20"/>
-                <w:szCs w:val="20"/>
-                <w:lang w:val="es-CO" w:eastAsia="es-CO"/>
-              </w:rPr>
-              <w:t>&gt;</w:t>
+              <w:t>&lt;body&gt;Contenido&lt;/body&gt;</w:t>
             </w:r>
           </w:p>
         </w:tc>
@@ -1301,27 +1036,7 @@
                 <w:szCs w:val="20"/>
                 <w:lang w:val="es-CO" w:eastAsia="es-CO"/>
               </w:rPr>
-              <w:t>&lt;</w:t>
-            </w:r>
-            <w:proofErr w:type="spellStart"/>
-            <w:r>
-              <w:rPr>
-                <w:rFonts w:ascii="Courier New" w:eastAsia="Times New Roman" w:hAnsi="Courier New" w:cs="Courier New"/>
-                <w:sz w:val="20"/>
-                <w:szCs w:val="20"/>
-                <w:lang w:val="es-CO" w:eastAsia="es-CO"/>
-              </w:rPr>
-              <w:t>header</w:t>
-            </w:r>
-            <w:proofErr w:type="spellEnd"/>
-            <w:r>
-              <w:rPr>
-                <w:rFonts w:ascii="Courier New" w:eastAsia="Times New Roman" w:hAnsi="Courier New" w:cs="Courier New"/>
-                <w:sz w:val="20"/>
-                <w:szCs w:val="20"/>
-                <w:lang w:val="es-CO" w:eastAsia="es-CO"/>
-              </w:rPr>
-              <w:t>&gt;</w:t>
+              <w:t>&lt;header&gt;</w:t>
             </w:r>
           </w:p>
         </w:tc>
@@ -1413,27 +1128,7 @@
                 <w:szCs w:val="20"/>
                 <w:lang w:val="es-CO" w:eastAsia="es-CO"/>
               </w:rPr>
-              <w:t>&lt;</w:t>
-            </w:r>
-            <w:proofErr w:type="spellStart"/>
-            <w:r>
-              <w:rPr>
-                <w:rFonts w:ascii="Courier New" w:eastAsia="Times New Roman" w:hAnsi="Courier New" w:cs="Courier New"/>
-                <w:sz w:val="20"/>
-                <w:szCs w:val="20"/>
-                <w:lang w:val="es-CO" w:eastAsia="es-CO"/>
-              </w:rPr>
-              <w:t>nav</w:t>
-            </w:r>
-            <w:proofErr w:type="spellEnd"/>
-            <w:r>
-              <w:rPr>
-                <w:rFonts w:ascii="Courier New" w:eastAsia="Times New Roman" w:hAnsi="Courier New" w:cs="Courier New"/>
-                <w:sz w:val="20"/>
-                <w:szCs w:val="20"/>
-                <w:lang w:val="es-CO" w:eastAsia="es-CO"/>
-              </w:rPr>
-              <w:t>&gt;</w:t>
+              <w:t>&lt;nav&gt;</w:t>
             </w:r>
           </w:p>
         </w:tc>
@@ -1491,47 +1186,7 @@
                 <w:szCs w:val="20"/>
                 <w:lang w:val="es-CO" w:eastAsia="es-CO"/>
               </w:rPr>
-              <w:t>&lt;</w:t>
-            </w:r>
-            <w:proofErr w:type="spellStart"/>
-            <w:r>
-              <w:rPr>
-                <w:rFonts w:ascii="Courier New" w:eastAsia="Times New Roman" w:hAnsi="Courier New" w:cs="Courier New"/>
-                <w:sz w:val="20"/>
-                <w:szCs w:val="20"/>
-                <w:lang w:val="es-CO" w:eastAsia="es-CO"/>
-              </w:rPr>
-              <w:t>nav</w:t>
-            </w:r>
-            <w:proofErr w:type="spellEnd"/>
-            <w:r>
-              <w:rPr>
-                <w:rFonts w:ascii="Courier New" w:eastAsia="Times New Roman" w:hAnsi="Courier New" w:cs="Courier New"/>
-                <w:sz w:val="20"/>
-                <w:szCs w:val="20"/>
-                <w:lang w:val="es-CO" w:eastAsia="es-CO"/>
-              </w:rPr>
-              <w:t>&gt;Menú principal&lt;/</w:t>
-            </w:r>
-            <w:proofErr w:type="spellStart"/>
-            <w:r>
-              <w:rPr>
-                <w:rFonts w:ascii="Courier New" w:eastAsia="Times New Roman" w:hAnsi="Courier New" w:cs="Courier New"/>
-                <w:sz w:val="20"/>
-                <w:szCs w:val="20"/>
-                <w:lang w:val="es-CO" w:eastAsia="es-CO"/>
-              </w:rPr>
-              <w:t>nav</w:t>
-            </w:r>
-            <w:proofErr w:type="spellEnd"/>
-            <w:r>
-              <w:rPr>
-                <w:rFonts w:ascii="Courier New" w:eastAsia="Times New Roman" w:hAnsi="Courier New" w:cs="Courier New"/>
-                <w:sz w:val="20"/>
-                <w:szCs w:val="20"/>
-                <w:lang w:val="es-CO" w:eastAsia="es-CO"/>
-              </w:rPr>
-              <w:t>&gt;</w:t>
+              <w:t>&lt;nav&gt;Menú principal&lt;/nav&gt;</w:t>
             </w:r>
           </w:p>
         </w:tc>
@@ -1565,27 +1220,7 @@
                 <w:szCs w:val="20"/>
                 <w:lang w:val="es-CO" w:eastAsia="es-CO"/>
               </w:rPr>
-              <w:t>&lt;</w:t>
-            </w:r>
-            <w:proofErr w:type="spellStart"/>
-            <w:r>
-              <w:rPr>
-                <w:rFonts w:ascii="Courier New" w:eastAsia="Times New Roman" w:hAnsi="Courier New" w:cs="Courier New"/>
-                <w:sz w:val="20"/>
-                <w:szCs w:val="20"/>
-                <w:lang w:val="es-CO" w:eastAsia="es-CO"/>
-              </w:rPr>
-              <w:t>main</w:t>
-            </w:r>
-            <w:proofErr w:type="spellEnd"/>
-            <w:r>
-              <w:rPr>
-                <w:rFonts w:ascii="Courier New" w:eastAsia="Times New Roman" w:hAnsi="Courier New" w:cs="Courier New"/>
-                <w:sz w:val="20"/>
-                <w:szCs w:val="20"/>
-                <w:lang w:val="es-CO" w:eastAsia="es-CO"/>
-              </w:rPr>
-              <w:t>&gt;</w:t>
+              <w:t>&lt;main&gt;</w:t>
             </w:r>
           </w:p>
         </w:tc>
@@ -1643,47 +1278,7 @@
                 <w:szCs w:val="20"/>
                 <w:lang w:val="es-CO" w:eastAsia="es-CO"/>
               </w:rPr>
-              <w:t>&lt;</w:t>
-            </w:r>
-            <w:proofErr w:type="spellStart"/>
-            <w:r>
-              <w:rPr>
-                <w:rFonts w:ascii="Courier New" w:eastAsia="Times New Roman" w:hAnsi="Courier New" w:cs="Courier New"/>
-                <w:sz w:val="20"/>
-                <w:szCs w:val="20"/>
-                <w:lang w:val="es-CO" w:eastAsia="es-CO"/>
-              </w:rPr>
-              <w:t>main</w:t>
-            </w:r>
-            <w:proofErr w:type="spellEnd"/>
-            <w:r>
-              <w:rPr>
-                <w:rFonts w:ascii="Courier New" w:eastAsia="Times New Roman" w:hAnsi="Courier New" w:cs="Courier New"/>
-                <w:sz w:val="20"/>
-                <w:szCs w:val="20"/>
-                <w:lang w:val="es-CO" w:eastAsia="es-CO"/>
-              </w:rPr>
-              <w:t>&gt;Contenido&lt;/</w:t>
-            </w:r>
-            <w:proofErr w:type="spellStart"/>
-            <w:r>
-              <w:rPr>
-                <w:rFonts w:ascii="Courier New" w:eastAsia="Times New Roman" w:hAnsi="Courier New" w:cs="Courier New"/>
-                <w:sz w:val="20"/>
-                <w:szCs w:val="20"/>
-                <w:lang w:val="es-CO" w:eastAsia="es-CO"/>
-              </w:rPr>
-              <w:t>main</w:t>
-            </w:r>
-            <w:proofErr w:type="spellEnd"/>
-            <w:r>
-              <w:rPr>
-                <w:rFonts w:ascii="Courier New" w:eastAsia="Times New Roman" w:hAnsi="Courier New" w:cs="Courier New"/>
-                <w:sz w:val="20"/>
-                <w:szCs w:val="20"/>
-                <w:lang w:val="es-CO" w:eastAsia="es-CO"/>
-              </w:rPr>
-              <w:t>&gt;</w:t>
+              <w:t>&lt;main&gt;Contenido&lt;/main&gt;</w:t>
             </w:r>
           </w:p>
         </w:tc>
@@ -1717,27 +1312,7 @@
                 <w:szCs w:val="20"/>
                 <w:lang w:val="es-CO" w:eastAsia="es-CO"/>
               </w:rPr>
-              <w:t>&lt;</w:t>
-            </w:r>
-            <w:proofErr w:type="spellStart"/>
-            <w:r>
-              <w:rPr>
-                <w:rFonts w:ascii="Courier New" w:eastAsia="Times New Roman" w:hAnsi="Courier New" w:cs="Courier New"/>
-                <w:sz w:val="20"/>
-                <w:szCs w:val="20"/>
-                <w:lang w:val="es-CO" w:eastAsia="es-CO"/>
-              </w:rPr>
-              <w:t>section</w:t>
-            </w:r>
-            <w:proofErr w:type="spellEnd"/>
-            <w:r>
-              <w:rPr>
-                <w:rFonts w:ascii="Courier New" w:eastAsia="Times New Roman" w:hAnsi="Courier New" w:cs="Courier New"/>
-                <w:sz w:val="20"/>
-                <w:szCs w:val="20"/>
-                <w:lang w:val="es-CO" w:eastAsia="es-CO"/>
-              </w:rPr>
-              <w:t>&gt;</w:t>
+              <w:t>&lt;section&gt;</w:t>
             </w:r>
           </w:p>
         </w:tc>
@@ -1795,47 +1370,7 @@
                 <w:szCs w:val="20"/>
                 <w:lang w:val="es-CO" w:eastAsia="es-CO"/>
               </w:rPr>
-              <w:t>&lt;</w:t>
-            </w:r>
-            <w:proofErr w:type="spellStart"/>
-            <w:r>
-              <w:rPr>
-                <w:rFonts w:ascii="Courier New" w:eastAsia="Times New Roman" w:hAnsi="Courier New" w:cs="Courier New"/>
-                <w:sz w:val="20"/>
-                <w:szCs w:val="20"/>
-                <w:lang w:val="es-CO" w:eastAsia="es-CO"/>
-              </w:rPr>
-              <w:t>section</w:t>
-            </w:r>
-            <w:proofErr w:type="spellEnd"/>
-            <w:r>
-              <w:rPr>
-                <w:rFonts w:ascii="Courier New" w:eastAsia="Times New Roman" w:hAnsi="Courier New" w:cs="Courier New"/>
-                <w:sz w:val="20"/>
-                <w:szCs w:val="20"/>
-                <w:lang w:val="es-CO" w:eastAsia="es-CO"/>
-              </w:rPr>
-              <w:t>&gt;Productos&lt;/</w:t>
-            </w:r>
-            <w:proofErr w:type="spellStart"/>
-            <w:r>
-              <w:rPr>
-                <w:rFonts w:ascii="Courier New" w:eastAsia="Times New Roman" w:hAnsi="Courier New" w:cs="Courier New"/>
-                <w:sz w:val="20"/>
-                <w:szCs w:val="20"/>
-                <w:lang w:val="es-CO" w:eastAsia="es-CO"/>
-              </w:rPr>
-              <w:t>section</w:t>
-            </w:r>
-            <w:proofErr w:type="spellEnd"/>
-            <w:r>
-              <w:rPr>
-                <w:rFonts w:ascii="Courier New" w:eastAsia="Times New Roman" w:hAnsi="Courier New" w:cs="Courier New"/>
-                <w:sz w:val="20"/>
-                <w:szCs w:val="20"/>
-                <w:lang w:val="es-CO" w:eastAsia="es-CO"/>
-              </w:rPr>
-              <w:t>&gt;</w:t>
+              <w:t>&lt;section&gt;Productos&lt;/section&gt;</w:t>
             </w:r>
           </w:p>
         </w:tc>
@@ -1869,27 +1404,7 @@
                 <w:szCs w:val="20"/>
                 <w:lang w:val="es-CO" w:eastAsia="es-CO"/>
               </w:rPr>
-              <w:t>&lt;</w:t>
-            </w:r>
-            <w:proofErr w:type="spellStart"/>
-            <w:r>
-              <w:rPr>
-                <w:rFonts w:ascii="Courier New" w:eastAsia="Times New Roman" w:hAnsi="Courier New" w:cs="Courier New"/>
-                <w:sz w:val="20"/>
-                <w:szCs w:val="20"/>
-                <w:lang w:val="es-CO" w:eastAsia="es-CO"/>
-              </w:rPr>
-              <w:t>article</w:t>
-            </w:r>
-            <w:proofErr w:type="spellEnd"/>
-            <w:r>
-              <w:rPr>
-                <w:rFonts w:ascii="Courier New" w:eastAsia="Times New Roman" w:hAnsi="Courier New" w:cs="Courier New"/>
-                <w:sz w:val="20"/>
-                <w:szCs w:val="20"/>
-                <w:lang w:val="es-CO" w:eastAsia="es-CO"/>
-              </w:rPr>
-              <w:t>&gt;</w:t>
+              <w:t>&lt;article&gt;</w:t>
             </w:r>
           </w:p>
         </w:tc>
@@ -1947,47 +1462,7 @@
                 <w:szCs w:val="20"/>
                 <w:lang w:val="es-CO" w:eastAsia="es-CO"/>
               </w:rPr>
-              <w:t>&lt;</w:t>
-            </w:r>
-            <w:proofErr w:type="spellStart"/>
-            <w:r>
-              <w:rPr>
-                <w:rFonts w:ascii="Courier New" w:eastAsia="Times New Roman" w:hAnsi="Courier New" w:cs="Courier New"/>
-                <w:sz w:val="20"/>
-                <w:szCs w:val="20"/>
-                <w:lang w:val="es-CO" w:eastAsia="es-CO"/>
-              </w:rPr>
-              <w:t>article</w:t>
-            </w:r>
-            <w:proofErr w:type="spellEnd"/>
-            <w:r>
-              <w:rPr>
-                <w:rFonts w:ascii="Courier New" w:eastAsia="Times New Roman" w:hAnsi="Courier New" w:cs="Courier New"/>
-                <w:sz w:val="20"/>
-                <w:szCs w:val="20"/>
-                <w:lang w:val="es-CO" w:eastAsia="es-CO"/>
-              </w:rPr>
-              <w:t>&gt;Noticia&lt;/</w:t>
-            </w:r>
-            <w:proofErr w:type="spellStart"/>
-            <w:r>
-              <w:rPr>
-                <w:rFonts w:ascii="Courier New" w:eastAsia="Times New Roman" w:hAnsi="Courier New" w:cs="Courier New"/>
-                <w:sz w:val="20"/>
-                <w:szCs w:val="20"/>
-                <w:lang w:val="es-CO" w:eastAsia="es-CO"/>
-              </w:rPr>
-              <w:t>article</w:t>
-            </w:r>
-            <w:proofErr w:type="spellEnd"/>
-            <w:r>
-              <w:rPr>
-                <w:rFonts w:ascii="Courier New" w:eastAsia="Times New Roman" w:hAnsi="Courier New" w:cs="Courier New"/>
-                <w:sz w:val="20"/>
-                <w:szCs w:val="20"/>
-                <w:lang w:val="es-CO" w:eastAsia="es-CO"/>
-              </w:rPr>
-              <w:t>&gt;</w:t>
+              <w:t>&lt;article&gt;Noticia&lt;/article&gt;</w:t>
             </w:r>
           </w:p>
         </w:tc>
@@ -2113,27 +1588,7 @@
                 <w:szCs w:val="20"/>
                 <w:lang w:val="es-CO" w:eastAsia="es-CO"/>
               </w:rPr>
-              <w:t>&lt;</w:t>
-            </w:r>
-            <w:proofErr w:type="spellStart"/>
-            <w:r>
-              <w:rPr>
-                <w:rFonts w:ascii="Courier New" w:eastAsia="Times New Roman" w:hAnsi="Courier New" w:cs="Courier New"/>
-                <w:sz w:val="20"/>
-                <w:szCs w:val="20"/>
-                <w:lang w:val="es-CO" w:eastAsia="es-CO"/>
-              </w:rPr>
-              <w:t>footer</w:t>
-            </w:r>
-            <w:proofErr w:type="spellEnd"/>
-            <w:r>
-              <w:rPr>
-                <w:rFonts w:ascii="Courier New" w:eastAsia="Times New Roman" w:hAnsi="Courier New" w:cs="Courier New"/>
-                <w:sz w:val="20"/>
-                <w:szCs w:val="20"/>
-                <w:lang w:val="es-CO" w:eastAsia="es-CO"/>
-              </w:rPr>
-              <w:t>&gt;</w:t>
+              <w:t>&lt;footer&gt;</w:t>
             </w:r>
           </w:p>
         </w:tc>
@@ -2191,47 +1646,7 @@
                 <w:szCs w:val="20"/>
                 <w:lang w:val="es-CO" w:eastAsia="es-CO"/>
               </w:rPr>
-              <w:t>&lt;</w:t>
-            </w:r>
-            <w:proofErr w:type="spellStart"/>
-            <w:r>
-              <w:rPr>
-                <w:rFonts w:ascii="Courier New" w:eastAsia="Times New Roman" w:hAnsi="Courier New" w:cs="Courier New"/>
-                <w:sz w:val="20"/>
-                <w:szCs w:val="20"/>
-                <w:lang w:val="es-CO" w:eastAsia="es-CO"/>
-              </w:rPr>
-              <w:t>footer</w:t>
-            </w:r>
-            <w:proofErr w:type="spellEnd"/>
-            <w:r>
-              <w:rPr>
-                <w:rFonts w:ascii="Courier New" w:eastAsia="Times New Roman" w:hAnsi="Courier New" w:cs="Courier New"/>
-                <w:sz w:val="20"/>
-                <w:szCs w:val="20"/>
-                <w:lang w:val="es-CO" w:eastAsia="es-CO"/>
-              </w:rPr>
-              <w:t>&gt;Copyright&lt;/</w:t>
-            </w:r>
-            <w:proofErr w:type="spellStart"/>
-            <w:r>
-              <w:rPr>
-                <w:rFonts w:ascii="Courier New" w:eastAsia="Times New Roman" w:hAnsi="Courier New" w:cs="Courier New"/>
-                <w:sz w:val="20"/>
-                <w:szCs w:val="20"/>
-                <w:lang w:val="es-CO" w:eastAsia="es-CO"/>
-              </w:rPr>
-              <w:t>footer</w:t>
-            </w:r>
-            <w:proofErr w:type="spellEnd"/>
-            <w:r>
-              <w:rPr>
-                <w:rFonts w:ascii="Courier New" w:eastAsia="Times New Roman" w:hAnsi="Courier New" w:cs="Courier New"/>
-                <w:sz w:val="20"/>
-                <w:szCs w:val="20"/>
-                <w:lang w:val="es-CO" w:eastAsia="es-CO"/>
-              </w:rPr>
-              <w:t>&gt;</w:t>
+              <w:t>&lt;footer&gt;Copyright&lt;/footer&gt;</w:t>
             </w:r>
           </w:p>
         </w:tc>
@@ -2265,27 +1680,7 @@
                 <w:szCs w:val="20"/>
                 <w:lang w:val="es-CO" w:eastAsia="es-CO"/>
               </w:rPr>
-              <w:t>&lt;</w:t>
-            </w:r>
-            <w:proofErr w:type="spellStart"/>
-            <w:r>
-              <w:rPr>
-                <w:rFonts w:ascii="Courier New" w:eastAsia="Times New Roman" w:hAnsi="Courier New" w:cs="Courier New"/>
-                <w:sz w:val="20"/>
-                <w:szCs w:val="20"/>
-                <w:lang w:val="es-CO" w:eastAsia="es-CO"/>
-              </w:rPr>
-              <w:t>div</w:t>
-            </w:r>
-            <w:proofErr w:type="spellEnd"/>
-            <w:r>
-              <w:rPr>
-                <w:rFonts w:ascii="Courier New" w:eastAsia="Times New Roman" w:hAnsi="Courier New" w:cs="Courier New"/>
-                <w:sz w:val="20"/>
-                <w:szCs w:val="20"/>
-                <w:lang w:val="es-CO" w:eastAsia="es-CO"/>
-              </w:rPr>
-              <w:t>&gt;</w:t>
+              <w:t>&lt;div&gt;</w:t>
             </w:r>
           </w:p>
         </w:tc>
@@ -2343,47 +1738,7 @@
                 <w:szCs w:val="20"/>
                 <w:lang w:val="es-CO" w:eastAsia="es-CO"/>
               </w:rPr>
-              <w:t>&lt;</w:t>
-            </w:r>
-            <w:proofErr w:type="spellStart"/>
-            <w:r>
-              <w:rPr>
-                <w:rFonts w:ascii="Courier New" w:eastAsia="Times New Roman" w:hAnsi="Courier New" w:cs="Courier New"/>
-                <w:sz w:val="20"/>
-                <w:szCs w:val="20"/>
-                <w:lang w:val="es-CO" w:eastAsia="es-CO"/>
-              </w:rPr>
-              <w:t>div</w:t>
-            </w:r>
-            <w:proofErr w:type="spellEnd"/>
-            <w:r>
-              <w:rPr>
-                <w:rFonts w:ascii="Courier New" w:eastAsia="Times New Roman" w:hAnsi="Courier New" w:cs="Courier New"/>
-                <w:sz w:val="20"/>
-                <w:szCs w:val="20"/>
-                <w:lang w:val="es-CO" w:eastAsia="es-CO"/>
-              </w:rPr>
-              <w:t>&gt;Contenido&lt;/</w:t>
-            </w:r>
-            <w:proofErr w:type="spellStart"/>
-            <w:r>
-              <w:rPr>
-                <w:rFonts w:ascii="Courier New" w:eastAsia="Times New Roman" w:hAnsi="Courier New" w:cs="Courier New"/>
-                <w:sz w:val="20"/>
-                <w:szCs w:val="20"/>
-                <w:lang w:val="es-CO" w:eastAsia="es-CO"/>
-              </w:rPr>
-              <w:t>div</w:t>
-            </w:r>
-            <w:proofErr w:type="spellEnd"/>
-            <w:r>
-              <w:rPr>
-                <w:rFonts w:ascii="Courier New" w:eastAsia="Times New Roman" w:hAnsi="Courier New" w:cs="Courier New"/>
-                <w:sz w:val="20"/>
-                <w:szCs w:val="20"/>
-                <w:lang w:val="es-CO" w:eastAsia="es-CO"/>
-              </w:rPr>
-              <w:t>&gt;</w:t>
+              <w:t>&lt;div&gt;Contenido&lt;/div&gt;</w:t>
             </w:r>
           </w:p>
         </w:tc>
@@ -2417,27 +1772,7 @@
                 <w:szCs w:val="20"/>
                 <w:lang w:val="es-CO" w:eastAsia="es-CO"/>
               </w:rPr>
-              <w:t>&lt;</w:t>
-            </w:r>
-            <w:proofErr w:type="spellStart"/>
-            <w:r>
-              <w:rPr>
-                <w:rFonts w:ascii="Courier New" w:eastAsia="Times New Roman" w:hAnsi="Courier New" w:cs="Courier New"/>
-                <w:sz w:val="20"/>
-                <w:szCs w:val="20"/>
-                <w:lang w:val="es-CO" w:eastAsia="es-CO"/>
-              </w:rPr>
-              <w:t>span</w:t>
-            </w:r>
-            <w:proofErr w:type="spellEnd"/>
-            <w:r>
-              <w:rPr>
-                <w:rFonts w:ascii="Courier New" w:eastAsia="Times New Roman" w:hAnsi="Courier New" w:cs="Courier New"/>
-                <w:sz w:val="20"/>
-                <w:szCs w:val="20"/>
-                <w:lang w:val="es-CO" w:eastAsia="es-CO"/>
-              </w:rPr>
-              <w:t>&gt;</w:t>
+              <w:t>&lt;span&gt;</w:t>
             </w:r>
           </w:p>
         </w:tc>
@@ -2495,47 +1830,7 @@
                 <w:szCs w:val="20"/>
                 <w:lang w:val="es-CO" w:eastAsia="es-CO"/>
               </w:rPr>
-              <w:t>&lt;</w:t>
-            </w:r>
-            <w:proofErr w:type="spellStart"/>
-            <w:r>
-              <w:rPr>
-                <w:rFonts w:ascii="Courier New" w:eastAsia="Times New Roman" w:hAnsi="Courier New" w:cs="Courier New"/>
-                <w:sz w:val="20"/>
-                <w:szCs w:val="20"/>
-                <w:lang w:val="es-CO" w:eastAsia="es-CO"/>
-              </w:rPr>
-              <w:t>span</w:t>
-            </w:r>
-            <w:proofErr w:type="spellEnd"/>
-            <w:r>
-              <w:rPr>
-                <w:rFonts w:ascii="Courier New" w:eastAsia="Times New Roman" w:hAnsi="Courier New" w:cs="Courier New"/>
-                <w:sz w:val="20"/>
-                <w:szCs w:val="20"/>
-                <w:lang w:val="es-CO" w:eastAsia="es-CO"/>
-              </w:rPr>
-              <w:t>&gt;Importante&lt;/</w:t>
-            </w:r>
-            <w:proofErr w:type="spellStart"/>
-            <w:r>
-              <w:rPr>
-                <w:rFonts w:ascii="Courier New" w:eastAsia="Times New Roman" w:hAnsi="Courier New" w:cs="Courier New"/>
-                <w:sz w:val="20"/>
-                <w:szCs w:val="20"/>
-                <w:lang w:val="es-CO" w:eastAsia="es-CO"/>
-              </w:rPr>
-              <w:t>span</w:t>
-            </w:r>
-            <w:proofErr w:type="spellEnd"/>
-            <w:r>
-              <w:rPr>
-                <w:rFonts w:ascii="Courier New" w:eastAsia="Times New Roman" w:hAnsi="Courier New" w:cs="Courier New"/>
-                <w:sz w:val="20"/>
-                <w:szCs w:val="20"/>
-                <w:lang w:val="es-CO" w:eastAsia="es-CO"/>
-              </w:rPr>
-              <w:t>&gt;</w:t>
+              <w:t>&lt;span&gt;Importante&lt;/span&gt;</w:t>
             </w:r>
           </w:p>
         </w:tc>
@@ -3381,27 +2676,7 @@
                 <w:szCs w:val="20"/>
                 <w:lang w:val="es-CO" w:eastAsia="es-CO"/>
               </w:rPr>
-              <w:t>&lt;</w:t>
-            </w:r>
-            <w:proofErr w:type="spellStart"/>
-            <w:r>
-              <w:rPr>
-                <w:rFonts w:ascii="Courier New" w:eastAsia="Times New Roman" w:hAnsi="Courier New" w:cs="Courier New"/>
-                <w:sz w:val="20"/>
-                <w:szCs w:val="20"/>
-                <w:lang w:val="es-CO" w:eastAsia="es-CO"/>
-              </w:rPr>
-              <w:t>br</w:t>
-            </w:r>
-            <w:proofErr w:type="spellEnd"/>
-            <w:r>
-              <w:rPr>
-                <w:rFonts w:ascii="Courier New" w:eastAsia="Times New Roman" w:hAnsi="Courier New" w:cs="Courier New"/>
-                <w:sz w:val="20"/>
-                <w:szCs w:val="20"/>
-                <w:lang w:val="es-CO" w:eastAsia="es-CO"/>
-              </w:rPr>
-              <w:t>&gt;</w:t>
+              <w:t>&lt;br&gt;</w:t>
             </w:r>
           </w:p>
         </w:tc>
@@ -3459,27 +2734,7 @@
                 <w:szCs w:val="20"/>
                 <w:lang w:val="es-CO" w:eastAsia="es-CO"/>
               </w:rPr>
-              <w:t>Nombre:&lt;</w:t>
-            </w:r>
-            <w:proofErr w:type="spellStart"/>
-            <w:r>
-              <w:rPr>
-                <w:rFonts w:ascii="Courier New" w:eastAsia="Times New Roman" w:hAnsi="Courier New" w:cs="Courier New"/>
-                <w:sz w:val="20"/>
-                <w:szCs w:val="20"/>
-                <w:lang w:val="es-CO" w:eastAsia="es-CO"/>
-              </w:rPr>
-              <w:t>br</w:t>
-            </w:r>
-            <w:proofErr w:type="spellEnd"/>
-            <w:r>
-              <w:rPr>
-                <w:rFonts w:ascii="Courier New" w:eastAsia="Times New Roman" w:hAnsi="Courier New" w:cs="Courier New"/>
-                <w:sz w:val="20"/>
-                <w:szCs w:val="20"/>
-                <w:lang w:val="es-CO" w:eastAsia="es-CO"/>
-              </w:rPr>
-              <w:t>&gt;Juan</w:t>
+              <w:t>Nombre:&lt;br&gt;Juan</w:t>
             </w:r>
           </w:p>
         </w:tc>
@@ -3513,27 +2768,7 @@
                 <w:szCs w:val="20"/>
                 <w:lang w:val="es-CO" w:eastAsia="es-CO"/>
               </w:rPr>
-              <w:t>&lt;</w:t>
-            </w:r>
-            <w:proofErr w:type="spellStart"/>
-            <w:r>
-              <w:rPr>
-                <w:rFonts w:ascii="Courier New" w:eastAsia="Times New Roman" w:hAnsi="Courier New" w:cs="Courier New"/>
-                <w:sz w:val="20"/>
-                <w:szCs w:val="20"/>
-                <w:lang w:val="es-CO" w:eastAsia="es-CO"/>
-              </w:rPr>
-              <w:t>hr</w:t>
-            </w:r>
-            <w:proofErr w:type="spellEnd"/>
-            <w:r>
-              <w:rPr>
-                <w:rFonts w:ascii="Courier New" w:eastAsia="Times New Roman" w:hAnsi="Courier New" w:cs="Courier New"/>
-                <w:sz w:val="20"/>
-                <w:szCs w:val="20"/>
-                <w:lang w:val="es-CO" w:eastAsia="es-CO"/>
-              </w:rPr>
-              <w:t>&gt;</w:t>
+              <w:t>&lt;hr&gt;</w:t>
             </w:r>
           </w:p>
         </w:tc>
@@ -3591,27 +2826,7 @@
                 <w:szCs w:val="20"/>
                 <w:lang w:val="es-CO" w:eastAsia="es-CO"/>
               </w:rPr>
-              <w:t>&lt;</w:t>
-            </w:r>
-            <w:proofErr w:type="spellStart"/>
-            <w:r>
-              <w:rPr>
-                <w:rFonts w:ascii="Courier New" w:eastAsia="Times New Roman" w:hAnsi="Courier New" w:cs="Courier New"/>
-                <w:sz w:val="20"/>
-                <w:szCs w:val="20"/>
-                <w:lang w:val="es-CO" w:eastAsia="es-CO"/>
-              </w:rPr>
-              <w:t>hr</w:t>
-            </w:r>
-            <w:proofErr w:type="spellEnd"/>
-            <w:r>
-              <w:rPr>
-                <w:rFonts w:ascii="Courier New" w:eastAsia="Times New Roman" w:hAnsi="Courier New" w:cs="Courier New"/>
-                <w:sz w:val="20"/>
-                <w:szCs w:val="20"/>
-                <w:lang w:val="es-CO" w:eastAsia="es-CO"/>
-              </w:rPr>
-              <w:t>&gt;</w:t>
+              <w:t>&lt;hr&gt;</w:t>
             </w:r>
           </w:p>
         </w:tc>
@@ -3645,27 +2860,7 @@
                 <w:szCs w:val="20"/>
                 <w:lang w:val="es-CO" w:eastAsia="es-CO"/>
               </w:rPr>
-              <w:t>&lt;</w:t>
-            </w:r>
-            <w:proofErr w:type="spellStart"/>
-            <w:r>
-              <w:rPr>
-                <w:rFonts w:ascii="Courier New" w:eastAsia="Times New Roman" w:hAnsi="Courier New" w:cs="Courier New"/>
-                <w:sz w:val="20"/>
-                <w:szCs w:val="20"/>
-                <w:lang w:val="es-CO" w:eastAsia="es-CO"/>
-              </w:rPr>
-              <w:t>strong</w:t>
-            </w:r>
-            <w:proofErr w:type="spellEnd"/>
-            <w:r>
-              <w:rPr>
-                <w:rFonts w:ascii="Courier New" w:eastAsia="Times New Roman" w:hAnsi="Courier New" w:cs="Courier New"/>
-                <w:sz w:val="20"/>
-                <w:szCs w:val="20"/>
-                <w:lang w:val="es-CO" w:eastAsia="es-CO"/>
-              </w:rPr>
-              <w:t>&gt;</w:t>
+              <w:t>&lt;strong&gt;</w:t>
             </w:r>
           </w:p>
         </w:tc>
@@ -3723,47 +2918,7 @@
                 <w:szCs w:val="20"/>
                 <w:lang w:val="es-CO" w:eastAsia="es-CO"/>
               </w:rPr>
-              <w:t>&lt;</w:t>
-            </w:r>
-            <w:proofErr w:type="spellStart"/>
-            <w:r>
-              <w:rPr>
-                <w:rFonts w:ascii="Courier New" w:eastAsia="Times New Roman" w:hAnsi="Courier New" w:cs="Courier New"/>
-                <w:sz w:val="20"/>
-                <w:szCs w:val="20"/>
-                <w:lang w:val="es-CO" w:eastAsia="es-CO"/>
-              </w:rPr>
-              <w:t>strong</w:t>
-            </w:r>
-            <w:proofErr w:type="spellEnd"/>
-            <w:r>
-              <w:rPr>
-                <w:rFonts w:ascii="Courier New" w:eastAsia="Times New Roman" w:hAnsi="Courier New" w:cs="Courier New"/>
-                <w:sz w:val="20"/>
-                <w:szCs w:val="20"/>
-                <w:lang w:val="es-CO" w:eastAsia="es-CO"/>
-              </w:rPr>
-              <w:t>&gt;Oferta&lt;/</w:t>
-            </w:r>
-            <w:proofErr w:type="spellStart"/>
-            <w:r>
-              <w:rPr>
-                <w:rFonts w:ascii="Courier New" w:eastAsia="Times New Roman" w:hAnsi="Courier New" w:cs="Courier New"/>
-                <w:sz w:val="20"/>
-                <w:szCs w:val="20"/>
-                <w:lang w:val="es-CO" w:eastAsia="es-CO"/>
-              </w:rPr>
-              <w:t>strong</w:t>
-            </w:r>
-            <w:proofErr w:type="spellEnd"/>
-            <w:r>
-              <w:rPr>
-                <w:rFonts w:ascii="Courier New" w:eastAsia="Times New Roman" w:hAnsi="Courier New" w:cs="Courier New"/>
-                <w:sz w:val="20"/>
-                <w:szCs w:val="20"/>
-                <w:lang w:val="es-CO" w:eastAsia="es-CO"/>
-              </w:rPr>
-              <w:t>&gt;</w:t>
+              <w:t>&lt;strong&gt;Oferta&lt;/strong&gt;</w:t>
             </w:r>
           </w:p>
         </w:tc>
@@ -4073,27 +3228,7 @@
                 <w:szCs w:val="20"/>
                 <w:lang w:val="es-CO" w:eastAsia="es-CO"/>
               </w:rPr>
-              <w:t>&lt;</w:t>
-            </w:r>
-            <w:proofErr w:type="spellStart"/>
-            <w:r>
-              <w:rPr>
-                <w:rFonts w:ascii="Courier New" w:eastAsia="Times New Roman" w:hAnsi="Courier New" w:cs="Courier New"/>
-                <w:sz w:val="20"/>
-                <w:szCs w:val="20"/>
-                <w:lang w:val="es-CO" w:eastAsia="es-CO"/>
-              </w:rPr>
-              <w:t>small</w:t>
-            </w:r>
-            <w:proofErr w:type="spellEnd"/>
-            <w:r>
-              <w:rPr>
-                <w:rFonts w:ascii="Courier New" w:eastAsia="Times New Roman" w:hAnsi="Courier New" w:cs="Courier New"/>
-                <w:sz w:val="20"/>
-                <w:szCs w:val="20"/>
-                <w:lang w:val="es-CO" w:eastAsia="es-CO"/>
-              </w:rPr>
-              <w:t>&gt;</w:t>
+              <w:t>&lt;small&gt;</w:t>
             </w:r>
           </w:p>
         </w:tc>
@@ -4151,47 +3286,7 @@
                 <w:szCs w:val="20"/>
                 <w:lang w:val="es-CO" w:eastAsia="es-CO"/>
               </w:rPr>
-              <w:t>&lt;</w:t>
-            </w:r>
-            <w:proofErr w:type="spellStart"/>
-            <w:r>
-              <w:rPr>
-                <w:rFonts w:ascii="Courier New" w:eastAsia="Times New Roman" w:hAnsi="Courier New" w:cs="Courier New"/>
-                <w:sz w:val="20"/>
-                <w:szCs w:val="20"/>
-                <w:lang w:val="es-CO" w:eastAsia="es-CO"/>
-              </w:rPr>
-              <w:t>small</w:t>
-            </w:r>
-            <w:proofErr w:type="spellEnd"/>
-            <w:r>
-              <w:rPr>
-                <w:rFonts w:ascii="Courier New" w:eastAsia="Times New Roman" w:hAnsi="Courier New" w:cs="Courier New"/>
-                <w:sz w:val="20"/>
-                <w:szCs w:val="20"/>
-                <w:lang w:val="es-CO" w:eastAsia="es-CO"/>
-              </w:rPr>
-              <w:t>&gt;Información adicional&lt;/</w:t>
-            </w:r>
-            <w:proofErr w:type="spellStart"/>
-            <w:r>
-              <w:rPr>
-                <w:rFonts w:ascii="Courier New" w:eastAsia="Times New Roman" w:hAnsi="Courier New" w:cs="Courier New"/>
-                <w:sz w:val="20"/>
-                <w:szCs w:val="20"/>
-                <w:lang w:val="es-CO" w:eastAsia="es-CO"/>
-              </w:rPr>
-              <w:t>small</w:t>
-            </w:r>
-            <w:proofErr w:type="spellEnd"/>
-            <w:r>
-              <w:rPr>
-                <w:rFonts w:ascii="Courier New" w:eastAsia="Times New Roman" w:hAnsi="Courier New" w:cs="Courier New"/>
-                <w:sz w:val="20"/>
-                <w:szCs w:val="20"/>
-                <w:lang w:val="es-CO" w:eastAsia="es-CO"/>
-              </w:rPr>
-              <w:t>&gt;</w:t>
+              <w:t>&lt;small&gt;Información adicional&lt;/small&gt;</w:t>
             </w:r>
           </w:p>
         </w:tc>
@@ -4225,27 +3320,7 @@
                 <w:szCs w:val="20"/>
                 <w:lang w:val="es-CO" w:eastAsia="es-CO"/>
               </w:rPr>
-              <w:t>&lt;</w:t>
-            </w:r>
-            <w:proofErr w:type="spellStart"/>
-            <w:r>
-              <w:rPr>
-                <w:rFonts w:ascii="Courier New" w:eastAsia="Times New Roman" w:hAnsi="Courier New" w:cs="Courier New"/>
-                <w:sz w:val="20"/>
-                <w:szCs w:val="20"/>
-                <w:lang w:val="es-CO" w:eastAsia="es-CO"/>
-              </w:rPr>
-              <w:t>mark</w:t>
-            </w:r>
-            <w:proofErr w:type="spellEnd"/>
-            <w:r>
-              <w:rPr>
-                <w:rFonts w:ascii="Courier New" w:eastAsia="Times New Roman" w:hAnsi="Courier New" w:cs="Courier New"/>
-                <w:sz w:val="20"/>
-                <w:szCs w:val="20"/>
-                <w:lang w:val="es-CO" w:eastAsia="es-CO"/>
-              </w:rPr>
-              <w:t>&gt;</w:t>
+              <w:t>&lt;mark&gt;</w:t>
             </w:r>
           </w:p>
         </w:tc>
@@ -4303,47 +3378,7 @@
                 <w:szCs w:val="20"/>
                 <w:lang w:val="es-CO" w:eastAsia="es-CO"/>
               </w:rPr>
-              <w:t>&lt;</w:t>
-            </w:r>
-            <w:proofErr w:type="spellStart"/>
-            <w:r>
-              <w:rPr>
-                <w:rFonts w:ascii="Courier New" w:eastAsia="Times New Roman" w:hAnsi="Courier New" w:cs="Courier New"/>
-                <w:sz w:val="20"/>
-                <w:szCs w:val="20"/>
-                <w:lang w:val="es-CO" w:eastAsia="es-CO"/>
-              </w:rPr>
-              <w:t>mark</w:t>
-            </w:r>
-            <w:proofErr w:type="spellEnd"/>
-            <w:r>
-              <w:rPr>
-                <w:rFonts w:ascii="Courier New" w:eastAsia="Times New Roman" w:hAnsi="Courier New" w:cs="Courier New"/>
-                <w:sz w:val="20"/>
-                <w:szCs w:val="20"/>
-                <w:lang w:val="es-CO" w:eastAsia="es-CO"/>
-              </w:rPr>
-              <w:t>&gt;Nuevo&lt;/</w:t>
-            </w:r>
-            <w:proofErr w:type="spellStart"/>
-            <w:r>
-              <w:rPr>
-                <w:rFonts w:ascii="Courier New" w:eastAsia="Times New Roman" w:hAnsi="Courier New" w:cs="Courier New"/>
-                <w:sz w:val="20"/>
-                <w:szCs w:val="20"/>
-                <w:lang w:val="es-CO" w:eastAsia="es-CO"/>
-              </w:rPr>
-              <w:t>mark</w:t>
-            </w:r>
-            <w:proofErr w:type="spellEnd"/>
-            <w:r>
-              <w:rPr>
-                <w:rFonts w:ascii="Courier New" w:eastAsia="Times New Roman" w:hAnsi="Courier New" w:cs="Courier New"/>
-                <w:sz w:val="20"/>
-                <w:szCs w:val="20"/>
-                <w:lang w:val="es-CO" w:eastAsia="es-CO"/>
-              </w:rPr>
-              <w:t>&gt;</w:t>
+              <w:t>&lt;mark&gt;Nuevo&lt;/mark&gt;</w:t>
             </w:r>
           </w:p>
         </w:tc>
@@ -4469,27 +3504,7 @@
                 <w:szCs w:val="20"/>
                 <w:lang w:val="es-CO" w:eastAsia="es-CO"/>
               </w:rPr>
-              <w:t>&lt;</w:t>
-            </w:r>
-            <w:proofErr w:type="spellStart"/>
-            <w:r>
-              <w:rPr>
-                <w:rFonts w:ascii="Courier New" w:eastAsia="Times New Roman" w:hAnsi="Courier New" w:cs="Courier New"/>
-                <w:sz w:val="20"/>
-                <w:szCs w:val="20"/>
-                <w:lang w:val="es-CO" w:eastAsia="es-CO"/>
-              </w:rPr>
-              <w:t>code</w:t>
-            </w:r>
-            <w:proofErr w:type="spellEnd"/>
-            <w:r>
-              <w:rPr>
-                <w:rFonts w:ascii="Courier New" w:eastAsia="Times New Roman" w:hAnsi="Courier New" w:cs="Courier New"/>
-                <w:sz w:val="20"/>
-                <w:szCs w:val="20"/>
-                <w:lang w:val="es-CO" w:eastAsia="es-CO"/>
-              </w:rPr>
-              <w:t>&gt;</w:t>
+              <w:t>&lt;code&gt;</w:t>
             </w:r>
           </w:p>
         </w:tc>
@@ -4547,47 +3562,7 @@
                 <w:szCs w:val="20"/>
                 <w:lang w:val="es-CO" w:eastAsia="es-CO"/>
               </w:rPr>
-              <w:t>&lt;</w:t>
-            </w:r>
-            <w:proofErr w:type="spellStart"/>
-            <w:r>
-              <w:rPr>
-                <w:rFonts w:ascii="Courier New" w:eastAsia="Times New Roman" w:hAnsi="Courier New" w:cs="Courier New"/>
-                <w:sz w:val="20"/>
-                <w:szCs w:val="20"/>
-                <w:lang w:val="es-CO" w:eastAsia="es-CO"/>
-              </w:rPr>
-              <w:t>code</w:t>
-            </w:r>
-            <w:proofErr w:type="spellEnd"/>
-            <w:r>
-              <w:rPr>
-                <w:rFonts w:ascii="Courier New" w:eastAsia="Times New Roman" w:hAnsi="Courier New" w:cs="Courier New"/>
-                <w:sz w:val="20"/>
-                <w:szCs w:val="20"/>
-                <w:lang w:val="es-CO" w:eastAsia="es-CO"/>
-              </w:rPr>
-              <w:t>&gt;console.log()&lt;/</w:t>
-            </w:r>
-            <w:proofErr w:type="spellStart"/>
-            <w:r>
-              <w:rPr>
-                <w:rFonts w:ascii="Courier New" w:eastAsia="Times New Roman" w:hAnsi="Courier New" w:cs="Courier New"/>
-                <w:sz w:val="20"/>
-                <w:szCs w:val="20"/>
-                <w:lang w:val="es-CO" w:eastAsia="es-CO"/>
-              </w:rPr>
-              <w:t>code</w:t>
-            </w:r>
-            <w:proofErr w:type="spellEnd"/>
-            <w:r>
-              <w:rPr>
-                <w:rFonts w:ascii="Courier New" w:eastAsia="Times New Roman" w:hAnsi="Courier New" w:cs="Courier New"/>
-                <w:sz w:val="20"/>
-                <w:szCs w:val="20"/>
-                <w:lang w:val="es-CO" w:eastAsia="es-CO"/>
-              </w:rPr>
-              <w:t>&gt;</w:t>
+              <w:t>&lt;code&gt;console.log()&lt;/code&gt;</w:t>
             </w:r>
           </w:p>
         </w:tc>
@@ -4679,27 +3654,7 @@
                 <w:szCs w:val="20"/>
                 <w:lang w:val="es-CO" w:eastAsia="es-CO"/>
               </w:rPr>
-              <w:t xml:space="preserve">&lt;pre&gt;Texto </w:t>
-            </w:r>
-            <w:proofErr w:type="spellStart"/>
-            <w:r>
-              <w:rPr>
-                <w:rFonts w:ascii="Courier New" w:eastAsia="Times New Roman" w:hAnsi="Courier New" w:cs="Courier New"/>
-                <w:sz w:val="20"/>
-                <w:szCs w:val="20"/>
-                <w:lang w:val="es-CO" w:eastAsia="es-CO"/>
-              </w:rPr>
-              <w:t>preformateado</w:t>
-            </w:r>
-            <w:proofErr w:type="spellEnd"/>
-            <w:r>
-              <w:rPr>
-                <w:rFonts w:ascii="Courier New" w:eastAsia="Times New Roman" w:hAnsi="Courier New" w:cs="Courier New"/>
-                <w:sz w:val="20"/>
-                <w:szCs w:val="20"/>
-                <w:lang w:val="es-CO" w:eastAsia="es-CO"/>
-              </w:rPr>
-              <w:t>&lt;/pre&gt;</w:t>
+              <w:t>&lt;pre&gt;Texto preformateado&lt;/pre&gt;</w:t>
             </w:r>
           </w:p>
         </w:tc>
@@ -4963,27 +3918,7 @@
                 <w:szCs w:val="20"/>
                 <w:lang w:val="es-CO" w:eastAsia="es-CO"/>
               </w:rPr>
-              <w:t xml:space="preserve">&lt;a </w:t>
-            </w:r>
-            <w:proofErr w:type="spellStart"/>
-            <w:r>
-              <w:rPr>
-                <w:rFonts w:ascii="Courier New" w:eastAsia="Times New Roman" w:hAnsi="Courier New" w:cs="Courier New"/>
-                <w:sz w:val="20"/>
-                <w:szCs w:val="20"/>
-                <w:lang w:val="es-CO" w:eastAsia="es-CO"/>
-              </w:rPr>
-              <w:t>href</w:t>
-            </w:r>
-            <w:proofErr w:type="spellEnd"/>
-            <w:r>
-              <w:rPr>
-                <w:rFonts w:ascii="Courier New" w:eastAsia="Times New Roman" w:hAnsi="Courier New" w:cs="Courier New"/>
-                <w:sz w:val="20"/>
-                <w:szCs w:val="20"/>
-                <w:lang w:val="es-CO" w:eastAsia="es-CO"/>
-              </w:rPr>
-              <w:t>="https://www.google.com"&gt;Google&lt;/a&gt;</w:t>
+              <w:t>&lt;a href="https://www.google.com"&gt;Google&lt;/a&gt;</w:t>
             </w:r>
           </w:p>
         </w:tc>
@@ -5010,7 +3945,6 @@
                 <w:lang w:val="es-CO" w:eastAsia="es-CO"/>
               </w:rPr>
             </w:pPr>
-            <w:proofErr w:type="spellStart"/>
             <w:r>
               <w:rPr>
                 <w:rFonts w:ascii="Courier New" w:eastAsia="Times New Roman" w:hAnsi="Courier New" w:cs="Courier New"/>
@@ -5020,7 +3954,6 @@
               </w:rPr>
               <w:t>href</w:t>
             </w:r>
-            <w:proofErr w:type="spellEnd"/>
           </w:p>
         </w:tc>
         <w:tc>
@@ -5077,27 +4010,7 @@
                 <w:szCs w:val="20"/>
                 <w:lang w:val="es-CO" w:eastAsia="es-CO"/>
               </w:rPr>
-              <w:t xml:space="preserve">&lt;a </w:t>
-            </w:r>
-            <w:proofErr w:type="spellStart"/>
-            <w:r>
-              <w:rPr>
-                <w:rFonts w:ascii="Courier New" w:eastAsia="Times New Roman" w:hAnsi="Courier New" w:cs="Courier New"/>
-                <w:sz w:val="20"/>
-                <w:szCs w:val="20"/>
-                <w:lang w:val="es-CO" w:eastAsia="es-CO"/>
-              </w:rPr>
-              <w:t>href</w:t>
-            </w:r>
-            <w:proofErr w:type="spellEnd"/>
-            <w:r>
-              <w:rPr>
-                <w:rFonts w:ascii="Courier New" w:eastAsia="Times New Roman" w:hAnsi="Courier New" w:cs="Courier New"/>
-                <w:sz w:val="20"/>
-                <w:szCs w:val="20"/>
-                <w:lang w:val="es-CO" w:eastAsia="es-CO"/>
-              </w:rPr>
-              <w:t>="contacto.html"&gt;Contacto&lt;/a&gt;</w:t>
+              <w:t>&lt;a href="contacto.html"&gt;Contacto&lt;/a&gt;</w:t>
             </w:r>
           </w:p>
         </w:tc>
@@ -5124,7 +4037,6 @@
                 <w:lang w:val="es-CO" w:eastAsia="es-CO"/>
               </w:rPr>
             </w:pPr>
-            <w:proofErr w:type="gramStart"/>
             <w:r>
               <w:rPr>
                 <w:rFonts w:ascii="Courier New" w:eastAsia="Times New Roman" w:hAnsi="Courier New" w:cs="Courier New"/>
@@ -5134,7 +4046,6 @@
               </w:rPr>
               <w:t>target</w:t>
             </w:r>
-            <w:proofErr w:type="gramEnd"/>
           </w:p>
         </w:tc>
         <w:tc>
@@ -5191,47 +4102,7 @@
                 <w:szCs w:val="20"/>
                 <w:lang w:val="en-US" w:eastAsia="es-CO"/>
               </w:rPr>
-              <w:t xml:space="preserve">&lt;a </w:t>
-            </w:r>
-            <w:proofErr w:type="spellStart"/>
-            <w:r>
-              <w:rPr>
-                <w:rFonts w:ascii="Courier New" w:eastAsia="Times New Roman" w:hAnsi="Courier New" w:cs="Courier New"/>
-                <w:sz w:val="20"/>
-                <w:szCs w:val="20"/>
-                <w:lang w:val="en-US" w:eastAsia="es-CO"/>
-              </w:rPr>
-              <w:t>href</w:t>
-            </w:r>
-            <w:proofErr w:type="spellEnd"/>
-            <w:r>
-              <w:rPr>
-                <w:rFonts w:ascii="Courier New" w:eastAsia="Times New Roman" w:hAnsi="Courier New" w:cs="Courier New"/>
-                <w:sz w:val="20"/>
-                <w:szCs w:val="20"/>
-                <w:lang w:val="en-US" w:eastAsia="es-CO"/>
-              </w:rPr>
-              <w:t>="pagina.html" target="_blank"&gt;</w:t>
-            </w:r>
-            <w:proofErr w:type="spellStart"/>
-            <w:r>
-              <w:rPr>
-                <w:rFonts w:ascii="Courier New" w:eastAsia="Times New Roman" w:hAnsi="Courier New" w:cs="Courier New"/>
-                <w:sz w:val="20"/>
-                <w:szCs w:val="20"/>
-                <w:lang w:val="en-US" w:eastAsia="es-CO"/>
-              </w:rPr>
-              <w:t>Abrir</w:t>
-            </w:r>
-            <w:proofErr w:type="spellEnd"/>
-            <w:r>
-              <w:rPr>
-                <w:rFonts w:ascii="Courier New" w:eastAsia="Times New Roman" w:hAnsi="Courier New" w:cs="Courier New"/>
-                <w:sz w:val="20"/>
-                <w:szCs w:val="20"/>
-                <w:lang w:val="en-US" w:eastAsia="es-CO"/>
-              </w:rPr>
-              <w:t>&lt;/a&gt;</w:t>
+              <w:t>&lt;a href="pagina.html" target="_blank"&gt;Abrir&lt;/a&gt;</w:t>
             </w:r>
           </w:p>
         </w:tc>
@@ -5265,27 +4136,7 @@
                 <w:szCs w:val="20"/>
                 <w:lang w:val="es-CO" w:eastAsia="es-CO"/>
               </w:rPr>
-              <w:t>&lt;</w:t>
-            </w:r>
-            <w:proofErr w:type="spellStart"/>
-            <w:r>
-              <w:rPr>
-                <w:rFonts w:ascii="Courier New" w:eastAsia="Times New Roman" w:hAnsi="Courier New" w:cs="Courier New"/>
-                <w:sz w:val="20"/>
-                <w:szCs w:val="20"/>
-                <w:lang w:val="es-CO" w:eastAsia="es-CO"/>
-              </w:rPr>
-              <w:t>img</w:t>
-            </w:r>
-            <w:proofErr w:type="spellEnd"/>
-            <w:r>
-              <w:rPr>
-                <w:rFonts w:ascii="Courier New" w:eastAsia="Times New Roman" w:hAnsi="Courier New" w:cs="Courier New"/>
-                <w:sz w:val="20"/>
-                <w:szCs w:val="20"/>
-                <w:lang w:val="es-CO" w:eastAsia="es-CO"/>
-              </w:rPr>
-              <w:t>&gt;</w:t>
+              <w:t>&lt;img&gt;</w:t>
             </w:r>
           </w:p>
         </w:tc>
@@ -5343,67 +4194,7 @@
                 <w:szCs w:val="20"/>
                 <w:lang w:val="es-CO" w:eastAsia="es-CO"/>
               </w:rPr>
-              <w:t>&lt;</w:t>
-            </w:r>
-            <w:proofErr w:type="spellStart"/>
-            <w:r>
-              <w:rPr>
-                <w:rFonts w:ascii="Courier New" w:eastAsia="Times New Roman" w:hAnsi="Courier New" w:cs="Courier New"/>
-                <w:sz w:val="20"/>
-                <w:szCs w:val="20"/>
-                <w:lang w:val="es-CO" w:eastAsia="es-CO"/>
-              </w:rPr>
-              <w:t>img</w:t>
-            </w:r>
-            <w:proofErr w:type="spellEnd"/>
-            <w:r>
-              <w:rPr>
-                <w:rFonts w:ascii="Courier New" w:eastAsia="Times New Roman" w:hAnsi="Courier New" w:cs="Courier New"/>
-                <w:sz w:val="20"/>
-                <w:szCs w:val="20"/>
-                <w:lang w:val="es-CO" w:eastAsia="es-CO"/>
-              </w:rPr>
-              <w:t xml:space="preserve"> </w:t>
-            </w:r>
-            <w:proofErr w:type="spellStart"/>
-            <w:r>
-              <w:rPr>
-                <w:rFonts w:ascii="Courier New" w:eastAsia="Times New Roman" w:hAnsi="Courier New" w:cs="Courier New"/>
-                <w:sz w:val="20"/>
-                <w:szCs w:val="20"/>
-                <w:lang w:val="es-CO" w:eastAsia="es-CO"/>
-              </w:rPr>
-              <w:t>src</w:t>
-            </w:r>
-            <w:proofErr w:type="spellEnd"/>
-            <w:r>
-              <w:rPr>
-                <w:rFonts w:ascii="Courier New" w:eastAsia="Times New Roman" w:hAnsi="Courier New" w:cs="Courier New"/>
-                <w:sz w:val="20"/>
-                <w:szCs w:val="20"/>
-                <w:lang w:val="es-CO" w:eastAsia="es-CO"/>
-              </w:rPr>
-              <w:t xml:space="preserve">="logo.png" </w:t>
-            </w:r>
-            <w:proofErr w:type="spellStart"/>
-            <w:r>
-              <w:rPr>
-                <w:rFonts w:ascii="Courier New" w:eastAsia="Times New Roman" w:hAnsi="Courier New" w:cs="Courier New"/>
-                <w:sz w:val="20"/>
-                <w:szCs w:val="20"/>
-                <w:lang w:val="es-CO" w:eastAsia="es-CO"/>
-              </w:rPr>
-              <w:t>alt</w:t>
-            </w:r>
-            <w:proofErr w:type="spellEnd"/>
-            <w:r>
-              <w:rPr>
-                <w:rFonts w:ascii="Courier New" w:eastAsia="Times New Roman" w:hAnsi="Courier New" w:cs="Courier New"/>
-                <w:sz w:val="20"/>
-                <w:szCs w:val="20"/>
-                <w:lang w:val="es-CO" w:eastAsia="es-CO"/>
-              </w:rPr>
-              <w:t>="Logo"&gt;</w:t>
+              <w:t>&lt;img src="logo.png" alt="Logo"&gt;</w:t>
             </w:r>
           </w:p>
         </w:tc>
@@ -5430,7 +4221,6 @@
                 <w:lang w:val="es-CO" w:eastAsia="es-CO"/>
               </w:rPr>
             </w:pPr>
-            <w:proofErr w:type="spellStart"/>
             <w:r>
               <w:rPr>
                 <w:rFonts w:ascii="Courier New" w:eastAsia="Times New Roman" w:hAnsi="Courier New" w:cs="Courier New"/>
@@ -5440,7 +4230,6 @@
               </w:rPr>
               <w:t>src</w:t>
             </w:r>
-            <w:proofErr w:type="spellEnd"/>
           </w:p>
         </w:tc>
         <w:tc>
@@ -5497,47 +4286,7 @@
                 <w:szCs w:val="20"/>
                 <w:lang w:val="es-CO" w:eastAsia="es-CO"/>
               </w:rPr>
-              <w:t>&lt;</w:t>
-            </w:r>
-            <w:proofErr w:type="spellStart"/>
-            <w:r>
-              <w:rPr>
-                <w:rFonts w:ascii="Courier New" w:eastAsia="Times New Roman" w:hAnsi="Courier New" w:cs="Courier New"/>
-                <w:sz w:val="20"/>
-                <w:szCs w:val="20"/>
-                <w:lang w:val="es-CO" w:eastAsia="es-CO"/>
-              </w:rPr>
-              <w:t>img</w:t>
-            </w:r>
-            <w:proofErr w:type="spellEnd"/>
-            <w:r>
-              <w:rPr>
-                <w:rFonts w:ascii="Courier New" w:eastAsia="Times New Roman" w:hAnsi="Courier New" w:cs="Courier New"/>
-                <w:sz w:val="20"/>
-                <w:szCs w:val="20"/>
-                <w:lang w:val="es-CO" w:eastAsia="es-CO"/>
-              </w:rPr>
-              <w:t xml:space="preserve"> </w:t>
-            </w:r>
-            <w:proofErr w:type="spellStart"/>
-            <w:r>
-              <w:rPr>
-                <w:rFonts w:ascii="Courier New" w:eastAsia="Times New Roman" w:hAnsi="Courier New" w:cs="Courier New"/>
-                <w:sz w:val="20"/>
-                <w:szCs w:val="20"/>
-                <w:lang w:val="es-CO" w:eastAsia="es-CO"/>
-              </w:rPr>
-              <w:t>src</w:t>
-            </w:r>
-            <w:proofErr w:type="spellEnd"/>
-            <w:r>
-              <w:rPr>
-                <w:rFonts w:ascii="Courier New" w:eastAsia="Times New Roman" w:hAnsi="Courier New" w:cs="Courier New"/>
-                <w:sz w:val="20"/>
-                <w:szCs w:val="20"/>
-                <w:lang w:val="es-CO" w:eastAsia="es-CO"/>
-              </w:rPr>
-              <w:t>="foto.jpg"&gt;</w:t>
+              <w:t>&lt;img src="foto.jpg"&gt;</w:t>
             </w:r>
           </w:p>
         </w:tc>
@@ -5564,7 +4313,6 @@
                 <w:lang w:val="es-CO" w:eastAsia="es-CO"/>
               </w:rPr>
             </w:pPr>
-            <w:proofErr w:type="spellStart"/>
             <w:r>
               <w:rPr>
                 <w:rFonts w:ascii="Courier New" w:eastAsia="Times New Roman" w:hAnsi="Courier New" w:cs="Courier New"/>
@@ -5575,7 +4323,6 @@
               <w:lastRenderedPageBreak/>
               <w:t>alt</w:t>
             </w:r>
-            <w:proofErr w:type="spellEnd"/>
           </w:p>
         </w:tc>
         <w:tc>
@@ -5632,67 +4379,7 @@
                 <w:szCs w:val="20"/>
                 <w:lang w:val="es-CO" w:eastAsia="es-CO"/>
               </w:rPr>
-              <w:t>&lt;</w:t>
-            </w:r>
-            <w:proofErr w:type="spellStart"/>
-            <w:r>
-              <w:rPr>
-                <w:rFonts w:ascii="Courier New" w:eastAsia="Times New Roman" w:hAnsi="Courier New" w:cs="Courier New"/>
-                <w:sz w:val="20"/>
-                <w:szCs w:val="20"/>
-                <w:lang w:val="es-CO" w:eastAsia="es-CO"/>
-              </w:rPr>
-              <w:t>img</w:t>
-            </w:r>
-            <w:proofErr w:type="spellEnd"/>
-            <w:r>
-              <w:rPr>
-                <w:rFonts w:ascii="Courier New" w:eastAsia="Times New Roman" w:hAnsi="Courier New" w:cs="Courier New"/>
-                <w:sz w:val="20"/>
-                <w:szCs w:val="20"/>
-                <w:lang w:val="es-CO" w:eastAsia="es-CO"/>
-              </w:rPr>
-              <w:t xml:space="preserve"> </w:t>
-            </w:r>
-            <w:proofErr w:type="spellStart"/>
-            <w:r>
-              <w:rPr>
-                <w:rFonts w:ascii="Courier New" w:eastAsia="Times New Roman" w:hAnsi="Courier New" w:cs="Courier New"/>
-                <w:sz w:val="20"/>
-                <w:szCs w:val="20"/>
-                <w:lang w:val="es-CO" w:eastAsia="es-CO"/>
-              </w:rPr>
-              <w:t>src</w:t>
-            </w:r>
-            <w:proofErr w:type="spellEnd"/>
-            <w:r>
-              <w:rPr>
-                <w:rFonts w:ascii="Courier New" w:eastAsia="Times New Roman" w:hAnsi="Courier New" w:cs="Courier New"/>
-                <w:sz w:val="20"/>
-                <w:szCs w:val="20"/>
-                <w:lang w:val="es-CO" w:eastAsia="es-CO"/>
-              </w:rPr>
-              <w:t xml:space="preserve">="foto.jpg" </w:t>
-            </w:r>
-            <w:proofErr w:type="spellStart"/>
-            <w:r>
-              <w:rPr>
-                <w:rFonts w:ascii="Courier New" w:eastAsia="Times New Roman" w:hAnsi="Courier New" w:cs="Courier New"/>
-                <w:sz w:val="20"/>
-                <w:szCs w:val="20"/>
-                <w:lang w:val="es-CO" w:eastAsia="es-CO"/>
-              </w:rPr>
-              <w:t>alt</w:t>
-            </w:r>
-            <w:proofErr w:type="spellEnd"/>
-            <w:r>
-              <w:rPr>
-                <w:rFonts w:ascii="Courier New" w:eastAsia="Times New Roman" w:hAnsi="Courier New" w:cs="Courier New"/>
-                <w:sz w:val="20"/>
-                <w:szCs w:val="20"/>
-                <w:lang w:val="es-CO" w:eastAsia="es-CO"/>
-              </w:rPr>
-              <w:t>="Producto"&gt;</w:t>
+              <w:t>&lt;img src="foto.jpg" alt="Producto"&gt;</w:t>
             </w:r>
           </w:p>
         </w:tc>
@@ -5818,27 +4505,7 @@
                 <w:szCs w:val="20"/>
                 <w:lang w:val="es-CO" w:eastAsia="es-CO"/>
               </w:rPr>
-              <w:t>&lt;</w:t>
-            </w:r>
-            <w:proofErr w:type="spellStart"/>
-            <w:r>
-              <w:rPr>
-                <w:rFonts w:ascii="Courier New" w:eastAsia="Times New Roman" w:hAnsi="Courier New" w:cs="Courier New"/>
-                <w:sz w:val="20"/>
-                <w:szCs w:val="20"/>
-                <w:lang w:val="es-CO" w:eastAsia="es-CO"/>
-              </w:rPr>
-              <w:t>figcaption</w:t>
-            </w:r>
-            <w:proofErr w:type="spellEnd"/>
-            <w:r>
-              <w:rPr>
-                <w:rFonts w:ascii="Courier New" w:eastAsia="Times New Roman" w:hAnsi="Courier New" w:cs="Courier New"/>
-                <w:sz w:val="20"/>
-                <w:szCs w:val="20"/>
-                <w:lang w:val="es-CO" w:eastAsia="es-CO"/>
-              </w:rPr>
-              <w:t>&gt;</w:t>
+              <w:t>&lt;figcaption&gt;</w:t>
             </w:r>
           </w:p>
         </w:tc>
@@ -5896,47 +4563,7 @@
                 <w:szCs w:val="20"/>
                 <w:lang w:val="es-CO" w:eastAsia="es-CO"/>
               </w:rPr>
-              <w:t>&lt;</w:t>
-            </w:r>
-            <w:proofErr w:type="spellStart"/>
-            <w:r>
-              <w:rPr>
-                <w:rFonts w:ascii="Courier New" w:eastAsia="Times New Roman" w:hAnsi="Courier New" w:cs="Courier New"/>
-                <w:sz w:val="20"/>
-                <w:szCs w:val="20"/>
-                <w:lang w:val="es-CO" w:eastAsia="es-CO"/>
-              </w:rPr>
-              <w:t>figcaption</w:t>
-            </w:r>
-            <w:proofErr w:type="spellEnd"/>
-            <w:r>
-              <w:rPr>
-                <w:rFonts w:ascii="Courier New" w:eastAsia="Times New Roman" w:hAnsi="Courier New" w:cs="Courier New"/>
-                <w:sz w:val="20"/>
-                <w:szCs w:val="20"/>
-                <w:lang w:val="es-CO" w:eastAsia="es-CO"/>
-              </w:rPr>
-              <w:t>&gt;Producto&lt;/</w:t>
-            </w:r>
-            <w:proofErr w:type="spellStart"/>
-            <w:r>
-              <w:rPr>
-                <w:rFonts w:ascii="Courier New" w:eastAsia="Times New Roman" w:hAnsi="Courier New" w:cs="Courier New"/>
-                <w:sz w:val="20"/>
-                <w:szCs w:val="20"/>
-                <w:lang w:val="es-CO" w:eastAsia="es-CO"/>
-              </w:rPr>
-              <w:t>figcaption</w:t>
-            </w:r>
-            <w:proofErr w:type="spellEnd"/>
-            <w:r>
-              <w:rPr>
-                <w:rFonts w:ascii="Courier New" w:eastAsia="Times New Roman" w:hAnsi="Courier New" w:cs="Courier New"/>
-                <w:sz w:val="20"/>
-                <w:szCs w:val="20"/>
-                <w:lang w:val="es-CO" w:eastAsia="es-CO"/>
-              </w:rPr>
-              <w:t>&gt;</w:t>
+              <w:t>&lt;figcaption&gt;Producto&lt;/figcaption&gt;</w:t>
             </w:r>
           </w:p>
         </w:tc>
@@ -5970,27 +4597,7 @@
                 <w:szCs w:val="20"/>
                 <w:lang w:val="es-CO" w:eastAsia="es-CO"/>
               </w:rPr>
-              <w:t>&lt;</w:t>
-            </w:r>
-            <w:proofErr w:type="spellStart"/>
-            <w:r>
-              <w:rPr>
-                <w:rFonts w:ascii="Courier New" w:eastAsia="Times New Roman" w:hAnsi="Courier New" w:cs="Courier New"/>
-                <w:sz w:val="20"/>
-                <w:szCs w:val="20"/>
-                <w:lang w:val="es-CO" w:eastAsia="es-CO"/>
-              </w:rPr>
-              <w:t>map</w:t>
-            </w:r>
-            <w:proofErr w:type="spellEnd"/>
-            <w:r>
-              <w:rPr>
-                <w:rFonts w:ascii="Courier New" w:eastAsia="Times New Roman" w:hAnsi="Courier New" w:cs="Courier New"/>
-                <w:sz w:val="20"/>
-                <w:szCs w:val="20"/>
-                <w:lang w:val="es-CO" w:eastAsia="es-CO"/>
-              </w:rPr>
-              <w:t>&gt;</w:t>
+              <w:t>&lt;map&gt;</w:t>
             </w:r>
           </w:p>
         </w:tc>
@@ -6048,67 +4655,7 @@
                 <w:szCs w:val="20"/>
                 <w:lang w:val="es-CO" w:eastAsia="es-CO"/>
               </w:rPr>
-              <w:t>&lt;</w:t>
-            </w:r>
-            <w:proofErr w:type="spellStart"/>
-            <w:r>
-              <w:rPr>
-                <w:rFonts w:ascii="Courier New" w:eastAsia="Times New Roman" w:hAnsi="Courier New" w:cs="Courier New"/>
-                <w:sz w:val="20"/>
-                <w:szCs w:val="20"/>
-                <w:lang w:val="es-CO" w:eastAsia="es-CO"/>
-              </w:rPr>
-              <w:t>map</w:t>
-            </w:r>
-            <w:proofErr w:type="spellEnd"/>
-            <w:r>
-              <w:rPr>
-                <w:rFonts w:ascii="Courier New" w:eastAsia="Times New Roman" w:hAnsi="Courier New" w:cs="Courier New"/>
-                <w:sz w:val="20"/>
-                <w:szCs w:val="20"/>
-                <w:lang w:val="es-CO" w:eastAsia="es-CO"/>
-              </w:rPr>
-              <w:t xml:space="preserve"> </w:t>
-            </w:r>
-            <w:proofErr w:type="spellStart"/>
-            <w:r>
-              <w:rPr>
-                <w:rFonts w:ascii="Courier New" w:eastAsia="Times New Roman" w:hAnsi="Courier New" w:cs="Courier New"/>
-                <w:sz w:val="20"/>
-                <w:szCs w:val="20"/>
-                <w:lang w:val="es-CO" w:eastAsia="es-CO"/>
-              </w:rPr>
-              <w:t>name</w:t>
-            </w:r>
-            <w:proofErr w:type="spellEnd"/>
-            <w:r>
-              <w:rPr>
-                <w:rFonts w:ascii="Courier New" w:eastAsia="Times New Roman" w:hAnsi="Courier New" w:cs="Courier New"/>
-                <w:sz w:val="20"/>
-                <w:szCs w:val="20"/>
-                <w:lang w:val="es-CO" w:eastAsia="es-CO"/>
-              </w:rPr>
-              <w:t>="productos"&gt;...&lt;/</w:t>
-            </w:r>
-            <w:proofErr w:type="spellStart"/>
-            <w:r>
-              <w:rPr>
-                <w:rFonts w:ascii="Courier New" w:eastAsia="Times New Roman" w:hAnsi="Courier New" w:cs="Courier New"/>
-                <w:sz w:val="20"/>
-                <w:szCs w:val="20"/>
-                <w:lang w:val="es-CO" w:eastAsia="es-CO"/>
-              </w:rPr>
-              <w:t>map</w:t>
-            </w:r>
-            <w:proofErr w:type="spellEnd"/>
-            <w:r>
-              <w:rPr>
-                <w:rFonts w:ascii="Courier New" w:eastAsia="Times New Roman" w:hAnsi="Courier New" w:cs="Courier New"/>
-                <w:sz w:val="20"/>
-                <w:szCs w:val="20"/>
-                <w:lang w:val="es-CO" w:eastAsia="es-CO"/>
-              </w:rPr>
-              <w:t>&gt;</w:t>
+              <w:t>&lt;map name="productos"&gt;...&lt;/map&gt;</w:t>
             </w:r>
           </w:p>
         </w:tc>
@@ -6142,27 +4689,7 @@
                 <w:szCs w:val="20"/>
                 <w:lang w:val="es-CO" w:eastAsia="es-CO"/>
               </w:rPr>
-              <w:t>&lt;</w:t>
-            </w:r>
-            <w:proofErr w:type="spellStart"/>
-            <w:r>
-              <w:rPr>
-                <w:rFonts w:ascii="Courier New" w:eastAsia="Times New Roman" w:hAnsi="Courier New" w:cs="Courier New"/>
-                <w:sz w:val="20"/>
-                <w:szCs w:val="20"/>
-                <w:lang w:val="es-CO" w:eastAsia="es-CO"/>
-              </w:rPr>
-              <w:t>area</w:t>
-            </w:r>
-            <w:proofErr w:type="spellEnd"/>
-            <w:r>
-              <w:rPr>
-                <w:rFonts w:ascii="Courier New" w:eastAsia="Times New Roman" w:hAnsi="Courier New" w:cs="Courier New"/>
-                <w:sz w:val="20"/>
-                <w:szCs w:val="20"/>
-                <w:lang w:val="es-CO" w:eastAsia="es-CO"/>
-              </w:rPr>
-              <w:t>&gt;</w:t>
+              <w:t>&lt;area&gt;</w:t>
             </w:r>
           </w:p>
         </w:tc>
@@ -6220,47 +4747,7 @@
                 <w:szCs w:val="20"/>
                 <w:lang w:val="es-CO" w:eastAsia="es-CO"/>
               </w:rPr>
-              <w:t>&lt;</w:t>
-            </w:r>
-            <w:proofErr w:type="spellStart"/>
-            <w:r>
-              <w:rPr>
-                <w:rFonts w:ascii="Courier New" w:eastAsia="Times New Roman" w:hAnsi="Courier New" w:cs="Courier New"/>
-                <w:sz w:val="20"/>
-                <w:szCs w:val="20"/>
-                <w:lang w:val="es-CO" w:eastAsia="es-CO"/>
-              </w:rPr>
-              <w:t>area</w:t>
-            </w:r>
-            <w:proofErr w:type="spellEnd"/>
-            <w:r>
-              <w:rPr>
-                <w:rFonts w:ascii="Courier New" w:eastAsia="Times New Roman" w:hAnsi="Courier New" w:cs="Courier New"/>
-                <w:sz w:val="20"/>
-                <w:szCs w:val="20"/>
-                <w:lang w:val="es-CO" w:eastAsia="es-CO"/>
-              </w:rPr>
-              <w:t xml:space="preserve"> </w:t>
-            </w:r>
-            <w:proofErr w:type="spellStart"/>
-            <w:r>
-              <w:rPr>
-                <w:rFonts w:ascii="Courier New" w:eastAsia="Times New Roman" w:hAnsi="Courier New" w:cs="Courier New"/>
-                <w:sz w:val="20"/>
-                <w:szCs w:val="20"/>
-                <w:lang w:val="es-CO" w:eastAsia="es-CO"/>
-              </w:rPr>
-              <w:t>href</w:t>
-            </w:r>
-            <w:proofErr w:type="spellEnd"/>
-            <w:r>
-              <w:rPr>
-                <w:rFonts w:ascii="Courier New" w:eastAsia="Times New Roman" w:hAnsi="Courier New" w:cs="Courier New"/>
-                <w:sz w:val="20"/>
-                <w:szCs w:val="20"/>
-                <w:lang w:val="es-CO" w:eastAsia="es-CO"/>
-              </w:rPr>
-              <w:t>="producto.html"&gt;</w:t>
+              <w:t>&lt;area href="producto.html"&gt;</w:t>
             </w:r>
           </w:p>
         </w:tc>
@@ -6485,27 +4972,7 @@
                 <w:szCs w:val="20"/>
                 <w:lang w:val="es-CO" w:eastAsia="es-CO"/>
               </w:rPr>
-              <w:t>&lt;</w:t>
-            </w:r>
-            <w:proofErr w:type="spellStart"/>
-            <w:r>
-              <w:rPr>
-                <w:rFonts w:ascii="Courier New" w:eastAsia="Times New Roman" w:hAnsi="Courier New" w:cs="Courier New"/>
-                <w:sz w:val="20"/>
-                <w:szCs w:val="20"/>
-                <w:lang w:val="es-CO" w:eastAsia="es-CO"/>
-              </w:rPr>
-              <w:t>ul</w:t>
-            </w:r>
-            <w:proofErr w:type="spellEnd"/>
-            <w:r>
-              <w:rPr>
-                <w:rFonts w:ascii="Courier New" w:eastAsia="Times New Roman" w:hAnsi="Courier New" w:cs="Courier New"/>
-                <w:sz w:val="20"/>
-                <w:szCs w:val="20"/>
-                <w:lang w:val="es-CO" w:eastAsia="es-CO"/>
-              </w:rPr>
-              <w:t>&gt;</w:t>
+              <w:t>&lt;ul&gt;</w:t>
             </w:r>
           </w:p>
         </w:tc>
@@ -6563,87 +5030,7 @@
                 <w:szCs w:val="20"/>
                 <w:lang w:val="es-CO" w:eastAsia="es-CO"/>
               </w:rPr>
-              <w:t>&lt;</w:t>
-            </w:r>
-            <w:proofErr w:type="spellStart"/>
-            <w:r>
-              <w:rPr>
-                <w:rFonts w:ascii="Courier New" w:eastAsia="Times New Roman" w:hAnsi="Courier New" w:cs="Courier New"/>
-                <w:sz w:val="20"/>
-                <w:szCs w:val="20"/>
-                <w:lang w:val="es-CO" w:eastAsia="es-CO"/>
-              </w:rPr>
-              <w:t>ul</w:t>
-            </w:r>
-            <w:proofErr w:type="spellEnd"/>
-            <w:r>
-              <w:rPr>
-                <w:rFonts w:ascii="Courier New" w:eastAsia="Times New Roman" w:hAnsi="Courier New" w:cs="Courier New"/>
-                <w:sz w:val="20"/>
-                <w:szCs w:val="20"/>
-                <w:lang w:val="es-CO" w:eastAsia="es-CO"/>
-              </w:rPr>
-              <w:t>&gt;&lt;</w:t>
-            </w:r>
-            <w:proofErr w:type="spellStart"/>
-            <w:r>
-              <w:rPr>
-                <w:rFonts w:ascii="Courier New" w:eastAsia="Times New Roman" w:hAnsi="Courier New" w:cs="Courier New"/>
-                <w:sz w:val="20"/>
-                <w:szCs w:val="20"/>
-                <w:lang w:val="es-CO" w:eastAsia="es-CO"/>
-              </w:rPr>
-              <w:t>li</w:t>
-            </w:r>
-            <w:proofErr w:type="spellEnd"/>
-            <w:r>
-              <w:rPr>
-                <w:rFonts w:ascii="Courier New" w:eastAsia="Times New Roman" w:hAnsi="Courier New" w:cs="Courier New"/>
-                <w:sz w:val="20"/>
-                <w:szCs w:val="20"/>
-                <w:lang w:val="es-CO" w:eastAsia="es-CO"/>
-              </w:rPr>
-              <w:t>&gt;HTML&lt;/</w:t>
-            </w:r>
-            <w:proofErr w:type="spellStart"/>
-            <w:r>
-              <w:rPr>
-                <w:rFonts w:ascii="Courier New" w:eastAsia="Times New Roman" w:hAnsi="Courier New" w:cs="Courier New"/>
-                <w:sz w:val="20"/>
-                <w:szCs w:val="20"/>
-                <w:lang w:val="es-CO" w:eastAsia="es-CO"/>
-              </w:rPr>
-              <w:t>li</w:t>
-            </w:r>
-            <w:proofErr w:type="spellEnd"/>
-            <w:r>
-              <w:rPr>
-                <w:rFonts w:ascii="Courier New" w:eastAsia="Times New Roman" w:hAnsi="Courier New" w:cs="Courier New"/>
-                <w:sz w:val="20"/>
-                <w:szCs w:val="20"/>
-                <w:lang w:val="es-CO" w:eastAsia="es-CO"/>
-              </w:rPr>
-              <w:t>&gt;&lt;/</w:t>
-            </w:r>
-            <w:proofErr w:type="spellStart"/>
-            <w:r>
-              <w:rPr>
-                <w:rFonts w:ascii="Courier New" w:eastAsia="Times New Roman" w:hAnsi="Courier New" w:cs="Courier New"/>
-                <w:sz w:val="20"/>
-                <w:szCs w:val="20"/>
-                <w:lang w:val="es-CO" w:eastAsia="es-CO"/>
-              </w:rPr>
-              <w:t>ul</w:t>
-            </w:r>
-            <w:proofErr w:type="spellEnd"/>
-            <w:r>
-              <w:rPr>
-                <w:rFonts w:ascii="Courier New" w:eastAsia="Times New Roman" w:hAnsi="Courier New" w:cs="Courier New"/>
-                <w:sz w:val="20"/>
-                <w:szCs w:val="20"/>
-                <w:lang w:val="es-CO" w:eastAsia="es-CO"/>
-              </w:rPr>
-              <w:t>&gt;</w:t>
+              <w:t>&lt;ul&gt;&lt;li&gt;HTML&lt;/li&gt;&lt;/ul&gt;</w:t>
             </w:r>
           </w:p>
         </w:tc>
@@ -6677,27 +5064,7 @@
                 <w:szCs w:val="20"/>
                 <w:lang w:val="es-CO" w:eastAsia="es-CO"/>
               </w:rPr>
-              <w:t>&lt;</w:t>
-            </w:r>
-            <w:proofErr w:type="spellStart"/>
-            <w:r>
-              <w:rPr>
-                <w:rFonts w:ascii="Courier New" w:eastAsia="Times New Roman" w:hAnsi="Courier New" w:cs="Courier New"/>
-                <w:sz w:val="20"/>
-                <w:szCs w:val="20"/>
-                <w:lang w:val="es-CO" w:eastAsia="es-CO"/>
-              </w:rPr>
-              <w:t>ol</w:t>
-            </w:r>
-            <w:proofErr w:type="spellEnd"/>
-            <w:r>
-              <w:rPr>
-                <w:rFonts w:ascii="Courier New" w:eastAsia="Times New Roman" w:hAnsi="Courier New" w:cs="Courier New"/>
-                <w:sz w:val="20"/>
-                <w:szCs w:val="20"/>
-                <w:lang w:val="es-CO" w:eastAsia="es-CO"/>
-              </w:rPr>
-              <w:t>&gt;</w:t>
+              <w:t>&lt;ol&gt;</w:t>
             </w:r>
           </w:p>
         </w:tc>
@@ -6755,87 +5122,7 @@
                 <w:szCs w:val="20"/>
                 <w:lang w:val="es-CO" w:eastAsia="es-CO"/>
               </w:rPr>
-              <w:t>&lt;</w:t>
-            </w:r>
-            <w:proofErr w:type="spellStart"/>
-            <w:r>
-              <w:rPr>
-                <w:rFonts w:ascii="Courier New" w:eastAsia="Times New Roman" w:hAnsi="Courier New" w:cs="Courier New"/>
-                <w:sz w:val="20"/>
-                <w:szCs w:val="20"/>
-                <w:lang w:val="es-CO" w:eastAsia="es-CO"/>
-              </w:rPr>
-              <w:t>ol</w:t>
-            </w:r>
-            <w:proofErr w:type="spellEnd"/>
-            <w:r>
-              <w:rPr>
-                <w:rFonts w:ascii="Courier New" w:eastAsia="Times New Roman" w:hAnsi="Courier New" w:cs="Courier New"/>
-                <w:sz w:val="20"/>
-                <w:szCs w:val="20"/>
-                <w:lang w:val="es-CO" w:eastAsia="es-CO"/>
-              </w:rPr>
-              <w:t>&gt;&lt;</w:t>
-            </w:r>
-            <w:proofErr w:type="spellStart"/>
-            <w:r>
-              <w:rPr>
-                <w:rFonts w:ascii="Courier New" w:eastAsia="Times New Roman" w:hAnsi="Courier New" w:cs="Courier New"/>
-                <w:sz w:val="20"/>
-                <w:szCs w:val="20"/>
-                <w:lang w:val="es-CO" w:eastAsia="es-CO"/>
-              </w:rPr>
-              <w:t>li</w:t>
-            </w:r>
-            <w:proofErr w:type="spellEnd"/>
-            <w:r>
-              <w:rPr>
-                <w:rFonts w:ascii="Courier New" w:eastAsia="Times New Roman" w:hAnsi="Courier New" w:cs="Courier New"/>
-                <w:sz w:val="20"/>
-                <w:szCs w:val="20"/>
-                <w:lang w:val="es-CO" w:eastAsia="es-CO"/>
-              </w:rPr>
-              <w:t>&gt;Paso 1&lt;/</w:t>
-            </w:r>
-            <w:proofErr w:type="spellStart"/>
-            <w:r>
-              <w:rPr>
-                <w:rFonts w:ascii="Courier New" w:eastAsia="Times New Roman" w:hAnsi="Courier New" w:cs="Courier New"/>
-                <w:sz w:val="20"/>
-                <w:szCs w:val="20"/>
-                <w:lang w:val="es-CO" w:eastAsia="es-CO"/>
-              </w:rPr>
-              <w:t>li</w:t>
-            </w:r>
-            <w:proofErr w:type="spellEnd"/>
-            <w:r>
-              <w:rPr>
-                <w:rFonts w:ascii="Courier New" w:eastAsia="Times New Roman" w:hAnsi="Courier New" w:cs="Courier New"/>
-                <w:sz w:val="20"/>
-                <w:szCs w:val="20"/>
-                <w:lang w:val="es-CO" w:eastAsia="es-CO"/>
-              </w:rPr>
-              <w:t>&gt;&lt;/</w:t>
-            </w:r>
-            <w:proofErr w:type="spellStart"/>
-            <w:r>
-              <w:rPr>
-                <w:rFonts w:ascii="Courier New" w:eastAsia="Times New Roman" w:hAnsi="Courier New" w:cs="Courier New"/>
-                <w:sz w:val="20"/>
-                <w:szCs w:val="20"/>
-                <w:lang w:val="es-CO" w:eastAsia="es-CO"/>
-              </w:rPr>
-              <w:t>ol</w:t>
-            </w:r>
-            <w:proofErr w:type="spellEnd"/>
-            <w:r>
-              <w:rPr>
-                <w:rFonts w:ascii="Courier New" w:eastAsia="Times New Roman" w:hAnsi="Courier New" w:cs="Courier New"/>
-                <w:sz w:val="20"/>
-                <w:szCs w:val="20"/>
-                <w:lang w:val="es-CO" w:eastAsia="es-CO"/>
-              </w:rPr>
-              <w:t>&gt;</w:t>
+              <w:t>&lt;ol&gt;&lt;li&gt;Paso 1&lt;/li&gt;&lt;/ol&gt;</w:t>
             </w:r>
           </w:p>
         </w:tc>
@@ -6869,27 +5156,7 @@
                 <w:szCs w:val="20"/>
                 <w:lang w:val="es-CO" w:eastAsia="es-CO"/>
               </w:rPr>
-              <w:t>&lt;</w:t>
-            </w:r>
-            <w:proofErr w:type="spellStart"/>
-            <w:r>
-              <w:rPr>
-                <w:rFonts w:ascii="Courier New" w:eastAsia="Times New Roman" w:hAnsi="Courier New" w:cs="Courier New"/>
-                <w:sz w:val="20"/>
-                <w:szCs w:val="20"/>
-                <w:lang w:val="es-CO" w:eastAsia="es-CO"/>
-              </w:rPr>
-              <w:t>li</w:t>
-            </w:r>
-            <w:proofErr w:type="spellEnd"/>
-            <w:r>
-              <w:rPr>
-                <w:rFonts w:ascii="Courier New" w:eastAsia="Times New Roman" w:hAnsi="Courier New" w:cs="Courier New"/>
-                <w:sz w:val="20"/>
-                <w:szCs w:val="20"/>
-                <w:lang w:val="es-CO" w:eastAsia="es-CO"/>
-              </w:rPr>
-              <w:t>&gt;</w:t>
+              <w:t>&lt;li&gt;</w:t>
             </w:r>
           </w:p>
         </w:tc>
@@ -6947,47 +5214,7 @@
                 <w:szCs w:val="20"/>
                 <w:lang w:val="es-CO" w:eastAsia="es-CO"/>
               </w:rPr>
-              <w:t>&lt;</w:t>
-            </w:r>
-            <w:proofErr w:type="spellStart"/>
-            <w:r>
-              <w:rPr>
-                <w:rFonts w:ascii="Courier New" w:eastAsia="Times New Roman" w:hAnsi="Courier New" w:cs="Courier New"/>
-                <w:sz w:val="20"/>
-                <w:szCs w:val="20"/>
-                <w:lang w:val="es-CO" w:eastAsia="es-CO"/>
-              </w:rPr>
-              <w:t>li</w:t>
-            </w:r>
-            <w:proofErr w:type="spellEnd"/>
-            <w:r>
-              <w:rPr>
-                <w:rFonts w:ascii="Courier New" w:eastAsia="Times New Roman" w:hAnsi="Courier New" w:cs="Courier New"/>
-                <w:sz w:val="20"/>
-                <w:szCs w:val="20"/>
-                <w:lang w:val="es-CO" w:eastAsia="es-CO"/>
-              </w:rPr>
-              <w:t>&gt;CSS3&lt;/</w:t>
-            </w:r>
-            <w:proofErr w:type="spellStart"/>
-            <w:r>
-              <w:rPr>
-                <w:rFonts w:ascii="Courier New" w:eastAsia="Times New Roman" w:hAnsi="Courier New" w:cs="Courier New"/>
-                <w:sz w:val="20"/>
-                <w:szCs w:val="20"/>
-                <w:lang w:val="es-CO" w:eastAsia="es-CO"/>
-              </w:rPr>
-              <w:t>li</w:t>
-            </w:r>
-            <w:proofErr w:type="spellEnd"/>
-            <w:r>
-              <w:rPr>
-                <w:rFonts w:ascii="Courier New" w:eastAsia="Times New Roman" w:hAnsi="Courier New" w:cs="Courier New"/>
-                <w:sz w:val="20"/>
-                <w:szCs w:val="20"/>
-                <w:lang w:val="es-CO" w:eastAsia="es-CO"/>
-              </w:rPr>
-              <w:t>&gt;</w:t>
+              <w:t>&lt;li&gt;CSS3&lt;/li&gt;</w:t>
             </w:r>
           </w:p>
         </w:tc>
@@ -7113,27 +5340,7 @@
                 <w:szCs w:val="20"/>
                 <w:lang w:val="es-CO" w:eastAsia="es-CO"/>
               </w:rPr>
-              <w:t>&lt;</w:t>
-            </w:r>
-            <w:proofErr w:type="spellStart"/>
-            <w:r>
-              <w:rPr>
-                <w:rFonts w:ascii="Courier New" w:eastAsia="Times New Roman" w:hAnsi="Courier New" w:cs="Courier New"/>
-                <w:sz w:val="20"/>
-                <w:szCs w:val="20"/>
-                <w:lang w:val="es-CO" w:eastAsia="es-CO"/>
-              </w:rPr>
-              <w:t>dt</w:t>
-            </w:r>
-            <w:proofErr w:type="spellEnd"/>
-            <w:r>
-              <w:rPr>
-                <w:rFonts w:ascii="Courier New" w:eastAsia="Times New Roman" w:hAnsi="Courier New" w:cs="Courier New"/>
-                <w:sz w:val="20"/>
-                <w:szCs w:val="20"/>
-                <w:lang w:val="es-CO" w:eastAsia="es-CO"/>
-              </w:rPr>
-              <w:t>&gt;</w:t>
+              <w:t>&lt;dt&gt;</w:t>
             </w:r>
           </w:p>
         </w:tc>
@@ -7191,47 +5398,7 @@
                 <w:szCs w:val="20"/>
                 <w:lang w:val="es-CO" w:eastAsia="es-CO"/>
               </w:rPr>
-              <w:t>&lt;</w:t>
-            </w:r>
-            <w:proofErr w:type="spellStart"/>
-            <w:r>
-              <w:rPr>
-                <w:rFonts w:ascii="Courier New" w:eastAsia="Times New Roman" w:hAnsi="Courier New" w:cs="Courier New"/>
-                <w:sz w:val="20"/>
-                <w:szCs w:val="20"/>
-                <w:lang w:val="es-CO" w:eastAsia="es-CO"/>
-              </w:rPr>
-              <w:t>dt</w:t>
-            </w:r>
-            <w:proofErr w:type="spellEnd"/>
-            <w:r>
-              <w:rPr>
-                <w:rFonts w:ascii="Courier New" w:eastAsia="Times New Roman" w:hAnsi="Courier New" w:cs="Courier New"/>
-                <w:sz w:val="20"/>
-                <w:szCs w:val="20"/>
-                <w:lang w:val="es-CO" w:eastAsia="es-CO"/>
-              </w:rPr>
-              <w:t>&gt;HTML&lt;/</w:t>
-            </w:r>
-            <w:proofErr w:type="spellStart"/>
-            <w:r>
-              <w:rPr>
-                <w:rFonts w:ascii="Courier New" w:eastAsia="Times New Roman" w:hAnsi="Courier New" w:cs="Courier New"/>
-                <w:sz w:val="20"/>
-                <w:szCs w:val="20"/>
-                <w:lang w:val="es-CO" w:eastAsia="es-CO"/>
-              </w:rPr>
-              <w:t>dt</w:t>
-            </w:r>
-            <w:proofErr w:type="spellEnd"/>
-            <w:r>
-              <w:rPr>
-                <w:rFonts w:ascii="Courier New" w:eastAsia="Times New Roman" w:hAnsi="Courier New" w:cs="Courier New"/>
-                <w:sz w:val="20"/>
-                <w:szCs w:val="20"/>
-                <w:lang w:val="es-CO" w:eastAsia="es-CO"/>
-              </w:rPr>
-              <w:t>&gt;</w:t>
+              <w:t>&lt;dt&gt;HTML&lt;/dt&gt;</w:t>
             </w:r>
           </w:p>
         </w:tc>
@@ -7265,27 +5432,7 @@
                 <w:szCs w:val="20"/>
                 <w:lang w:val="es-CO" w:eastAsia="es-CO"/>
               </w:rPr>
-              <w:t>&lt;</w:t>
-            </w:r>
-            <w:proofErr w:type="spellStart"/>
-            <w:r>
-              <w:rPr>
-                <w:rFonts w:ascii="Courier New" w:eastAsia="Times New Roman" w:hAnsi="Courier New" w:cs="Courier New"/>
-                <w:sz w:val="20"/>
-                <w:szCs w:val="20"/>
-                <w:lang w:val="es-CO" w:eastAsia="es-CO"/>
-              </w:rPr>
-              <w:t>dd</w:t>
-            </w:r>
-            <w:proofErr w:type="spellEnd"/>
-            <w:r>
-              <w:rPr>
-                <w:rFonts w:ascii="Courier New" w:eastAsia="Times New Roman" w:hAnsi="Courier New" w:cs="Courier New"/>
-                <w:sz w:val="20"/>
-                <w:szCs w:val="20"/>
-                <w:lang w:val="es-CO" w:eastAsia="es-CO"/>
-              </w:rPr>
-              <w:t>&gt;</w:t>
+              <w:t>&lt;dd&gt;</w:t>
             </w:r>
           </w:p>
         </w:tc>
@@ -7343,47 +5490,7 @@
                 <w:szCs w:val="20"/>
                 <w:lang w:val="es-CO" w:eastAsia="es-CO"/>
               </w:rPr>
-              <w:t>&lt;</w:t>
-            </w:r>
-            <w:proofErr w:type="spellStart"/>
-            <w:r>
-              <w:rPr>
-                <w:rFonts w:ascii="Courier New" w:eastAsia="Times New Roman" w:hAnsi="Courier New" w:cs="Courier New"/>
-                <w:sz w:val="20"/>
-                <w:szCs w:val="20"/>
-                <w:lang w:val="es-CO" w:eastAsia="es-CO"/>
-              </w:rPr>
-              <w:t>dd</w:t>
-            </w:r>
-            <w:proofErr w:type="spellEnd"/>
-            <w:r>
-              <w:rPr>
-                <w:rFonts w:ascii="Courier New" w:eastAsia="Times New Roman" w:hAnsi="Courier New" w:cs="Courier New"/>
-                <w:sz w:val="20"/>
-                <w:szCs w:val="20"/>
-                <w:lang w:val="es-CO" w:eastAsia="es-CO"/>
-              </w:rPr>
-              <w:t>&gt;Lenguaje de marcado&lt;/</w:t>
-            </w:r>
-            <w:proofErr w:type="spellStart"/>
-            <w:r>
-              <w:rPr>
-                <w:rFonts w:ascii="Courier New" w:eastAsia="Times New Roman" w:hAnsi="Courier New" w:cs="Courier New"/>
-                <w:sz w:val="20"/>
-                <w:szCs w:val="20"/>
-                <w:lang w:val="es-CO" w:eastAsia="es-CO"/>
-              </w:rPr>
-              <w:t>dd</w:t>
-            </w:r>
-            <w:proofErr w:type="spellEnd"/>
-            <w:r>
-              <w:rPr>
-                <w:rFonts w:ascii="Courier New" w:eastAsia="Times New Roman" w:hAnsi="Courier New" w:cs="Courier New"/>
-                <w:sz w:val="20"/>
-                <w:szCs w:val="20"/>
-                <w:lang w:val="es-CO" w:eastAsia="es-CO"/>
-              </w:rPr>
-              <w:t>&gt;</w:t>
+              <w:t>&lt;dd&gt;Lenguaje de marcado&lt;/dd&gt;</w:t>
             </w:r>
           </w:p>
         </w:tc>
@@ -7591,27 +5698,7 @@
                 <w:szCs w:val="20"/>
                 <w:lang w:val="es-CO" w:eastAsia="es-CO"/>
               </w:rPr>
-              <w:t>&lt;</w:t>
-            </w:r>
-            <w:proofErr w:type="spellStart"/>
-            <w:r>
-              <w:rPr>
-                <w:rFonts w:ascii="Courier New" w:eastAsia="Times New Roman" w:hAnsi="Courier New" w:cs="Courier New"/>
-                <w:sz w:val="20"/>
-                <w:szCs w:val="20"/>
-                <w:lang w:val="es-CO" w:eastAsia="es-CO"/>
-              </w:rPr>
-              <w:t>form</w:t>
-            </w:r>
-            <w:proofErr w:type="spellEnd"/>
-            <w:r>
-              <w:rPr>
-                <w:rFonts w:ascii="Courier New" w:eastAsia="Times New Roman" w:hAnsi="Courier New" w:cs="Courier New"/>
-                <w:sz w:val="20"/>
-                <w:szCs w:val="20"/>
-                <w:lang w:val="es-CO" w:eastAsia="es-CO"/>
-              </w:rPr>
-              <w:t>&gt;</w:t>
+              <w:t>&lt;form&gt;</w:t>
             </w:r>
           </w:p>
         </w:tc>
@@ -7669,47 +5756,7 @@
                 <w:szCs w:val="20"/>
                 <w:lang w:val="es-CO" w:eastAsia="es-CO"/>
               </w:rPr>
-              <w:t>&lt;</w:t>
-            </w:r>
-            <w:proofErr w:type="spellStart"/>
-            <w:r>
-              <w:rPr>
-                <w:rFonts w:ascii="Courier New" w:eastAsia="Times New Roman" w:hAnsi="Courier New" w:cs="Courier New"/>
-                <w:sz w:val="20"/>
-                <w:szCs w:val="20"/>
-                <w:lang w:val="es-CO" w:eastAsia="es-CO"/>
-              </w:rPr>
-              <w:t>form</w:t>
-            </w:r>
-            <w:proofErr w:type="spellEnd"/>
-            <w:r>
-              <w:rPr>
-                <w:rFonts w:ascii="Courier New" w:eastAsia="Times New Roman" w:hAnsi="Courier New" w:cs="Courier New"/>
-                <w:sz w:val="20"/>
-                <w:szCs w:val="20"/>
-                <w:lang w:val="es-CO" w:eastAsia="es-CO"/>
-              </w:rPr>
-              <w:t>&gt;...&lt;/</w:t>
-            </w:r>
-            <w:proofErr w:type="spellStart"/>
-            <w:r>
-              <w:rPr>
-                <w:rFonts w:ascii="Courier New" w:eastAsia="Times New Roman" w:hAnsi="Courier New" w:cs="Courier New"/>
-                <w:sz w:val="20"/>
-                <w:szCs w:val="20"/>
-                <w:lang w:val="es-CO" w:eastAsia="es-CO"/>
-              </w:rPr>
-              <w:t>form</w:t>
-            </w:r>
-            <w:proofErr w:type="spellEnd"/>
-            <w:r>
-              <w:rPr>
-                <w:rFonts w:ascii="Courier New" w:eastAsia="Times New Roman" w:hAnsi="Courier New" w:cs="Courier New"/>
-                <w:sz w:val="20"/>
-                <w:szCs w:val="20"/>
-                <w:lang w:val="es-CO" w:eastAsia="es-CO"/>
-              </w:rPr>
-              <w:t>&gt;</w:t>
+              <w:t>&lt;form&gt;...&lt;/form&gt;</w:t>
             </w:r>
           </w:p>
         </w:tc>
@@ -7743,27 +5790,7 @@
                 <w:szCs w:val="20"/>
                 <w:lang w:val="es-CO" w:eastAsia="es-CO"/>
               </w:rPr>
-              <w:t>&lt;</w:t>
-            </w:r>
-            <w:proofErr w:type="spellStart"/>
-            <w:r>
-              <w:rPr>
-                <w:rFonts w:ascii="Courier New" w:eastAsia="Times New Roman" w:hAnsi="Courier New" w:cs="Courier New"/>
-                <w:sz w:val="20"/>
-                <w:szCs w:val="20"/>
-                <w:lang w:val="es-CO" w:eastAsia="es-CO"/>
-              </w:rPr>
-              <w:t>label</w:t>
-            </w:r>
-            <w:proofErr w:type="spellEnd"/>
-            <w:r>
-              <w:rPr>
-                <w:rFonts w:ascii="Courier New" w:eastAsia="Times New Roman" w:hAnsi="Courier New" w:cs="Courier New"/>
-                <w:sz w:val="20"/>
-                <w:szCs w:val="20"/>
-                <w:lang w:val="es-CO" w:eastAsia="es-CO"/>
-              </w:rPr>
-              <w:t>&gt;</w:t>
+              <w:t>&lt;label&gt;</w:t>
             </w:r>
           </w:p>
         </w:tc>
@@ -7821,47 +5848,7 @@
                 <w:szCs w:val="20"/>
                 <w:lang w:val="es-CO" w:eastAsia="es-CO"/>
               </w:rPr>
-              <w:t>&lt;</w:t>
-            </w:r>
-            <w:proofErr w:type="spellStart"/>
-            <w:r>
-              <w:rPr>
-                <w:rFonts w:ascii="Courier New" w:eastAsia="Times New Roman" w:hAnsi="Courier New" w:cs="Courier New"/>
-                <w:sz w:val="20"/>
-                <w:szCs w:val="20"/>
-                <w:lang w:val="es-CO" w:eastAsia="es-CO"/>
-              </w:rPr>
-              <w:t>label</w:t>
-            </w:r>
-            <w:proofErr w:type="spellEnd"/>
-            <w:r>
-              <w:rPr>
-                <w:rFonts w:ascii="Courier New" w:eastAsia="Times New Roman" w:hAnsi="Courier New" w:cs="Courier New"/>
-                <w:sz w:val="20"/>
-                <w:szCs w:val="20"/>
-                <w:lang w:val="es-CO" w:eastAsia="es-CO"/>
-              </w:rPr>
-              <w:t>&gt;Nombre:&lt;/</w:t>
-            </w:r>
-            <w:proofErr w:type="spellStart"/>
-            <w:r>
-              <w:rPr>
-                <w:rFonts w:ascii="Courier New" w:eastAsia="Times New Roman" w:hAnsi="Courier New" w:cs="Courier New"/>
-                <w:sz w:val="20"/>
-                <w:szCs w:val="20"/>
-                <w:lang w:val="es-CO" w:eastAsia="es-CO"/>
-              </w:rPr>
-              <w:t>label</w:t>
-            </w:r>
-            <w:proofErr w:type="spellEnd"/>
-            <w:r>
-              <w:rPr>
-                <w:rFonts w:ascii="Courier New" w:eastAsia="Times New Roman" w:hAnsi="Courier New" w:cs="Courier New"/>
-                <w:sz w:val="20"/>
-                <w:szCs w:val="20"/>
-                <w:lang w:val="es-CO" w:eastAsia="es-CO"/>
-              </w:rPr>
-              <w:t>&gt;</w:t>
+              <w:t>&lt;label&gt;Nombre:&lt;/label&gt;</w:t>
             </w:r>
           </w:p>
         </w:tc>
@@ -7953,47 +5940,7 @@
                 <w:szCs w:val="20"/>
                 <w:lang w:val="es-CO" w:eastAsia="es-CO"/>
               </w:rPr>
-              <w:t xml:space="preserve">&lt;input </w:t>
-            </w:r>
-            <w:proofErr w:type="spellStart"/>
-            <w:r>
-              <w:rPr>
-                <w:rFonts w:ascii="Courier New" w:eastAsia="Times New Roman" w:hAnsi="Courier New" w:cs="Courier New"/>
-                <w:sz w:val="20"/>
-                <w:szCs w:val="20"/>
-                <w:lang w:val="es-CO" w:eastAsia="es-CO"/>
-              </w:rPr>
-              <w:t>type</w:t>
-            </w:r>
-            <w:proofErr w:type="spellEnd"/>
-            <w:r>
-              <w:rPr>
-                <w:rFonts w:ascii="Courier New" w:eastAsia="Times New Roman" w:hAnsi="Courier New" w:cs="Courier New"/>
-                <w:sz w:val="20"/>
-                <w:szCs w:val="20"/>
-                <w:lang w:val="es-CO" w:eastAsia="es-CO"/>
-              </w:rPr>
-              <w:t>="</w:t>
-            </w:r>
-            <w:proofErr w:type="spellStart"/>
-            <w:r>
-              <w:rPr>
-                <w:rFonts w:ascii="Courier New" w:eastAsia="Times New Roman" w:hAnsi="Courier New" w:cs="Courier New"/>
-                <w:sz w:val="20"/>
-                <w:szCs w:val="20"/>
-                <w:lang w:val="es-CO" w:eastAsia="es-CO"/>
-              </w:rPr>
-              <w:t>text</w:t>
-            </w:r>
-            <w:proofErr w:type="spellEnd"/>
-            <w:r>
-              <w:rPr>
-                <w:rFonts w:ascii="Courier New" w:eastAsia="Times New Roman" w:hAnsi="Courier New" w:cs="Courier New"/>
-                <w:sz w:val="20"/>
-                <w:szCs w:val="20"/>
-                <w:lang w:val="es-CO" w:eastAsia="es-CO"/>
-              </w:rPr>
-              <w:t>"&gt;</w:t>
+              <w:t>&lt;input type="text"&gt;</w:t>
             </w:r>
           </w:p>
         </w:tc>
@@ -8020,7 +5967,6 @@
                 <w:lang w:val="es-CO" w:eastAsia="es-CO"/>
               </w:rPr>
             </w:pPr>
-            <w:proofErr w:type="spellStart"/>
             <w:r>
               <w:rPr>
                 <w:rFonts w:ascii="Courier New" w:eastAsia="Times New Roman" w:hAnsi="Courier New" w:cs="Courier New"/>
@@ -8030,7 +5976,6 @@
               </w:rPr>
               <w:t>type</w:t>
             </w:r>
-            <w:proofErr w:type="spellEnd"/>
           </w:p>
         </w:tc>
         <w:tc>
@@ -8087,27 +6032,7 @@
                 <w:szCs w:val="20"/>
                 <w:lang w:val="es-CO" w:eastAsia="es-CO"/>
               </w:rPr>
-              <w:t xml:space="preserve">&lt;input </w:t>
-            </w:r>
-            <w:proofErr w:type="spellStart"/>
-            <w:r>
-              <w:rPr>
-                <w:rFonts w:ascii="Courier New" w:eastAsia="Times New Roman" w:hAnsi="Courier New" w:cs="Courier New"/>
-                <w:sz w:val="20"/>
-                <w:szCs w:val="20"/>
-                <w:lang w:val="es-CO" w:eastAsia="es-CO"/>
-              </w:rPr>
-              <w:t>type</w:t>
-            </w:r>
-            <w:proofErr w:type="spellEnd"/>
-            <w:r>
-              <w:rPr>
-                <w:rFonts w:ascii="Courier New" w:eastAsia="Times New Roman" w:hAnsi="Courier New" w:cs="Courier New"/>
-                <w:sz w:val="20"/>
-                <w:szCs w:val="20"/>
-                <w:lang w:val="es-CO" w:eastAsia="es-CO"/>
-              </w:rPr>
-              <w:t>="email"&gt;</w:t>
+              <w:t>&lt;input type="email"&gt;</w:t>
             </w:r>
           </w:p>
         </w:tc>
@@ -8134,7 +6059,6 @@
                 <w:lang w:val="es-CO" w:eastAsia="es-CO"/>
               </w:rPr>
             </w:pPr>
-            <w:proofErr w:type="spellStart"/>
             <w:r>
               <w:rPr>
                 <w:rFonts w:ascii="Courier New" w:eastAsia="Times New Roman" w:hAnsi="Courier New" w:cs="Courier New"/>
@@ -8145,7 +6069,6 @@
               <w:lastRenderedPageBreak/>
               <w:t>name</w:t>
             </w:r>
-            <w:proofErr w:type="spellEnd"/>
           </w:p>
         </w:tc>
         <w:tc>
@@ -8202,27 +6125,7 @@
                 <w:szCs w:val="20"/>
                 <w:lang w:val="es-CO" w:eastAsia="es-CO"/>
               </w:rPr>
-              <w:t xml:space="preserve">&lt;input </w:t>
-            </w:r>
-            <w:proofErr w:type="spellStart"/>
-            <w:r>
-              <w:rPr>
-                <w:rFonts w:ascii="Courier New" w:eastAsia="Times New Roman" w:hAnsi="Courier New" w:cs="Courier New"/>
-                <w:sz w:val="20"/>
-                <w:szCs w:val="20"/>
-                <w:lang w:val="es-CO" w:eastAsia="es-CO"/>
-              </w:rPr>
-              <w:t>name</w:t>
-            </w:r>
-            <w:proofErr w:type="spellEnd"/>
-            <w:r>
-              <w:rPr>
-                <w:rFonts w:ascii="Courier New" w:eastAsia="Times New Roman" w:hAnsi="Courier New" w:cs="Courier New"/>
-                <w:sz w:val="20"/>
-                <w:szCs w:val="20"/>
-                <w:lang w:val="es-CO" w:eastAsia="es-CO"/>
-              </w:rPr>
-              <w:t>="correo"&gt;</w:t>
+              <w:t>&lt;input name="correo"&gt;</w:t>
             </w:r>
           </w:p>
         </w:tc>
@@ -8249,7 +6152,6 @@
                 <w:lang w:val="es-CO" w:eastAsia="es-CO"/>
               </w:rPr>
             </w:pPr>
-            <w:proofErr w:type="spellStart"/>
             <w:r>
               <w:rPr>
                 <w:rFonts w:ascii="Courier New" w:eastAsia="Times New Roman" w:hAnsi="Courier New" w:cs="Courier New"/>
@@ -8259,7 +6161,6 @@
               </w:rPr>
               <w:t>placeholder</w:t>
             </w:r>
-            <w:proofErr w:type="spellEnd"/>
           </w:p>
         </w:tc>
         <w:tc>
@@ -8316,27 +6217,7 @@
                 <w:szCs w:val="20"/>
                 <w:lang w:val="es-CO" w:eastAsia="es-CO"/>
               </w:rPr>
-              <w:t xml:space="preserve">&lt;input </w:t>
-            </w:r>
-            <w:proofErr w:type="spellStart"/>
-            <w:r>
-              <w:rPr>
-                <w:rFonts w:ascii="Courier New" w:eastAsia="Times New Roman" w:hAnsi="Courier New" w:cs="Courier New"/>
-                <w:sz w:val="20"/>
-                <w:szCs w:val="20"/>
-                <w:lang w:val="es-CO" w:eastAsia="es-CO"/>
-              </w:rPr>
-              <w:t>placeholder</w:t>
-            </w:r>
-            <w:proofErr w:type="spellEnd"/>
-            <w:r>
-              <w:rPr>
-                <w:rFonts w:ascii="Courier New" w:eastAsia="Times New Roman" w:hAnsi="Courier New" w:cs="Courier New"/>
-                <w:sz w:val="20"/>
-                <w:szCs w:val="20"/>
-                <w:lang w:val="es-CO" w:eastAsia="es-CO"/>
-              </w:rPr>
-              <w:t>="Ingrese nombre"&gt;</w:t>
+              <w:t>&lt;input placeholder="Ingrese nombre"&gt;</w:t>
             </w:r>
           </w:p>
         </w:tc>
@@ -8363,7 +6244,6 @@
                 <w:lang w:val="es-CO" w:eastAsia="es-CO"/>
               </w:rPr>
             </w:pPr>
-            <w:proofErr w:type="spellStart"/>
             <w:r>
               <w:rPr>
                 <w:rFonts w:ascii="Courier New" w:eastAsia="Times New Roman" w:hAnsi="Courier New" w:cs="Courier New"/>
@@ -8373,7 +6253,6 @@
               </w:rPr>
               <w:t>required</w:t>
             </w:r>
-            <w:proofErr w:type="spellEnd"/>
           </w:p>
         </w:tc>
         <w:tc>
@@ -8430,27 +6309,7 @@
                 <w:szCs w:val="20"/>
                 <w:lang w:val="es-CO" w:eastAsia="es-CO"/>
               </w:rPr>
-              <w:t xml:space="preserve">&lt;input </w:t>
-            </w:r>
-            <w:proofErr w:type="spellStart"/>
-            <w:r>
-              <w:rPr>
-                <w:rFonts w:ascii="Courier New" w:eastAsia="Times New Roman" w:hAnsi="Courier New" w:cs="Courier New"/>
-                <w:sz w:val="20"/>
-                <w:szCs w:val="20"/>
-                <w:lang w:val="es-CO" w:eastAsia="es-CO"/>
-              </w:rPr>
-              <w:t>required</w:t>
-            </w:r>
-            <w:proofErr w:type="spellEnd"/>
-            <w:r>
-              <w:rPr>
-                <w:rFonts w:ascii="Courier New" w:eastAsia="Times New Roman" w:hAnsi="Courier New" w:cs="Courier New"/>
-                <w:sz w:val="20"/>
-                <w:szCs w:val="20"/>
-                <w:lang w:val="es-CO" w:eastAsia="es-CO"/>
-              </w:rPr>
-              <w:t>&gt;</w:t>
+              <w:t>&lt;input required&gt;</w:t>
             </w:r>
           </w:p>
         </w:tc>
@@ -8484,27 +6343,7 @@
                 <w:szCs w:val="20"/>
                 <w:lang w:val="es-CO" w:eastAsia="es-CO"/>
               </w:rPr>
-              <w:t>&lt;</w:t>
-            </w:r>
-            <w:proofErr w:type="spellStart"/>
-            <w:r>
-              <w:rPr>
-                <w:rFonts w:ascii="Courier New" w:eastAsia="Times New Roman" w:hAnsi="Courier New" w:cs="Courier New"/>
-                <w:sz w:val="20"/>
-                <w:szCs w:val="20"/>
-                <w:lang w:val="es-CO" w:eastAsia="es-CO"/>
-              </w:rPr>
-              <w:t>textarea</w:t>
-            </w:r>
-            <w:proofErr w:type="spellEnd"/>
-            <w:r>
-              <w:rPr>
-                <w:rFonts w:ascii="Courier New" w:eastAsia="Times New Roman" w:hAnsi="Courier New" w:cs="Courier New"/>
-                <w:sz w:val="20"/>
-                <w:szCs w:val="20"/>
-                <w:lang w:val="es-CO" w:eastAsia="es-CO"/>
-              </w:rPr>
-              <w:t>&gt;</w:t>
+              <w:t>&lt;textarea&gt;</w:t>
             </w:r>
           </w:p>
         </w:tc>
@@ -8562,47 +6401,7 @@
                 <w:szCs w:val="20"/>
                 <w:lang w:val="es-CO" w:eastAsia="es-CO"/>
               </w:rPr>
-              <w:t>&lt;</w:t>
-            </w:r>
-            <w:proofErr w:type="spellStart"/>
-            <w:r>
-              <w:rPr>
-                <w:rFonts w:ascii="Courier New" w:eastAsia="Times New Roman" w:hAnsi="Courier New" w:cs="Courier New"/>
-                <w:sz w:val="20"/>
-                <w:szCs w:val="20"/>
-                <w:lang w:val="es-CO" w:eastAsia="es-CO"/>
-              </w:rPr>
-              <w:t>textarea</w:t>
-            </w:r>
-            <w:proofErr w:type="spellEnd"/>
-            <w:r>
-              <w:rPr>
-                <w:rFonts w:ascii="Courier New" w:eastAsia="Times New Roman" w:hAnsi="Courier New" w:cs="Courier New"/>
-                <w:sz w:val="20"/>
-                <w:szCs w:val="20"/>
-                <w:lang w:val="es-CO" w:eastAsia="es-CO"/>
-              </w:rPr>
-              <w:t>&gt;&lt;/</w:t>
-            </w:r>
-            <w:proofErr w:type="spellStart"/>
-            <w:r>
-              <w:rPr>
-                <w:rFonts w:ascii="Courier New" w:eastAsia="Times New Roman" w:hAnsi="Courier New" w:cs="Courier New"/>
-                <w:sz w:val="20"/>
-                <w:szCs w:val="20"/>
-                <w:lang w:val="es-CO" w:eastAsia="es-CO"/>
-              </w:rPr>
-              <w:t>textarea</w:t>
-            </w:r>
-            <w:proofErr w:type="spellEnd"/>
-            <w:r>
-              <w:rPr>
-                <w:rFonts w:ascii="Courier New" w:eastAsia="Times New Roman" w:hAnsi="Courier New" w:cs="Courier New"/>
-                <w:sz w:val="20"/>
-                <w:szCs w:val="20"/>
-                <w:lang w:val="es-CO" w:eastAsia="es-CO"/>
-              </w:rPr>
-              <w:t>&gt;</w:t>
+              <w:t>&lt;textarea&gt;&lt;/textarea&gt;</w:t>
             </w:r>
           </w:p>
         </w:tc>
@@ -8636,27 +6435,7 @@
                 <w:szCs w:val="20"/>
                 <w:lang w:val="es-CO" w:eastAsia="es-CO"/>
               </w:rPr>
-              <w:t>&lt;</w:t>
-            </w:r>
-            <w:proofErr w:type="spellStart"/>
-            <w:r>
-              <w:rPr>
-                <w:rFonts w:ascii="Courier New" w:eastAsia="Times New Roman" w:hAnsi="Courier New" w:cs="Courier New"/>
-                <w:sz w:val="20"/>
-                <w:szCs w:val="20"/>
-                <w:lang w:val="es-CO" w:eastAsia="es-CO"/>
-              </w:rPr>
-              <w:t>select</w:t>
-            </w:r>
-            <w:proofErr w:type="spellEnd"/>
-            <w:r>
-              <w:rPr>
-                <w:rFonts w:ascii="Courier New" w:eastAsia="Times New Roman" w:hAnsi="Courier New" w:cs="Courier New"/>
-                <w:sz w:val="20"/>
-                <w:szCs w:val="20"/>
-                <w:lang w:val="es-CO" w:eastAsia="es-CO"/>
-              </w:rPr>
-              <w:t>&gt;</w:t>
+              <w:t>&lt;select&gt;</w:t>
             </w:r>
           </w:p>
         </w:tc>
@@ -8714,47 +6493,7 @@
                 <w:szCs w:val="20"/>
                 <w:lang w:val="es-CO" w:eastAsia="es-CO"/>
               </w:rPr>
-              <w:t>&lt;</w:t>
-            </w:r>
-            <w:proofErr w:type="spellStart"/>
-            <w:r>
-              <w:rPr>
-                <w:rFonts w:ascii="Courier New" w:eastAsia="Times New Roman" w:hAnsi="Courier New" w:cs="Courier New"/>
-                <w:sz w:val="20"/>
-                <w:szCs w:val="20"/>
-                <w:lang w:val="es-CO" w:eastAsia="es-CO"/>
-              </w:rPr>
-              <w:t>select</w:t>
-            </w:r>
-            <w:proofErr w:type="spellEnd"/>
-            <w:r>
-              <w:rPr>
-                <w:rFonts w:ascii="Courier New" w:eastAsia="Times New Roman" w:hAnsi="Courier New" w:cs="Courier New"/>
-                <w:sz w:val="20"/>
-                <w:szCs w:val="20"/>
-                <w:lang w:val="es-CO" w:eastAsia="es-CO"/>
-              </w:rPr>
-              <w:t>&gt;...&lt;/</w:t>
-            </w:r>
-            <w:proofErr w:type="spellStart"/>
-            <w:r>
-              <w:rPr>
-                <w:rFonts w:ascii="Courier New" w:eastAsia="Times New Roman" w:hAnsi="Courier New" w:cs="Courier New"/>
-                <w:sz w:val="20"/>
-                <w:szCs w:val="20"/>
-                <w:lang w:val="es-CO" w:eastAsia="es-CO"/>
-              </w:rPr>
-              <w:t>select</w:t>
-            </w:r>
-            <w:proofErr w:type="spellEnd"/>
-            <w:r>
-              <w:rPr>
-                <w:rFonts w:ascii="Courier New" w:eastAsia="Times New Roman" w:hAnsi="Courier New" w:cs="Courier New"/>
-                <w:sz w:val="20"/>
-                <w:szCs w:val="20"/>
-                <w:lang w:val="es-CO" w:eastAsia="es-CO"/>
-              </w:rPr>
-              <w:t>&gt;</w:t>
+              <w:t>&lt;select&gt;...&lt;/select&gt;</w:t>
             </w:r>
           </w:p>
         </w:tc>
@@ -8788,27 +6527,7 @@
                 <w:szCs w:val="20"/>
                 <w:lang w:val="es-CO" w:eastAsia="es-CO"/>
               </w:rPr>
-              <w:t>&lt;</w:t>
-            </w:r>
-            <w:proofErr w:type="spellStart"/>
-            <w:r>
-              <w:rPr>
-                <w:rFonts w:ascii="Courier New" w:eastAsia="Times New Roman" w:hAnsi="Courier New" w:cs="Courier New"/>
-                <w:sz w:val="20"/>
-                <w:szCs w:val="20"/>
-                <w:lang w:val="es-CO" w:eastAsia="es-CO"/>
-              </w:rPr>
-              <w:t>option</w:t>
-            </w:r>
-            <w:proofErr w:type="spellEnd"/>
-            <w:r>
-              <w:rPr>
-                <w:rFonts w:ascii="Courier New" w:eastAsia="Times New Roman" w:hAnsi="Courier New" w:cs="Courier New"/>
-                <w:sz w:val="20"/>
-                <w:szCs w:val="20"/>
-                <w:lang w:val="es-CO" w:eastAsia="es-CO"/>
-              </w:rPr>
-              <w:t>&gt;</w:t>
+              <w:t>&lt;option&gt;</w:t>
             </w:r>
           </w:p>
         </w:tc>
@@ -8846,27 +6565,7 @@
                 <w:szCs w:val="20"/>
                 <w:lang w:val="es-CO" w:eastAsia="es-CO"/>
               </w:rPr>
-              <w:t>&lt;</w:t>
-            </w:r>
-            <w:proofErr w:type="spellStart"/>
-            <w:r>
-              <w:rPr>
-                <w:rFonts w:ascii="Courier New" w:eastAsia="Times New Roman" w:hAnsi="Courier New" w:cs="Courier New"/>
-                <w:sz w:val="20"/>
-                <w:szCs w:val="20"/>
-                <w:lang w:val="es-CO" w:eastAsia="es-CO"/>
-              </w:rPr>
-              <w:t>select</w:t>
-            </w:r>
-            <w:proofErr w:type="spellEnd"/>
-            <w:r>
-              <w:rPr>
-                <w:rFonts w:ascii="Courier New" w:eastAsia="Times New Roman" w:hAnsi="Courier New" w:cs="Courier New"/>
-                <w:sz w:val="20"/>
-                <w:szCs w:val="20"/>
-                <w:lang w:val="es-CO" w:eastAsia="es-CO"/>
-              </w:rPr>
-              <w:t>&gt;</w:t>
+              <w:t>&lt;select&gt;</w:t>
             </w:r>
             <w:r>
               <w:rPr>
@@ -8904,47 +6603,7 @@
                 <w:szCs w:val="20"/>
                 <w:lang w:val="es-CO" w:eastAsia="es-CO"/>
               </w:rPr>
-              <w:t>&lt;</w:t>
-            </w:r>
-            <w:proofErr w:type="spellStart"/>
-            <w:r>
-              <w:rPr>
-                <w:rFonts w:ascii="Courier New" w:eastAsia="Times New Roman" w:hAnsi="Courier New" w:cs="Courier New"/>
-                <w:sz w:val="20"/>
-                <w:szCs w:val="20"/>
-                <w:lang w:val="es-CO" w:eastAsia="es-CO"/>
-              </w:rPr>
-              <w:t>option</w:t>
-            </w:r>
-            <w:proofErr w:type="spellEnd"/>
-            <w:r>
-              <w:rPr>
-                <w:rFonts w:ascii="Courier New" w:eastAsia="Times New Roman" w:hAnsi="Courier New" w:cs="Courier New"/>
-                <w:sz w:val="20"/>
-                <w:szCs w:val="20"/>
-                <w:lang w:val="es-CO" w:eastAsia="es-CO"/>
-              </w:rPr>
-              <w:t>&gt;Colombia&lt;/</w:t>
-            </w:r>
-            <w:proofErr w:type="spellStart"/>
-            <w:r>
-              <w:rPr>
-                <w:rFonts w:ascii="Courier New" w:eastAsia="Times New Roman" w:hAnsi="Courier New" w:cs="Courier New"/>
-                <w:sz w:val="20"/>
-                <w:szCs w:val="20"/>
-                <w:lang w:val="es-CO" w:eastAsia="es-CO"/>
-              </w:rPr>
-              <w:t>option</w:t>
-            </w:r>
-            <w:proofErr w:type="spellEnd"/>
-            <w:r>
-              <w:rPr>
-                <w:rFonts w:ascii="Courier New" w:eastAsia="Times New Roman" w:hAnsi="Courier New" w:cs="Courier New"/>
-                <w:sz w:val="20"/>
-                <w:szCs w:val="20"/>
-                <w:lang w:val="es-CO" w:eastAsia="es-CO"/>
-              </w:rPr>
-              <w:t>&gt;</w:t>
+              <w:t>&lt;option&gt;Colombia&lt;/option&gt;</w:t>
             </w:r>
           </w:p>
         </w:tc>
@@ -8978,27 +6637,7 @@
                 <w:szCs w:val="20"/>
                 <w:lang w:val="es-CO" w:eastAsia="es-CO"/>
               </w:rPr>
-              <w:t>&lt;</w:t>
-            </w:r>
-            <w:proofErr w:type="spellStart"/>
-            <w:r>
-              <w:rPr>
-                <w:rFonts w:ascii="Courier New" w:eastAsia="Times New Roman" w:hAnsi="Courier New" w:cs="Courier New"/>
-                <w:sz w:val="20"/>
-                <w:szCs w:val="20"/>
-                <w:lang w:val="es-CO" w:eastAsia="es-CO"/>
-              </w:rPr>
-              <w:t>optgroup</w:t>
-            </w:r>
-            <w:proofErr w:type="spellEnd"/>
-            <w:r>
-              <w:rPr>
-                <w:rFonts w:ascii="Courier New" w:eastAsia="Times New Roman" w:hAnsi="Courier New" w:cs="Courier New"/>
-                <w:sz w:val="20"/>
-                <w:szCs w:val="20"/>
-                <w:lang w:val="es-CO" w:eastAsia="es-CO"/>
-              </w:rPr>
-              <w:t>&gt;</w:t>
+              <w:t>&lt;optgroup&gt;</w:t>
             </w:r>
           </w:p>
         </w:tc>
@@ -9056,47 +6695,7 @@
                 <w:szCs w:val="20"/>
                 <w:lang w:val="es-CO" w:eastAsia="es-CO"/>
               </w:rPr>
-              <w:t>&lt;</w:t>
-            </w:r>
-            <w:proofErr w:type="spellStart"/>
-            <w:r>
-              <w:rPr>
-                <w:rFonts w:ascii="Courier New" w:eastAsia="Times New Roman" w:hAnsi="Courier New" w:cs="Courier New"/>
-                <w:sz w:val="20"/>
-                <w:szCs w:val="20"/>
-                <w:lang w:val="es-CO" w:eastAsia="es-CO"/>
-              </w:rPr>
-              <w:t>optgroup</w:t>
-            </w:r>
-            <w:proofErr w:type="spellEnd"/>
-            <w:r>
-              <w:rPr>
-                <w:rFonts w:ascii="Courier New" w:eastAsia="Times New Roman" w:hAnsi="Courier New" w:cs="Courier New"/>
-                <w:sz w:val="20"/>
-                <w:szCs w:val="20"/>
-                <w:lang w:val="es-CO" w:eastAsia="es-CO"/>
-              </w:rPr>
-              <w:t xml:space="preserve"> </w:t>
-            </w:r>
-            <w:proofErr w:type="spellStart"/>
-            <w:r>
-              <w:rPr>
-                <w:rFonts w:ascii="Courier New" w:eastAsia="Times New Roman" w:hAnsi="Courier New" w:cs="Courier New"/>
-                <w:sz w:val="20"/>
-                <w:szCs w:val="20"/>
-                <w:lang w:val="es-CO" w:eastAsia="es-CO"/>
-              </w:rPr>
-              <w:t>label</w:t>
-            </w:r>
-            <w:proofErr w:type="spellEnd"/>
-            <w:r>
-              <w:rPr>
-                <w:rFonts w:ascii="Courier New" w:eastAsia="Times New Roman" w:hAnsi="Courier New" w:cs="Courier New"/>
-                <w:sz w:val="20"/>
-                <w:szCs w:val="20"/>
-                <w:lang w:val="es-CO" w:eastAsia="es-CO"/>
-              </w:rPr>
-              <w:t>="Frutas"&gt;</w:t>
+              <w:t>&lt;optgroup label="Frutas"&gt;</w:t>
             </w:r>
           </w:p>
         </w:tc>
@@ -9130,27 +6729,7 @@
                 <w:szCs w:val="20"/>
                 <w:lang w:val="es-CO" w:eastAsia="es-CO"/>
               </w:rPr>
-              <w:t>&lt;</w:t>
-            </w:r>
-            <w:proofErr w:type="spellStart"/>
-            <w:r>
-              <w:rPr>
-                <w:rFonts w:ascii="Courier New" w:eastAsia="Times New Roman" w:hAnsi="Courier New" w:cs="Courier New"/>
-                <w:sz w:val="20"/>
-                <w:szCs w:val="20"/>
-                <w:lang w:val="es-CO" w:eastAsia="es-CO"/>
-              </w:rPr>
-              <w:t>button</w:t>
-            </w:r>
-            <w:proofErr w:type="spellEnd"/>
-            <w:r>
-              <w:rPr>
-                <w:rFonts w:ascii="Courier New" w:eastAsia="Times New Roman" w:hAnsi="Courier New" w:cs="Courier New"/>
-                <w:sz w:val="20"/>
-                <w:szCs w:val="20"/>
-                <w:lang w:val="es-CO" w:eastAsia="es-CO"/>
-              </w:rPr>
-              <w:t>&gt;</w:t>
+              <w:t>&lt;button&gt;</w:t>
             </w:r>
           </w:p>
         </w:tc>
@@ -9208,47 +6787,7 @@
                 <w:szCs w:val="20"/>
                 <w:lang w:val="es-CO" w:eastAsia="es-CO"/>
               </w:rPr>
-              <w:t>&lt;</w:t>
-            </w:r>
-            <w:proofErr w:type="spellStart"/>
-            <w:r>
-              <w:rPr>
-                <w:rFonts w:ascii="Courier New" w:eastAsia="Times New Roman" w:hAnsi="Courier New" w:cs="Courier New"/>
-                <w:sz w:val="20"/>
-                <w:szCs w:val="20"/>
-                <w:lang w:val="es-CO" w:eastAsia="es-CO"/>
-              </w:rPr>
-              <w:t>button</w:t>
-            </w:r>
-            <w:proofErr w:type="spellEnd"/>
-            <w:r>
-              <w:rPr>
-                <w:rFonts w:ascii="Courier New" w:eastAsia="Times New Roman" w:hAnsi="Courier New" w:cs="Courier New"/>
-                <w:sz w:val="20"/>
-                <w:szCs w:val="20"/>
-                <w:lang w:val="es-CO" w:eastAsia="es-CO"/>
-              </w:rPr>
-              <w:t>&gt;Guardar&lt;/</w:t>
-            </w:r>
-            <w:proofErr w:type="spellStart"/>
-            <w:r>
-              <w:rPr>
-                <w:rFonts w:ascii="Courier New" w:eastAsia="Times New Roman" w:hAnsi="Courier New" w:cs="Courier New"/>
-                <w:sz w:val="20"/>
-                <w:szCs w:val="20"/>
-                <w:lang w:val="es-CO" w:eastAsia="es-CO"/>
-              </w:rPr>
-              <w:t>button</w:t>
-            </w:r>
-            <w:proofErr w:type="spellEnd"/>
-            <w:r>
-              <w:rPr>
-                <w:rFonts w:ascii="Courier New" w:eastAsia="Times New Roman" w:hAnsi="Courier New" w:cs="Courier New"/>
-                <w:sz w:val="20"/>
-                <w:szCs w:val="20"/>
-                <w:lang w:val="es-CO" w:eastAsia="es-CO"/>
-              </w:rPr>
-              <w:t>&gt;</w:t>
+              <w:t>&lt;button&gt;Guardar&lt;/button&gt;</w:t>
             </w:r>
           </w:p>
         </w:tc>
@@ -9282,27 +6821,7 @@
                 <w:szCs w:val="20"/>
                 <w:lang w:val="es-CO" w:eastAsia="es-CO"/>
               </w:rPr>
-              <w:t>&lt;</w:t>
-            </w:r>
-            <w:proofErr w:type="spellStart"/>
-            <w:r>
-              <w:rPr>
-                <w:rFonts w:ascii="Courier New" w:eastAsia="Times New Roman" w:hAnsi="Courier New" w:cs="Courier New"/>
-                <w:sz w:val="20"/>
-                <w:szCs w:val="20"/>
-                <w:lang w:val="es-CO" w:eastAsia="es-CO"/>
-              </w:rPr>
-              <w:t>fieldset</w:t>
-            </w:r>
-            <w:proofErr w:type="spellEnd"/>
-            <w:r>
-              <w:rPr>
-                <w:rFonts w:ascii="Courier New" w:eastAsia="Times New Roman" w:hAnsi="Courier New" w:cs="Courier New"/>
-                <w:sz w:val="20"/>
-                <w:szCs w:val="20"/>
-                <w:lang w:val="es-CO" w:eastAsia="es-CO"/>
-              </w:rPr>
-              <w:t>&gt;</w:t>
+              <w:t>&lt;fieldset&gt;</w:t>
             </w:r>
           </w:p>
         </w:tc>
@@ -9360,47 +6879,7 @@
                 <w:szCs w:val="20"/>
                 <w:lang w:val="es-CO" w:eastAsia="es-CO"/>
               </w:rPr>
-              <w:t>&lt;</w:t>
-            </w:r>
-            <w:proofErr w:type="spellStart"/>
-            <w:r>
-              <w:rPr>
-                <w:rFonts w:ascii="Courier New" w:eastAsia="Times New Roman" w:hAnsi="Courier New" w:cs="Courier New"/>
-                <w:sz w:val="20"/>
-                <w:szCs w:val="20"/>
-                <w:lang w:val="es-CO" w:eastAsia="es-CO"/>
-              </w:rPr>
-              <w:t>fieldset</w:t>
-            </w:r>
-            <w:proofErr w:type="spellEnd"/>
-            <w:r>
-              <w:rPr>
-                <w:rFonts w:ascii="Courier New" w:eastAsia="Times New Roman" w:hAnsi="Courier New" w:cs="Courier New"/>
-                <w:sz w:val="20"/>
-                <w:szCs w:val="20"/>
-                <w:lang w:val="es-CO" w:eastAsia="es-CO"/>
-              </w:rPr>
-              <w:t>&gt;...&lt;/</w:t>
-            </w:r>
-            <w:proofErr w:type="spellStart"/>
-            <w:r>
-              <w:rPr>
-                <w:rFonts w:ascii="Courier New" w:eastAsia="Times New Roman" w:hAnsi="Courier New" w:cs="Courier New"/>
-                <w:sz w:val="20"/>
-                <w:szCs w:val="20"/>
-                <w:lang w:val="es-CO" w:eastAsia="es-CO"/>
-              </w:rPr>
-              <w:t>fieldset</w:t>
-            </w:r>
-            <w:proofErr w:type="spellEnd"/>
-            <w:r>
-              <w:rPr>
-                <w:rFonts w:ascii="Courier New" w:eastAsia="Times New Roman" w:hAnsi="Courier New" w:cs="Courier New"/>
-                <w:sz w:val="20"/>
-                <w:szCs w:val="20"/>
-                <w:lang w:val="es-CO" w:eastAsia="es-CO"/>
-              </w:rPr>
-              <w:t>&gt;</w:t>
+              <w:t>&lt;fieldset&gt;...&lt;/fieldset&gt;</w:t>
             </w:r>
           </w:p>
         </w:tc>
@@ -9434,27 +6913,7 @@
                 <w:szCs w:val="20"/>
                 <w:lang w:val="es-CO" w:eastAsia="es-CO"/>
               </w:rPr>
-              <w:t>&lt;</w:t>
-            </w:r>
-            <w:proofErr w:type="spellStart"/>
-            <w:r>
-              <w:rPr>
-                <w:rFonts w:ascii="Courier New" w:eastAsia="Times New Roman" w:hAnsi="Courier New" w:cs="Courier New"/>
-                <w:sz w:val="20"/>
-                <w:szCs w:val="20"/>
-                <w:lang w:val="es-CO" w:eastAsia="es-CO"/>
-              </w:rPr>
-              <w:t>legend</w:t>
-            </w:r>
-            <w:proofErr w:type="spellEnd"/>
-            <w:r>
-              <w:rPr>
-                <w:rFonts w:ascii="Courier New" w:eastAsia="Times New Roman" w:hAnsi="Courier New" w:cs="Courier New"/>
-                <w:sz w:val="20"/>
-                <w:szCs w:val="20"/>
-                <w:lang w:val="es-CO" w:eastAsia="es-CO"/>
-              </w:rPr>
-              <w:t>&gt;</w:t>
+              <w:t>&lt;legend&gt;</w:t>
             </w:r>
           </w:p>
         </w:tc>
@@ -9512,47 +6971,7 @@
                 <w:szCs w:val="20"/>
                 <w:lang w:val="es-CO" w:eastAsia="es-CO"/>
               </w:rPr>
-              <w:t>&lt;</w:t>
-            </w:r>
-            <w:proofErr w:type="spellStart"/>
-            <w:r>
-              <w:rPr>
-                <w:rFonts w:ascii="Courier New" w:eastAsia="Times New Roman" w:hAnsi="Courier New" w:cs="Courier New"/>
-                <w:sz w:val="20"/>
-                <w:szCs w:val="20"/>
-                <w:lang w:val="es-CO" w:eastAsia="es-CO"/>
-              </w:rPr>
-              <w:t>legend</w:t>
-            </w:r>
-            <w:proofErr w:type="spellEnd"/>
-            <w:r>
-              <w:rPr>
-                <w:rFonts w:ascii="Courier New" w:eastAsia="Times New Roman" w:hAnsi="Courier New" w:cs="Courier New"/>
-                <w:sz w:val="20"/>
-                <w:szCs w:val="20"/>
-                <w:lang w:val="es-CO" w:eastAsia="es-CO"/>
-              </w:rPr>
-              <w:t>&gt;Datos personales&lt;/</w:t>
-            </w:r>
-            <w:proofErr w:type="spellStart"/>
-            <w:r>
-              <w:rPr>
-                <w:rFonts w:ascii="Courier New" w:eastAsia="Times New Roman" w:hAnsi="Courier New" w:cs="Courier New"/>
-                <w:sz w:val="20"/>
-                <w:szCs w:val="20"/>
-                <w:lang w:val="es-CO" w:eastAsia="es-CO"/>
-              </w:rPr>
-              <w:t>legend</w:t>
-            </w:r>
-            <w:proofErr w:type="spellEnd"/>
-            <w:r>
-              <w:rPr>
-                <w:rFonts w:ascii="Courier New" w:eastAsia="Times New Roman" w:hAnsi="Courier New" w:cs="Courier New"/>
-                <w:sz w:val="20"/>
-                <w:szCs w:val="20"/>
-                <w:lang w:val="es-CO" w:eastAsia="es-CO"/>
-              </w:rPr>
-              <w:t>&gt;</w:t>
+              <w:t>&lt;legend&gt;Datos personales&lt;/legend&gt;</w:t>
             </w:r>
           </w:p>
         </w:tc>
@@ -9586,27 +7005,7 @@
                 <w:szCs w:val="20"/>
                 <w:lang w:val="es-CO" w:eastAsia="es-CO"/>
               </w:rPr>
-              <w:t>&lt;</w:t>
-            </w:r>
-            <w:proofErr w:type="spellStart"/>
-            <w:r>
-              <w:rPr>
-                <w:rFonts w:ascii="Courier New" w:eastAsia="Times New Roman" w:hAnsi="Courier New" w:cs="Courier New"/>
-                <w:sz w:val="20"/>
-                <w:szCs w:val="20"/>
-                <w:lang w:val="es-CO" w:eastAsia="es-CO"/>
-              </w:rPr>
-              <w:t>datalist</w:t>
-            </w:r>
-            <w:proofErr w:type="spellEnd"/>
-            <w:r>
-              <w:rPr>
-                <w:rFonts w:ascii="Courier New" w:eastAsia="Times New Roman" w:hAnsi="Courier New" w:cs="Courier New"/>
-                <w:sz w:val="20"/>
-                <w:szCs w:val="20"/>
-                <w:lang w:val="es-CO" w:eastAsia="es-CO"/>
-              </w:rPr>
-              <w:t>&gt;</w:t>
+              <w:t>&lt;datalist&gt;</w:t>
             </w:r>
           </w:p>
         </w:tc>
@@ -9664,47 +7063,7 @@
                 <w:szCs w:val="20"/>
                 <w:lang w:val="es-CO" w:eastAsia="es-CO"/>
               </w:rPr>
-              <w:t>&lt;</w:t>
-            </w:r>
-            <w:proofErr w:type="spellStart"/>
-            <w:r>
-              <w:rPr>
-                <w:rFonts w:ascii="Courier New" w:eastAsia="Times New Roman" w:hAnsi="Courier New" w:cs="Courier New"/>
-                <w:sz w:val="20"/>
-                <w:szCs w:val="20"/>
-                <w:lang w:val="es-CO" w:eastAsia="es-CO"/>
-              </w:rPr>
-              <w:t>datalist</w:t>
-            </w:r>
-            <w:proofErr w:type="spellEnd"/>
-            <w:r>
-              <w:rPr>
-                <w:rFonts w:ascii="Courier New" w:eastAsia="Times New Roman" w:hAnsi="Courier New" w:cs="Courier New"/>
-                <w:sz w:val="20"/>
-                <w:szCs w:val="20"/>
-                <w:lang w:val="es-CO" w:eastAsia="es-CO"/>
-              </w:rPr>
-              <w:t xml:space="preserve"> id="ciudades"&gt;...&lt;/</w:t>
-            </w:r>
-            <w:proofErr w:type="spellStart"/>
-            <w:r>
-              <w:rPr>
-                <w:rFonts w:ascii="Courier New" w:eastAsia="Times New Roman" w:hAnsi="Courier New" w:cs="Courier New"/>
-                <w:sz w:val="20"/>
-                <w:szCs w:val="20"/>
-                <w:lang w:val="es-CO" w:eastAsia="es-CO"/>
-              </w:rPr>
-              <w:t>datalist</w:t>
-            </w:r>
-            <w:proofErr w:type="spellEnd"/>
-            <w:r>
-              <w:rPr>
-                <w:rFonts w:ascii="Courier New" w:eastAsia="Times New Roman" w:hAnsi="Courier New" w:cs="Courier New"/>
-                <w:sz w:val="20"/>
-                <w:szCs w:val="20"/>
-                <w:lang w:val="es-CO" w:eastAsia="es-CO"/>
-              </w:rPr>
-              <w:t>&gt;</w:t>
+              <w:t>&lt;datalist id="ciudades"&gt;...&lt;/datalist&gt;</w:t>
             </w:r>
           </w:p>
         </w:tc>
@@ -10146,27 +7505,7 @@
                 <w:szCs w:val="20"/>
                 <w:lang w:val="es-CO" w:eastAsia="es-CO"/>
               </w:rPr>
-              <w:t>&lt;</w:t>
-            </w:r>
-            <w:proofErr w:type="spellStart"/>
-            <w:r>
-              <w:rPr>
-                <w:rFonts w:ascii="Courier New" w:eastAsia="Times New Roman" w:hAnsi="Courier New" w:cs="Courier New"/>
-                <w:sz w:val="20"/>
-                <w:szCs w:val="20"/>
-                <w:lang w:val="es-CO" w:eastAsia="es-CO"/>
-              </w:rPr>
-              <w:t>caption</w:t>
-            </w:r>
-            <w:proofErr w:type="spellEnd"/>
-            <w:r>
-              <w:rPr>
-                <w:rFonts w:ascii="Courier New" w:eastAsia="Times New Roman" w:hAnsi="Courier New" w:cs="Courier New"/>
-                <w:sz w:val="20"/>
-                <w:szCs w:val="20"/>
-                <w:lang w:val="es-CO" w:eastAsia="es-CO"/>
-              </w:rPr>
-              <w:t>&gt;</w:t>
+              <w:t>&lt;caption&gt;</w:t>
             </w:r>
           </w:p>
         </w:tc>
@@ -10224,47 +7563,7 @@
                 <w:szCs w:val="20"/>
                 <w:lang w:val="es-CO" w:eastAsia="es-CO"/>
               </w:rPr>
-              <w:t>&lt;</w:t>
-            </w:r>
-            <w:proofErr w:type="spellStart"/>
-            <w:r>
-              <w:rPr>
-                <w:rFonts w:ascii="Courier New" w:eastAsia="Times New Roman" w:hAnsi="Courier New" w:cs="Courier New"/>
-                <w:sz w:val="20"/>
-                <w:szCs w:val="20"/>
-                <w:lang w:val="es-CO" w:eastAsia="es-CO"/>
-              </w:rPr>
-              <w:t>caption</w:t>
-            </w:r>
-            <w:proofErr w:type="spellEnd"/>
-            <w:r>
-              <w:rPr>
-                <w:rFonts w:ascii="Courier New" w:eastAsia="Times New Roman" w:hAnsi="Courier New" w:cs="Courier New"/>
-                <w:sz w:val="20"/>
-                <w:szCs w:val="20"/>
-                <w:lang w:val="es-CO" w:eastAsia="es-CO"/>
-              </w:rPr>
-              <w:t>&gt;Productos&lt;/</w:t>
-            </w:r>
-            <w:proofErr w:type="spellStart"/>
-            <w:r>
-              <w:rPr>
-                <w:rFonts w:ascii="Courier New" w:eastAsia="Times New Roman" w:hAnsi="Courier New" w:cs="Courier New"/>
-                <w:sz w:val="20"/>
-                <w:szCs w:val="20"/>
-                <w:lang w:val="es-CO" w:eastAsia="es-CO"/>
-              </w:rPr>
-              <w:t>caption</w:t>
-            </w:r>
-            <w:proofErr w:type="spellEnd"/>
-            <w:r>
-              <w:rPr>
-                <w:rFonts w:ascii="Courier New" w:eastAsia="Times New Roman" w:hAnsi="Courier New" w:cs="Courier New"/>
-                <w:sz w:val="20"/>
-                <w:szCs w:val="20"/>
-                <w:lang w:val="es-CO" w:eastAsia="es-CO"/>
-              </w:rPr>
-              <w:t>&gt;</w:t>
+              <w:t>&lt;caption&gt;Productos&lt;/caption&gt;</w:t>
             </w:r>
           </w:p>
         </w:tc>
@@ -10298,27 +7597,7 @@
                 <w:szCs w:val="20"/>
                 <w:lang w:val="es-CO" w:eastAsia="es-CO"/>
               </w:rPr>
-              <w:t>&lt;</w:t>
-            </w:r>
-            <w:proofErr w:type="spellStart"/>
-            <w:r>
-              <w:rPr>
-                <w:rFonts w:ascii="Courier New" w:eastAsia="Times New Roman" w:hAnsi="Courier New" w:cs="Courier New"/>
-                <w:sz w:val="20"/>
-                <w:szCs w:val="20"/>
-                <w:lang w:val="es-CO" w:eastAsia="es-CO"/>
-              </w:rPr>
-              <w:t>thead</w:t>
-            </w:r>
-            <w:proofErr w:type="spellEnd"/>
-            <w:r>
-              <w:rPr>
-                <w:rFonts w:ascii="Courier New" w:eastAsia="Times New Roman" w:hAnsi="Courier New" w:cs="Courier New"/>
-                <w:sz w:val="20"/>
-                <w:szCs w:val="20"/>
-                <w:lang w:val="es-CO" w:eastAsia="es-CO"/>
-              </w:rPr>
-              <w:t>&gt;</w:t>
+              <w:t>&lt;thead&gt;</w:t>
             </w:r>
           </w:p>
         </w:tc>
@@ -10376,47 +7655,7 @@
                 <w:szCs w:val="20"/>
                 <w:lang w:val="es-CO" w:eastAsia="es-CO"/>
               </w:rPr>
-              <w:t>&lt;</w:t>
-            </w:r>
-            <w:proofErr w:type="spellStart"/>
-            <w:r>
-              <w:rPr>
-                <w:rFonts w:ascii="Courier New" w:eastAsia="Times New Roman" w:hAnsi="Courier New" w:cs="Courier New"/>
-                <w:sz w:val="20"/>
-                <w:szCs w:val="20"/>
-                <w:lang w:val="es-CO" w:eastAsia="es-CO"/>
-              </w:rPr>
-              <w:t>thead</w:t>
-            </w:r>
-            <w:proofErr w:type="spellEnd"/>
-            <w:r>
-              <w:rPr>
-                <w:rFonts w:ascii="Courier New" w:eastAsia="Times New Roman" w:hAnsi="Courier New" w:cs="Courier New"/>
-                <w:sz w:val="20"/>
-                <w:szCs w:val="20"/>
-                <w:lang w:val="es-CO" w:eastAsia="es-CO"/>
-              </w:rPr>
-              <w:t>&gt;...&lt;/</w:t>
-            </w:r>
-            <w:proofErr w:type="spellStart"/>
-            <w:r>
-              <w:rPr>
-                <w:rFonts w:ascii="Courier New" w:eastAsia="Times New Roman" w:hAnsi="Courier New" w:cs="Courier New"/>
-                <w:sz w:val="20"/>
-                <w:szCs w:val="20"/>
-                <w:lang w:val="es-CO" w:eastAsia="es-CO"/>
-              </w:rPr>
-              <w:t>thead</w:t>
-            </w:r>
-            <w:proofErr w:type="spellEnd"/>
-            <w:r>
-              <w:rPr>
-                <w:rFonts w:ascii="Courier New" w:eastAsia="Times New Roman" w:hAnsi="Courier New" w:cs="Courier New"/>
-                <w:sz w:val="20"/>
-                <w:szCs w:val="20"/>
-                <w:lang w:val="es-CO" w:eastAsia="es-CO"/>
-              </w:rPr>
-              <w:t>&gt;</w:t>
+              <w:t>&lt;thead&gt;...&lt;/thead&gt;</w:t>
             </w:r>
           </w:p>
         </w:tc>
@@ -10450,27 +7689,7 @@
                 <w:szCs w:val="20"/>
                 <w:lang w:val="es-CO" w:eastAsia="es-CO"/>
               </w:rPr>
-              <w:t>&lt;</w:t>
-            </w:r>
-            <w:proofErr w:type="spellStart"/>
-            <w:r>
-              <w:rPr>
-                <w:rFonts w:ascii="Courier New" w:eastAsia="Times New Roman" w:hAnsi="Courier New" w:cs="Courier New"/>
-                <w:sz w:val="20"/>
-                <w:szCs w:val="20"/>
-                <w:lang w:val="es-CO" w:eastAsia="es-CO"/>
-              </w:rPr>
-              <w:t>tbody</w:t>
-            </w:r>
-            <w:proofErr w:type="spellEnd"/>
-            <w:r>
-              <w:rPr>
-                <w:rFonts w:ascii="Courier New" w:eastAsia="Times New Roman" w:hAnsi="Courier New" w:cs="Courier New"/>
-                <w:sz w:val="20"/>
-                <w:szCs w:val="20"/>
-                <w:lang w:val="es-CO" w:eastAsia="es-CO"/>
-              </w:rPr>
-              <w:t>&gt;</w:t>
+              <w:t>&lt;tbody&gt;</w:t>
             </w:r>
           </w:p>
         </w:tc>
@@ -10528,47 +7747,7 @@
                 <w:szCs w:val="20"/>
                 <w:lang w:val="es-CO" w:eastAsia="es-CO"/>
               </w:rPr>
-              <w:t>&lt;</w:t>
-            </w:r>
-            <w:proofErr w:type="spellStart"/>
-            <w:r>
-              <w:rPr>
-                <w:rFonts w:ascii="Courier New" w:eastAsia="Times New Roman" w:hAnsi="Courier New" w:cs="Courier New"/>
-                <w:sz w:val="20"/>
-                <w:szCs w:val="20"/>
-                <w:lang w:val="es-CO" w:eastAsia="es-CO"/>
-              </w:rPr>
-              <w:t>tbody</w:t>
-            </w:r>
-            <w:proofErr w:type="spellEnd"/>
-            <w:r>
-              <w:rPr>
-                <w:rFonts w:ascii="Courier New" w:eastAsia="Times New Roman" w:hAnsi="Courier New" w:cs="Courier New"/>
-                <w:sz w:val="20"/>
-                <w:szCs w:val="20"/>
-                <w:lang w:val="es-CO" w:eastAsia="es-CO"/>
-              </w:rPr>
-              <w:t>&gt;...&lt;/</w:t>
-            </w:r>
-            <w:proofErr w:type="spellStart"/>
-            <w:r>
-              <w:rPr>
-                <w:rFonts w:ascii="Courier New" w:eastAsia="Times New Roman" w:hAnsi="Courier New" w:cs="Courier New"/>
-                <w:sz w:val="20"/>
-                <w:szCs w:val="20"/>
-                <w:lang w:val="es-CO" w:eastAsia="es-CO"/>
-              </w:rPr>
-              <w:t>tbody</w:t>
-            </w:r>
-            <w:proofErr w:type="spellEnd"/>
-            <w:r>
-              <w:rPr>
-                <w:rFonts w:ascii="Courier New" w:eastAsia="Times New Roman" w:hAnsi="Courier New" w:cs="Courier New"/>
-                <w:sz w:val="20"/>
-                <w:szCs w:val="20"/>
-                <w:lang w:val="es-CO" w:eastAsia="es-CO"/>
-              </w:rPr>
-              <w:t>&gt;</w:t>
+              <w:t>&lt;tbody&gt;...&lt;/tbody&gt;</w:t>
             </w:r>
           </w:p>
         </w:tc>
@@ -10602,27 +7781,7 @@
                 <w:szCs w:val="20"/>
                 <w:lang w:val="es-CO" w:eastAsia="es-CO"/>
               </w:rPr>
-              <w:t>&lt;</w:t>
-            </w:r>
-            <w:proofErr w:type="spellStart"/>
-            <w:r>
-              <w:rPr>
-                <w:rFonts w:ascii="Courier New" w:eastAsia="Times New Roman" w:hAnsi="Courier New" w:cs="Courier New"/>
-                <w:sz w:val="20"/>
-                <w:szCs w:val="20"/>
-                <w:lang w:val="es-CO" w:eastAsia="es-CO"/>
-              </w:rPr>
-              <w:t>tfoot</w:t>
-            </w:r>
-            <w:proofErr w:type="spellEnd"/>
-            <w:r>
-              <w:rPr>
-                <w:rFonts w:ascii="Courier New" w:eastAsia="Times New Roman" w:hAnsi="Courier New" w:cs="Courier New"/>
-                <w:sz w:val="20"/>
-                <w:szCs w:val="20"/>
-                <w:lang w:val="es-CO" w:eastAsia="es-CO"/>
-              </w:rPr>
-              <w:t>&gt;</w:t>
+              <w:t>&lt;tfoot&gt;</w:t>
             </w:r>
           </w:p>
         </w:tc>
@@ -10680,47 +7839,7 @@
                 <w:szCs w:val="20"/>
                 <w:lang w:val="es-CO" w:eastAsia="es-CO"/>
               </w:rPr>
-              <w:t>&lt;</w:t>
-            </w:r>
-            <w:proofErr w:type="spellStart"/>
-            <w:r>
-              <w:rPr>
-                <w:rFonts w:ascii="Courier New" w:eastAsia="Times New Roman" w:hAnsi="Courier New" w:cs="Courier New"/>
-                <w:sz w:val="20"/>
-                <w:szCs w:val="20"/>
-                <w:lang w:val="es-CO" w:eastAsia="es-CO"/>
-              </w:rPr>
-              <w:t>tfoot</w:t>
-            </w:r>
-            <w:proofErr w:type="spellEnd"/>
-            <w:r>
-              <w:rPr>
-                <w:rFonts w:ascii="Courier New" w:eastAsia="Times New Roman" w:hAnsi="Courier New" w:cs="Courier New"/>
-                <w:sz w:val="20"/>
-                <w:szCs w:val="20"/>
-                <w:lang w:val="es-CO" w:eastAsia="es-CO"/>
-              </w:rPr>
-              <w:t>&gt;...&lt;/</w:t>
-            </w:r>
-            <w:proofErr w:type="spellStart"/>
-            <w:r>
-              <w:rPr>
-                <w:rFonts w:ascii="Courier New" w:eastAsia="Times New Roman" w:hAnsi="Courier New" w:cs="Courier New"/>
-                <w:sz w:val="20"/>
-                <w:szCs w:val="20"/>
-                <w:lang w:val="es-CO" w:eastAsia="es-CO"/>
-              </w:rPr>
-              <w:t>tfoot</w:t>
-            </w:r>
-            <w:proofErr w:type="spellEnd"/>
-            <w:r>
-              <w:rPr>
-                <w:rFonts w:ascii="Courier New" w:eastAsia="Times New Roman" w:hAnsi="Courier New" w:cs="Courier New"/>
-                <w:sz w:val="20"/>
-                <w:szCs w:val="20"/>
-                <w:lang w:val="es-CO" w:eastAsia="es-CO"/>
-              </w:rPr>
-              <w:t>&gt;</w:t>
+              <w:t>&lt;tfoot&gt;...&lt;/tfoot&gt;</w:t>
             </w:r>
           </w:p>
         </w:tc>
@@ -10754,27 +7873,7 @@
                 <w:szCs w:val="20"/>
                 <w:lang w:val="es-CO" w:eastAsia="es-CO"/>
               </w:rPr>
-              <w:t>&lt;</w:t>
-            </w:r>
-            <w:proofErr w:type="spellStart"/>
-            <w:r>
-              <w:rPr>
-                <w:rFonts w:ascii="Courier New" w:eastAsia="Times New Roman" w:hAnsi="Courier New" w:cs="Courier New"/>
-                <w:sz w:val="20"/>
-                <w:szCs w:val="20"/>
-                <w:lang w:val="es-CO" w:eastAsia="es-CO"/>
-              </w:rPr>
-              <w:t>tr</w:t>
-            </w:r>
-            <w:proofErr w:type="spellEnd"/>
-            <w:r>
-              <w:rPr>
-                <w:rFonts w:ascii="Courier New" w:eastAsia="Times New Roman" w:hAnsi="Courier New" w:cs="Courier New"/>
-                <w:sz w:val="20"/>
-                <w:szCs w:val="20"/>
-                <w:lang w:val="es-CO" w:eastAsia="es-CO"/>
-              </w:rPr>
-              <w:t>&gt;</w:t>
+              <w:t>&lt;tr&gt;</w:t>
             </w:r>
           </w:p>
         </w:tc>
@@ -10832,47 +7931,7 @@
                 <w:szCs w:val="20"/>
                 <w:lang w:val="es-CO" w:eastAsia="es-CO"/>
               </w:rPr>
-              <w:t>&lt;</w:t>
-            </w:r>
-            <w:proofErr w:type="spellStart"/>
-            <w:r>
-              <w:rPr>
-                <w:rFonts w:ascii="Courier New" w:eastAsia="Times New Roman" w:hAnsi="Courier New" w:cs="Courier New"/>
-                <w:sz w:val="20"/>
-                <w:szCs w:val="20"/>
-                <w:lang w:val="es-CO" w:eastAsia="es-CO"/>
-              </w:rPr>
-              <w:t>tr</w:t>
-            </w:r>
-            <w:proofErr w:type="spellEnd"/>
-            <w:r>
-              <w:rPr>
-                <w:rFonts w:ascii="Courier New" w:eastAsia="Times New Roman" w:hAnsi="Courier New" w:cs="Courier New"/>
-                <w:sz w:val="20"/>
-                <w:szCs w:val="20"/>
-                <w:lang w:val="es-CO" w:eastAsia="es-CO"/>
-              </w:rPr>
-              <w:t>&gt;...&lt;/</w:t>
-            </w:r>
-            <w:proofErr w:type="spellStart"/>
-            <w:r>
-              <w:rPr>
-                <w:rFonts w:ascii="Courier New" w:eastAsia="Times New Roman" w:hAnsi="Courier New" w:cs="Courier New"/>
-                <w:sz w:val="20"/>
-                <w:szCs w:val="20"/>
-                <w:lang w:val="es-CO" w:eastAsia="es-CO"/>
-              </w:rPr>
-              <w:t>tr</w:t>
-            </w:r>
-            <w:proofErr w:type="spellEnd"/>
-            <w:r>
-              <w:rPr>
-                <w:rFonts w:ascii="Courier New" w:eastAsia="Times New Roman" w:hAnsi="Courier New" w:cs="Courier New"/>
-                <w:sz w:val="20"/>
-                <w:szCs w:val="20"/>
-                <w:lang w:val="es-CO" w:eastAsia="es-CO"/>
-              </w:rPr>
-              <w:t>&gt;</w:t>
+              <w:t>&lt;tr&gt;...&lt;/tr&gt;</w:t>
             </w:r>
           </w:p>
         </w:tc>
@@ -10906,27 +7965,7 @@
                 <w:szCs w:val="20"/>
                 <w:lang w:val="es-CO" w:eastAsia="es-CO"/>
               </w:rPr>
-              <w:t>&lt;</w:t>
-            </w:r>
-            <w:proofErr w:type="spellStart"/>
-            <w:r>
-              <w:rPr>
-                <w:rFonts w:ascii="Courier New" w:eastAsia="Times New Roman" w:hAnsi="Courier New" w:cs="Courier New"/>
-                <w:sz w:val="20"/>
-                <w:szCs w:val="20"/>
-                <w:lang w:val="es-CO" w:eastAsia="es-CO"/>
-              </w:rPr>
-              <w:t>th</w:t>
-            </w:r>
-            <w:proofErr w:type="spellEnd"/>
-            <w:r>
-              <w:rPr>
-                <w:rFonts w:ascii="Courier New" w:eastAsia="Times New Roman" w:hAnsi="Courier New" w:cs="Courier New"/>
-                <w:sz w:val="20"/>
-                <w:szCs w:val="20"/>
-                <w:lang w:val="es-CO" w:eastAsia="es-CO"/>
-              </w:rPr>
-              <w:t>&gt;</w:t>
+              <w:t>&lt;th&gt;</w:t>
             </w:r>
           </w:p>
         </w:tc>
@@ -10984,47 +8023,7 @@
                 <w:szCs w:val="20"/>
                 <w:lang w:val="es-CO" w:eastAsia="es-CO"/>
               </w:rPr>
-              <w:t>&lt;</w:t>
-            </w:r>
-            <w:proofErr w:type="spellStart"/>
-            <w:r>
-              <w:rPr>
-                <w:rFonts w:ascii="Courier New" w:eastAsia="Times New Roman" w:hAnsi="Courier New" w:cs="Courier New"/>
-                <w:sz w:val="20"/>
-                <w:szCs w:val="20"/>
-                <w:lang w:val="es-CO" w:eastAsia="es-CO"/>
-              </w:rPr>
-              <w:t>th</w:t>
-            </w:r>
-            <w:proofErr w:type="spellEnd"/>
-            <w:r>
-              <w:rPr>
-                <w:rFonts w:ascii="Courier New" w:eastAsia="Times New Roman" w:hAnsi="Courier New" w:cs="Courier New"/>
-                <w:sz w:val="20"/>
-                <w:szCs w:val="20"/>
-                <w:lang w:val="es-CO" w:eastAsia="es-CO"/>
-              </w:rPr>
-              <w:t>&gt;Producto&lt;/</w:t>
-            </w:r>
-            <w:proofErr w:type="spellStart"/>
-            <w:r>
-              <w:rPr>
-                <w:rFonts w:ascii="Courier New" w:eastAsia="Times New Roman" w:hAnsi="Courier New" w:cs="Courier New"/>
-                <w:sz w:val="20"/>
-                <w:szCs w:val="20"/>
-                <w:lang w:val="es-CO" w:eastAsia="es-CO"/>
-              </w:rPr>
-              <w:t>th</w:t>
-            </w:r>
-            <w:proofErr w:type="spellEnd"/>
-            <w:r>
-              <w:rPr>
-                <w:rFonts w:ascii="Courier New" w:eastAsia="Times New Roman" w:hAnsi="Courier New" w:cs="Courier New"/>
-                <w:sz w:val="20"/>
-                <w:szCs w:val="20"/>
-                <w:lang w:val="es-CO" w:eastAsia="es-CO"/>
-              </w:rPr>
-              <w:t>&gt;</w:t>
+              <w:t>&lt;th&gt;Producto&lt;/th&gt;</w:t>
             </w:r>
           </w:p>
         </w:tc>
@@ -11058,27 +8057,7 @@
                 <w:szCs w:val="20"/>
                 <w:lang w:val="es-CO" w:eastAsia="es-CO"/>
               </w:rPr>
-              <w:t>&lt;</w:t>
-            </w:r>
-            <w:proofErr w:type="spellStart"/>
-            <w:r>
-              <w:rPr>
-                <w:rFonts w:ascii="Courier New" w:eastAsia="Times New Roman" w:hAnsi="Courier New" w:cs="Courier New"/>
-                <w:sz w:val="20"/>
-                <w:szCs w:val="20"/>
-                <w:lang w:val="es-CO" w:eastAsia="es-CO"/>
-              </w:rPr>
-              <w:t>td</w:t>
-            </w:r>
-            <w:proofErr w:type="spellEnd"/>
-            <w:r>
-              <w:rPr>
-                <w:rFonts w:ascii="Courier New" w:eastAsia="Times New Roman" w:hAnsi="Courier New" w:cs="Courier New"/>
-                <w:sz w:val="20"/>
-                <w:szCs w:val="20"/>
-                <w:lang w:val="es-CO" w:eastAsia="es-CO"/>
-              </w:rPr>
-              <w:t>&gt;</w:t>
+              <w:t>&lt;td&gt;</w:t>
             </w:r>
           </w:p>
         </w:tc>
@@ -11136,47 +8115,7 @@
                 <w:szCs w:val="20"/>
                 <w:lang w:val="es-CO" w:eastAsia="es-CO"/>
               </w:rPr>
-              <w:t>&lt;</w:t>
-            </w:r>
-            <w:proofErr w:type="spellStart"/>
-            <w:r>
-              <w:rPr>
-                <w:rFonts w:ascii="Courier New" w:eastAsia="Times New Roman" w:hAnsi="Courier New" w:cs="Courier New"/>
-                <w:sz w:val="20"/>
-                <w:szCs w:val="20"/>
-                <w:lang w:val="es-CO" w:eastAsia="es-CO"/>
-              </w:rPr>
-              <w:t>td</w:t>
-            </w:r>
-            <w:proofErr w:type="spellEnd"/>
-            <w:r>
-              <w:rPr>
-                <w:rFonts w:ascii="Courier New" w:eastAsia="Times New Roman" w:hAnsi="Courier New" w:cs="Courier New"/>
-                <w:sz w:val="20"/>
-                <w:szCs w:val="20"/>
-                <w:lang w:val="es-CO" w:eastAsia="es-CO"/>
-              </w:rPr>
-              <w:t>&gt;Taladro&lt;/</w:t>
-            </w:r>
-            <w:proofErr w:type="spellStart"/>
-            <w:r>
-              <w:rPr>
-                <w:rFonts w:ascii="Courier New" w:eastAsia="Times New Roman" w:hAnsi="Courier New" w:cs="Courier New"/>
-                <w:sz w:val="20"/>
-                <w:szCs w:val="20"/>
-                <w:lang w:val="es-CO" w:eastAsia="es-CO"/>
-              </w:rPr>
-              <w:t>td</w:t>
-            </w:r>
-            <w:proofErr w:type="spellEnd"/>
-            <w:r>
-              <w:rPr>
-                <w:rFonts w:ascii="Courier New" w:eastAsia="Times New Roman" w:hAnsi="Courier New" w:cs="Courier New"/>
-                <w:sz w:val="20"/>
-                <w:szCs w:val="20"/>
-                <w:lang w:val="es-CO" w:eastAsia="es-CO"/>
-              </w:rPr>
-              <w:t>&gt;</w:t>
+              <w:t>&lt;td&gt;Taladro&lt;/td&gt;</w:t>
             </w:r>
           </w:p>
         </w:tc>
@@ -11211,27 +8150,7 @@
                 <w:lang w:val="es-CO" w:eastAsia="es-CO"/>
               </w:rPr>
               <w:lastRenderedPageBreak/>
-              <w:t>&lt;</w:t>
-            </w:r>
-            <w:proofErr w:type="spellStart"/>
-            <w:r>
-              <w:rPr>
-                <w:rFonts w:ascii="Courier New" w:eastAsia="Times New Roman" w:hAnsi="Courier New" w:cs="Courier New"/>
-                <w:sz w:val="20"/>
-                <w:szCs w:val="20"/>
-                <w:lang w:val="es-CO" w:eastAsia="es-CO"/>
-              </w:rPr>
-              <w:t>colgroup</w:t>
-            </w:r>
-            <w:proofErr w:type="spellEnd"/>
-            <w:r>
-              <w:rPr>
-                <w:rFonts w:ascii="Courier New" w:eastAsia="Times New Roman" w:hAnsi="Courier New" w:cs="Courier New"/>
-                <w:sz w:val="20"/>
-                <w:szCs w:val="20"/>
-                <w:lang w:val="es-CO" w:eastAsia="es-CO"/>
-              </w:rPr>
-              <w:t>&gt;</w:t>
+              <w:t>&lt;colgroup&gt;</w:t>
             </w:r>
           </w:p>
         </w:tc>
@@ -11289,47 +8208,7 @@
                 <w:szCs w:val="20"/>
                 <w:lang w:val="es-CO" w:eastAsia="es-CO"/>
               </w:rPr>
-              <w:t>&lt;</w:t>
-            </w:r>
-            <w:proofErr w:type="spellStart"/>
-            <w:r>
-              <w:rPr>
-                <w:rFonts w:ascii="Courier New" w:eastAsia="Times New Roman" w:hAnsi="Courier New" w:cs="Courier New"/>
-                <w:sz w:val="20"/>
-                <w:szCs w:val="20"/>
-                <w:lang w:val="es-CO" w:eastAsia="es-CO"/>
-              </w:rPr>
-              <w:t>colgroup</w:t>
-            </w:r>
-            <w:proofErr w:type="spellEnd"/>
-            <w:r>
-              <w:rPr>
-                <w:rFonts w:ascii="Courier New" w:eastAsia="Times New Roman" w:hAnsi="Courier New" w:cs="Courier New"/>
-                <w:sz w:val="20"/>
-                <w:szCs w:val="20"/>
-                <w:lang w:val="es-CO" w:eastAsia="es-CO"/>
-              </w:rPr>
-              <w:t>&gt;...&lt;/</w:t>
-            </w:r>
-            <w:proofErr w:type="spellStart"/>
-            <w:r>
-              <w:rPr>
-                <w:rFonts w:ascii="Courier New" w:eastAsia="Times New Roman" w:hAnsi="Courier New" w:cs="Courier New"/>
-                <w:sz w:val="20"/>
-                <w:szCs w:val="20"/>
-                <w:lang w:val="es-CO" w:eastAsia="es-CO"/>
-              </w:rPr>
-              <w:t>colgroup</w:t>
-            </w:r>
-            <w:proofErr w:type="spellEnd"/>
-            <w:r>
-              <w:rPr>
-                <w:rFonts w:ascii="Courier New" w:eastAsia="Times New Roman" w:hAnsi="Courier New" w:cs="Courier New"/>
-                <w:sz w:val="20"/>
-                <w:szCs w:val="20"/>
-                <w:lang w:val="es-CO" w:eastAsia="es-CO"/>
-              </w:rPr>
-              <w:t>&gt;</w:t>
+              <w:t>&lt;colgroup&gt;...&lt;/colgroup&gt;</w:t>
             </w:r>
           </w:p>
         </w:tc>
@@ -11421,27 +8300,7 @@
                 <w:szCs w:val="20"/>
                 <w:lang w:val="es-CO" w:eastAsia="es-CO"/>
               </w:rPr>
-              <w:t xml:space="preserve">&lt;col </w:t>
-            </w:r>
-            <w:proofErr w:type="spellStart"/>
-            <w:r>
-              <w:rPr>
-                <w:rFonts w:ascii="Courier New" w:eastAsia="Times New Roman" w:hAnsi="Courier New" w:cs="Courier New"/>
-                <w:sz w:val="20"/>
-                <w:szCs w:val="20"/>
-                <w:lang w:val="es-CO" w:eastAsia="es-CO"/>
-              </w:rPr>
-              <w:t>span</w:t>
-            </w:r>
-            <w:proofErr w:type="spellEnd"/>
-            <w:r>
-              <w:rPr>
-                <w:rFonts w:ascii="Courier New" w:eastAsia="Times New Roman" w:hAnsi="Courier New" w:cs="Courier New"/>
-                <w:sz w:val="20"/>
-                <w:szCs w:val="20"/>
-                <w:lang w:val="es-CO" w:eastAsia="es-CO"/>
-              </w:rPr>
-              <w:t>="2"&gt;</w:t>
+              <w:t>&lt;col span="2"&gt;</w:t>
             </w:r>
           </w:p>
         </w:tc>
@@ -11711,27 +8570,7 @@
                 <w:szCs w:val="20"/>
                 <w:lang w:val="es-CO" w:eastAsia="es-CO"/>
               </w:rPr>
-              <w:t>&lt;</w:t>
-            </w:r>
-            <w:proofErr w:type="spellStart"/>
-            <w:r>
-              <w:rPr>
-                <w:rFonts w:ascii="Courier New" w:eastAsia="Times New Roman" w:hAnsi="Courier New" w:cs="Courier New"/>
-                <w:sz w:val="20"/>
-                <w:szCs w:val="20"/>
-                <w:lang w:val="es-CO" w:eastAsia="es-CO"/>
-              </w:rPr>
-              <w:t>div</w:t>
-            </w:r>
-            <w:proofErr w:type="spellEnd"/>
-            <w:r>
-              <w:rPr>
-                <w:rFonts w:ascii="Courier New" w:eastAsia="Times New Roman" w:hAnsi="Courier New" w:cs="Courier New"/>
-                <w:sz w:val="20"/>
-                <w:szCs w:val="20"/>
-                <w:lang w:val="es-CO" w:eastAsia="es-CO"/>
-              </w:rPr>
-              <w:t xml:space="preserve"> id="contenedor"&gt;</w:t>
+              <w:t>&lt;div id="contenedor"&gt;</w:t>
             </w:r>
           </w:p>
         </w:tc>
@@ -11758,7 +8597,6 @@
                 <w:lang w:val="es-CO" w:eastAsia="es-CO"/>
               </w:rPr>
             </w:pPr>
-            <w:proofErr w:type="spellStart"/>
             <w:r>
               <w:rPr>
                 <w:rFonts w:ascii="Courier New" w:eastAsia="Times New Roman" w:hAnsi="Courier New" w:cs="Courier New"/>
@@ -11768,7 +8606,6 @@
               </w:rPr>
               <w:t>class</w:t>
             </w:r>
-            <w:proofErr w:type="spellEnd"/>
           </w:p>
         </w:tc>
         <w:tc>
@@ -11825,27 +8662,7 @@
                 <w:szCs w:val="20"/>
                 <w:lang w:val="es-CO" w:eastAsia="es-CO"/>
               </w:rPr>
-              <w:t xml:space="preserve">&lt;p </w:t>
-            </w:r>
-            <w:proofErr w:type="spellStart"/>
-            <w:r>
-              <w:rPr>
-                <w:rFonts w:ascii="Courier New" w:eastAsia="Times New Roman" w:hAnsi="Courier New" w:cs="Courier New"/>
-                <w:sz w:val="20"/>
-                <w:szCs w:val="20"/>
-                <w:lang w:val="es-CO" w:eastAsia="es-CO"/>
-              </w:rPr>
-              <w:t>class</w:t>
-            </w:r>
-            <w:proofErr w:type="spellEnd"/>
-            <w:r>
-              <w:rPr>
-                <w:rFonts w:ascii="Courier New" w:eastAsia="Times New Roman" w:hAnsi="Courier New" w:cs="Courier New"/>
-                <w:sz w:val="20"/>
-                <w:szCs w:val="20"/>
-                <w:lang w:val="es-CO" w:eastAsia="es-CO"/>
-              </w:rPr>
-              <w:t>="destacado"&gt;</w:t>
+              <w:t>&lt;p class="destacado"&gt;</w:t>
             </w:r>
           </w:p>
         </w:tc>
@@ -11872,7 +8689,6 @@
                 <w:lang w:val="es-CO" w:eastAsia="es-CO"/>
               </w:rPr>
             </w:pPr>
-            <w:proofErr w:type="spellStart"/>
             <w:r>
               <w:rPr>
                 <w:rFonts w:ascii="Courier New" w:eastAsia="Times New Roman" w:hAnsi="Courier New" w:cs="Courier New"/>
@@ -11882,7 +8698,6 @@
               </w:rPr>
               <w:t>href</w:t>
             </w:r>
-            <w:proofErr w:type="spellEnd"/>
           </w:p>
         </w:tc>
         <w:tc>
@@ -11939,27 +8754,7 @@
                 <w:szCs w:val="20"/>
                 <w:lang w:val="es-CO" w:eastAsia="es-CO"/>
               </w:rPr>
-              <w:t xml:space="preserve">&lt;a </w:t>
-            </w:r>
-            <w:proofErr w:type="spellStart"/>
-            <w:r>
-              <w:rPr>
-                <w:rFonts w:ascii="Courier New" w:eastAsia="Times New Roman" w:hAnsi="Courier New" w:cs="Courier New"/>
-                <w:sz w:val="20"/>
-                <w:szCs w:val="20"/>
-                <w:lang w:val="es-CO" w:eastAsia="es-CO"/>
-              </w:rPr>
-              <w:t>href</w:t>
-            </w:r>
-            <w:proofErr w:type="spellEnd"/>
-            <w:r>
-              <w:rPr>
-                <w:rFonts w:ascii="Courier New" w:eastAsia="Times New Roman" w:hAnsi="Courier New" w:cs="Courier New"/>
-                <w:sz w:val="20"/>
-                <w:szCs w:val="20"/>
-                <w:lang w:val="es-CO" w:eastAsia="es-CO"/>
-              </w:rPr>
-              <w:t>="inicio.html"&gt;Inicio&lt;/a&gt;</w:t>
+              <w:t>&lt;a href="inicio.html"&gt;Inicio&lt;/a&gt;</w:t>
             </w:r>
           </w:p>
         </w:tc>
@@ -11986,7 +8781,6 @@
                 <w:lang w:val="es-CO" w:eastAsia="es-CO"/>
               </w:rPr>
             </w:pPr>
-            <w:proofErr w:type="spellStart"/>
             <w:r>
               <w:rPr>
                 <w:rFonts w:ascii="Courier New" w:eastAsia="Times New Roman" w:hAnsi="Courier New" w:cs="Courier New"/>
@@ -11996,7 +8790,6 @@
               </w:rPr>
               <w:t>src</w:t>
             </w:r>
-            <w:proofErr w:type="spellEnd"/>
           </w:p>
         </w:tc>
         <w:tc>
@@ -12053,47 +8846,7 @@
                 <w:szCs w:val="20"/>
                 <w:lang w:val="es-CO" w:eastAsia="es-CO"/>
               </w:rPr>
-              <w:t>&lt;</w:t>
-            </w:r>
-            <w:proofErr w:type="spellStart"/>
-            <w:r>
-              <w:rPr>
-                <w:rFonts w:ascii="Courier New" w:eastAsia="Times New Roman" w:hAnsi="Courier New" w:cs="Courier New"/>
-                <w:sz w:val="20"/>
-                <w:szCs w:val="20"/>
-                <w:lang w:val="es-CO" w:eastAsia="es-CO"/>
-              </w:rPr>
-              <w:t>img</w:t>
-            </w:r>
-            <w:proofErr w:type="spellEnd"/>
-            <w:r>
-              <w:rPr>
-                <w:rFonts w:ascii="Courier New" w:eastAsia="Times New Roman" w:hAnsi="Courier New" w:cs="Courier New"/>
-                <w:sz w:val="20"/>
-                <w:szCs w:val="20"/>
-                <w:lang w:val="es-CO" w:eastAsia="es-CO"/>
-              </w:rPr>
-              <w:t xml:space="preserve"> </w:t>
-            </w:r>
-            <w:proofErr w:type="spellStart"/>
-            <w:r>
-              <w:rPr>
-                <w:rFonts w:ascii="Courier New" w:eastAsia="Times New Roman" w:hAnsi="Courier New" w:cs="Courier New"/>
-                <w:sz w:val="20"/>
-                <w:szCs w:val="20"/>
-                <w:lang w:val="es-CO" w:eastAsia="es-CO"/>
-              </w:rPr>
-              <w:t>src</w:t>
-            </w:r>
-            <w:proofErr w:type="spellEnd"/>
-            <w:r>
-              <w:rPr>
-                <w:rFonts w:ascii="Courier New" w:eastAsia="Times New Roman" w:hAnsi="Courier New" w:cs="Courier New"/>
-                <w:sz w:val="20"/>
-                <w:szCs w:val="20"/>
-                <w:lang w:val="es-CO" w:eastAsia="es-CO"/>
-              </w:rPr>
-              <w:t>="logo.png"&gt;</w:t>
+              <w:t>&lt;img src="logo.png"&gt;</w:t>
             </w:r>
           </w:p>
         </w:tc>
@@ -12120,7 +8873,6 @@
                 <w:lang w:val="es-CO" w:eastAsia="es-CO"/>
               </w:rPr>
             </w:pPr>
-            <w:proofErr w:type="spellStart"/>
             <w:r>
               <w:rPr>
                 <w:rFonts w:ascii="Courier New" w:eastAsia="Times New Roman" w:hAnsi="Courier New" w:cs="Courier New"/>
@@ -12130,7 +8882,6 @@
               </w:rPr>
               <w:t>alt</w:t>
             </w:r>
-            <w:proofErr w:type="spellEnd"/>
           </w:p>
         </w:tc>
         <w:tc>
@@ -12187,67 +8938,7 @@
                 <w:szCs w:val="20"/>
                 <w:lang w:val="es-CO" w:eastAsia="es-CO"/>
               </w:rPr>
-              <w:t>&lt;</w:t>
-            </w:r>
-            <w:proofErr w:type="spellStart"/>
-            <w:r>
-              <w:rPr>
-                <w:rFonts w:ascii="Courier New" w:eastAsia="Times New Roman" w:hAnsi="Courier New" w:cs="Courier New"/>
-                <w:sz w:val="20"/>
-                <w:szCs w:val="20"/>
-                <w:lang w:val="es-CO" w:eastAsia="es-CO"/>
-              </w:rPr>
-              <w:t>img</w:t>
-            </w:r>
-            <w:proofErr w:type="spellEnd"/>
-            <w:r>
-              <w:rPr>
-                <w:rFonts w:ascii="Courier New" w:eastAsia="Times New Roman" w:hAnsi="Courier New" w:cs="Courier New"/>
-                <w:sz w:val="20"/>
-                <w:szCs w:val="20"/>
-                <w:lang w:val="es-CO" w:eastAsia="es-CO"/>
-              </w:rPr>
-              <w:t xml:space="preserve"> </w:t>
-            </w:r>
-            <w:proofErr w:type="spellStart"/>
-            <w:r>
-              <w:rPr>
-                <w:rFonts w:ascii="Courier New" w:eastAsia="Times New Roman" w:hAnsi="Courier New" w:cs="Courier New"/>
-                <w:sz w:val="20"/>
-                <w:szCs w:val="20"/>
-                <w:lang w:val="es-CO" w:eastAsia="es-CO"/>
-              </w:rPr>
-              <w:t>src</w:t>
-            </w:r>
-            <w:proofErr w:type="spellEnd"/>
-            <w:r>
-              <w:rPr>
-                <w:rFonts w:ascii="Courier New" w:eastAsia="Times New Roman" w:hAnsi="Courier New" w:cs="Courier New"/>
-                <w:sz w:val="20"/>
-                <w:szCs w:val="20"/>
-                <w:lang w:val="es-CO" w:eastAsia="es-CO"/>
-              </w:rPr>
-              <w:t xml:space="preserve">="logo.png" </w:t>
-            </w:r>
-            <w:proofErr w:type="spellStart"/>
-            <w:r>
-              <w:rPr>
-                <w:rFonts w:ascii="Courier New" w:eastAsia="Times New Roman" w:hAnsi="Courier New" w:cs="Courier New"/>
-                <w:sz w:val="20"/>
-                <w:szCs w:val="20"/>
-                <w:lang w:val="es-CO" w:eastAsia="es-CO"/>
-              </w:rPr>
-              <w:t>alt</w:t>
-            </w:r>
-            <w:proofErr w:type="spellEnd"/>
-            <w:r>
-              <w:rPr>
-                <w:rFonts w:ascii="Courier New" w:eastAsia="Times New Roman" w:hAnsi="Courier New" w:cs="Courier New"/>
-                <w:sz w:val="20"/>
-                <w:szCs w:val="20"/>
-                <w:lang w:val="es-CO" w:eastAsia="es-CO"/>
-              </w:rPr>
-              <w:t>="Logo"&gt;</w:t>
+              <w:t>&lt;img src="logo.png" alt="Logo"&gt;</w:t>
             </w:r>
           </w:p>
         </w:tc>
@@ -12274,7 +8965,6 @@
                 <w:lang w:val="es-CO" w:eastAsia="es-CO"/>
               </w:rPr>
             </w:pPr>
-            <w:proofErr w:type="spellStart"/>
             <w:r>
               <w:rPr>
                 <w:rFonts w:ascii="Courier New" w:eastAsia="Times New Roman" w:hAnsi="Courier New" w:cs="Courier New"/>
@@ -12284,7 +8974,6 @@
               </w:rPr>
               <w:t>title</w:t>
             </w:r>
-            <w:proofErr w:type="spellEnd"/>
           </w:p>
         </w:tc>
         <w:tc>
@@ -12341,27 +9030,7 @@
                 <w:szCs w:val="20"/>
                 <w:lang w:val="es-CO" w:eastAsia="es-CO"/>
               </w:rPr>
-              <w:t xml:space="preserve">&lt;p </w:t>
-            </w:r>
-            <w:proofErr w:type="spellStart"/>
-            <w:r>
-              <w:rPr>
-                <w:rFonts w:ascii="Courier New" w:eastAsia="Times New Roman" w:hAnsi="Courier New" w:cs="Courier New"/>
-                <w:sz w:val="20"/>
-                <w:szCs w:val="20"/>
-                <w:lang w:val="es-CO" w:eastAsia="es-CO"/>
-              </w:rPr>
-              <w:t>title</w:t>
-            </w:r>
-            <w:proofErr w:type="spellEnd"/>
-            <w:r>
-              <w:rPr>
-                <w:rFonts w:ascii="Courier New" w:eastAsia="Times New Roman" w:hAnsi="Courier New" w:cs="Courier New"/>
-                <w:sz w:val="20"/>
-                <w:szCs w:val="20"/>
-                <w:lang w:val="es-CO" w:eastAsia="es-CO"/>
-              </w:rPr>
-              <w:t>="Información"&gt;Texto&lt;/p&gt;</w:t>
+              <w:t>&lt;p title="Información"&gt;Texto&lt;/p&gt;</w:t>
             </w:r>
           </w:p>
         </w:tc>
@@ -12388,7 +9057,6 @@
                 <w:lang w:val="es-CO" w:eastAsia="es-CO"/>
               </w:rPr>
             </w:pPr>
-            <w:proofErr w:type="spellStart"/>
             <w:r>
               <w:rPr>
                 <w:rFonts w:ascii="Courier New" w:eastAsia="Times New Roman" w:hAnsi="Courier New" w:cs="Courier New"/>
@@ -12398,7 +9066,6 @@
               </w:rPr>
               <w:t>style</w:t>
             </w:r>
-            <w:proofErr w:type="spellEnd"/>
           </w:p>
         </w:tc>
         <w:tc>
@@ -12455,47 +9122,7 @@
                 <w:szCs w:val="20"/>
                 <w:lang w:val="es-CO" w:eastAsia="es-CO"/>
               </w:rPr>
-              <w:t xml:space="preserve">&lt;p </w:t>
-            </w:r>
-            <w:proofErr w:type="spellStart"/>
-            <w:r>
-              <w:rPr>
-                <w:rFonts w:ascii="Courier New" w:eastAsia="Times New Roman" w:hAnsi="Courier New" w:cs="Courier New"/>
-                <w:sz w:val="20"/>
-                <w:szCs w:val="20"/>
-                <w:lang w:val="es-CO" w:eastAsia="es-CO"/>
-              </w:rPr>
-              <w:t>style</w:t>
-            </w:r>
-            <w:proofErr w:type="spellEnd"/>
-            <w:r>
-              <w:rPr>
-                <w:rFonts w:ascii="Courier New" w:eastAsia="Times New Roman" w:hAnsi="Courier New" w:cs="Courier New"/>
-                <w:sz w:val="20"/>
-                <w:szCs w:val="20"/>
-                <w:lang w:val="es-CO" w:eastAsia="es-CO"/>
-              </w:rPr>
-              <w:t>="</w:t>
-            </w:r>
-            <w:proofErr w:type="spellStart"/>
-            <w:r>
-              <w:rPr>
-                <w:rFonts w:ascii="Courier New" w:eastAsia="Times New Roman" w:hAnsi="Courier New" w:cs="Courier New"/>
-                <w:sz w:val="20"/>
-                <w:szCs w:val="20"/>
-                <w:lang w:val="es-CO" w:eastAsia="es-CO"/>
-              </w:rPr>
-              <w:t>color:red</w:t>
-            </w:r>
-            <w:proofErr w:type="spellEnd"/>
-            <w:r>
-              <w:rPr>
-                <w:rFonts w:ascii="Courier New" w:eastAsia="Times New Roman" w:hAnsi="Courier New" w:cs="Courier New"/>
-                <w:sz w:val="20"/>
-                <w:szCs w:val="20"/>
-                <w:lang w:val="es-CO" w:eastAsia="es-CO"/>
-              </w:rPr>
-              <w:t>;"&gt;Hola&lt;/p&gt;</w:t>
+              <w:t>&lt;p style="color:red;"&gt;Hola&lt;/p&gt;</w:t>
             </w:r>
           </w:p>
         </w:tc>
@@ -12522,7 +9149,6 @@
                 <w:lang w:val="es-CO" w:eastAsia="es-CO"/>
               </w:rPr>
             </w:pPr>
-            <w:proofErr w:type="spellStart"/>
             <w:r>
               <w:rPr>
                 <w:rFonts w:ascii="Courier New" w:eastAsia="Times New Roman" w:hAnsi="Courier New" w:cs="Courier New"/>
@@ -12532,7 +9158,6 @@
               </w:rPr>
               <w:t>type</w:t>
             </w:r>
-            <w:proofErr w:type="spellEnd"/>
           </w:p>
         </w:tc>
         <w:tc>
@@ -12589,27 +9214,7 @@
                 <w:szCs w:val="20"/>
                 <w:lang w:val="es-CO" w:eastAsia="es-CO"/>
               </w:rPr>
-              <w:t xml:space="preserve">&lt;input </w:t>
-            </w:r>
-            <w:proofErr w:type="spellStart"/>
-            <w:r>
-              <w:rPr>
-                <w:rFonts w:ascii="Courier New" w:eastAsia="Times New Roman" w:hAnsi="Courier New" w:cs="Courier New"/>
-                <w:sz w:val="20"/>
-                <w:szCs w:val="20"/>
-                <w:lang w:val="es-CO" w:eastAsia="es-CO"/>
-              </w:rPr>
-              <w:t>type</w:t>
-            </w:r>
-            <w:proofErr w:type="spellEnd"/>
-            <w:r>
-              <w:rPr>
-                <w:rFonts w:ascii="Courier New" w:eastAsia="Times New Roman" w:hAnsi="Courier New" w:cs="Courier New"/>
-                <w:sz w:val="20"/>
-                <w:szCs w:val="20"/>
-                <w:lang w:val="es-CO" w:eastAsia="es-CO"/>
-              </w:rPr>
-              <w:t>="email"&gt;</w:t>
+              <w:t>&lt;input type="email"&gt;</w:t>
             </w:r>
           </w:p>
         </w:tc>
@@ -12636,7 +9241,6 @@
                 <w:lang w:val="es-CO" w:eastAsia="es-CO"/>
               </w:rPr>
             </w:pPr>
-            <w:proofErr w:type="spellStart"/>
             <w:r>
               <w:rPr>
                 <w:rFonts w:ascii="Courier New" w:eastAsia="Times New Roman" w:hAnsi="Courier New" w:cs="Courier New"/>
@@ -12646,7 +9250,6 @@
               </w:rPr>
               <w:t>name</w:t>
             </w:r>
-            <w:proofErr w:type="spellEnd"/>
           </w:p>
         </w:tc>
         <w:tc>
@@ -12703,27 +9306,7 @@
                 <w:szCs w:val="20"/>
                 <w:lang w:val="es-CO" w:eastAsia="es-CO"/>
               </w:rPr>
-              <w:t xml:space="preserve">&lt;input </w:t>
-            </w:r>
-            <w:proofErr w:type="spellStart"/>
-            <w:r>
-              <w:rPr>
-                <w:rFonts w:ascii="Courier New" w:eastAsia="Times New Roman" w:hAnsi="Courier New" w:cs="Courier New"/>
-                <w:sz w:val="20"/>
-                <w:szCs w:val="20"/>
-                <w:lang w:val="es-CO" w:eastAsia="es-CO"/>
-              </w:rPr>
-              <w:t>name</w:t>
-            </w:r>
-            <w:proofErr w:type="spellEnd"/>
-            <w:r>
-              <w:rPr>
-                <w:rFonts w:ascii="Courier New" w:eastAsia="Times New Roman" w:hAnsi="Courier New" w:cs="Courier New"/>
-                <w:sz w:val="20"/>
-                <w:szCs w:val="20"/>
-                <w:lang w:val="es-CO" w:eastAsia="es-CO"/>
-              </w:rPr>
-              <w:t>="usuario"&gt;</w:t>
+              <w:t>&lt;input name="usuario"&gt;</w:t>
             </w:r>
           </w:p>
         </w:tc>
@@ -12750,7 +9333,6 @@
                 <w:lang w:val="es-CO" w:eastAsia="es-CO"/>
               </w:rPr>
             </w:pPr>
-            <w:proofErr w:type="spellStart"/>
             <w:r>
               <w:rPr>
                 <w:rFonts w:ascii="Courier New" w:eastAsia="Times New Roman" w:hAnsi="Courier New" w:cs="Courier New"/>
@@ -12760,7 +9342,6 @@
               </w:rPr>
               <w:t>value</w:t>
             </w:r>
-            <w:proofErr w:type="spellEnd"/>
           </w:p>
         </w:tc>
         <w:tc>
@@ -12817,27 +9398,7 @@
                 <w:szCs w:val="20"/>
                 <w:lang w:val="es-CO" w:eastAsia="es-CO"/>
               </w:rPr>
-              <w:t xml:space="preserve">&lt;input </w:t>
-            </w:r>
-            <w:proofErr w:type="spellStart"/>
-            <w:r>
-              <w:rPr>
-                <w:rFonts w:ascii="Courier New" w:eastAsia="Times New Roman" w:hAnsi="Courier New" w:cs="Courier New"/>
-                <w:sz w:val="20"/>
-                <w:szCs w:val="20"/>
-                <w:lang w:val="es-CO" w:eastAsia="es-CO"/>
-              </w:rPr>
-              <w:t>value</w:t>
-            </w:r>
-            <w:proofErr w:type="spellEnd"/>
-            <w:r>
-              <w:rPr>
-                <w:rFonts w:ascii="Courier New" w:eastAsia="Times New Roman" w:hAnsi="Courier New" w:cs="Courier New"/>
-                <w:sz w:val="20"/>
-                <w:szCs w:val="20"/>
-                <w:lang w:val="es-CO" w:eastAsia="es-CO"/>
-              </w:rPr>
-              <w:t>="Colombia"&gt;</w:t>
+              <w:t>&lt;input value="Colombia"&gt;</w:t>
             </w:r>
           </w:p>
         </w:tc>
@@ -12864,7 +9425,6 @@
                 <w:lang w:val="es-CO" w:eastAsia="es-CO"/>
               </w:rPr>
             </w:pPr>
-            <w:proofErr w:type="spellStart"/>
             <w:r>
               <w:rPr>
                 <w:rFonts w:ascii="Courier New" w:eastAsia="Times New Roman" w:hAnsi="Courier New" w:cs="Courier New"/>
@@ -12874,7 +9434,6 @@
               </w:rPr>
               <w:t>placeholder</w:t>
             </w:r>
-            <w:proofErr w:type="spellEnd"/>
           </w:p>
         </w:tc>
         <w:tc>
@@ -12931,27 +9490,7 @@
                 <w:szCs w:val="20"/>
                 <w:lang w:val="es-CO" w:eastAsia="es-CO"/>
               </w:rPr>
-              <w:t xml:space="preserve">&lt;input </w:t>
-            </w:r>
-            <w:proofErr w:type="spellStart"/>
-            <w:r>
-              <w:rPr>
-                <w:rFonts w:ascii="Courier New" w:eastAsia="Times New Roman" w:hAnsi="Courier New" w:cs="Courier New"/>
-                <w:sz w:val="20"/>
-                <w:szCs w:val="20"/>
-                <w:lang w:val="es-CO" w:eastAsia="es-CO"/>
-              </w:rPr>
-              <w:t>placeholder</w:t>
-            </w:r>
-            <w:proofErr w:type="spellEnd"/>
-            <w:r>
-              <w:rPr>
-                <w:rFonts w:ascii="Courier New" w:eastAsia="Times New Roman" w:hAnsi="Courier New" w:cs="Courier New"/>
-                <w:sz w:val="20"/>
-                <w:szCs w:val="20"/>
-                <w:lang w:val="es-CO" w:eastAsia="es-CO"/>
-              </w:rPr>
-              <w:t>="Nombre"&gt;</w:t>
+              <w:t>&lt;input placeholder="Nombre"&gt;</w:t>
             </w:r>
           </w:p>
         </w:tc>
@@ -12978,7 +9517,6 @@
                 <w:lang w:val="es-CO" w:eastAsia="es-CO"/>
               </w:rPr>
             </w:pPr>
-            <w:proofErr w:type="spellStart"/>
             <w:r>
               <w:rPr>
                 <w:rFonts w:ascii="Courier New" w:eastAsia="Times New Roman" w:hAnsi="Courier New" w:cs="Courier New"/>
@@ -12988,7 +9526,6 @@
               </w:rPr>
               <w:t>required</w:t>
             </w:r>
-            <w:proofErr w:type="spellEnd"/>
           </w:p>
         </w:tc>
         <w:tc>
@@ -13045,27 +9582,7 @@
                 <w:szCs w:val="20"/>
                 <w:lang w:val="es-CO" w:eastAsia="es-CO"/>
               </w:rPr>
-              <w:t xml:space="preserve">&lt;input </w:t>
-            </w:r>
-            <w:proofErr w:type="spellStart"/>
-            <w:r>
-              <w:rPr>
-                <w:rFonts w:ascii="Courier New" w:eastAsia="Times New Roman" w:hAnsi="Courier New" w:cs="Courier New"/>
-                <w:sz w:val="20"/>
-                <w:szCs w:val="20"/>
-                <w:lang w:val="es-CO" w:eastAsia="es-CO"/>
-              </w:rPr>
-              <w:t>required</w:t>
-            </w:r>
-            <w:proofErr w:type="spellEnd"/>
-            <w:r>
-              <w:rPr>
-                <w:rFonts w:ascii="Courier New" w:eastAsia="Times New Roman" w:hAnsi="Courier New" w:cs="Courier New"/>
-                <w:sz w:val="20"/>
-                <w:szCs w:val="20"/>
-                <w:lang w:val="es-CO" w:eastAsia="es-CO"/>
-              </w:rPr>
-              <w:t>&gt;</w:t>
+              <w:t>&lt;input required&gt;</w:t>
             </w:r>
           </w:p>
         </w:tc>
@@ -13092,7 +9609,6 @@
                 <w:lang w:val="es-CO" w:eastAsia="es-CO"/>
               </w:rPr>
             </w:pPr>
-            <w:proofErr w:type="spellStart"/>
             <w:r>
               <w:rPr>
                 <w:rFonts w:ascii="Courier New" w:eastAsia="Times New Roman" w:hAnsi="Courier New" w:cs="Courier New"/>
@@ -13102,7 +9618,6 @@
               </w:rPr>
               <w:t>disabled</w:t>
             </w:r>
-            <w:proofErr w:type="spellEnd"/>
           </w:p>
         </w:tc>
         <w:tc>
@@ -13159,67 +9674,7 @@
                 <w:szCs w:val="20"/>
                 <w:lang w:val="es-CO" w:eastAsia="es-CO"/>
               </w:rPr>
-              <w:t>&lt;</w:t>
-            </w:r>
-            <w:proofErr w:type="spellStart"/>
-            <w:r>
-              <w:rPr>
-                <w:rFonts w:ascii="Courier New" w:eastAsia="Times New Roman" w:hAnsi="Courier New" w:cs="Courier New"/>
-                <w:sz w:val="20"/>
-                <w:szCs w:val="20"/>
-                <w:lang w:val="es-CO" w:eastAsia="es-CO"/>
-              </w:rPr>
-              <w:t>button</w:t>
-            </w:r>
-            <w:proofErr w:type="spellEnd"/>
-            <w:r>
-              <w:rPr>
-                <w:rFonts w:ascii="Courier New" w:eastAsia="Times New Roman" w:hAnsi="Courier New" w:cs="Courier New"/>
-                <w:sz w:val="20"/>
-                <w:szCs w:val="20"/>
-                <w:lang w:val="es-CO" w:eastAsia="es-CO"/>
-              </w:rPr>
-              <w:t xml:space="preserve"> </w:t>
-            </w:r>
-            <w:proofErr w:type="spellStart"/>
-            <w:r>
-              <w:rPr>
-                <w:rFonts w:ascii="Courier New" w:eastAsia="Times New Roman" w:hAnsi="Courier New" w:cs="Courier New"/>
-                <w:sz w:val="20"/>
-                <w:szCs w:val="20"/>
-                <w:lang w:val="es-CO" w:eastAsia="es-CO"/>
-              </w:rPr>
-              <w:t>disabled</w:t>
-            </w:r>
-            <w:proofErr w:type="spellEnd"/>
-            <w:r>
-              <w:rPr>
-                <w:rFonts w:ascii="Courier New" w:eastAsia="Times New Roman" w:hAnsi="Courier New" w:cs="Courier New"/>
-                <w:sz w:val="20"/>
-                <w:szCs w:val="20"/>
-                <w:lang w:val="es-CO" w:eastAsia="es-CO"/>
-              </w:rPr>
-              <w:t>&gt;Guardar&lt;/</w:t>
-            </w:r>
-            <w:proofErr w:type="spellStart"/>
-            <w:r>
-              <w:rPr>
-                <w:rFonts w:ascii="Courier New" w:eastAsia="Times New Roman" w:hAnsi="Courier New" w:cs="Courier New"/>
-                <w:sz w:val="20"/>
-                <w:szCs w:val="20"/>
-                <w:lang w:val="es-CO" w:eastAsia="es-CO"/>
-              </w:rPr>
-              <w:t>button</w:t>
-            </w:r>
-            <w:proofErr w:type="spellEnd"/>
-            <w:r>
-              <w:rPr>
-                <w:rFonts w:ascii="Courier New" w:eastAsia="Times New Roman" w:hAnsi="Courier New" w:cs="Courier New"/>
-                <w:sz w:val="20"/>
-                <w:szCs w:val="20"/>
-                <w:lang w:val="es-CO" w:eastAsia="es-CO"/>
-              </w:rPr>
-              <w:t>&gt;</w:t>
+              <w:t>&lt;button disabled&gt;Guardar&lt;/button&gt;</w:t>
             </w:r>
           </w:p>
         </w:tc>
@@ -13246,7 +9701,6 @@
                 <w:lang w:val="es-CO" w:eastAsia="es-CO"/>
               </w:rPr>
             </w:pPr>
-            <w:proofErr w:type="gramStart"/>
             <w:r>
               <w:rPr>
                 <w:rFonts w:ascii="Courier New" w:eastAsia="Times New Roman" w:hAnsi="Courier New" w:cs="Courier New"/>
@@ -13256,7 +9710,6 @@
               </w:rPr>
               <w:t>target</w:t>
             </w:r>
-            <w:proofErr w:type="gramEnd"/>
           </w:p>
         </w:tc>
         <w:tc>
@@ -13306,45 +9759,14 @@
                 <w:lang w:val="es-CO" w:eastAsia="es-CO"/>
               </w:rPr>
             </w:pPr>
-            <w:proofErr w:type="gramStart"/>
-            <w:r>
-              <w:rPr>
-                <w:rFonts w:ascii="Courier New" w:eastAsia="Times New Roman" w:hAnsi="Courier New" w:cs="Courier New"/>
-                <w:sz w:val="20"/>
-                <w:szCs w:val="20"/>
-                <w:lang w:val="es-CO" w:eastAsia="es-CO"/>
-              </w:rPr>
-              <w:t>target</w:t>
-            </w:r>
-            <w:proofErr w:type="gramEnd"/>
-            <w:r>
-              <w:rPr>
-                <w:rFonts w:ascii="Courier New" w:eastAsia="Times New Roman" w:hAnsi="Courier New" w:cs="Courier New"/>
-                <w:sz w:val="20"/>
-                <w:szCs w:val="20"/>
-                <w:lang w:val="es-CO" w:eastAsia="es-CO"/>
-              </w:rPr>
-              <w:t>="_</w:t>
-            </w:r>
-            <w:proofErr w:type="spellStart"/>
-            <w:r>
-              <w:rPr>
-                <w:rFonts w:ascii="Courier New" w:eastAsia="Times New Roman" w:hAnsi="Courier New" w:cs="Courier New"/>
-                <w:sz w:val="20"/>
-                <w:szCs w:val="20"/>
-                <w:lang w:val="es-CO" w:eastAsia="es-CO"/>
-              </w:rPr>
-              <w:t>blank</w:t>
-            </w:r>
-            <w:proofErr w:type="spellEnd"/>
-            <w:r>
-              <w:rPr>
-                <w:rFonts w:ascii="Courier New" w:eastAsia="Times New Roman" w:hAnsi="Courier New" w:cs="Courier New"/>
-                <w:sz w:val="20"/>
-                <w:szCs w:val="20"/>
-                <w:lang w:val="es-CO" w:eastAsia="es-CO"/>
-              </w:rPr>
-              <w:t>"</w:t>
+            <w:r>
+              <w:rPr>
+                <w:rFonts w:ascii="Courier New" w:eastAsia="Times New Roman" w:hAnsi="Courier New" w:cs="Courier New"/>
+                <w:sz w:val="20"/>
+                <w:szCs w:val="20"/>
+                <w:lang w:val="es-CO" w:eastAsia="es-CO"/>
+              </w:rPr>
+              <w:t>target="_blank"</w:t>
             </w:r>
           </w:p>
         </w:tc>
@@ -13668,7 +10090,6 @@
                 <w:lang w:val="es-CO" w:eastAsia="es-CO"/>
               </w:rPr>
             </w:pPr>
-            <w:proofErr w:type="spellStart"/>
             <w:r>
               <w:rPr>
                 <w:rFonts w:ascii="Courier New" w:eastAsia="Times New Roman" w:hAnsi="Courier New" w:cs="Courier New"/>
@@ -13679,7 +10100,6 @@
               <w:lastRenderedPageBreak/>
               <w:t>background</w:t>
             </w:r>
-            <w:proofErr w:type="spellEnd"/>
           </w:p>
         </w:tc>
         <w:tc>
@@ -13729,45 +10149,14 @@
                 <w:lang w:val="es-CO" w:eastAsia="es-CO"/>
               </w:rPr>
             </w:pPr>
-            <w:proofErr w:type="spellStart"/>
-            <w:r>
-              <w:rPr>
-                <w:rFonts w:ascii="Courier New" w:eastAsia="Times New Roman" w:hAnsi="Courier New" w:cs="Courier New"/>
-                <w:sz w:val="20"/>
-                <w:szCs w:val="20"/>
-                <w:lang w:val="es-CO" w:eastAsia="es-CO"/>
-              </w:rPr>
-              <w:t>background</w:t>
-            </w:r>
-            <w:proofErr w:type="spellEnd"/>
-            <w:r>
-              <w:rPr>
-                <w:rFonts w:ascii="Courier New" w:eastAsia="Times New Roman" w:hAnsi="Courier New" w:cs="Courier New"/>
-                <w:sz w:val="20"/>
-                <w:szCs w:val="20"/>
-                <w:lang w:val="es-CO" w:eastAsia="es-CO"/>
-              </w:rPr>
-              <w:t xml:space="preserve">: </w:t>
-            </w:r>
-            <w:proofErr w:type="spellStart"/>
-            <w:r>
-              <w:rPr>
-                <w:rFonts w:ascii="Courier New" w:eastAsia="Times New Roman" w:hAnsi="Courier New" w:cs="Courier New"/>
-                <w:sz w:val="20"/>
-                <w:szCs w:val="20"/>
-                <w:lang w:val="es-CO" w:eastAsia="es-CO"/>
-              </w:rPr>
-              <w:t>lightblue</w:t>
-            </w:r>
-            <w:proofErr w:type="spellEnd"/>
-            <w:r>
-              <w:rPr>
-                <w:rFonts w:ascii="Courier New" w:eastAsia="Times New Roman" w:hAnsi="Courier New" w:cs="Courier New"/>
-                <w:sz w:val="20"/>
-                <w:szCs w:val="20"/>
-                <w:lang w:val="es-CO" w:eastAsia="es-CO"/>
-              </w:rPr>
-              <w:t>;</w:t>
+            <w:r>
+              <w:rPr>
+                <w:rFonts w:ascii="Courier New" w:eastAsia="Times New Roman" w:hAnsi="Courier New" w:cs="Courier New"/>
+                <w:sz w:val="20"/>
+                <w:szCs w:val="20"/>
+                <w:lang w:val="es-CO" w:eastAsia="es-CO"/>
+              </w:rPr>
+              <w:t>background: lightblue;</w:t>
             </w:r>
           </w:p>
         </w:tc>
@@ -13794,7 +10183,6 @@
                 <w:lang w:val="es-CO" w:eastAsia="es-CO"/>
               </w:rPr>
             </w:pPr>
-            <w:proofErr w:type="spellStart"/>
             <w:r>
               <w:rPr>
                 <w:rFonts w:ascii="Courier New" w:eastAsia="Times New Roman" w:hAnsi="Courier New" w:cs="Courier New"/>
@@ -13804,7 +10192,6 @@
               </w:rPr>
               <w:t>font-family</w:t>
             </w:r>
-            <w:proofErr w:type="spellEnd"/>
           </w:p>
         </w:tc>
         <w:tc>
@@ -13854,25 +10241,14 @@
                 <w:lang w:val="es-CO" w:eastAsia="es-CO"/>
               </w:rPr>
             </w:pPr>
-            <w:proofErr w:type="spellStart"/>
-            <w:r>
-              <w:rPr>
-                <w:rFonts w:ascii="Courier New" w:eastAsia="Times New Roman" w:hAnsi="Courier New" w:cs="Courier New"/>
-                <w:sz w:val="20"/>
-                <w:szCs w:val="20"/>
-                <w:lang w:val="es-CO" w:eastAsia="es-CO"/>
-              </w:rPr>
-              <w:t>font-family</w:t>
-            </w:r>
-            <w:proofErr w:type="spellEnd"/>
-            <w:r>
-              <w:rPr>
-                <w:rFonts w:ascii="Courier New" w:eastAsia="Times New Roman" w:hAnsi="Courier New" w:cs="Courier New"/>
-                <w:sz w:val="20"/>
-                <w:szCs w:val="20"/>
-                <w:lang w:val="es-CO" w:eastAsia="es-CO"/>
-              </w:rPr>
-              <w:t>: Arial;</w:t>
+            <w:r>
+              <w:rPr>
+                <w:rFonts w:ascii="Courier New" w:eastAsia="Times New Roman" w:hAnsi="Courier New" w:cs="Courier New"/>
+                <w:sz w:val="20"/>
+                <w:szCs w:val="20"/>
+                <w:lang w:val="es-CO" w:eastAsia="es-CO"/>
+              </w:rPr>
+              <w:t>font-family: Arial;</w:t>
             </w:r>
           </w:p>
         </w:tc>
@@ -13899,7 +10275,6 @@
                 <w:lang w:val="es-CO" w:eastAsia="es-CO"/>
               </w:rPr>
             </w:pPr>
-            <w:proofErr w:type="spellStart"/>
             <w:r>
               <w:rPr>
                 <w:rFonts w:ascii="Courier New" w:eastAsia="Times New Roman" w:hAnsi="Courier New" w:cs="Courier New"/>
@@ -13909,7 +10284,6 @@
               </w:rPr>
               <w:t>font-size</w:t>
             </w:r>
-            <w:proofErr w:type="spellEnd"/>
           </w:p>
         </w:tc>
         <w:tc>
@@ -13959,25 +10333,14 @@
                 <w:lang w:val="es-CO" w:eastAsia="es-CO"/>
               </w:rPr>
             </w:pPr>
-            <w:proofErr w:type="spellStart"/>
-            <w:r>
-              <w:rPr>
-                <w:rFonts w:ascii="Courier New" w:eastAsia="Times New Roman" w:hAnsi="Courier New" w:cs="Courier New"/>
-                <w:sz w:val="20"/>
-                <w:szCs w:val="20"/>
-                <w:lang w:val="es-CO" w:eastAsia="es-CO"/>
-              </w:rPr>
-              <w:t>font-size</w:t>
-            </w:r>
-            <w:proofErr w:type="spellEnd"/>
-            <w:r>
-              <w:rPr>
-                <w:rFonts w:ascii="Courier New" w:eastAsia="Times New Roman" w:hAnsi="Courier New" w:cs="Courier New"/>
-                <w:sz w:val="20"/>
-                <w:szCs w:val="20"/>
-                <w:lang w:val="es-CO" w:eastAsia="es-CO"/>
-              </w:rPr>
-              <w:t>: 20px;</w:t>
+            <w:r>
+              <w:rPr>
+                <w:rFonts w:ascii="Courier New" w:eastAsia="Times New Roman" w:hAnsi="Courier New" w:cs="Courier New"/>
+                <w:sz w:val="20"/>
+                <w:szCs w:val="20"/>
+                <w:lang w:val="es-CO" w:eastAsia="es-CO"/>
+              </w:rPr>
+              <w:t>font-size: 20px;</w:t>
             </w:r>
           </w:p>
         </w:tc>
@@ -14004,7 +10367,6 @@
                 <w:lang w:val="es-CO" w:eastAsia="es-CO"/>
               </w:rPr>
             </w:pPr>
-            <w:proofErr w:type="spellStart"/>
             <w:r>
               <w:rPr>
                 <w:rFonts w:ascii="Courier New" w:eastAsia="Times New Roman" w:hAnsi="Courier New" w:cs="Courier New"/>
@@ -14014,7 +10376,6 @@
               </w:rPr>
               <w:t>font-weight</w:t>
             </w:r>
-            <w:proofErr w:type="spellEnd"/>
           </w:p>
         </w:tc>
         <w:tc>
@@ -14064,45 +10425,14 @@
                 <w:lang w:val="es-CO" w:eastAsia="es-CO"/>
               </w:rPr>
             </w:pPr>
-            <w:proofErr w:type="spellStart"/>
-            <w:r>
-              <w:rPr>
-                <w:rFonts w:ascii="Courier New" w:eastAsia="Times New Roman" w:hAnsi="Courier New" w:cs="Courier New"/>
-                <w:sz w:val="20"/>
-                <w:szCs w:val="20"/>
-                <w:lang w:val="es-CO" w:eastAsia="es-CO"/>
-              </w:rPr>
-              <w:t>font-weight</w:t>
-            </w:r>
-            <w:proofErr w:type="spellEnd"/>
-            <w:r>
-              <w:rPr>
-                <w:rFonts w:ascii="Courier New" w:eastAsia="Times New Roman" w:hAnsi="Courier New" w:cs="Courier New"/>
-                <w:sz w:val="20"/>
-                <w:szCs w:val="20"/>
-                <w:lang w:val="es-CO" w:eastAsia="es-CO"/>
-              </w:rPr>
-              <w:t xml:space="preserve">: </w:t>
-            </w:r>
-            <w:proofErr w:type="spellStart"/>
-            <w:r>
-              <w:rPr>
-                <w:rFonts w:ascii="Courier New" w:eastAsia="Times New Roman" w:hAnsi="Courier New" w:cs="Courier New"/>
-                <w:sz w:val="20"/>
-                <w:szCs w:val="20"/>
-                <w:lang w:val="es-CO" w:eastAsia="es-CO"/>
-              </w:rPr>
-              <w:t>bold</w:t>
-            </w:r>
-            <w:proofErr w:type="spellEnd"/>
-            <w:r>
-              <w:rPr>
-                <w:rFonts w:ascii="Courier New" w:eastAsia="Times New Roman" w:hAnsi="Courier New" w:cs="Courier New"/>
-                <w:sz w:val="20"/>
-                <w:szCs w:val="20"/>
-                <w:lang w:val="es-CO" w:eastAsia="es-CO"/>
-              </w:rPr>
-              <w:t>;</w:t>
+            <w:r>
+              <w:rPr>
+                <w:rFonts w:ascii="Courier New" w:eastAsia="Times New Roman" w:hAnsi="Courier New" w:cs="Courier New"/>
+                <w:sz w:val="20"/>
+                <w:szCs w:val="20"/>
+                <w:lang w:val="es-CO" w:eastAsia="es-CO"/>
+              </w:rPr>
+              <w:t>font-weight: bold;</w:t>
             </w:r>
           </w:p>
         </w:tc>
@@ -14129,7 +10459,6 @@
                 <w:lang w:val="es-CO" w:eastAsia="es-CO"/>
               </w:rPr>
             </w:pPr>
-            <w:proofErr w:type="spellStart"/>
             <w:r>
               <w:rPr>
                 <w:rFonts w:ascii="Courier New" w:eastAsia="Times New Roman" w:hAnsi="Courier New" w:cs="Courier New"/>
@@ -14139,7 +10468,6 @@
               </w:rPr>
               <w:t>text-align</w:t>
             </w:r>
-            <w:proofErr w:type="spellEnd"/>
           </w:p>
         </w:tc>
         <w:tc>
@@ -14189,25 +10517,14 @@
                 <w:lang w:val="es-CO" w:eastAsia="es-CO"/>
               </w:rPr>
             </w:pPr>
-            <w:proofErr w:type="spellStart"/>
-            <w:r>
-              <w:rPr>
-                <w:rFonts w:ascii="Courier New" w:eastAsia="Times New Roman" w:hAnsi="Courier New" w:cs="Courier New"/>
-                <w:sz w:val="20"/>
-                <w:szCs w:val="20"/>
-                <w:lang w:val="es-CO" w:eastAsia="es-CO"/>
-              </w:rPr>
-              <w:t>text-align</w:t>
-            </w:r>
-            <w:proofErr w:type="spellEnd"/>
-            <w:r>
-              <w:rPr>
-                <w:rFonts w:ascii="Courier New" w:eastAsia="Times New Roman" w:hAnsi="Courier New" w:cs="Courier New"/>
-                <w:sz w:val="20"/>
-                <w:szCs w:val="20"/>
-                <w:lang w:val="es-CO" w:eastAsia="es-CO"/>
-              </w:rPr>
-              <w:t>: center;</w:t>
+            <w:r>
+              <w:rPr>
+                <w:rFonts w:ascii="Courier New" w:eastAsia="Times New Roman" w:hAnsi="Courier New" w:cs="Courier New"/>
+                <w:sz w:val="20"/>
+                <w:szCs w:val="20"/>
+                <w:lang w:val="es-CO" w:eastAsia="es-CO"/>
+              </w:rPr>
+              <w:t>text-align: center;</w:t>
             </w:r>
           </w:p>
         </w:tc>
@@ -14234,7 +10551,6 @@
                 <w:lang w:val="es-CO" w:eastAsia="es-CO"/>
               </w:rPr>
             </w:pPr>
-            <w:proofErr w:type="spellStart"/>
             <w:r>
               <w:rPr>
                 <w:rFonts w:ascii="Courier New" w:eastAsia="Times New Roman" w:hAnsi="Courier New" w:cs="Courier New"/>
@@ -14244,7 +10560,6 @@
               </w:rPr>
               <w:t>width</w:t>
             </w:r>
-            <w:proofErr w:type="spellEnd"/>
           </w:p>
         </w:tc>
         <w:tc>
@@ -14294,25 +10609,14 @@
                 <w:lang w:val="es-CO" w:eastAsia="es-CO"/>
               </w:rPr>
             </w:pPr>
-            <w:proofErr w:type="spellStart"/>
-            <w:r>
-              <w:rPr>
-                <w:rFonts w:ascii="Courier New" w:eastAsia="Times New Roman" w:hAnsi="Courier New" w:cs="Courier New"/>
-                <w:sz w:val="20"/>
-                <w:szCs w:val="20"/>
-                <w:lang w:val="es-CO" w:eastAsia="es-CO"/>
-              </w:rPr>
-              <w:t>width</w:t>
-            </w:r>
-            <w:proofErr w:type="spellEnd"/>
-            <w:r>
-              <w:rPr>
-                <w:rFonts w:ascii="Courier New" w:eastAsia="Times New Roman" w:hAnsi="Courier New" w:cs="Courier New"/>
-                <w:sz w:val="20"/>
-                <w:szCs w:val="20"/>
-                <w:lang w:val="es-CO" w:eastAsia="es-CO"/>
-              </w:rPr>
-              <w:t>: 200px;</w:t>
+            <w:r>
+              <w:rPr>
+                <w:rFonts w:ascii="Courier New" w:eastAsia="Times New Roman" w:hAnsi="Courier New" w:cs="Courier New"/>
+                <w:sz w:val="20"/>
+                <w:szCs w:val="20"/>
+                <w:lang w:val="es-CO" w:eastAsia="es-CO"/>
+              </w:rPr>
+              <w:t>width: 200px;</w:t>
             </w:r>
           </w:p>
         </w:tc>
@@ -14339,7 +10643,6 @@
                 <w:lang w:val="es-CO" w:eastAsia="es-CO"/>
               </w:rPr>
             </w:pPr>
-            <w:proofErr w:type="spellStart"/>
             <w:r>
               <w:rPr>
                 <w:rFonts w:ascii="Courier New" w:eastAsia="Times New Roman" w:hAnsi="Courier New" w:cs="Courier New"/>
@@ -14349,7 +10652,6 @@
               </w:rPr>
               <w:t>max-width</w:t>
             </w:r>
-            <w:proofErr w:type="spellEnd"/>
           </w:p>
         </w:tc>
         <w:tc>
@@ -14399,25 +10701,14 @@
                 <w:lang w:val="es-CO" w:eastAsia="es-CO"/>
               </w:rPr>
             </w:pPr>
-            <w:proofErr w:type="spellStart"/>
-            <w:r>
-              <w:rPr>
-                <w:rFonts w:ascii="Courier New" w:eastAsia="Times New Roman" w:hAnsi="Courier New" w:cs="Courier New"/>
-                <w:sz w:val="20"/>
-                <w:szCs w:val="20"/>
-                <w:lang w:val="es-CO" w:eastAsia="es-CO"/>
-              </w:rPr>
-              <w:t>max-width</w:t>
-            </w:r>
-            <w:proofErr w:type="spellEnd"/>
-            <w:r>
-              <w:rPr>
-                <w:rFonts w:ascii="Courier New" w:eastAsia="Times New Roman" w:hAnsi="Courier New" w:cs="Courier New"/>
-                <w:sz w:val="20"/>
-                <w:szCs w:val="20"/>
-                <w:lang w:val="es-CO" w:eastAsia="es-CO"/>
-              </w:rPr>
-              <w:t>: 1200px;</w:t>
+            <w:r>
+              <w:rPr>
+                <w:rFonts w:ascii="Courier New" w:eastAsia="Times New Roman" w:hAnsi="Courier New" w:cs="Courier New"/>
+                <w:sz w:val="20"/>
+                <w:szCs w:val="20"/>
+                <w:lang w:val="es-CO" w:eastAsia="es-CO"/>
+              </w:rPr>
+              <w:t>max-width: 1200px;</w:t>
             </w:r>
           </w:p>
         </w:tc>
@@ -14451,19 +10742,8 @@
                 <w:szCs w:val="20"/>
                 <w:lang w:val="es-CO" w:eastAsia="es-CO"/>
               </w:rPr>
-              <w:t>min-</w:t>
-            </w:r>
-            <w:proofErr w:type="spellStart"/>
-            <w:r>
-              <w:rPr>
-                <w:rFonts w:ascii="Courier New" w:eastAsia="Times New Roman" w:hAnsi="Courier New" w:cs="Courier New"/>
-                <w:sz w:val="20"/>
-                <w:szCs w:val="20"/>
-                <w:lang w:val="es-CO" w:eastAsia="es-CO"/>
-              </w:rPr>
-              <w:t>width</w:t>
-            </w:r>
-            <w:proofErr w:type="spellEnd"/>
+              <w:t>min-width</w:t>
+            </w:r>
           </w:p>
         </w:tc>
         <w:tc>
@@ -14520,27 +10800,7 @@
                 <w:szCs w:val="20"/>
                 <w:lang w:val="es-CO" w:eastAsia="es-CO"/>
               </w:rPr>
-              <w:t>min-</w:t>
-            </w:r>
-            <w:proofErr w:type="spellStart"/>
-            <w:r>
-              <w:rPr>
-                <w:rFonts w:ascii="Courier New" w:eastAsia="Times New Roman" w:hAnsi="Courier New" w:cs="Courier New"/>
-                <w:sz w:val="20"/>
-                <w:szCs w:val="20"/>
-                <w:lang w:val="es-CO" w:eastAsia="es-CO"/>
-              </w:rPr>
-              <w:t>width</w:t>
-            </w:r>
-            <w:proofErr w:type="spellEnd"/>
-            <w:r>
-              <w:rPr>
-                <w:rFonts w:ascii="Courier New" w:eastAsia="Times New Roman" w:hAnsi="Courier New" w:cs="Courier New"/>
-                <w:sz w:val="20"/>
-                <w:szCs w:val="20"/>
-                <w:lang w:val="es-CO" w:eastAsia="es-CO"/>
-              </w:rPr>
-              <w:t>: 300px;</w:t>
+              <w:t>min-width: 300px;</w:t>
             </w:r>
           </w:p>
         </w:tc>
@@ -14567,7 +10827,6 @@
                 <w:lang w:val="es-CO" w:eastAsia="es-CO"/>
               </w:rPr>
             </w:pPr>
-            <w:proofErr w:type="spellStart"/>
             <w:r>
               <w:rPr>
                 <w:rFonts w:ascii="Courier New" w:eastAsia="Times New Roman" w:hAnsi="Courier New" w:cs="Courier New"/>
@@ -14577,7 +10836,6 @@
               </w:rPr>
               <w:t>height</w:t>
             </w:r>
-            <w:proofErr w:type="spellEnd"/>
           </w:p>
         </w:tc>
         <w:tc>
@@ -14627,25 +10885,14 @@
                 <w:lang w:val="es-CO" w:eastAsia="es-CO"/>
               </w:rPr>
             </w:pPr>
-            <w:proofErr w:type="spellStart"/>
-            <w:r>
-              <w:rPr>
-                <w:rFonts w:ascii="Courier New" w:eastAsia="Times New Roman" w:hAnsi="Courier New" w:cs="Courier New"/>
-                <w:sz w:val="20"/>
-                <w:szCs w:val="20"/>
-                <w:lang w:val="es-CO" w:eastAsia="es-CO"/>
-              </w:rPr>
-              <w:t>height</w:t>
-            </w:r>
-            <w:proofErr w:type="spellEnd"/>
-            <w:r>
-              <w:rPr>
-                <w:rFonts w:ascii="Courier New" w:eastAsia="Times New Roman" w:hAnsi="Courier New" w:cs="Courier New"/>
-                <w:sz w:val="20"/>
-                <w:szCs w:val="20"/>
-                <w:lang w:val="es-CO" w:eastAsia="es-CO"/>
-              </w:rPr>
-              <w:t>: 200px;</w:t>
+            <w:r>
+              <w:rPr>
+                <w:rFonts w:ascii="Courier New" w:eastAsia="Times New Roman" w:hAnsi="Courier New" w:cs="Courier New"/>
+                <w:sz w:val="20"/>
+                <w:szCs w:val="20"/>
+                <w:lang w:val="es-CO" w:eastAsia="es-CO"/>
+              </w:rPr>
+              <w:t>height: 200px;</w:t>
             </w:r>
           </w:p>
         </w:tc>
@@ -14672,7 +10919,6 @@
                 <w:lang w:val="es-CO" w:eastAsia="es-CO"/>
               </w:rPr>
             </w:pPr>
-            <w:proofErr w:type="spellStart"/>
             <w:r>
               <w:rPr>
                 <w:rFonts w:ascii="Courier New" w:eastAsia="Times New Roman" w:hAnsi="Courier New" w:cs="Courier New"/>
@@ -14682,7 +10928,6 @@
               </w:rPr>
               <w:t>padding</w:t>
             </w:r>
-            <w:proofErr w:type="spellEnd"/>
           </w:p>
         </w:tc>
         <w:tc>
@@ -14732,25 +10977,14 @@
                 <w:lang w:val="es-CO" w:eastAsia="es-CO"/>
               </w:rPr>
             </w:pPr>
-            <w:proofErr w:type="spellStart"/>
-            <w:r>
-              <w:rPr>
-                <w:rFonts w:ascii="Courier New" w:eastAsia="Times New Roman" w:hAnsi="Courier New" w:cs="Courier New"/>
-                <w:sz w:val="20"/>
-                <w:szCs w:val="20"/>
-                <w:lang w:val="es-CO" w:eastAsia="es-CO"/>
-              </w:rPr>
-              <w:t>padding</w:t>
-            </w:r>
-            <w:proofErr w:type="spellEnd"/>
-            <w:r>
-              <w:rPr>
-                <w:rFonts w:ascii="Courier New" w:eastAsia="Times New Roman" w:hAnsi="Courier New" w:cs="Courier New"/>
-                <w:sz w:val="20"/>
-                <w:szCs w:val="20"/>
-                <w:lang w:val="es-CO" w:eastAsia="es-CO"/>
-              </w:rPr>
-              <w:t>: 20px;</w:t>
+            <w:r>
+              <w:rPr>
+                <w:rFonts w:ascii="Courier New" w:eastAsia="Times New Roman" w:hAnsi="Courier New" w:cs="Courier New"/>
+                <w:sz w:val="20"/>
+                <w:szCs w:val="20"/>
+                <w:lang w:val="es-CO" w:eastAsia="es-CO"/>
+              </w:rPr>
+              <w:t>padding: 20px;</w:t>
             </w:r>
           </w:p>
         </w:tc>
@@ -14777,7 +11011,6 @@
                 <w:lang w:val="es-CO" w:eastAsia="es-CO"/>
               </w:rPr>
             </w:pPr>
-            <w:proofErr w:type="spellStart"/>
             <w:r>
               <w:rPr>
                 <w:rFonts w:ascii="Courier New" w:eastAsia="Times New Roman" w:hAnsi="Courier New" w:cs="Courier New"/>
@@ -14787,7 +11020,6 @@
               </w:rPr>
               <w:t>margin</w:t>
             </w:r>
-            <w:proofErr w:type="spellEnd"/>
           </w:p>
         </w:tc>
         <w:tc>
@@ -14837,25 +11069,14 @@
                 <w:lang w:val="es-CO" w:eastAsia="es-CO"/>
               </w:rPr>
             </w:pPr>
-            <w:proofErr w:type="spellStart"/>
-            <w:r>
-              <w:rPr>
-                <w:rFonts w:ascii="Courier New" w:eastAsia="Times New Roman" w:hAnsi="Courier New" w:cs="Courier New"/>
-                <w:sz w:val="20"/>
-                <w:szCs w:val="20"/>
-                <w:lang w:val="es-CO" w:eastAsia="es-CO"/>
-              </w:rPr>
-              <w:t>margin</w:t>
-            </w:r>
-            <w:proofErr w:type="spellEnd"/>
-            <w:r>
-              <w:rPr>
-                <w:rFonts w:ascii="Courier New" w:eastAsia="Times New Roman" w:hAnsi="Courier New" w:cs="Courier New"/>
-                <w:sz w:val="20"/>
-                <w:szCs w:val="20"/>
-                <w:lang w:val="es-CO" w:eastAsia="es-CO"/>
-              </w:rPr>
-              <w:t>: 10px;</w:t>
+            <w:r>
+              <w:rPr>
+                <w:rFonts w:ascii="Courier New" w:eastAsia="Times New Roman" w:hAnsi="Courier New" w:cs="Courier New"/>
+                <w:sz w:val="20"/>
+                <w:szCs w:val="20"/>
+                <w:lang w:val="es-CO" w:eastAsia="es-CO"/>
+              </w:rPr>
+              <w:t>margin: 10px;</w:t>
             </w:r>
           </w:p>
         </w:tc>
@@ -14882,7 +11103,6 @@
                 <w:lang w:val="es-CO" w:eastAsia="es-CO"/>
               </w:rPr>
             </w:pPr>
-            <w:proofErr w:type="spellStart"/>
             <w:r>
               <w:rPr>
                 <w:rFonts w:ascii="Courier New" w:eastAsia="Times New Roman" w:hAnsi="Courier New" w:cs="Courier New"/>
@@ -14892,7 +11112,6 @@
               </w:rPr>
               <w:t>border</w:t>
             </w:r>
-            <w:proofErr w:type="spellEnd"/>
           </w:p>
         </w:tc>
         <w:tc>
@@ -14942,65 +11161,14 @@
                 <w:lang w:val="es-CO" w:eastAsia="es-CO"/>
               </w:rPr>
             </w:pPr>
-            <w:proofErr w:type="spellStart"/>
-            <w:r>
-              <w:rPr>
-                <w:rFonts w:ascii="Courier New" w:eastAsia="Times New Roman" w:hAnsi="Courier New" w:cs="Courier New"/>
-                <w:sz w:val="20"/>
-                <w:szCs w:val="20"/>
-                <w:lang w:val="es-CO" w:eastAsia="es-CO"/>
-              </w:rPr>
-              <w:t>border</w:t>
-            </w:r>
-            <w:proofErr w:type="spellEnd"/>
-            <w:r>
-              <w:rPr>
-                <w:rFonts w:ascii="Courier New" w:eastAsia="Times New Roman" w:hAnsi="Courier New" w:cs="Courier New"/>
-                <w:sz w:val="20"/>
-                <w:szCs w:val="20"/>
-                <w:lang w:val="es-CO" w:eastAsia="es-CO"/>
-              </w:rPr>
-              <w:t xml:space="preserve">: 2px </w:t>
-            </w:r>
-            <w:proofErr w:type="spellStart"/>
-            <w:r>
-              <w:rPr>
-                <w:rFonts w:ascii="Courier New" w:eastAsia="Times New Roman" w:hAnsi="Courier New" w:cs="Courier New"/>
-                <w:sz w:val="20"/>
-                <w:szCs w:val="20"/>
-                <w:lang w:val="es-CO" w:eastAsia="es-CO"/>
-              </w:rPr>
-              <w:t>solid</w:t>
-            </w:r>
-            <w:proofErr w:type="spellEnd"/>
-            <w:r>
-              <w:rPr>
-                <w:rFonts w:ascii="Courier New" w:eastAsia="Times New Roman" w:hAnsi="Courier New" w:cs="Courier New"/>
-                <w:sz w:val="20"/>
-                <w:szCs w:val="20"/>
-                <w:lang w:val="es-CO" w:eastAsia="es-CO"/>
-              </w:rPr>
-              <w:t xml:space="preserve"> </w:t>
-            </w:r>
-            <w:proofErr w:type="spellStart"/>
-            <w:r>
-              <w:rPr>
-                <w:rFonts w:ascii="Courier New" w:eastAsia="Times New Roman" w:hAnsi="Courier New" w:cs="Courier New"/>
-                <w:sz w:val="20"/>
-                <w:szCs w:val="20"/>
-                <w:lang w:val="es-CO" w:eastAsia="es-CO"/>
-              </w:rPr>
-              <w:t>black</w:t>
-            </w:r>
-            <w:proofErr w:type="spellEnd"/>
-            <w:r>
-              <w:rPr>
-                <w:rFonts w:ascii="Courier New" w:eastAsia="Times New Roman" w:hAnsi="Courier New" w:cs="Courier New"/>
-                <w:sz w:val="20"/>
-                <w:szCs w:val="20"/>
-                <w:lang w:val="es-CO" w:eastAsia="es-CO"/>
-              </w:rPr>
-              <w:t>;</w:t>
+            <w:r>
+              <w:rPr>
+                <w:rFonts w:ascii="Courier New" w:eastAsia="Times New Roman" w:hAnsi="Courier New" w:cs="Courier New"/>
+                <w:sz w:val="20"/>
+                <w:szCs w:val="20"/>
+                <w:lang w:val="es-CO" w:eastAsia="es-CO"/>
+              </w:rPr>
+              <w:t>border: 2px solid black;</w:t>
             </w:r>
           </w:p>
         </w:tc>
@@ -15027,7 +11195,6 @@
                 <w:lang w:val="es-CO" w:eastAsia="es-CO"/>
               </w:rPr>
             </w:pPr>
-            <w:proofErr w:type="spellStart"/>
             <w:r>
               <w:rPr>
                 <w:rFonts w:ascii="Courier New" w:eastAsia="Times New Roman" w:hAnsi="Courier New" w:cs="Courier New"/>
@@ -15037,7 +11204,6 @@
               </w:rPr>
               <w:t>border-radius</w:t>
             </w:r>
-            <w:proofErr w:type="spellEnd"/>
           </w:p>
         </w:tc>
         <w:tc>
@@ -15087,25 +11253,14 @@
                 <w:lang w:val="es-CO" w:eastAsia="es-CO"/>
               </w:rPr>
             </w:pPr>
-            <w:proofErr w:type="spellStart"/>
-            <w:r>
-              <w:rPr>
-                <w:rFonts w:ascii="Courier New" w:eastAsia="Times New Roman" w:hAnsi="Courier New" w:cs="Courier New"/>
-                <w:sz w:val="20"/>
-                <w:szCs w:val="20"/>
-                <w:lang w:val="es-CO" w:eastAsia="es-CO"/>
-              </w:rPr>
-              <w:t>border-radius</w:t>
-            </w:r>
-            <w:proofErr w:type="spellEnd"/>
-            <w:r>
-              <w:rPr>
-                <w:rFonts w:ascii="Courier New" w:eastAsia="Times New Roman" w:hAnsi="Courier New" w:cs="Courier New"/>
-                <w:sz w:val="20"/>
-                <w:szCs w:val="20"/>
-                <w:lang w:val="es-CO" w:eastAsia="es-CO"/>
-              </w:rPr>
-              <w:t>: 10px;</w:t>
+            <w:r>
+              <w:rPr>
+                <w:rFonts w:ascii="Courier New" w:eastAsia="Times New Roman" w:hAnsi="Courier New" w:cs="Courier New"/>
+                <w:sz w:val="20"/>
+                <w:szCs w:val="20"/>
+                <w:lang w:val="es-CO" w:eastAsia="es-CO"/>
+              </w:rPr>
+              <w:t>border-radius: 10px;</w:t>
             </w:r>
           </w:p>
         </w:tc>
@@ -15132,7 +11287,6 @@
                 <w:lang w:val="es-CO" w:eastAsia="es-CO"/>
               </w:rPr>
             </w:pPr>
-            <w:proofErr w:type="spellStart"/>
             <w:r>
               <w:rPr>
                 <w:rFonts w:ascii="Courier New" w:eastAsia="Times New Roman" w:hAnsi="Courier New" w:cs="Courier New"/>
@@ -15142,7 +11296,6 @@
               </w:rPr>
               <w:t>display</w:t>
             </w:r>
-            <w:proofErr w:type="spellEnd"/>
           </w:p>
         </w:tc>
         <w:tc>
@@ -15192,45 +11345,14 @@
                 <w:lang w:val="es-CO" w:eastAsia="es-CO"/>
               </w:rPr>
             </w:pPr>
-            <w:proofErr w:type="spellStart"/>
-            <w:r>
-              <w:rPr>
-                <w:rFonts w:ascii="Courier New" w:eastAsia="Times New Roman" w:hAnsi="Courier New" w:cs="Courier New"/>
-                <w:sz w:val="20"/>
-                <w:szCs w:val="20"/>
-                <w:lang w:val="es-CO" w:eastAsia="es-CO"/>
-              </w:rPr>
-              <w:t>display</w:t>
-            </w:r>
-            <w:proofErr w:type="spellEnd"/>
-            <w:r>
-              <w:rPr>
-                <w:rFonts w:ascii="Courier New" w:eastAsia="Times New Roman" w:hAnsi="Courier New" w:cs="Courier New"/>
-                <w:sz w:val="20"/>
-                <w:szCs w:val="20"/>
-                <w:lang w:val="es-CO" w:eastAsia="es-CO"/>
-              </w:rPr>
-              <w:t xml:space="preserve">: </w:t>
-            </w:r>
-            <w:proofErr w:type="spellStart"/>
-            <w:r>
-              <w:rPr>
-                <w:rFonts w:ascii="Courier New" w:eastAsia="Times New Roman" w:hAnsi="Courier New" w:cs="Courier New"/>
-                <w:sz w:val="20"/>
-                <w:szCs w:val="20"/>
-                <w:lang w:val="es-CO" w:eastAsia="es-CO"/>
-              </w:rPr>
-              <w:t>flex</w:t>
-            </w:r>
-            <w:proofErr w:type="spellEnd"/>
-            <w:r>
-              <w:rPr>
-                <w:rFonts w:ascii="Courier New" w:eastAsia="Times New Roman" w:hAnsi="Courier New" w:cs="Courier New"/>
-                <w:sz w:val="20"/>
-                <w:szCs w:val="20"/>
-                <w:lang w:val="es-CO" w:eastAsia="es-CO"/>
-              </w:rPr>
-              <w:t>;</w:t>
+            <w:r>
+              <w:rPr>
+                <w:rFonts w:ascii="Courier New" w:eastAsia="Times New Roman" w:hAnsi="Courier New" w:cs="Courier New"/>
+                <w:sz w:val="20"/>
+                <w:szCs w:val="20"/>
+                <w:lang w:val="es-CO" w:eastAsia="es-CO"/>
+              </w:rPr>
+              <w:t>display: flex;</w:t>
             </w:r>
           </w:p>
         </w:tc>
@@ -15257,25 +11379,14 @@
                 <w:lang w:val="es-CO" w:eastAsia="es-CO"/>
               </w:rPr>
             </w:pPr>
-            <w:proofErr w:type="spellStart"/>
-            <w:r>
-              <w:rPr>
-                <w:rFonts w:ascii="Courier New" w:eastAsia="Times New Roman" w:hAnsi="Courier New" w:cs="Courier New"/>
-                <w:sz w:val="20"/>
-                <w:szCs w:val="20"/>
-                <w:lang w:val="es-CO" w:eastAsia="es-CO"/>
-              </w:rPr>
-              <w:t>background</w:t>
-            </w:r>
-            <w:proofErr w:type="spellEnd"/>
-            <w:r>
-              <w:rPr>
-                <w:rFonts w:ascii="Courier New" w:eastAsia="Times New Roman" w:hAnsi="Courier New" w:cs="Courier New"/>
-                <w:sz w:val="20"/>
-                <w:szCs w:val="20"/>
-                <w:lang w:val="es-CO" w:eastAsia="es-CO"/>
-              </w:rPr>
-              <w:t>-color</w:t>
+            <w:r>
+              <w:rPr>
+                <w:rFonts w:ascii="Courier New" w:eastAsia="Times New Roman" w:hAnsi="Courier New" w:cs="Courier New"/>
+                <w:sz w:val="20"/>
+                <w:szCs w:val="20"/>
+                <w:lang w:val="es-CO" w:eastAsia="es-CO"/>
+              </w:rPr>
+              <w:t>background-color</w:t>
             </w:r>
           </w:p>
         </w:tc>
@@ -15326,45 +11437,14 @@
                 <w:lang w:val="es-CO" w:eastAsia="es-CO"/>
               </w:rPr>
             </w:pPr>
-            <w:proofErr w:type="spellStart"/>
-            <w:r>
-              <w:rPr>
-                <w:rFonts w:ascii="Courier New" w:eastAsia="Times New Roman" w:hAnsi="Courier New" w:cs="Courier New"/>
-                <w:sz w:val="20"/>
-                <w:szCs w:val="20"/>
-                <w:lang w:val="es-CO" w:eastAsia="es-CO"/>
-              </w:rPr>
-              <w:t>background</w:t>
-            </w:r>
-            <w:proofErr w:type="spellEnd"/>
-            <w:r>
-              <w:rPr>
-                <w:rFonts w:ascii="Courier New" w:eastAsia="Times New Roman" w:hAnsi="Courier New" w:cs="Courier New"/>
-                <w:sz w:val="20"/>
-                <w:szCs w:val="20"/>
-                <w:lang w:val="es-CO" w:eastAsia="es-CO"/>
-              </w:rPr>
-              <w:t xml:space="preserve">-color: </w:t>
-            </w:r>
-            <w:proofErr w:type="spellStart"/>
-            <w:r>
-              <w:rPr>
-                <w:rFonts w:ascii="Courier New" w:eastAsia="Times New Roman" w:hAnsi="Courier New" w:cs="Courier New"/>
-                <w:sz w:val="20"/>
-                <w:szCs w:val="20"/>
-                <w:lang w:val="es-CO" w:eastAsia="es-CO"/>
-              </w:rPr>
-              <w:t>pink</w:t>
-            </w:r>
-            <w:proofErr w:type="spellEnd"/>
-            <w:r>
-              <w:rPr>
-                <w:rFonts w:ascii="Courier New" w:eastAsia="Times New Roman" w:hAnsi="Courier New" w:cs="Courier New"/>
-                <w:sz w:val="20"/>
-                <w:szCs w:val="20"/>
-                <w:lang w:val="es-CO" w:eastAsia="es-CO"/>
-              </w:rPr>
-              <w:t>;</w:t>
+            <w:r>
+              <w:rPr>
+                <w:rFonts w:ascii="Courier New" w:eastAsia="Times New Roman" w:hAnsi="Courier New" w:cs="Courier New"/>
+                <w:sz w:val="20"/>
+                <w:szCs w:val="20"/>
+                <w:lang w:val="es-CO" w:eastAsia="es-CO"/>
+              </w:rPr>
+              <w:t>background-color: pink;</w:t>
             </w:r>
           </w:p>
         </w:tc>
@@ -15653,27 +11733,7 @@
                 <w:szCs w:val="20"/>
                 <w:lang w:val="es-CO" w:eastAsia="es-CO"/>
               </w:rPr>
-              <w:t xml:space="preserve">* { </w:t>
-            </w:r>
-            <w:proofErr w:type="spellStart"/>
-            <w:r>
-              <w:rPr>
-                <w:rFonts w:ascii="Courier New" w:eastAsia="Times New Roman" w:hAnsi="Courier New" w:cs="Courier New"/>
-                <w:sz w:val="20"/>
-                <w:szCs w:val="20"/>
-                <w:lang w:val="es-CO" w:eastAsia="es-CO"/>
-              </w:rPr>
-              <w:t>margin</w:t>
-            </w:r>
-            <w:proofErr w:type="spellEnd"/>
-            <w:r>
-              <w:rPr>
-                <w:rFonts w:ascii="Courier New" w:eastAsia="Times New Roman" w:hAnsi="Courier New" w:cs="Courier New"/>
-                <w:sz w:val="20"/>
-                <w:szCs w:val="20"/>
-                <w:lang w:val="es-CO" w:eastAsia="es-CO"/>
-              </w:rPr>
-              <w:t>: 0; }</w:t>
+              <w:t>* { margin: 0; }</w:t>
             </w:r>
           </w:p>
         </w:tc>
@@ -15857,27 +11917,7 @@
                 <w:szCs w:val="20"/>
                 <w:lang w:val="es-CO" w:eastAsia="es-CO"/>
               </w:rPr>
-              <w:t xml:space="preserve">.producto { </w:t>
-            </w:r>
-            <w:proofErr w:type="spellStart"/>
-            <w:r>
-              <w:rPr>
-                <w:rFonts w:ascii="Courier New" w:eastAsia="Times New Roman" w:hAnsi="Courier New" w:cs="Courier New"/>
-                <w:sz w:val="20"/>
-                <w:szCs w:val="20"/>
-                <w:lang w:val="es-CO" w:eastAsia="es-CO"/>
-              </w:rPr>
-              <w:t>padding</w:t>
-            </w:r>
-            <w:proofErr w:type="spellEnd"/>
-            <w:r>
-              <w:rPr>
-                <w:rFonts w:ascii="Courier New" w:eastAsia="Times New Roman" w:hAnsi="Courier New" w:cs="Courier New"/>
-                <w:sz w:val="20"/>
-                <w:szCs w:val="20"/>
-                <w:lang w:val="es-CO" w:eastAsia="es-CO"/>
-              </w:rPr>
-              <w:t>: 10px; }</w:t>
+              <w:t>.producto { padding: 10px; }</w:t>
             </w:r>
           </w:p>
         </w:tc>
@@ -15969,47 +12009,7 @@
                 <w:szCs w:val="20"/>
                 <w:lang w:val="es-CO" w:eastAsia="es-CO"/>
               </w:rPr>
-              <w:t xml:space="preserve">#cabecera { </w:t>
-            </w:r>
-            <w:proofErr w:type="spellStart"/>
-            <w:r>
-              <w:rPr>
-                <w:rFonts w:ascii="Courier New" w:eastAsia="Times New Roman" w:hAnsi="Courier New" w:cs="Courier New"/>
-                <w:sz w:val="20"/>
-                <w:szCs w:val="20"/>
-                <w:lang w:val="es-CO" w:eastAsia="es-CO"/>
-              </w:rPr>
-              <w:t>background</w:t>
-            </w:r>
-            <w:proofErr w:type="spellEnd"/>
-            <w:r>
-              <w:rPr>
-                <w:rFonts w:ascii="Courier New" w:eastAsia="Times New Roman" w:hAnsi="Courier New" w:cs="Courier New"/>
-                <w:sz w:val="20"/>
-                <w:szCs w:val="20"/>
-                <w:lang w:val="es-CO" w:eastAsia="es-CO"/>
-              </w:rPr>
-              <w:t xml:space="preserve">: </w:t>
-            </w:r>
-            <w:proofErr w:type="spellStart"/>
-            <w:r>
-              <w:rPr>
-                <w:rFonts w:ascii="Courier New" w:eastAsia="Times New Roman" w:hAnsi="Courier New" w:cs="Courier New"/>
-                <w:sz w:val="20"/>
-                <w:szCs w:val="20"/>
-                <w:lang w:val="es-CO" w:eastAsia="es-CO"/>
-              </w:rPr>
-              <w:t>green</w:t>
-            </w:r>
-            <w:proofErr w:type="spellEnd"/>
-            <w:r>
-              <w:rPr>
-                <w:rFonts w:ascii="Courier New" w:eastAsia="Times New Roman" w:hAnsi="Courier New" w:cs="Courier New"/>
-                <w:sz w:val="20"/>
-                <w:szCs w:val="20"/>
-                <w:lang w:val="es-CO" w:eastAsia="es-CO"/>
-              </w:rPr>
-              <w:t>; }</w:t>
+              <w:t>#cabecera { background: green; }</w:t>
             </w:r>
           </w:p>
         </w:tc>
@@ -16043,9 +12043,37 @@
                 <w:szCs w:val="20"/>
                 <w:lang w:val="es-CO" w:eastAsia="es-CO"/>
               </w:rPr>
-              <w:t>a[</w:t>
-            </w:r>
-            <w:proofErr w:type="spellStart"/>
+              <w:t>a[href]</w:t>
+            </w:r>
+          </w:p>
+        </w:tc>
+        <w:tc>
+          <w:tcPr>
+            <w:tcW w:w="0" w:type="auto"/>
+            <w:vAlign w:val="center"/>
+            <w:hideMark/>
+          </w:tcPr>
+          <w:p>
+            <w:pPr>
+              <w:widowControl/>
+              <w:autoSpaceDE/>
+              <w:autoSpaceDN/>
+              <w:rPr>
+                <w:rFonts w:ascii="Times New Roman" w:eastAsia="Times New Roman" w:hAnsi="Times New Roman" w:cs="Times New Roman"/>
+                <w:sz w:val="24"/>
+                <w:szCs w:val="24"/>
+                <w:lang w:val="es-CO" w:eastAsia="es-CO"/>
+              </w:rPr>
+            </w:pPr>
+            <w:r>
+              <w:rPr>
+                <w:rFonts w:ascii="Times New Roman" w:eastAsia="Times New Roman" w:hAnsi="Times New Roman" w:cs="Times New Roman"/>
+                <w:sz w:val="24"/>
+                <w:szCs w:val="24"/>
+                <w:lang w:val="es-CO" w:eastAsia="es-CO"/>
+              </w:rPr>
+              <w:t xml:space="preserve">Selecciona enlaces que tienen </w:t>
+            </w:r>
             <w:r>
               <w:rPr>
                 <w:rFonts w:ascii="Courier New" w:eastAsia="Times New Roman" w:hAnsi="Courier New" w:cs="Courier New"/>
@@ -16055,56 +12083,6 @@
               </w:rPr>
               <w:t>href</w:t>
             </w:r>
-            <w:proofErr w:type="spellEnd"/>
-            <w:r>
-              <w:rPr>
-                <w:rFonts w:ascii="Courier New" w:eastAsia="Times New Roman" w:hAnsi="Courier New" w:cs="Courier New"/>
-                <w:sz w:val="20"/>
-                <w:szCs w:val="20"/>
-                <w:lang w:val="es-CO" w:eastAsia="es-CO"/>
-              </w:rPr>
-              <w:t>]</w:t>
-            </w:r>
-          </w:p>
-        </w:tc>
-        <w:tc>
-          <w:tcPr>
-            <w:tcW w:w="0" w:type="auto"/>
-            <w:vAlign w:val="center"/>
-            <w:hideMark/>
-          </w:tcPr>
-          <w:p>
-            <w:pPr>
-              <w:widowControl/>
-              <w:autoSpaceDE/>
-              <w:autoSpaceDN/>
-              <w:rPr>
-                <w:rFonts w:ascii="Times New Roman" w:eastAsia="Times New Roman" w:hAnsi="Times New Roman" w:cs="Times New Roman"/>
-                <w:sz w:val="24"/>
-                <w:szCs w:val="24"/>
-                <w:lang w:val="es-CO" w:eastAsia="es-CO"/>
-              </w:rPr>
-            </w:pPr>
-            <w:r>
-              <w:rPr>
-                <w:rFonts w:ascii="Times New Roman" w:eastAsia="Times New Roman" w:hAnsi="Times New Roman" w:cs="Times New Roman"/>
-                <w:sz w:val="24"/>
-                <w:szCs w:val="24"/>
-                <w:lang w:val="es-CO" w:eastAsia="es-CO"/>
-              </w:rPr>
-              <w:t xml:space="preserve">Selecciona enlaces que tienen </w:t>
-            </w:r>
-            <w:proofErr w:type="spellStart"/>
-            <w:r>
-              <w:rPr>
-                <w:rFonts w:ascii="Courier New" w:eastAsia="Times New Roman" w:hAnsi="Courier New" w:cs="Courier New"/>
-                <w:sz w:val="20"/>
-                <w:szCs w:val="20"/>
-                <w:lang w:val="es-CO" w:eastAsia="es-CO"/>
-              </w:rPr>
-              <w:t>href</w:t>
-            </w:r>
-            <w:proofErr w:type="spellEnd"/>
             <w:r>
               <w:rPr>
                 <w:rFonts w:ascii="Times New Roman" w:eastAsia="Times New Roman" w:hAnsi="Times New Roman" w:cs="Times New Roman"/>
@@ -16141,27 +12119,7 @@
                 <w:szCs w:val="20"/>
                 <w:lang w:val="es-CO" w:eastAsia="es-CO"/>
               </w:rPr>
-              <w:t>a[</w:t>
-            </w:r>
-            <w:proofErr w:type="spellStart"/>
-            <w:r>
-              <w:rPr>
-                <w:rFonts w:ascii="Courier New" w:eastAsia="Times New Roman" w:hAnsi="Courier New" w:cs="Courier New"/>
-                <w:sz w:val="20"/>
-                <w:szCs w:val="20"/>
-                <w:lang w:val="es-CO" w:eastAsia="es-CO"/>
-              </w:rPr>
-              <w:t>href</w:t>
-            </w:r>
-            <w:proofErr w:type="spellEnd"/>
-            <w:r>
-              <w:rPr>
-                <w:rFonts w:ascii="Courier New" w:eastAsia="Times New Roman" w:hAnsi="Courier New" w:cs="Courier New"/>
-                <w:sz w:val="20"/>
-                <w:szCs w:val="20"/>
-                <w:lang w:val="es-CO" w:eastAsia="es-CO"/>
-              </w:rPr>
-              <w:t>] { color: blue; }</w:t>
+              <w:t>a[href] { color: blue; }</w:t>
             </w:r>
           </w:p>
         </w:tc>
@@ -16196,9 +12154,37 @@
                 <w:lang w:val="es-CO" w:eastAsia="es-CO"/>
               </w:rPr>
               <w:lastRenderedPageBreak/>
-              <w:t>[</w:t>
-            </w:r>
-            <w:proofErr w:type="spellStart"/>
+              <w:t>[href="#"]</w:t>
+            </w:r>
+          </w:p>
+        </w:tc>
+        <w:tc>
+          <w:tcPr>
+            <w:tcW w:w="0" w:type="auto"/>
+            <w:vAlign w:val="center"/>
+            <w:hideMark/>
+          </w:tcPr>
+          <w:p>
+            <w:pPr>
+              <w:widowControl/>
+              <w:autoSpaceDE/>
+              <w:autoSpaceDN/>
+              <w:rPr>
+                <w:rFonts w:ascii="Times New Roman" w:eastAsia="Times New Roman" w:hAnsi="Times New Roman" w:cs="Times New Roman"/>
+                <w:sz w:val="24"/>
+                <w:szCs w:val="24"/>
+                <w:lang w:val="es-CO" w:eastAsia="es-CO"/>
+              </w:rPr>
+            </w:pPr>
+            <w:r>
+              <w:rPr>
+                <w:rFonts w:ascii="Times New Roman" w:eastAsia="Times New Roman" w:hAnsi="Times New Roman" w:cs="Times New Roman"/>
+                <w:sz w:val="24"/>
+                <w:szCs w:val="24"/>
+                <w:lang w:val="es-CO" w:eastAsia="es-CO"/>
+              </w:rPr>
+              <w:t xml:space="preserve">Selecciona elementos cuyo </w:t>
+            </w:r>
             <w:r>
               <w:rPr>
                 <w:rFonts w:ascii="Courier New" w:eastAsia="Times New Roman" w:hAnsi="Courier New" w:cs="Courier New"/>
@@ -16208,56 +12194,6 @@
               </w:rPr>
               <w:t>href</w:t>
             </w:r>
-            <w:proofErr w:type="spellEnd"/>
-            <w:r>
-              <w:rPr>
-                <w:rFonts w:ascii="Courier New" w:eastAsia="Times New Roman" w:hAnsi="Courier New" w:cs="Courier New"/>
-                <w:sz w:val="20"/>
-                <w:szCs w:val="20"/>
-                <w:lang w:val="es-CO" w:eastAsia="es-CO"/>
-              </w:rPr>
-              <w:t>="#"]</w:t>
-            </w:r>
-          </w:p>
-        </w:tc>
-        <w:tc>
-          <w:tcPr>
-            <w:tcW w:w="0" w:type="auto"/>
-            <w:vAlign w:val="center"/>
-            <w:hideMark/>
-          </w:tcPr>
-          <w:p>
-            <w:pPr>
-              <w:widowControl/>
-              <w:autoSpaceDE/>
-              <w:autoSpaceDN/>
-              <w:rPr>
-                <w:rFonts w:ascii="Times New Roman" w:eastAsia="Times New Roman" w:hAnsi="Times New Roman" w:cs="Times New Roman"/>
-                <w:sz w:val="24"/>
-                <w:szCs w:val="24"/>
-                <w:lang w:val="es-CO" w:eastAsia="es-CO"/>
-              </w:rPr>
-            </w:pPr>
-            <w:r>
-              <w:rPr>
-                <w:rFonts w:ascii="Times New Roman" w:eastAsia="Times New Roman" w:hAnsi="Times New Roman" w:cs="Times New Roman"/>
-                <w:sz w:val="24"/>
-                <w:szCs w:val="24"/>
-                <w:lang w:val="es-CO" w:eastAsia="es-CO"/>
-              </w:rPr>
-              <w:t xml:space="preserve">Selecciona elementos cuyo </w:t>
-            </w:r>
-            <w:proofErr w:type="spellStart"/>
-            <w:r>
-              <w:rPr>
-                <w:rFonts w:ascii="Courier New" w:eastAsia="Times New Roman" w:hAnsi="Courier New" w:cs="Courier New"/>
-                <w:sz w:val="20"/>
-                <w:szCs w:val="20"/>
-                <w:lang w:val="es-CO" w:eastAsia="es-CO"/>
-              </w:rPr>
-              <w:t>href</w:t>
-            </w:r>
-            <w:proofErr w:type="spellEnd"/>
             <w:r>
               <w:rPr>
                 <w:rFonts w:ascii="Times New Roman" w:eastAsia="Times New Roman" w:hAnsi="Times New Roman" w:cs="Times New Roman"/>
@@ -16312,27 +12248,7 @@
                 <w:szCs w:val="20"/>
                 <w:lang w:val="es-CO" w:eastAsia="es-CO"/>
               </w:rPr>
-              <w:t>[</w:t>
-            </w:r>
-            <w:proofErr w:type="spellStart"/>
-            <w:r>
-              <w:rPr>
-                <w:rFonts w:ascii="Courier New" w:eastAsia="Times New Roman" w:hAnsi="Courier New" w:cs="Courier New"/>
-                <w:sz w:val="20"/>
-                <w:szCs w:val="20"/>
-                <w:lang w:val="es-CO" w:eastAsia="es-CO"/>
-              </w:rPr>
-              <w:t>href</w:t>
-            </w:r>
-            <w:proofErr w:type="spellEnd"/>
-            <w:r>
-              <w:rPr>
-                <w:rFonts w:ascii="Courier New" w:eastAsia="Times New Roman" w:hAnsi="Courier New" w:cs="Courier New"/>
-                <w:sz w:val="20"/>
-                <w:szCs w:val="20"/>
-                <w:lang w:val="es-CO" w:eastAsia="es-CO"/>
-              </w:rPr>
-              <w:t>="#"] { color: red; }</w:t>
+              <w:t>[href="#"] { color: red; }</w:t>
             </w:r>
           </w:p>
         </w:tc>
@@ -16366,27 +12282,7 @@
                 <w:szCs w:val="20"/>
                 <w:lang w:val="es-CO" w:eastAsia="es-CO"/>
               </w:rPr>
-              <w:t>[</w:t>
-            </w:r>
-            <w:proofErr w:type="spellStart"/>
-            <w:r>
-              <w:rPr>
-                <w:rFonts w:ascii="Courier New" w:eastAsia="Times New Roman" w:hAnsi="Courier New" w:cs="Courier New"/>
-                <w:sz w:val="20"/>
-                <w:szCs w:val="20"/>
-                <w:lang w:val="es-CO" w:eastAsia="es-CO"/>
-              </w:rPr>
-              <w:t>href</w:t>
-            </w:r>
-            <w:proofErr w:type="spellEnd"/>
-            <w:r>
-              <w:rPr>
-                <w:rFonts w:ascii="Courier New" w:eastAsia="Times New Roman" w:hAnsi="Courier New" w:cs="Courier New"/>
-                <w:sz w:val="20"/>
-                <w:szCs w:val="20"/>
-                <w:lang w:val="es-CO" w:eastAsia="es-CO"/>
-              </w:rPr>
-              <w:t>^="https://"]</w:t>
+              <w:t>[href^="https://"]</w:t>
             </w:r>
           </w:p>
         </w:tc>
@@ -16462,27 +12358,7 @@
                 <w:szCs w:val="20"/>
                 <w:lang w:val="es-CO" w:eastAsia="es-CO"/>
               </w:rPr>
-              <w:t>[</w:t>
-            </w:r>
-            <w:proofErr w:type="spellStart"/>
-            <w:r>
-              <w:rPr>
-                <w:rFonts w:ascii="Courier New" w:eastAsia="Times New Roman" w:hAnsi="Courier New" w:cs="Courier New"/>
-                <w:sz w:val="20"/>
-                <w:szCs w:val="20"/>
-                <w:lang w:val="es-CO" w:eastAsia="es-CO"/>
-              </w:rPr>
-              <w:t>href</w:t>
-            </w:r>
-            <w:proofErr w:type="spellEnd"/>
-            <w:r>
-              <w:rPr>
-                <w:rFonts w:ascii="Courier New" w:eastAsia="Times New Roman" w:hAnsi="Courier New" w:cs="Courier New"/>
-                <w:sz w:val="20"/>
-                <w:szCs w:val="20"/>
-                <w:lang w:val="es-CO" w:eastAsia="es-CO"/>
-              </w:rPr>
-              <w:t>^="https://"] { ... }</w:t>
+              <w:t>[href^="https://"] { ... }</w:t>
             </w:r>
           </w:p>
         </w:tc>
@@ -16516,47 +12392,7 @@
                 <w:szCs w:val="20"/>
                 <w:lang w:val="es-CO" w:eastAsia="es-CO"/>
               </w:rPr>
-              <w:t>[</w:t>
-            </w:r>
-            <w:proofErr w:type="spellStart"/>
-            <w:r>
-              <w:rPr>
-                <w:rFonts w:ascii="Courier New" w:eastAsia="Times New Roman" w:hAnsi="Courier New" w:cs="Courier New"/>
-                <w:sz w:val="20"/>
-                <w:szCs w:val="20"/>
-                <w:lang w:val="es-CO" w:eastAsia="es-CO"/>
-              </w:rPr>
-              <w:t>href</w:t>
-            </w:r>
-            <w:proofErr w:type="spellEnd"/>
-            <w:r>
-              <w:rPr>
-                <w:rFonts w:ascii="Courier New" w:eastAsia="Times New Roman" w:hAnsi="Courier New" w:cs="Courier New"/>
-                <w:sz w:val="20"/>
-                <w:szCs w:val="20"/>
-                <w:lang w:val="es-CO" w:eastAsia="es-CO"/>
-              </w:rPr>
-              <w:t>$=".</w:t>
-            </w:r>
-            <w:proofErr w:type="spellStart"/>
-            <w:r>
-              <w:rPr>
-                <w:rFonts w:ascii="Courier New" w:eastAsia="Times New Roman" w:hAnsi="Courier New" w:cs="Courier New"/>
-                <w:sz w:val="20"/>
-                <w:szCs w:val="20"/>
-                <w:lang w:val="es-CO" w:eastAsia="es-CO"/>
-              </w:rPr>
-              <w:t>pdf</w:t>
-            </w:r>
-            <w:proofErr w:type="spellEnd"/>
-            <w:r>
-              <w:rPr>
-                <w:rFonts w:ascii="Courier New" w:eastAsia="Times New Roman" w:hAnsi="Courier New" w:cs="Courier New"/>
-                <w:sz w:val="20"/>
-                <w:szCs w:val="20"/>
-                <w:lang w:val="es-CO" w:eastAsia="es-CO"/>
-              </w:rPr>
-              <w:t>"]</w:t>
+              <w:t>[href$=".pdf"]</w:t>
             </w:r>
           </w:p>
         </w:tc>
@@ -16594,96 +12430,45 @@
                 <w:szCs w:val="20"/>
                 <w:lang w:val="es-CO" w:eastAsia="es-CO"/>
               </w:rPr>
+              <w:t>.pdf</w:t>
+            </w:r>
+            <w:r>
+              <w:rPr>
+                <w:rFonts w:ascii="Times New Roman" w:eastAsia="Times New Roman" w:hAnsi="Times New Roman" w:cs="Times New Roman"/>
+                <w:sz w:val="24"/>
+                <w:szCs w:val="24"/>
+                <w:lang w:val="es-CO" w:eastAsia="es-CO"/>
+              </w:rPr>
               <w:t>.</w:t>
             </w:r>
-            <w:proofErr w:type="spellStart"/>
-            <w:r>
-              <w:rPr>
-                <w:rFonts w:ascii="Courier New" w:eastAsia="Times New Roman" w:hAnsi="Courier New" w:cs="Courier New"/>
-                <w:sz w:val="20"/>
-                <w:szCs w:val="20"/>
-                <w:lang w:val="es-CO" w:eastAsia="es-CO"/>
-              </w:rPr>
-              <w:t>pdf</w:t>
-            </w:r>
-            <w:proofErr w:type="spellEnd"/>
-            <w:r>
-              <w:rPr>
-                <w:rFonts w:ascii="Times New Roman" w:eastAsia="Times New Roman" w:hAnsi="Times New Roman" w:cs="Times New Roman"/>
-                <w:sz w:val="24"/>
-                <w:szCs w:val="24"/>
-                <w:lang w:val="es-CO" w:eastAsia="es-CO"/>
-              </w:rPr>
-              <w:t>.</w:t>
-            </w:r>
-          </w:p>
-        </w:tc>
-        <w:tc>
-          <w:tcPr>
-            <w:tcW w:w="0" w:type="auto"/>
-            <w:vAlign w:val="center"/>
-            <w:hideMark/>
-          </w:tcPr>
-          <w:p>
-            <w:pPr>
-              <w:widowControl/>
-              <w:autoSpaceDE/>
-              <w:autoSpaceDN/>
-              <w:rPr>
-                <w:rFonts w:ascii="Times New Roman" w:eastAsia="Times New Roman" w:hAnsi="Times New Roman" w:cs="Times New Roman"/>
-                <w:sz w:val="24"/>
-                <w:szCs w:val="24"/>
-                <w:lang w:val="es-CO" w:eastAsia="es-CO"/>
-              </w:rPr>
-            </w:pPr>
-            <w:r>
-              <w:rPr>
-                <w:rFonts w:ascii="Courier New" w:eastAsia="Times New Roman" w:hAnsi="Courier New" w:cs="Courier New"/>
-                <w:sz w:val="20"/>
-                <w:szCs w:val="20"/>
-                <w:lang w:val="es-CO" w:eastAsia="es-CO"/>
-              </w:rPr>
-              <w:t>[</w:t>
-            </w:r>
-            <w:proofErr w:type="spellStart"/>
-            <w:r>
-              <w:rPr>
-                <w:rFonts w:ascii="Courier New" w:eastAsia="Times New Roman" w:hAnsi="Courier New" w:cs="Courier New"/>
-                <w:sz w:val="20"/>
-                <w:szCs w:val="20"/>
-                <w:lang w:val="es-CO" w:eastAsia="es-CO"/>
-              </w:rPr>
-              <w:t>href</w:t>
-            </w:r>
-            <w:proofErr w:type="spellEnd"/>
-            <w:r>
-              <w:rPr>
-                <w:rFonts w:ascii="Courier New" w:eastAsia="Times New Roman" w:hAnsi="Courier New" w:cs="Courier New"/>
-                <w:sz w:val="20"/>
-                <w:szCs w:val="20"/>
-                <w:lang w:val="es-CO" w:eastAsia="es-CO"/>
-              </w:rPr>
-              <w:t>$=".</w:t>
-            </w:r>
-            <w:proofErr w:type="spellStart"/>
-            <w:r>
-              <w:rPr>
-                <w:rFonts w:ascii="Courier New" w:eastAsia="Times New Roman" w:hAnsi="Courier New" w:cs="Courier New"/>
-                <w:sz w:val="20"/>
-                <w:szCs w:val="20"/>
-                <w:lang w:val="es-CO" w:eastAsia="es-CO"/>
-              </w:rPr>
-              <w:t>pdf</w:t>
-            </w:r>
-            <w:proofErr w:type="spellEnd"/>
-            <w:r>
-              <w:rPr>
-                <w:rFonts w:ascii="Courier New" w:eastAsia="Times New Roman" w:hAnsi="Courier New" w:cs="Courier New"/>
-                <w:sz w:val="20"/>
-                <w:szCs w:val="20"/>
-                <w:lang w:val="es-CO" w:eastAsia="es-CO"/>
-              </w:rPr>
-              <w:t>"] { ... }</w:t>
+          </w:p>
+        </w:tc>
+        <w:tc>
+          <w:tcPr>
+            <w:tcW w:w="0" w:type="auto"/>
+            <w:vAlign w:val="center"/>
+            <w:hideMark/>
+          </w:tcPr>
+          <w:p>
+            <w:pPr>
+              <w:widowControl/>
+              <w:autoSpaceDE/>
+              <w:autoSpaceDN/>
+              <w:rPr>
+                <w:rFonts w:ascii="Times New Roman" w:eastAsia="Times New Roman" w:hAnsi="Times New Roman" w:cs="Times New Roman"/>
+                <w:sz w:val="24"/>
+                <w:szCs w:val="24"/>
+                <w:lang w:val="es-CO" w:eastAsia="es-CO"/>
+              </w:rPr>
+            </w:pPr>
+            <w:r>
+              <w:rPr>
+                <w:rFonts w:ascii="Courier New" w:eastAsia="Times New Roman" w:hAnsi="Courier New" w:cs="Courier New"/>
+                <w:sz w:val="20"/>
+                <w:szCs w:val="20"/>
+                <w:lang w:val="es-CO" w:eastAsia="es-CO"/>
+              </w:rPr>
+              <w:t>[href$=".pdf"] { ... }</w:t>
             </w:r>
           </w:p>
         </w:tc>
@@ -16717,27 +12502,7 @@
                 <w:szCs w:val="20"/>
                 <w:lang w:val="es-CO" w:eastAsia="es-CO"/>
               </w:rPr>
-              <w:t>[</w:t>
-            </w:r>
-            <w:proofErr w:type="spellStart"/>
-            <w:r>
-              <w:rPr>
-                <w:rFonts w:ascii="Courier New" w:eastAsia="Times New Roman" w:hAnsi="Courier New" w:cs="Courier New"/>
-                <w:sz w:val="20"/>
-                <w:szCs w:val="20"/>
-                <w:lang w:val="es-CO" w:eastAsia="es-CO"/>
-              </w:rPr>
-              <w:t>href</w:t>
-            </w:r>
-            <w:proofErr w:type="spellEnd"/>
-            <w:r>
-              <w:rPr>
-                <w:rFonts w:ascii="Courier New" w:eastAsia="Times New Roman" w:hAnsi="Courier New" w:cs="Courier New"/>
-                <w:sz w:val="20"/>
-                <w:szCs w:val="20"/>
-                <w:lang w:val="es-CO" w:eastAsia="es-CO"/>
-              </w:rPr>
-              <w:t>*="curso"]</w:t>
+              <w:t>[href*="curso"]</w:t>
             </w:r>
           </w:p>
         </w:tc>
@@ -16813,27 +12578,7 @@
                 <w:szCs w:val="20"/>
                 <w:lang w:val="es-CO" w:eastAsia="es-CO"/>
               </w:rPr>
-              <w:t>[</w:t>
-            </w:r>
-            <w:proofErr w:type="spellStart"/>
-            <w:r>
-              <w:rPr>
-                <w:rFonts w:ascii="Courier New" w:eastAsia="Times New Roman" w:hAnsi="Courier New" w:cs="Courier New"/>
-                <w:sz w:val="20"/>
-                <w:szCs w:val="20"/>
-                <w:lang w:val="es-CO" w:eastAsia="es-CO"/>
-              </w:rPr>
-              <w:t>href</w:t>
-            </w:r>
-            <w:proofErr w:type="spellEnd"/>
-            <w:r>
-              <w:rPr>
-                <w:rFonts w:ascii="Courier New" w:eastAsia="Times New Roman" w:hAnsi="Courier New" w:cs="Courier New"/>
-                <w:sz w:val="20"/>
-                <w:szCs w:val="20"/>
-                <w:lang w:val="es-CO" w:eastAsia="es-CO"/>
-              </w:rPr>
-              <w:t>*="curso"] { ... }</w:t>
+              <w:t>[href*="curso"] { ... }</w:t>
             </w:r>
           </w:p>
         </w:tc>
@@ -16867,27 +12612,7 @@
                 <w:szCs w:val="20"/>
                 <w:lang w:val="es-CO" w:eastAsia="es-CO"/>
               </w:rPr>
-              <w:t>[</w:t>
-            </w:r>
-            <w:proofErr w:type="spellStart"/>
-            <w:r>
-              <w:rPr>
-                <w:rFonts w:ascii="Courier New" w:eastAsia="Times New Roman" w:hAnsi="Courier New" w:cs="Courier New"/>
-                <w:sz w:val="20"/>
-                <w:szCs w:val="20"/>
-                <w:lang w:val="es-CO" w:eastAsia="es-CO"/>
-              </w:rPr>
-              <w:t>class</w:t>
-            </w:r>
-            <w:proofErr w:type="spellEnd"/>
-            <w:r>
-              <w:rPr>
-                <w:rFonts w:ascii="Courier New" w:eastAsia="Times New Roman" w:hAnsi="Courier New" w:cs="Courier New"/>
-                <w:sz w:val="20"/>
-                <w:szCs w:val="20"/>
-                <w:lang w:val="es-CO" w:eastAsia="es-CO"/>
-              </w:rPr>
-              <w:t>~="activo"]</w:t>
+              <w:t>[class~="activo"]</w:t>
             </w:r>
           </w:p>
         </w:tc>
@@ -16945,27 +12670,7 @@
                 <w:szCs w:val="20"/>
                 <w:lang w:val="es-CO" w:eastAsia="es-CO"/>
               </w:rPr>
-              <w:t>[</w:t>
-            </w:r>
-            <w:proofErr w:type="spellStart"/>
-            <w:r>
-              <w:rPr>
-                <w:rFonts w:ascii="Courier New" w:eastAsia="Times New Roman" w:hAnsi="Courier New" w:cs="Courier New"/>
-                <w:sz w:val="20"/>
-                <w:szCs w:val="20"/>
-                <w:lang w:val="es-CO" w:eastAsia="es-CO"/>
-              </w:rPr>
-              <w:t>class</w:t>
-            </w:r>
-            <w:proofErr w:type="spellEnd"/>
-            <w:r>
-              <w:rPr>
-                <w:rFonts w:ascii="Courier New" w:eastAsia="Times New Roman" w:hAnsi="Courier New" w:cs="Courier New"/>
-                <w:sz w:val="20"/>
-                <w:szCs w:val="20"/>
-                <w:lang w:val="es-CO" w:eastAsia="es-CO"/>
-              </w:rPr>
-              <w:t>~="activo"] { ... }</w:t>
+              <w:t>[class~="activo"] { ... }</w:t>
             </w:r>
           </w:p>
         </w:tc>
@@ -16999,19 +12704,8 @@
                 <w:szCs w:val="24"/>
                 <w:lang w:val="es-CO" w:eastAsia="es-CO"/>
               </w:rPr>
-              <w:t>`[</w:t>
-            </w:r>
-            <w:proofErr w:type="spellStart"/>
-            <w:r>
-              <w:rPr>
-                <w:rFonts w:ascii="Times New Roman" w:eastAsia="Times New Roman" w:hAnsi="Times New Roman" w:cs="Times New Roman"/>
-                <w:sz w:val="24"/>
-                <w:szCs w:val="24"/>
-                <w:lang w:val="es-CO" w:eastAsia="es-CO"/>
-              </w:rPr>
-              <w:t>lang</w:t>
-            </w:r>
-            <w:proofErr w:type="spellEnd"/>
+              <w:t>`[lang</w:t>
+            </w:r>
           </w:p>
         </w:tc>
         <w:tc>
@@ -17422,27 +13116,7 @@
                 <w:szCs w:val="20"/>
                 <w:lang w:val="en-US" w:eastAsia="es-CO"/>
               </w:rPr>
-              <w:t xml:space="preserve">&lt;script </w:t>
-            </w:r>
-            <w:proofErr w:type="spellStart"/>
-            <w:r>
-              <w:rPr>
-                <w:rFonts w:ascii="Courier New" w:eastAsia="Times New Roman" w:hAnsi="Courier New" w:cs="Courier New"/>
-                <w:sz w:val="20"/>
-                <w:szCs w:val="20"/>
-                <w:lang w:val="en-US" w:eastAsia="es-CO"/>
-              </w:rPr>
-              <w:t>src</w:t>
-            </w:r>
-            <w:proofErr w:type="spellEnd"/>
-            <w:r>
-              <w:rPr>
-                <w:rFonts w:ascii="Courier New" w:eastAsia="Times New Roman" w:hAnsi="Courier New" w:cs="Courier New"/>
-                <w:sz w:val="20"/>
-                <w:szCs w:val="20"/>
-                <w:lang w:val="en-US" w:eastAsia="es-CO"/>
-              </w:rPr>
-              <w:t>="app.js"&gt;&lt;/script&gt;</w:t>
+              <w:t>&lt;script src="app.js"&gt;&lt;/script&gt;</w:t>
             </w:r>
           </w:p>
         </w:tc>
@@ -17469,25 +13143,14 @@
                 <w:lang w:val="es-CO" w:eastAsia="es-CO"/>
               </w:rPr>
             </w:pPr>
-            <w:proofErr w:type="gramStart"/>
-            <w:r>
-              <w:rPr>
-                <w:rFonts w:ascii="Courier New" w:eastAsia="Times New Roman" w:hAnsi="Courier New" w:cs="Courier New"/>
-                <w:sz w:val="20"/>
-                <w:szCs w:val="20"/>
-                <w:lang w:val="es-CO" w:eastAsia="es-CO"/>
-              </w:rPr>
-              <w:t>console.log(</w:t>
-            </w:r>
-            <w:proofErr w:type="gramEnd"/>
-            <w:r>
-              <w:rPr>
-                <w:rFonts w:ascii="Courier New" w:eastAsia="Times New Roman" w:hAnsi="Courier New" w:cs="Courier New"/>
-                <w:sz w:val="20"/>
-                <w:szCs w:val="20"/>
-                <w:lang w:val="es-CO" w:eastAsia="es-CO"/>
-              </w:rPr>
-              <w:t>)</w:t>
+            <w:r>
+              <w:rPr>
+                <w:rFonts w:ascii="Courier New" w:eastAsia="Times New Roman" w:hAnsi="Courier New" w:cs="Courier New"/>
+                <w:sz w:val="20"/>
+                <w:szCs w:val="20"/>
+                <w:lang w:val="es-CO" w:eastAsia="es-CO"/>
+              </w:rPr>
+              <w:t>console.log()</w:t>
             </w:r>
           </w:p>
         </w:tc>
@@ -17572,25 +13235,14 @@
                 <w:lang w:val="es-CO" w:eastAsia="es-CO"/>
               </w:rPr>
             </w:pPr>
-            <w:proofErr w:type="spellStart"/>
-            <w:r>
-              <w:rPr>
-                <w:rFonts w:ascii="Courier New" w:eastAsia="Times New Roman" w:hAnsi="Courier New" w:cs="Courier New"/>
-                <w:sz w:val="20"/>
-                <w:szCs w:val="20"/>
-                <w:lang w:val="es-CO" w:eastAsia="es-CO"/>
-              </w:rPr>
-              <w:t>alert</w:t>
-            </w:r>
-            <w:proofErr w:type="spellEnd"/>
-            <w:r>
-              <w:rPr>
-                <w:rFonts w:ascii="Courier New" w:eastAsia="Times New Roman" w:hAnsi="Courier New" w:cs="Courier New"/>
-                <w:sz w:val="20"/>
-                <w:szCs w:val="20"/>
-                <w:lang w:val="es-CO" w:eastAsia="es-CO"/>
-              </w:rPr>
-              <w:t>()</w:t>
+            <w:r>
+              <w:rPr>
+                <w:rFonts w:ascii="Courier New" w:eastAsia="Times New Roman" w:hAnsi="Courier New" w:cs="Courier New"/>
+                <w:sz w:val="20"/>
+                <w:szCs w:val="20"/>
+                <w:lang w:val="es-CO" w:eastAsia="es-CO"/>
+              </w:rPr>
+              <w:t>alert()</w:t>
             </w:r>
           </w:p>
         </w:tc>
@@ -17641,25 +13293,14 @@
                 <w:lang w:val="es-CO" w:eastAsia="es-CO"/>
               </w:rPr>
             </w:pPr>
-            <w:proofErr w:type="spellStart"/>
-            <w:r>
-              <w:rPr>
-                <w:rFonts w:ascii="Courier New" w:eastAsia="Times New Roman" w:hAnsi="Courier New" w:cs="Courier New"/>
-                <w:sz w:val="20"/>
-                <w:szCs w:val="20"/>
-                <w:lang w:val="es-CO" w:eastAsia="es-CO"/>
-              </w:rPr>
-              <w:t>alert</w:t>
-            </w:r>
-            <w:proofErr w:type="spellEnd"/>
-            <w:r>
-              <w:rPr>
-                <w:rFonts w:ascii="Courier New" w:eastAsia="Times New Roman" w:hAnsi="Courier New" w:cs="Courier New"/>
-                <w:sz w:val="20"/>
-                <w:szCs w:val="20"/>
-                <w:lang w:val="es-CO" w:eastAsia="es-CO"/>
-              </w:rPr>
-              <w:t>("Bienvenido");</w:t>
+            <w:r>
+              <w:rPr>
+                <w:rFonts w:ascii="Courier New" w:eastAsia="Times New Roman" w:hAnsi="Courier New" w:cs="Courier New"/>
+                <w:sz w:val="20"/>
+                <w:szCs w:val="20"/>
+                <w:lang w:val="es-CO" w:eastAsia="es-CO"/>
+              </w:rPr>
+              <w:t>alert("Bienvenido");</w:t>
             </w:r>
           </w:p>
         </w:tc>
@@ -17686,25 +13327,14 @@
                 <w:lang w:val="es-CO" w:eastAsia="es-CO"/>
               </w:rPr>
             </w:pPr>
-            <w:proofErr w:type="spellStart"/>
-            <w:r>
-              <w:rPr>
-                <w:rFonts w:ascii="Courier New" w:eastAsia="Times New Roman" w:hAnsi="Courier New" w:cs="Courier New"/>
-                <w:sz w:val="20"/>
-                <w:szCs w:val="20"/>
-                <w:lang w:val="es-CO" w:eastAsia="es-CO"/>
-              </w:rPr>
-              <w:t>document.getElementById</w:t>
-            </w:r>
-            <w:proofErr w:type="spellEnd"/>
-            <w:r>
-              <w:rPr>
-                <w:rFonts w:ascii="Courier New" w:eastAsia="Times New Roman" w:hAnsi="Courier New" w:cs="Courier New"/>
-                <w:sz w:val="20"/>
-                <w:szCs w:val="20"/>
-                <w:lang w:val="es-CO" w:eastAsia="es-CO"/>
-              </w:rPr>
-              <w:t>()</w:t>
+            <w:r>
+              <w:rPr>
+                <w:rFonts w:ascii="Courier New" w:eastAsia="Times New Roman" w:hAnsi="Courier New" w:cs="Courier New"/>
+                <w:sz w:val="20"/>
+                <w:szCs w:val="20"/>
+                <w:lang w:val="es-CO" w:eastAsia="es-CO"/>
+              </w:rPr>
+              <w:t>document.getElementById()</w:t>
             </w:r>
           </w:p>
         </w:tc>
@@ -17755,25 +13385,14 @@
                 <w:lang w:val="es-CO" w:eastAsia="es-CO"/>
               </w:rPr>
             </w:pPr>
-            <w:proofErr w:type="spellStart"/>
-            <w:r>
-              <w:rPr>
-                <w:rFonts w:ascii="Courier New" w:eastAsia="Times New Roman" w:hAnsi="Courier New" w:cs="Courier New"/>
-                <w:sz w:val="20"/>
-                <w:szCs w:val="20"/>
-                <w:lang w:val="es-CO" w:eastAsia="es-CO"/>
-              </w:rPr>
-              <w:t>document.getElementById</w:t>
-            </w:r>
-            <w:proofErr w:type="spellEnd"/>
-            <w:r>
-              <w:rPr>
-                <w:rFonts w:ascii="Courier New" w:eastAsia="Times New Roman" w:hAnsi="Courier New" w:cs="Courier New"/>
-                <w:sz w:val="20"/>
-                <w:szCs w:val="20"/>
-                <w:lang w:val="es-CO" w:eastAsia="es-CO"/>
-              </w:rPr>
-              <w:t>("titulo")</w:t>
+            <w:r>
+              <w:rPr>
+                <w:rFonts w:ascii="Courier New" w:eastAsia="Times New Roman" w:hAnsi="Courier New" w:cs="Courier New"/>
+                <w:sz w:val="20"/>
+                <w:szCs w:val="20"/>
+                <w:lang w:val="es-CO" w:eastAsia="es-CO"/>
+              </w:rPr>
+              <w:t>document.getElementById("titulo")</w:t>
             </w:r>
           </w:p>
         </w:tc>
@@ -17800,25 +13419,14 @@
                 <w:lang w:val="es-CO" w:eastAsia="es-CO"/>
               </w:rPr>
             </w:pPr>
-            <w:proofErr w:type="spellStart"/>
-            <w:r>
-              <w:rPr>
-                <w:rFonts w:ascii="Courier New" w:eastAsia="Times New Roman" w:hAnsi="Courier New" w:cs="Courier New"/>
-                <w:sz w:val="20"/>
-                <w:szCs w:val="20"/>
-                <w:lang w:val="es-CO" w:eastAsia="es-CO"/>
-              </w:rPr>
-              <w:t>querySelector</w:t>
-            </w:r>
-            <w:proofErr w:type="spellEnd"/>
-            <w:r>
-              <w:rPr>
-                <w:rFonts w:ascii="Courier New" w:eastAsia="Times New Roman" w:hAnsi="Courier New" w:cs="Courier New"/>
-                <w:sz w:val="20"/>
-                <w:szCs w:val="20"/>
-                <w:lang w:val="es-CO" w:eastAsia="es-CO"/>
-              </w:rPr>
-              <w:t>()</w:t>
+            <w:r>
+              <w:rPr>
+                <w:rFonts w:ascii="Courier New" w:eastAsia="Times New Roman" w:hAnsi="Courier New" w:cs="Courier New"/>
+                <w:sz w:val="20"/>
+                <w:szCs w:val="20"/>
+                <w:lang w:val="es-CO" w:eastAsia="es-CO"/>
+              </w:rPr>
+              <w:t>querySelector()</w:t>
             </w:r>
           </w:p>
         </w:tc>
@@ -17869,25 +13477,14 @@
                 <w:lang w:val="es-CO" w:eastAsia="es-CO"/>
               </w:rPr>
             </w:pPr>
-            <w:proofErr w:type="spellStart"/>
-            <w:r>
-              <w:rPr>
-                <w:rFonts w:ascii="Courier New" w:eastAsia="Times New Roman" w:hAnsi="Courier New" w:cs="Courier New"/>
-                <w:sz w:val="20"/>
-                <w:szCs w:val="20"/>
-                <w:lang w:val="es-CO" w:eastAsia="es-CO"/>
-              </w:rPr>
-              <w:t>document.querySelector</w:t>
-            </w:r>
-            <w:proofErr w:type="spellEnd"/>
-            <w:r>
-              <w:rPr>
-                <w:rFonts w:ascii="Courier New" w:eastAsia="Times New Roman" w:hAnsi="Courier New" w:cs="Courier New"/>
-                <w:sz w:val="20"/>
-                <w:szCs w:val="20"/>
-                <w:lang w:val="es-CO" w:eastAsia="es-CO"/>
-              </w:rPr>
-              <w:t>(".producto")</w:t>
+            <w:r>
+              <w:rPr>
+                <w:rFonts w:ascii="Courier New" w:eastAsia="Times New Roman" w:hAnsi="Courier New" w:cs="Courier New"/>
+                <w:sz w:val="20"/>
+                <w:szCs w:val="20"/>
+                <w:lang w:val="es-CO" w:eastAsia="es-CO"/>
+              </w:rPr>
+              <w:t>document.querySelector(".producto")</w:t>
             </w:r>
           </w:p>
         </w:tc>
@@ -17914,25 +13511,14 @@
                 <w:lang w:val="es-CO" w:eastAsia="es-CO"/>
               </w:rPr>
             </w:pPr>
-            <w:proofErr w:type="spellStart"/>
-            <w:r>
-              <w:rPr>
-                <w:rFonts w:ascii="Courier New" w:eastAsia="Times New Roman" w:hAnsi="Courier New" w:cs="Courier New"/>
-                <w:sz w:val="20"/>
-                <w:szCs w:val="20"/>
-                <w:lang w:val="es-CO" w:eastAsia="es-CO"/>
-              </w:rPr>
-              <w:t>addEventListener</w:t>
-            </w:r>
-            <w:proofErr w:type="spellEnd"/>
-            <w:r>
-              <w:rPr>
-                <w:rFonts w:ascii="Courier New" w:eastAsia="Times New Roman" w:hAnsi="Courier New" w:cs="Courier New"/>
-                <w:sz w:val="20"/>
-                <w:szCs w:val="20"/>
-                <w:lang w:val="es-CO" w:eastAsia="es-CO"/>
-              </w:rPr>
-              <w:t>()</w:t>
+            <w:r>
+              <w:rPr>
+                <w:rFonts w:ascii="Courier New" w:eastAsia="Times New Roman" w:hAnsi="Courier New" w:cs="Courier New"/>
+                <w:sz w:val="20"/>
+                <w:szCs w:val="20"/>
+                <w:lang w:val="es-CO" w:eastAsia="es-CO"/>
+              </w:rPr>
+              <w:t>addEventListener()</w:t>
             </w:r>
           </w:p>
         </w:tc>
@@ -17983,49 +13569,14 @@
                 <w:lang w:val="es-CO" w:eastAsia="es-CO"/>
               </w:rPr>
             </w:pPr>
-            <w:proofErr w:type="spellStart"/>
-            <w:proofErr w:type="gramStart"/>
-            <w:r>
-              <w:rPr>
-                <w:rFonts w:ascii="Courier New" w:eastAsia="Times New Roman" w:hAnsi="Courier New" w:cs="Courier New"/>
-                <w:sz w:val="20"/>
-                <w:szCs w:val="20"/>
-                <w:lang w:val="es-CO" w:eastAsia="es-CO"/>
-              </w:rPr>
-              <w:t>boton.addEventListener</w:t>
-            </w:r>
-            <w:proofErr w:type="spellEnd"/>
-            <w:proofErr w:type="gramEnd"/>
-            <w:r>
-              <w:rPr>
-                <w:rFonts w:ascii="Courier New" w:eastAsia="Times New Roman" w:hAnsi="Courier New" w:cs="Courier New"/>
-                <w:sz w:val="20"/>
-                <w:szCs w:val="20"/>
-                <w:lang w:val="es-CO" w:eastAsia="es-CO"/>
-              </w:rPr>
-              <w:t>("</w:t>
-            </w:r>
-            <w:proofErr w:type="spellStart"/>
-            <w:proofErr w:type="gramStart"/>
-            <w:r>
-              <w:rPr>
-                <w:rFonts w:ascii="Courier New" w:eastAsia="Times New Roman" w:hAnsi="Courier New" w:cs="Courier New"/>
-                <w:sz w:val="20"/>
-                <w:szCs w:val="20"/>
-                <w:lang w:val="es-CO" w:eastAsia="es-CO"/>
-              </w:rPr>
-              <w:t>click</w:t>
-            </w:r>
-            <w:proofErr w:type="spellEnd"/>
-            <w:proofErr w:type="gramEnd"/>
-            <w:r>
-              <w:rPr>
-                <w:rFonts w:ascii="Courier New" w:eastAsia="Times New Roman" w:hAnsi="Courier New" w:cs="Courier New"/>
-                <w:sz w:val="20"/>
-                <w:szCs w:val="20"/>
-                <w:lang w:val="es-CO" w:eastAsia="es-CO"/>
-              </w:rPr>
-              <w:t>", mostrar);</w:t>
+            <w:r>
+              <w:rPr>
+                <w:rFonts w:ascii="Courier New" w:eastAsia="Times New Roman" w:hAnsi="Courier New" w:cs="Courier New"/>
+                <w:sz w:val="20"/>
+                <w:szCs w:val="20"/>
+                <w:lang w:val="es-CO" w:eastAsia="es-CO"/>
+              </w:rPr>
+              <w:t>boton.addEventListener("click", mostrar);</w:t>
             </w:r>
           </w:p>
         </w:tc>
@@ -18052,7 +13603,6 @@
                 <w:lang w:val="es-CO" w:eastAsia="es-CO"/>
               </w:rPr>
             </w:pPr>
-            <w:proofErr w:type="spellStart"/>
             <w:r>
               <w:rPr>
                 <w:rFonts w:ascii="Courier New" w:eastAsia="Times New Roman" w:hAnsi="Courier New" w:cs="Courier New"/>
@@ -18062,7 +13612,6 @@
               </w:rPr>
               <w:t>textContent</w:t>
             </w:r>
-            <w:proofErr w:type="spellEnd"/>
           </w:p>
         </w:tc>
         <w:tc>
@@ -18112,25 +13661,14 @@
                 <w:lang w:val="es-CO" w:eastAsia="es-CO"/>
               </w:rPr>
             </w:pPr>
-            <w:proofErr w:type="spellStart"/>
-            <w:r>
-              <w:rPr>
-                <w:rFonts w:ascii="Courier New" w:eastAsia="Times New Roman" w:hAnsi="Courier New" w:cs="Courier New"/>
-                <w:sz w:val="20"/>
-                <w:szCs w:val="20"/>
-                <w:lang w:val="es-CO" w:eastAsia="es-CO"/>
-              </w:rPr>
-              <w:t>titulo.textContent</w:t>
-            </w:r>
-            <w:proofErr w:type="spellEnd"/>
-            <w:r>
-              <w:rPr>
-                <w:rFonts w:ascii="Courier New" w:eastAsia="Times New Roman" w:hAnsi="Courier New" w:cs="Courier New"/>
-                <w:sz w:val="20"/>
-                <w:szCs w:val="20"/>
-                <w:lang w:val="es-CO" w:eastAsia="es-CO"/>
-              </w:rPr>
-              <w:t xml:space="preserve"> = "Hola";</w:t>
+            <w:r>
+              <w:rPr>
+                <w:rFonts w:ascii="Courier New" w:eastAsia="Times New Roman" w:hAnsi="Courier New" w:cs="Courier New"/>
+                <w:sz w:val="20"/>
+                <w:szCs w:val="20"/>
+                <w:lang w:val="es-CO" w:eastAsia="es-CO"/>
+              </w:rPr>
+              <w:t>titulo.textContent = "Hola";</w:t>
             </w:r>
           </w:p>
         </w:tc>
@@ -18158,7 +13696,6 @@
                 <w:lang w:val="es-CO" w:eastAsia="es-CO"/>
               </w:rPr>
             </w:pPr>
-            <w:proofErr w:type="spellStart"/>
             <w:r>
               <w:rPr>
                 <w:rFonts w:ascii="Courier New" w:eastAsia="Times New Roman" w:hAnsi="Courier New" w:cs="Courier New"/>
@@ -18168,7 +13705,6 @@
               </w:rPr>
               <w:t>value</w:t>
             </w:r>
-            <w:proofErr w:type="spellEnd"/>
           </w:p>
         </w:tc>
         <w:tc>
@@ -18218,7 +13754,6 @@
                 <w:lang w:val="es-CO" w:eastAsia="es-CO"/>
               </w:rPr>
             </w:pPr>
-            <w:proofErr w:type="spellStart"/>
             <w:r>
               <w:rPr>
                 <w:rFonts w:ascii="Courier New" w:eastAsia="Times New Roman" w:hAnsi="Courier New" w:cs="Courier New"/>
@@ -18228,7 +13763,6 @@
               </w:rPr>
               <w:t>nombre.value</w:t>
             </w:r>
-            <w:proofErr w:type="spellEnd"/>
           </w:p>
         </w:tc>
       </w:tr>
@@ -18262,6 +13796,9 @@
         <w:pStyle w:val="Textoindependiente"/>
         <w:spacing w:before="30"/>
       </w:pPr>
+      <w:r>
+        <w:tab/>
+      </w:r>
     </w:p>
     <w:p>
       <w:pPr>
@@ -18272,7 +13809,6 @@
           <w:color w:val="000000"/>
         </w:rPr>
       </w:pPr>
-      <w:proofErr w:type="spellStart"/>
       <w:r>
         <w:rPr>
           <w:color w:val="000000"/>
@@ -18280,7 +13816,6 @@
         </w:rPr>
         <w:t>Act</w:t>
       </w:r>
-      <w:proofErr w:type="spellEnd"/>
       <w:r>
         <w:rPr>
           <w:color w:val="000000"/>
@@ -18640,119 +14175,7 @@
         <w:rPr>
           <w:i/>
         </w:rPr>
-        <w:t xml:space="preserve">Recuerde que el </w:t>
-      </w:r>
-      <w:proofErr w:type="spellStart"/>
-      <w:r>
-        <w:rPr>
-          <w:i/>
-        </w:rPr>
-        <w:t>body</w:t>
-      </w:r>
-      <w:proofErr w:type="spellEnd"/>
-      <w:r>
-        <w:rPr>
-          <w:i/>
-        </w:rPr>
-        <w:t xml:space="preserve"> debe tener </w:t>
-      </w:r>
-      <w:proofErr w:type="spellStart"/>
-      <w:r>
-        <w:rPr>
-          <w:i/>
-        </w:rPr>
-        <w:t>nav</w:t>
-      </w:r>
-      <w:proofErr w:type="spellEnd"/>
-      <w:r>
-        <w:rPr>
-          <w:i/>
-        </w:rPr>
-        <w:t xml:space="preserve">, </w:t>
-      </w:r>
-      <w:proofErr w:type="spellStart"/>
-      <w:r>
-        <w:rPr>
-          <w:i/>
-        </w:rPr>
-        <w:t>header</w:t>
-      </w:r>
-      <w:proofErr w:type="spellEnd"/>
-      <w:r>
-        <w:rPr>
-          <w:i/>
-        </w:rPr>
-        <w:t xml:space="preserve">, </w:t>
-      </w:r>
-      <w:proofErr w:type="spellStart"/>
-      <w:r>
-        <w:rPr>
-          <w:i/>
-        </w:rPr>
-        <w:t>main</w:t>
-      </w:r>
-      <w:proofErr w:type="spellEnd"/>
-      <w:r>
-        <w:rPr>
-          <w:i/>
-        </w:rPr>
-        <w:t xml:space="preserve"> y </w:t>
-      </w:r>
-      <w:proofErr w:type="spellStart"/>
-      <w:r>
-        <w:rPr>
-          <w:i/>
-        </w:rPr>
-        <w:t>footer</w:t>
-      </w:r>
-      <w:proofErr w:type="spellEnd"/>
-      <w:r>
-        <w:rPr>
-          <w:i/>
-        </w:rPr>
-        <w:t xml:space="preserve">; dentro del </w:t>
-      </w:r>
-      <w:proofErr w:type="spellStart"/>
-      <w:r>
-        <w:rPr>
-          <w:i/>
-        </w:rPr>
-        <w:t>main</w:t>
-      </w:r>
-      <w:proofErr w:type="spellEnd"/>
-      <w:r>
-        <w:rPr>
-          <w:i/>
-        </w:rPr>
-        <w:t xml:space="preserve">: aside, </w:t>
-      </w:r>
-      <w:proofErr w:type="spellStart"/>
-      <w:r>
-        <w:rPr>
-          <w:i/>
-        </w:rPr>
-        <w:t>section</w:t>
-      </w:r>
-      <w:proofErr w:type="spellEnd"/>
-      <w:r>
-        <w:rPr>
-          <w:i/>
-        </w:rPr>
-        <w:t xml:space="preserve">, aside; dentro del </w:t>
-      </w:r>
-      <w:proofErr w:type="spellStart"/>
-      <w:r>
-        <w:rPr>
-          <w:i/>
-        </w:rPr>
-        <w:t>section</w:t>
-      </w:r>
-      <w:proofErr w:type="spellEnd"/>
-      <w:r>
-        <w:rPr>
-          <w:i/>
-        </w:rPr>
-        <w:t>:</w:t>
+        <w:t>Recuerde que el body debe tener nav, header, main y footer; dentro del main: aside, section, aside; dentro del section:</w:t>
       </w:r>
       <w:r>
         <w:rPr>
@@ -18765,35 +14188,7 @@
         <w:rPr>
           <w:i/>
         </w:rPr>
-        <w:t xml:space="preserve">h1 y un </w:t>
-      </w:r>
-      <w:proofErr w:type="spellStart"/>
-      <w:r>
-        <w:rPr>
-          <w:i/>
-        </w:rPr>
-        <w:t>div</w:t>
-      </w:r>
-      <w:proofErr w:type="spellEnd"/>
-      <w:r>
-        <w:rPr>
-          <w:i/>
-        </w:rPr>
-        <w:t xml:space="preserve"> (que va a contener el formulario u otros </w:t>
-      </w:r>
-      <w:proofErr w:type="spellStart"/>
-      <w:r>
-        <w:rPr>
-          <w:i/>
-        </w:rPr>
-        <w:t>divs</w:t>
-      </w:r>
-      <w:proofErr w:type="spellEnd"/>
-      <w:r>
-        <w:rPr>
-          <w:i/>
-        </w:rPr>
-        <w:t>)</w:t>
+        <w:t>h1 y un div (que va a contener el formulario u otros divs)</w:t>
       </w:r>
       <w:r>
         <w:t>.</w:t>
@@ -18941,11 +14336,9 @@
         </w:rPr>
         <w:t xml:space="preserve"> </w:t>
       </w:r>
-      <w:proofErr w:type="gramStart"/>
       <w:r>
         <w:t>definir</w:t>
       </w:r>
-      <w:proofErr w:type="gramEnd"/>
       <w:r>
         <w:rPr>
           <w:spacing w:val="40"/>
@@ -18989,15 +14382,7 @@
         <w:t xml:space="preserve"> </w:t>
       </w:r>
       <w:r>
-        <w:t xml:space="preserve">La versión 3.0 agrega nuevas propiedades, que se suman a las anteriores. A </w:t>
-      </w:r>
-      <w:proofErr w:type="gramStart"/>
-      <w:r>
-        <w:t>continuación</w:t>
-      </w:r>
-      <w:proofErr w:type="gramEnd"/>
-      <w:r>
-        <w:t xml:space="preserve"> describo las principales propiedades:</w:t>
+        <w:t>La versión 3.0 agrega nuevas propiedades, que se suman a las anteriores. A continuación describo las principales propiedades:</w:t>
       </w:r>
     </w:p>
     <w:p>
@@ -19022,25 +14407,7 @@
           <w:b/>
           <w:sz w:val="24"/>
         </w:rPr>
-        <w:t>Font-</w:t>
-      </w:r>
-      <w:proofErr w:type="spellStart"/>
-      <w:r>
-        <w:rPr>
-          <w:rFonts w:ascii="Arial" w:hAnsi="Arial"/>
-          <w:b/>
-          <w:sz w:val="24"/>
-        </w:rPr>
-        <w:t>family</w:t>
-      </w:r>
-      <w:proofErr w:type="spellEnd"/>
-      <w:r>
-        <w:rPr>
-          <w:rFonts w:ascii="Arial" w:hAnsi="Arial"/>
-          <w:b/>
-          <w:sz w:val="24"/>
-        </w:rPr>
-        <w:t xml:space="preserve">: </w:t>
+        <w:t xml:space="preserve">Font-family: </w:t>
       </w:r>
       <w:r>
         <w:rPr>
@@ -19111,21 +14478,7 @@
         <w:rPr>
           <w:sz w:val="24"/>
         </w:rPr>
-        <w:t xml:space="preserve">lista de dos o tres tipografías separadas por coma, porque si el usuario no tiene instalada la tipografía que </w:t>
-      </w:r>
-      <w:proofErr w:type="spellStart"/>
-      <w:r>
-        <w:rPr>
-          <w:sz w:val="24"/>
-        </w:rPr>
-        <w:t>nosostros</w:t>
-      </w:r>
-      <w:proofErr w:type="spellEnd"/>
-      <w:r>
-        <w:rPr>
-          <w:sz w:val="24"/>
-        </w:rPr>
-        <w:t xml:space="preserve"> elegimos, el navegador opta por mostrar la </w:t>
+        <w:t xml:space="preserve">lista de dos o tres tipografías separadas por coma, porque si el usuario no tiene instalada la tipografía que nosostros elegimos, el navegador opta por mostrar la </w:t>
       </w:r>
       <w:r>
         <w:rPr>
@@ -19163,25 +14516,7 @@
           <w:b/>
           <w:sz w:val="24"/>
         </w:rPr>
-        <w:t>Font-</w:t>
-      </w:r>
-      <w:proofErr w:type="spellStart"/>
-      <w:r>
-        <w:rPr>
-          <w:rFonts w:ascii="Arial" w:hAnsi="Arial"/>
-          <w:b/>
-          <w:sz w:val="24"/>
-        </w:rPr>
-        <w:t>size</w:t>
-      </w:r>
-      <w:proofErr w:type="spellEnd"/>
-      <w:r>
-        <w:rPr>
-          <w:rFonts w:ascii="Arial" w:hAnsi="Arial"/>
-          <w:b/>
-          <w:sz w:val="24"/>
-        </w:rPr>
-        <w:t>:</w:t>
+        <w:t>Font-size:</w:t>
       </w:r>
       <w:r>
         <w:rPr>
@@ -19348,14 +14683,12 @@
         </w:rPr>
         <w:t xml:space="preserve"> </w:t>
       </w:r>
-      <w:proofErr w:type="spellStart"/>
       <w:r>
         <w:rPr>
           <w:sz w:val="24"/>
         </w:rPr>
         <w:t>pixels</w:t>
       </w:r>
-      <w:proofErr w:type="spellEnd"/>
       <w:r>
         <w:rPr>
           <w:spacing w:val="-2"/>
@@ -19380,21 +14713,7 @@
         <w:rPr>
           <w:sz w:val="24"/>
         </w:rPr>
-        <w:t xml:space="preserve">en </w:t>
-      </w:r>
-      <w:proofErr w:type="spellStart"/>
-      <w:r>
-        <w:rPr>
-          <w:sz w:val="24"/>
-        </w:rPr>
-        <w:t>ems</w:t>
-      </w:r>
-      <w:proofErr w:type="spellEnd"/>
-      <w:r>
-        <w:rPr>
-          <w:sz w:val="24"/>
-        </w:rPr>
-        <w:t>. En</w:t>
+        <w:t>en ems. En</w:t>
       </w:r>
       <w:r>
         <w:rPr>
@@ -19455,19 +14774,11 @@
         </w:rPr>
         <w:t xml:space="preserve"> </w:t>
       </w:r>
-      <w:proofErr w:type="spellStart"/>
       <w:r>
         <w:rPr>
           <w:sz w:val="24"/>
         </w:rPr>
-        <w:t>ems</w:t>
-      </w:r>
-      <w:proofErr w:type="spellEnd"/>
-      <w:r>
-        <w:rPr>
-          <w:sz w:val="24"/>
-        </w:rPr>
-        <w:t>. Los</w:t>
+        <w:t>ems. Los</w:t>
       </w:r>
       <w:r>
         <w:rPr>
@@ -19480,35 +14791,7 @@
         <w:rPr>
           <w:sz w:val="24"/>
         </w:rPr>
-        <w:t xml:space="preserve">dos son valores relativos, el </w:t>
-      </w:r>
-      <w:proofErr w:type="gramStart"/>
-      <w:r>
-        <w:rPr>
-          <w:sz w:val="24"/>
-        </w:rPr>
-        <w:t>pixel</w:t>
-      </w:r>
-      <w:proofErr w:type="gramEnd"/>
-      <w:r>
-        <w:rPr>
-          <w:sz w:val="24"/>
-        </w:rPr>
-        <w:t xml:space="preserve"> es un valor relativo a la resolución de la pantalla, pero </w:t>
-      </w:r>
-      <w:proofErr w:type="gramStart"/>
-      <w:r>
-        <w:rPr>
-          <w:sz w:val="24"/>
-        </w:rPr>
-        <w:t>el em</w:t>
-      </w:r>
-      <w:proofErr w:type="gramEnd"/>
-      <w:r>
-        <w:rPr>
-          <w:sz w:val="24"/>
-        </w:rPr>
-        <w:t xml:space="preserve"> es relativo al tamaño de la fuente definida por el usuario. Si el usuario no cambió la configuración, el valor por defecto de los textos en todos los navegadores es de 16px. Entonces 1em = 16px.</w:t>
+        <w:t>dos son valores relativos, el pixel es un valor relativo a la resolución de la pantalla, pero el em es relativo al tamaño de la fuente definida por el usuario. Si el usuario no cambió la configuración, el valor por defecto de los textos en todos los navegadores es de 16px. Entonces 1em = 16px.</w:t>
       </w:r>
     </w:p>
     <w:p>
@@ -19545,21 +14828,7 @@
         <w:rPr>
           <w:sz w:val="24"/>
         </w:rPr>
-        <w:t xml:space="preserve">Define el color de la tipografía. Los colores se pueden escribir de 3 formas </w:t>
-      </w:r>
-      <w:proofErr w:type="spellStart"/>
-      <w:r>
-        <w:rPr>
-          <w:sz w:val="24"/>
-        </w:rPr>
-        <w:t>distinas</w:t>
-      </w:r>
-      <w:proofErr w:type="spellEnd"/>
-      <w:r>
-        <w:rPr>
-          <w:sz w:val="24"/>
-        </w:rPr>
-        <w:t>: con sistema hexadecimal, por ejemplo: #FF0000 (es rojo). Con los</w:t>
+        <w:t>Define el color de la tipografía. Los colores se pueden escribir de 3 formas distinas: con sistema hexadecimal, por ejemplo: #FF0000 (es rojo). Con los</w:t>
       </w:r>
       <w:r>
         <w:rPr>
@@ -19585,35 +14854,7 @@
         <w:rPr>
           <w:sz w:val="24"/>
         </w:rPr>
-        <w:t xml:space="preserve">de los colores (más limitado) por ejemplo: </w:t>
-      </w:r>
-      <w:proofErr w:type="spellStart"/>
-      <w:r>
-        <w:rPr>
-          <w:sz w:val="24"/>
-        </w:rPr>
-        <w:t>black</w:t>
-      </w:r>
-      <w:proofErr w:type="spellEnd"/>
-      <w:r>
-        <w:rPr>
-          <w:sz w:val="24"/>
-        </w:rPr>
-        <w:t xml:space="preserve">, red, </w:t>
-      </w:r>
-      <w:proofErr w:type="spellStart"/>
-      <w:r>
-        <w:rPr>
-          <w:sz w:val="24"/>
-        </w:rPr>
-        <w:t>green</w:t>
-      </w:r>
-      <w:proofErr w:type="spellEnd"/>
-      <w:r>
-        <w:rPr>
-          <w:sz w:val="24"/>
-        </w:rPr>
-        <w:t>. O usando</w:t>
+        <w:t>de los colores (más limitado) por ejemplo: black, red, green. O usando</w:t>
       </w:r>
       <w:r>
         <w:rPr>
@@ -19658,23 +14899,13 @@
           <w:sz w:val="24"/>
         </w:rPr>
       </w:pPr>
-      <w:proofErr w:type="spellStart"/>
       <w:r>
         <w:rPr>
           <w:rFonts w:ascii="Arial" w:hAnsi="Arial"/>
           <w:b/>
           <w:sz w:val="24"/>
         </w:rPr>
-        <w:t>Width</w:t>
-      </w:r>
-      <w:proofErr w:type="spellEnd"/>
-      <w:r>
-        <w:rPr>
-          <w:rFonts w:ascii="Arial" w:hAnsi="Arial"/>
-          <w:b/>
-          <w:sz w:val="24"/>
-        </w:rPr>
-        <w:t>:</w:t>
+        <w:t>Width:</w:t>
       </w:r>
       <w:r>
         <w:rPr>
@@ -19767,35 +14998,7 @@
         <w:rPr>
           <w:sz w:val="24"/>
         </w:rPr>
-        <w:t xml:space="preserve">en </w:t>
-      </w:r>
-      <w:proofErr w:type="spellStart"/>
-      <w:r>
-        <w:rPr>
-          <w:sz w:val="24"/>
-        </w:rPr>
-        <w:t>pixels</w:t>
-      </w:r>
-      <w:proofErr w:type="spellEnd"/>
-      <w:r>
-        <w:rPr>
-          <w:sz w:val="24"/>
-        </w:rPr>
-        <w:t xml:space="preserve">, </w:t>
-      </w:r>
-      <w:proofErr w:type="spellStart"/>
-      <w:r>
-        <w:rPr>
-          <w:sz w:val="24"/>
-        </w:rPr>
-        <w:t>ems</w:t>
-      </w:r>
-      <w:proofErr w:type="spellEnd"/>
-      <w:r>
-        <w:rPr>
-          <w:sz w:val="24"/>
-        </w:rPr>
-        <w:t xml:space="preserve"> o porcentaje.</w:t>
+        <w:t>en pixels, ems o porcentaje.</w:t>
       </w:r>
     </w:p>
     <w:p>
@@ -19826,43 +15029,7 @@
           <w:b/>
           <w:sz w:val="24"/>
         </w:rPr>
-        <w:t>Max-</w:t>
-      </w:r>
-      <w:proofErr w:type="spellStart"/>
-      <w:r>
-        <w:rPr>
-          <w:rFonts w:ascii="Arial" w:hAnsi="Arial"/>
-          <w:b/>
-          <w:sz w:val="24"/>
-        </w:rPr>
-        <w:t>width</w:t>
-      </w:r>
-      <w:proofErr w:type="spellEnd"/>
-      <w:r>
-        <w:rPr>
-          <w:rFonts w:ascii="Arial" w:hAnsi="Arial"/>
-          <w:b/>
-          <w:sz w:val="24"/>
-        </w:rPr>
-        <w:t xml:space="preserve"> o min-</w:t>
-      </w:r>
-      <w:proofErr w:type="spellStart"/>
-      <w:r>
-        <w:rPr>
-          <w:rFonts w:ascii="Arial" w:hAnsi="Arial"/>
-          <w:b/>
-          <w:sz w:val="24"/>
-        </w:rPr>
-        <w:t>width</w:t>
-      </w:r>
-      <w:proofErr w:type="spellEnd"/>
-      <w:r>
-        <w:rPr>
-          <w:rFonts w:ascii="Arial" w:hAnsi="Arial"/>
-          <w:b/>
-          <w:sz w:val="24"/>
-        </w:rPr>
-        <w:t xml:space="preserve">: </w:t>
+        <w:t xml:space="preserve">Max-width o min-width: </w:t>
       </w:r>
       <w:r>
         <w:rPr>
@@ -19931,35 +15098,7 @@
         <w:rPr>
           <w:sz w:val="24"/>
         </w:rPr>
-        <w:t xml:space="preserve">de un elemento, el valor se puede escribir en </w:t>
-      </w:r>
-      <w:proofErr w:type="spellStart"/>
-      <w:r>
-        <w:rPr>
-          <w:sz w:val="24"/>
-        </w:rPr>
-        <w:t>pixels</w:t>
-      </w:r>
-      <w:proofErr w:type="spellEnd"/>
-      <w:r>
-        <w:rPr>
-          <w:sz w:val="24"/>
-        </w:rPr>
-        <w:t xml:space="preserve">, </w:t>
-      </w:r>
-      <w:proofErr w:type="spellStart"/>
-      <w:r>
-        <w:rPr>
-          <w:sz w:val="24"/>
-        </w:rPr>
-        <w:t>ems</w:t>
-      </w:r>
-      <w:proofErr w:type="spellEnd"/>
-      <w:r>
-        <w:rPr>
-          <w:sz w:val="24"/>
-        </w:rPr>
-        <w:t xml:space="preserve"> o porcentaje.</w:t>
+        <w:t>de un elemento, el valor se puede escribir en pixels, ems o porcentaje.</w:t>
       </w:r>
     </w:p>
     <w:p>
@@ -20041,6 +15180,7 @@
       </w:pPr>
       <w:r>
         <w:rPr>
+          <w:noProof/>
           <w:sz w:val="24"/>
         </w:rPr>
         <w:drawing>
@@ -20100,7 +15240,6 @@
           <w:sz w:val="24"/>
         </w:rPr>
       </w:pPr>
-      <w:proofErr w:type="gramStart"/>
       <w:r>
         <w:rPr>
           <w:rFonts w:ascii="Arial" w:hAnsi="Arial"/>
@@ -20108,21 +15247,13 @@
           <w:sz w:val="24"/>
         </w:rPr>
         <w:lastRenderedPageBreak/>
-        <w:t>HTML :</w:t>
-      </w:r>
-      <w:proofErr w:type="gramEnd"/>
+        <w:t xml:space="preserve">HTML : </w:t>
+      </w:r>
       <w:r>
         <w:rPr>
           <w:rFonts w:ascii="Arial" w:hAnsi="Arial"/>
           <w:b/>
-          <w:sz w:val="24"/>
-        </w:rPr>
-        <w:t xml:space="preserve"> </w:t>
-      </w:r>
-      <w:r>
-        <w:rPr>
-          <w:rFonts w:ascii="Arial" w:hAnsi="Arial"/>
-          <w:b/>
+          <w:noProof/>
           <w:sz w:val="24"/>
         </w:rPr>
         <w:drawing>
@@ -20193,6 +15324,7 @@
         <w:rPr>
           <w:rFonts w:ascii="Arial" w:hAnsi="Arial"/>
           <w:b/>
+          <w:noProof/>
           <w:sz w:val="24"/>
         </w:rPr>
         <w:drawing>
@@ -20235,16 +15367,276 @@
     <w:p>
       <w:pPr>
         <w:pStyle w:val="Prrafodelista"/>
+        <w:numPr>
+          <w:ilvl w:val="0"/>
+          <w:numId w:val="3"/>
+        </w:numPr>
         <w:tabs>
           <w:tab w:val="left" w:pos="1342"/>
         </w:tabs>
         <w:spacing w:line="276" w:lineRule="auto"/>
-        <w:ind w:right="621" w:firstLine="0"/>
+        <w:ind w:right="621"/>
         <w:rPr>
           <w:sz w:val="24"/>
           <w:u w:val="single"/>
         </w:rPr>
       </w:pPr>
+      <w:r>
+        <w:rPr>
+          <w:sz w:val="24"/>
+          <w:u w:val="single"/>
+        </w:rPr>
+        <w:lastRenderedPageBreak/>
+        <w:drawing>
+          <wp:inline distT="0" distB="0" distL="0" distR="0" wp14:anchorId="7268C64D" wp14:editId="20E5A10E">
+            <wp:extent cx="9029700" cy="5080635"/>
+            <wp:effectExtent l="0" t="0" r="0" b="5715"/>
+            <wp:docPr id="808512634" name="Imagen 1"/>
+            <wp:cNvGraphicFramePr>
+              <a:graphicFrameLocks xmlns:a="http://schemas.openxmlformats.org/drawingml/2006/main" noChangeAspect="1"/>
+            </wp:cNvGraphicFramePr>
+            <a:graphic xmlns:a="http://schemas.openxmlformats.org/drawingml/2006/main">
+              <a:graphicData uri="http://schemas.openxmlformats.org/drawingml/2006/picture">
+                <pic:pic xmlns:pic="http://schemas.openxmlformats.org/drawingml/2006/picture">
+                  <pic:nvPicPr>
+                    <pic:cNvPr id="808512634" name=""/>
+                    <pic:cNvPicPr/>
+                  </pic:nvPicPr>
+                  <pic:blipFill>
+                    <a:blip r:embed="rId13"/>
+                    <a:stretch>
+                      <a:fillRect/>
+                    </a:stretch>
+                  </pic:blipFill>
+                  <pic:spPr>
+                    <a:xfrm>
+                      <a:off x="0" y="0"/>
+                      <a:ext cx="9029700" cy="5080635"/>
+                    </a:xfrm>
+                    <a:prstGeom prst="rect">
+                      <a:avLst/>
+                    </a:prstGeom>
+                  </pic:spPr>
+                </pic:pic>
+              </a:graphicData>
+            </a:graphic>
+          </wp:inline>
+        </w:drawing>
+      </w:r>
+    </w:p>
+    <w:p>
+      <w:pPr>
+        <w:pStyle w:val="Prrafodelista"/>
+        <w:tabs>
+          <w:tab w:val="left" w:pos="1342"/>
+        </w:tabs>
+        <w:spacing w:line="276" w:lineRule="auto"/>
+        <w:ind w:left="720" w:right="621" w:firstLine="0"/>
+        <w:rPr>
+          <w:sz w:val="24"/>
+          <w:u w:val="single"/>
+        </w:rPr>
+      </w:pPr>
+      <w:r>
+        <w:rPr>
+          <w:sz w:val="24"/>
+          <w:u w:val="single"/>
+        </w:rPr>
+        <w:lastRenderedPageBreak/>
+        <w:t xml:space="preserve">HTML: </w:t>
+      </w:r>
+      <w:r>
+        <w:rPr>
+          <w:sz w:val="24"/>
+          <w:u w:val="single"/>
+        </w:rPr>
+        <w:drawing>
+          <wp:inline distT="0" distB="0" distL="0" distR="0" wp14:anchorId="2B77F230" wp14:editId="3392E8FD">
+            <wp:extent cx="4382112" cy="5934903"/>
+            <wp:effectExtent l="0" t="0" r="0" b="0"/>
+            <wp:docPr id="1494169876" name="Imagen 1"/>
+            <wp:cNvGraphicFramePr>
+              <a:graphicFrameLocks xmlns:a="http://schemas.openxmlformats.org/drawingml/2006/main" noChangeAspect="1"/>
+            </wp:cNvGraphicFramePr>
+            <a:graphic xmlns:a="http://schemas.openxmlformats.org/drawingml/2006/main">
+              <a:graphicData uri="http://schemas.openxmlformats.org/drawingml/2006/picture">
+                <pic:pic xmlns:pic="http://schemas.openxmlformats.org/drawingml/2006/picture">
+                  <pic:nvPicPr>
+                    <pic:cNvPr id="1494169876" name=""/>
+                    <pic:cNvPicPr/>
+                  </pic:nvPicPr>
+                  <pic:blipFill>
+                    <a:blip r:embed="rId14"/>
+                    <a:stretch>
+                      <a:fillRect/>
+                    </a:stretch>
+                  </pic:blipFill>
+                  <pic:spPr>
+                    <a:xfrm>
+                      <a:off x="0" y="0"/>
+                      <a:ext cx="4382112" cy="5934903"/>
+                    </a:xfrm>
+                    <a:prstGeom prst="rect">
+                      <a:avLst/>
+                    </a:prstGeom>
+                  </pic:spPr>
+                </pic:pic>
+              </a:graphicData>
+            </a:graphic>
+          </wp:inline>
+        </w:drawing>
+      </w:r>
+    </w:p>
+    <w:p>
+      <w:pPr>
+        <w:pStyle w:val="Prrafodelista"/>
+        <w:tabs>
+          <w:tab w:val="left" w:pos="1342"/>
+        </w:tabs>
+        <w:spacing w:line="276" w:lineRule="auto"/>
+        <w:ind w:left="720" w:right="621" w:firstLine="0"/>
+        <w:rPr>
+          <w:sz w:val="24"/>
+          <w:u w:val="single"/>
+        </w:rPr>
+      </w:pPr>
+      <w:r>
+        <w:rPr>
+          <w:sz w:val="24"/>
+          <w:u w:val="single"/>
+        </w:rPr>
+        <w:lastRenderedPageBreak/>
+        <w:t>CSS:</w:t>
+      </w:r>
+      <w:r>
+        <w:rPr>
+          <w:noProof/>
+        </w:rPr>
+        <w:t xml:space="preserve"> </w:t>
+      </w:r>
+      <w:r>
+        <w:rPr>
+          <w:sz w:val="24"/>
+          <w:u w:val="single"/>
+        </w:rPr>
+        <w:drawing>
+          <wp:inline distT="0" distB="0" distL="0" distR="0" wp14:anchorId="47B88004" wp14:editId="0C13F060">
+            <wp:extent cx="4344006" cy="6182588"/>
+            <wp:effectExtent l="0" t="0" r="0" b="8890"/>
+            <wp:docPr id="1364214863" name="Imagen 1"/>
+            <wp:cNvGraphicFramePr>
+              <a:graphicFrameLocks xmlns:a="http://schemas.openxmlformats.org/drawingml/2006/main" noChangeAspect="1"/>
+            </wp:cNvGraphicFramePr>
+            <a:graphic xmlns:a="http://schemas.openxmlformats.org/drawingml/2006/main">
+              <a:graphicData uri="http://schemas.openxmlformats.org/drawingml/2006/picture">
+                <pic:pic xmlns:pic="http://schemas.openxmlformats.org/drawingml/2006/picture">
+                  <pic:nvPicPr>
+                    <pic:cNvPr id="1364214863" name=""/>
+                    <pic:cNvPicPr/>
+                  </pic:nvPicPr>
+                  <pic:blipFill>
+                    <a:blip r:embed="rId15"/>
+                    <a:stretch>
+                      <a:fillRect/>
+                    </a:stretch>
+                  </pic:blipFill>
+                  <pic:spPr>
+                    <a:xfrm>
+                      <a:off x="0" y="0"/>
+                      <a:ext cx="4344006" cy="6182588"/>
+                    </a:xfrm>
+                    <a:prstGeom prst="rect">
+                      <a:avLst/>
+                    </a:prstGeom>
+                  </pic:spPr>
+                </pic:pic>
+              </a:graphicData>
+            </a:graphic>
+          </wp:inline>
+        </w:drawing>
+      </w:r>
+      <w:r>
+        <w:rPr>
+          <w:noProof/>
+        </w:rPr>
+        <w:lastRenderedPageBreak/>
+        <w:drawing>
+          <wp:inline distT="0" distB="0" distL="0" distR="0" wp14:anchorId="0B79E1F0" wp14:editId="5DDD7A18">
+            <wp:extent cx="5201376" cy="6096851"/>
+            <wp:effectExtent l="0" t="0" r="0" b="0"/>
+            <wp:docPr id="798577421" name="Imagen 1"/>
+            <wp:cNvGraphicFramePr>
+              <a:graphicFrameLocks xmlns:a="http://schemas.openxmlformats.org/drawingml/2006/main" noChangeAspect="1"/>
+            </wp:cNvGraphicFramePr>
+            <a:graphic xmlns:a="http://schemas.openxmlformats.org/drawingml/2006/main">
+              <a:graphicData uri="http://schemas.openxmlformats.org/drawingml/2006/picture">
+                <pic:pic xmlns:pic="http://schemas.openxmlformats.org/drawingml/2006/picture">
+                  <pic:nvPicPr>
+                    <pic:cNvPr id="798577421" name=""/>
+                    <pic:cNvPicPr/>
+                  </pic:nvPicPr>
+                  <pic:blipFill>
+                    <a:blip r:embed="rId16"/>
+                    <a:stretch>
+                      <a:fillRect/>
+                    </a:stretch>
+                  </pic:blipFill>
+                  <pic:spPr>
+                    <a:xfrm>
+                      <a:off x="0" y="0"/>
+                      <a:ext cx="5201376" cy="6096851"/>
+                    </a:xfrm>
+                    <a:prstGeom prst="rect">
+                      <a:avLst/>
+                    </a:prstGeom>
+                  </pic:spPr>
+                </pic:pic>
+              </a:graphicData>
+            </a:graphic>
+          </wp:inline>
+        </w:drawing>
+      </w:r>
+      <w:r>
+        <w:rPr>
+          <w:noProof/>
+        </w:rPr>
+        <w:lastRenderedPageBreak/>
+        <w:drawing>
+          <wp:inline distT="0" distB="0" distL="0" distR="0" wp14:anchorId="7BCB5FA2" wp14:editId="4420B513">
+            <wp:extent cx="3086531" cy="2810267"/>
+            <wp:effectExtent l="0" t="0" r="0" b="9525"/>
+            <wp:docPr id="1383841981" name="Imagen 1"/>
+            <wp:cNvGraphicFramePr>
+              <a:graphicFrameLocks xmlns:a="http://schemas.openxmlformats.org/drawingml/2006/main" noChangeAspect="1"/>
+            </wp:cNvGraphicFramePr>
+            <a:graphic xmlns:a="http://schemas.openxmlformats.org/drawingml/2006/main">
+              <a:graphicData uri="http://schemas.openxmlformats.org/drawingml/2006/picture">
+                <pic:pic xmlns:pic="http://schemas.openxmlformats.org/drawingml/2006/picture">
+                  <pic:nvPicPr>
+                    <pic:cNvPr id="1383841981" name=""/>
+                    <pic:cNvPicPr/>
+                  </pic:nvPicPr>
+                  <pic:blipFill>
+                    <a:blip r:embed="rId17"/>
+                    <a:stretch>
+                      <a:fillRect/>
+                    </a:stretch>
+                  </pic:blipFill>
+                  <pic:spPr>
+                    <a:xfrm>
+                      <a:off x="0" y="0"/>
+                      <a:ext cx="3086531" cy="2810267"/>
+                    </a:xfrm>
+                    <a:prstGeom prst="rect">
+                      <a:avLst/>
+                    </a:prstGeom>
+                  </pic:spPr>
+                </pic:pic>
+              </a:graphicData>
+            </a:graphic>
+          </wp:inline>
+        </w:drawing>
+      </w:r>
     </w:p>
     <w:sectPr>
       <w:pgSz w:w="15840" w:h="12240" w:orient="landscape"/>
